--- a/data/outputs/v2/Maths/SS1.2_Indices/Mathematics_Indices_CBE_LessonSequence.docx
+++ b/data/outputs/v2/Maths/SS1.2_Indices/Mathematics_Indices_CBE_LessonSequence.docx
@@ -2673,7 +2673,25 @@
             </w:tcMar>
             <w:vAlign w:val="top"/>
           </w:tcPr>
-          <w:p/>
+          <w:p>
+            <w:pPr>
+              <w:spacing w:after="40" w:before="0"/>
+              <w:jc w:val="left"/>
+            </w:pPr>
+            <w:r>
+              <w:rPr>
+                <w:rFonts w:ascii="Arial" w:cs="Arial" w:eastAsia="Arial" w:hAnsi="Arial"/>
+                <w:b w:val="false"/>
+                <w:bCs w:val="false"/>
+                <w:i w:val="false"/>
+                <w:iCs w:val="false"/>
+                <w:color w:val="000000"/>
+                <w:sz w:val="18"/>
+                <w:szCs w:val="18"/>
+              </w:rPr>
+              <w:t xml:space="preserve">No physical hazards. Ensure every learner has access to the seed-count table handout or a clearly visible board display. Learners with visual impairments should be seated close to the board. No calculators are needed or permitted in this lesson so that learners feel the computational inconvenience first-hand.</w:t>
+            </w:r>
+          </w:p>
         </w:tc>
       </w:tr>
     </w:tbl>
@@ -3047,7 +3065,7 @@
             <w:pPr>
               <w:spacing w:after="20" w:before="0"/>
             </w:pPr>
-            <w:hyperlink w:history="1" r:id="rId0axhsr1effxjdrjfuqf-k">
+            <w:hyperlink w:history="1" r:id="rId45ddpo9iuem-izthqnqcr">
               <w:r>
                 <w:rPr>
                   <w:rFonts w:ascii="Arial" w:cs="Arial" w:eastAsia="Arial" w:hAnsi="Arial"/>
@@ -3080,7 +3098,7 @@
               <w:spacing w:after="10" w:before="0"/>
               <w:ind w:left="120"/>
             </w:pPr>
-            <w:hyperlink w:history="1" r:id="rIdc6cde7pdp85dk7dhk9shl">
+            <w:hyperlink w:history="1" r:id="rIdli0n_gdxpnik6_zvj_3hn">
               <w:r>
                 <w:rPr>
                   <w:rFonts w:ascii="Arial" w:cs="Arial" w:eastAsia="Arial" w:hAnsi="Arial"/>
@@ -3125,7 +3143,7 @@
             <w:pPr>
               <w:spacing w:after="20" w:before="0"/>
             </w:pPr>
-            <w:hyperlink w:history="1" r:id="rIdbag9hbrslhbupwvai2gut">
+            <w:hyperlink w:history="1" r:id="rIdblruy7pmkp74iwj8fyq2a">
               <w:r>
                 <w:rPr>
                   <w:rFonts w:ascii="Arial" w:cs="Arial" w:eastAsia="Arial" w:hAnsi="Arial"/>
@@ -3158,7 +3176,7 @@
               <w:spacing w:after="10" w:before="0"/>
               <w:ind w:left="120"/>
             </w:pPr>
-            <w:hyperlink w:history="1" r:id="rIdipke1-173am1mvxiy5-wq">
+            <w:hyperlink w:history="1" r:id="rIdzrojwzzlyn1hlegxhtdt2">
               <w:r>
                 <w:rPr>
                   <w:rFonts w:ascii="Arial" w:cs="Arial" w:eastAsia="Arial" w:hAnsi="Arial"/>
@@ -3353,7 +3371,7 @@
             <w:pPr>
               <w:spacing w:after="20" w:before="0"/>
             </w:pPr>
-            <w:hyperlink w:history="1" r:id="rIdiw0zo0sirdbsnyxxbiy54">
+            <w:hyperlink w:history="1" r:id="rIdrgkhmoa7njwe_ob7xrsmh">
               <w:r>
                 <w:rPr>
                   <w:rFonts w:ascii="Arial" w:cs="Arial" w:eastAsia="Arial" w:hAnsi="Arial"/>
@@ -3386,7 +3404,7 @@
               <w:spacing w:after="10" w:before="0"/>
               <w:ind w:left="120"/>
             </w:pPr>
-            <w:hyperlink w:history="1" r:id="rIdjhldfipch_kxrng6gkxei">
+            <w:hyperlink w:history="1" r:id="rIdbp4mbqm7_bmrb4ghjlbvk">
               <w:r>
                 <w:rPr>
                   <w:rFonts w:ascii="Arial" w:cs="Arial" w:eastAsia="Arial" w:hAnsi="Arial"/>
@@ -3431,7 +3449,7 @@
             <w:pPr>
               <w:spacing w:after="20" w:before="0"/>
             </w:pPr>
-            <w:hyperlink w:history="1" r:id="rIddfc5h_f6zqner-fkzg2ji">
+            <w:hyperlink w:history="1" r:id="rIdg-lya8fay6i7twge_f5-t">
               <w:r>
                 <w:rPr>
                   <w:rFonts w:ascii="Arial" w:cs="Arial" w:eastAsia="Arial" w:hAnsi="Arial"/>
@@ -3464,7 +3482,7 @@
               <w:spacing w:after="10" w:before="0"/>
               <w:ind w:left="120"/>
             </w:pPr>
-            <w:hyperlink w:history="1" r:id="rId6cnecbd6m58gzdl29rn84">
+            <w:hyperlink w:history="1" r:id="rIdu0ph8nm0so2xlt7_s5mi2">
               <w:r>
                 <w:rPr>
                   <w:rFonts w:ascii="Arial" w:cs="Arial" w:eastAsia="Arial" w:hAnsi="Arial"/>
@@ -3659,7 +3677,7 @@
             <w:pPr>
               <w:spacing w:after="20" w:before="0"/>
             </w:pPr>
-            <w:hyperlink w:history="1" r:id="rId2ieicbs2ixksnjzcqyiu_">
+            <w:hyperlink w:history="1" r:id="rIdflroved9ojyudar9oqhlx">
               <w:r>
                 <w:rPr>
                   <w:rFonts w:ascii="Arial" w:cs="Arial" w:eastAsia="Arial" w:hAnsi="Arial"/>
@@ -3692,7 +3710,7 @@
               <w:spacing w:after="10" w:before="0"/>
               <w:ind w:left="120"/>
             </w:pPr>
-            <w:hyperlink w:history="1" r:id="rIdhb8hqgz7_obcrqiswnsrm">
+            <w:hyperlink w:history="1" r:id="rIdeheamrwy2rduyvv_dfscc">
               <w:r>
                 <w:rPr>
                   <w:rFonts w:ascii="Arial" w:cs="Arial" w:eastAsia="Arial" w:hAnsi="Arial"/>
@@ -3737,7 +3755,7 @@
             <w:pPr>
               <w:spacing w:after="20" w:before="0"/>
             </w:pPr>
-            <w:hyperlink w:history="1" r:id="rIdum_vlna-dbuyjd7t34wxv">
+            <w:hyperlink w:history="1" r:id="rIdwsfpdalcturk-tds7mvkp">
               <w:r>
                 <w:rPr>
                   <w:rFonts w:ascii="Arial" w:cs="Arial" w:eastAsia="Arial" w:hAnsi="Arial"/>
@@ -3770,7 +3788,7 @@
               <w:spacing w:after="10" w:before="0"/>
               <w:ind w:left="120"/>
             </w:pPr>
-            <w:hyperlink w:history="1" r:id="rIdu-ibjftst8np2apa1s9ml">
+            <w:hyperlink w:history="1" r:id="rIdgza7-qv3ayml67v1eo_lu">
               <w:r>
                 <w:rPr>
                   <w:rFonts w:ascii="Arial" w:cs="Arial" w:eastAsia="Arial" w:hAnsi="Arial"/>
@@ -3965,7 +3983,7 @@
             <w:pPr>
               <w:spacing w:after="20" w:before="0"/>
             </w:pPr>
-            <w:hyperlink w:history="1" r:id="rId9x02763pt5vmewhnqkrl1">
+            <w:hyperlink w:history="1" r:id="rId4dmbaltqb_vvk-6kmabmr">
               <w:r>
                 <w:rPr>
                   <w:rFonts w:ascii="Arial" w:cs="Arial" w:eastAsia="Arial" w:hAnsi="Arial"/>
@@ -3998,7 +4016,7 @@
               <w:spacing w:after="10" w:before="0"/>
               <w:ind w:left="120"/>
             </w:pPr>
-            <w:hyperlink w:history="1" r:id="rIdwgwym5aumjnsjmhlltzj8">
+            <w:hyperlink w:history="1" r:id="rIdt1iels-9fengszsc8itg9">
               <w:r>
                 <w:rPr>
                   <w:rFonts w:ascii="Arial" w:cs="Arial" w:eastAsia="Arial" w:hAnsi="Arial"/>
@@ -4043,7 +4061,7 @@
             <w:pPr>
               <w:spacing w:after="20" w:before="0"/>
             </w:pPr>
-            <w:hyperlink w:history="1" r:id="rId56ct8y3fbgopuf4qfibt2">
+            <w:hyperlink w:history="1" r:id="rIdbgblkjnwy-5jkut_lmgcg">
               <w:r>
                 <w:rPr>
                   <w:rFonts w:ascii="Arial" w:cs="Arial" w:eastAsia="Arial" w:hAnsi="Arial"/>
@@ -4076,7 +4094,7 @@
               <w:spacing w:after="10" w:before="0"/>
               <w:ind w:left="120"/>
             </w:pPr>
-            <w:hyperlink w:history="1" r:id="rIdlvl3bn_fw47tejhahruln">
+            <w:hyperlink w:history="1" r:id="rIdlg0kopdovmrjq7qptmgkm">
               <w:r>
                 <w:rPr>
                   <w:rFonts w:ascii="Arial" w:cs="Arial" w:eastAsia="Arial" w:hAnsi="Arial"/>
@@ -4271,7 +4289,7 @@
             <w:pPr>
               <w:spacing w:after="20" w:before="0"/>
             </w:pPr>
-            <w:hyperlink w:history="1" r:id="rId4_bujnumxwsheqlay7k_m">
+            <w:hyperlink w:history="1" r:id="rIdiprl7mu7tiib56yvko4ct">
               <w:r>
                 <w:rPr>
                   <w:rFonts w:ascii="Arial" w:cs="Arial" w:eastAsia="Arial" w:hAnsi="Arial"/>
@@ -4304,7 +4322,7 @@
               <w:spacing w:after="10" w:before="0"/>
               <w:ind w:left="120"/>
             </w:pPr>
-            <w:hyperlink w:history="1" r:id="rIda4jr_x2f79jvrsefgujqx">
+            <w:hyperlink w:history="1" r:id="rIdcemy2wufwure4fv4xy3px">
               <w:r>
                 <w:rPr>
                   <w:rFonts w:ascii="Arial" w:cs="Arial" w:eastAsia="Arial" w:hAnsi="Arial"/>
@@ -4349,7 +4367,7 @@
             <w:pPr>
               <w:spacing w:after="20" w:before="0"/>
             </w:pPr>
-            <w:hyperlink w:history="1" r:id="rIdnub1z3lt0z34qhaqsdcyu">
+            <w:hyperlink w:history="1" r:id="rIdufwtzvwjfbghosdpjvsza">
               <w:r>
                 <w:rPr>
                   <w:rFonts w:ascii="Arial" w:cs="Arial" w:eastAsia="Arial" w:hAnsi="Arial"/>
@@ -4382,7 +4400,7 @@
               <w:spacing w:after="10" w:before="0"/>
               <w:ind w:left="120"/>
             </w:pPr>
-            <w:hyperlink w:history="1" r:id="rIdpcrp5i-1xdg4g7bfknac2">
+            <w:hyperlink w:history="1" r:id="rIdfln58dmzuelj7ijyxjneg">
               <w:r>
                 <w:rPr>
                   <w:rFonts w:ascii="Arial" w:cs="Arial" w:eastAsia="Arial" w:hAnsi="Arial"/>
@@ -5821,32 +5839,32 @@
         <w:tc>
           <w:tcPr>
             <w:tcW w:type="dxa" w:w="1520"/>
-            <w:shd w:fill="F2F2F2" w:color="auto" w:val="clear"/>
-            <w:tcMar>
-              <w:top w:type="dxa" w:w="60"/>
-              <w:left w:type="dxa" w:w="120"/>
-              <w:bottom w:type="dxa" w:w="60"/>
-              <w:right w:type="dxa" w:w="120"/>
-            </w:tcMar>
-            <w:vAlign w:val="top"/>
-          </w:tcPr>
-          <w:p>
-            <w:pPr>
-              <w:spacing w:after="40" w:before="0"/>
-              <w:jc w:val="left"/>
-            </w:pPr>
-            <w:r>
-              <w:rPr>
-                <w:rFonts w:ascii="Arial" w:cs="Arial" w:eastAsia="Arial" w:hAnsi="Arial"/>
-                <w:b/>
-                <w:bCs/>
-                <w:i w:val="false"/>
-                <w:iCs w:val="false"/>
-                <w:color w:val="000000"/>
-                <w:sz w:val="18"/>
-                <w:szCs w:val="18"/>
-              </w:rPr>
-              <w:t xml:space="preserve">Phase 1 — Predict (10 minutes)</w:t>
+            <w:shd w:fill="EAD1F5" w:color="auto" w:val="clear"/>
+            <w:tcMar>
+              <w:top w:type="dxa" w:w="60"/>
+              <w:left w:type="dxa" w:w="120"/>
+              <w:bottom w:type="dxa" w:w="60"/>
+              <w:right w:type="dxa" w:w="120"/>
+            </w:tcMar>
+            <w:vAlign w:val="top"/>
+          </w:tcPr>
+          <w:p>
+            <w:pPr>
+              <w:spacing w:after="40" w:before="0"/>
+              <w:jc w:val="left"/>
+            </w:pPr>
+            <w:r>
+              <w:rPr>
+                <w:rFonts w:ascii="Arial" w:cs="Arial" w:eastAsia="Arial" w:hAnsi="Arial"/>
+                <w:b/>
+                <w:bCs/>
+                <w:i w:val="false"/>
+                <w:iCs w:val="false"/>
+                <w:color w:val="000000"/>
+                <w:sz w:val="18"/>
+                <w:szCs w:val="18"/>
+              </w:rPr>
+              <w:t xml:space="preserve">Predict Phase</w:t>
             </w:r>
           </w:p>
           <w:p>
@@ -5869,7 +5887,7 @@
             <w:pPr>
               <w:spacing w:after="20" w:before="0"/>
             </w:pPr>
-            <w:hyperlink w:history="1" r:id="rIdnn-ywq4i4k36hhdq9ahxr">
+            <w:hyperlink w:history="1" r:id="rId3ucqzluyrupdsupn7jp-f">
               <w:r>
                 <w:rPr>
                   <w:rFonts w:ascii="Arial" w:cs="Arial" w:eastAsia="Arial" w:hAnsi="Arial"/>
@@ -5902,7 +5920,7 @@
               <w:spacing w:after="10" w:before="0"/>
               <w:ind w:left="120"/>
             </w:pPr>
-            <w:hyperlink w:history="1" r:id="rIdvw7k-ehtiqna-i38mviki">
+            <w:hyperlink w:history="1" r:id="rIdd5ip5gnqyqwc0apfiqcik">
               <w:r>
                 <w:rPr>
                   <w:rFonts w:ascii="Arial" w:cs="Arial" w:eastAsia="Arial" w:hAnsi="Arial"/>
@@ -5947,7 +5965,7 @@
             <w:pPr>
               <w:spacing w:after="20" w:before="0"/>
             </w:pPr>
-            <w:hyperlink w:history="1" r:id="rIdmaxk75kvfxzy_hkvnpebq">
+            <w:hyperlink w:history="1" r:id="rIdeifxotnjabarxx_rgtk1b">
               <w:r>
                 <w:rPr>
                   <w:rFonts w:ascii="Arial" w:cs="Arial" w:eastAsia="Arial" w:hAnsi="Arial"/>
@@ -5980,7 +5998,7 @@
               <w:spacing w:after="10" w:before="0"/>
               <w:ind w:left="120"/>
             </w:pPr>
-            <w:hyperlink w:history="1" r:id="rId3akfsly7vrxcmoa118xu6">
+            <w:hyperlink w:history="1" r:id="rIddyajee9wucr93zs4hr1di">
               <w:r>
                 <w:rPr>
                   <w:rFonts w:ascii="Arial" w:cs="Arial" w:eastAsia="Arial" w:hAnsi="Arial"/>
@@ -6127,32 +6145,32 @@
         <w:tc>
           <w:tcPr>
             <w:tcW w:type="dxa" w:w="1520"/>
-            <w:shd w:fill="F2F2F2" w:color="auto" w:val="clear"/>
-            <w:tcMar>
-              <w:top w:type="dxa" w:w="60"/>
-              <w:left w:type="dxa" w:w="120"/>
-              <w:bottom w:type="dxa" w:w="60"/>
-              <w:right w:type="dxa" w:w="120"/>
-            </w:tcMar>
-            <w:vAlign w:val="top"/>
-          </w:tcPr>
-          <w:p>
-            <w:pPr>
-              <w:spacing w:after="40" w:before="0"/>
-              <w:jc w:val="left"/>
-            </w:pPr>
-            <w:r>
-              <w:rPr>
-                <w:rFonts w:ascii="Arial" w:cs="Arial" w:eastAsia="Arial" w:hAnsi="Arial"/>
-                <w:b/>
-                <w:bCs/>
-                <w:i w:val="false"/>
-                <w:iCs w:val="false"/>
-                <w:color w:val="000000"/>
-                <w:sz w:val="18"/>
-                <w:szCs w:val="18"/>
-              </w:rPr>
-              <w:t xml:space="preserve">Phase 2 — Observe / Evidence Gathering (25 minutes)</w:t>
+            <w:shd w:fill="D9EEF1" w:color="auto" w:val="clear"/>
+            <w:tcMar>
+              <w:top w:type="dxa" w:w="60"/>
+              <w:left w:type="dxa" w:w="120"/>
+              <w:bottom w:type="dxa" w:w="60"/>
+              <w:right w:type="dxa" w:w="120"/>
+            </w:tcMar>
+            <w:vAlign w:val="top"/>
+          </w:tcPr>
+          <w:p>
+            <w:pPr>
+              <w:spacing w:after="40" w:before="0"/>
+              <w:jc w:val="left"/>
+            </w:pPr>
+            <w:r>
+              <w:rPr>
+                <w:rFonts w:ascii="Arial" w:cs="Arial" w:eastAsia="Arial" w:hAnsi="Arial"/>
+                <w:b/>
+                <w:bCs/>
+                <w:i w:val="false"/>
+                <w:iCs w:val="false"/>
+                <w:color w:val="000000"/>
+                <w:sz w:val="18"/>
+                <w:szCs w:val="18"/>
+              </w:rPr>
+              <w:t xml:space="preserve">Observe Phase</w:t>
             </w:r>
           </w:p>
           <w:p>
@@ -6175,7 +6193,7 @@
             <w:pPr>
               <w:spacing w:after="20" w:before="0"/>
             </w:pPr>
-            <w:hyperlink w:history="1" r:id="rIdmumjkviyom5rwbgrmjl7h">
+            <w:hyperlink w:history="1" r:id="rIdeivhlnrwgdvjpmd3rqjop">
               <w:r>
                 <w:rPr>
                   <w:rFonts w:ascii="Arial" w:cs="Arial" w:eastAsia="Arial" w:hAnsi="Arial"/>
@@ -6208,7 +6226,7 @@
               <w:spacing w:after="10" w:before="0"/>
               <w:ind w:left="120"/>
             </w:pPr>
-            <w:hyperlink w:history="1" r:id="rIdbc2hnvfcajsrt2tgrmkur">
+            <w:hyperlink w:history="1" r:id="rIdhiqc7_h1oqrpxuzrb6vdu">
               <w:r>
                 <w:rPr>
                   <w:rFonts w:ascii="Arial" w:cs="Arial" w:eastAsia="Arial" w:hAnsi="Arial"/>
@@ -6253,7 +6271,7 @@
             <w:pPr>
               <w:spacing w:after="20" w:before="0"/>
             </w:pPr>
-            <w:hyperlink w:history="1" r:id="rId6y601itqd8gw4whoico7q">
+            <w:hyperlink w:history="1" r:id="rIdmaalmntehyg9mtb9nyjjk">
               <w:r>
                 <w:rPr>
                   <w:rFonts w:ascii="Arial" w:cs="Arial" w:eastAsia="Arial" w:hAnsi="Arial"/>
@@ -6286,7 +6304,7 @@
               <w:spacing w:after="10" w:before="0"/>
               <w:ind w:left="120"/>
             </w:pPr>
-            <w:hyperlink w:history="1" r:id="rId7yz6edcdxpajsryjnyd8g">
+            <w:hyperlink w:history="1" r:id="rIdlhdz23c9s2bqv4489hg9r">
               <w:r>
                 <w:rPr>
                   <w:rFonts w:ascii="Arial" w:cs="Arial" w:eastAsia="Arial" w:hAnsi="Arial"/>
@@ -6433,32 +6451,32 @@
         <w:tc>
           <w:tcPr>
             <w:tcW w:type="dxa" w:w="1520"/>
-            <w:shd w:fill="F2F2F2" w:color="auto" w:val="clear"/>
-            <w:tcMar>
-              <w:top w:type="dxa" w:w="60"/>
-              <w:left w:type="dxa" w:w="120"/>
-              <w:bottom w:type="dxa" w:w="60"/>
-              <w:right w:type="dxa" w:w="120"/>
-            </w:tcMar>
-            <w:vAlign w:val="top"/>
-          </w:tcPr>
-          <w:p>
-            <w:pPr>
-              <w:spacing w:after="40" w:before="0"/>
-              <w:jc w:val="left"/>
-            </w:pPr>
-            <w:r>
-              <w:rPr>
-                <w:rFonts w:ascii="Arial" w:cs="Arial" w:eastAsia="Arial" w:hAnsi="Arial"/>
-                <w:b/>
-                <w:bCs/>
-                <w:i w:val="false"/>
-                <w:iCs w:val="false"/>
-                <w:color w:val="000000"/>
-                <w:sz w:val="18"/>
-                <w:szCs w:val="18"/>
-              </w:rPr>
-              <w:t xml:space="preserve">Phase 3 — Explain / Sensemaking (20 minutes)</w:t>
+            <w:shd w:fill="E2EFDA" w:color="auto" w:val="clear"/>
+            <w:tcMar>
+              <w:top w:type="dxa" w:w="60"/>
+              <w:left w:type="dxa" w:w="120"/>
+              <w:bottom w:type="dxa" w:w="60"/>
+              <w:right w:type="dxa" w:w="120"/>
+            </w:tcMar>
+            <w:vAlign w:val="top"/>
+          </w:tcPr>
+          <w:p>
+            <w:pPr>
+              <w:spacing w:after="40" w:before="0"/>
+              <w:jc w:val="left"/>
+            </w:pPr>
+            <w:r>
+              <w:rPr>
+                <w:rFonts w:ascii="Arial" w:cs="Arial" w:eastAsia="Arial" w:hAnsi="Arial"/>
+                <w:b/>
+                <w:bCs/>
+                <w:i w:val="false"/>
+                <w:iCs w:val="false"/>
+                <w:color w:val="000000"/>
+                <w:sz w:val="18"/>
+                <w:szCs w:val="18"/>
+              </w:rPr>
+              <w:t xml:space="preserve">Explain Phase</w:t>
             </w:r>
           </w:p>
           <w:p>
@@ -6481,7 +6499,7 @@
             <w:pPr>
               <w:spacing w:after="20" w:before="0"/>
             </w:pPr>
-            <w:hyperlink w:history="1" r:id="rIdtfch3y6i9-89y5xj9826w">
+            <w:hyperlink w:history="1" r:id="rId9bjendp8raovu3otlvocr">
               <w:r>
                 <w:rPr>
                   <w:rFonts w:ascii="Arial" w:cs="Arial" w:eastAsia="Arial" w:hAnsi="Arial"/>
@@ -6514,7 +6532,7 @@
               <w:spacing w:after="10" w:before="0"/>
               <w:ind w:left="120"/>
             </w:pPr>
-            <w:hyperlink w:history="1" r:id="rIdeszjjm7m8a0nd4tvge8td">
+            <w:hyperlink w:history="1" r:id="rIdikjqc4sbamwtql9zjy-th">
               <w:r>
                 <w:rPr>
                   <w:rFonts w:ascii="Arial" w:cs="Arial" w:eastAsia="Arial" w:hAnsi="Arial"/>
@@ -6559,7 +6577,7 @@
             <w:pPr>
               <w:spacing w:after="20" w:before="0"/>
             </w:pPr>
-            <w:hyperlink w:history="1" r:id="rIdhmyf_zpcezfnobz9j556s">
+            <w:hyperlink w:history="1" r:id="rIdue8ieojrks4jcmznircjn">
               <w:r>
                 <w:rPr>
                   <w:rFonts w:ascii="Arial" w:cs="Arial" w:eastAsia="Arial" w:hAnsi="Arial"/>
@@ -6592,7 +6610,7 @@
               <w:spacing w:after="10" w:before="0"/>
               <w:ind w:left="120"/>
             </w:pPr>
-            <w:hyperlink w:history="1" r:id="rId_hv5sej-ssf3hmtkqvjsj">
+            <w:hyperlink w:history="1" r:id="rIdtdi1s2_vu7zv3t3fmzuxt">
               <w:r>
                 <w:rPr>
                   <w:rFonts w:ascii="Arial" w:cs="Arial" w:eastAsia="Arial" w:hAnsi="Arial"/>
@@ -6739,32 +6757,32 @@
         <w:tc>
           <w:tcPr>
             <w:tcW w:type="dxa" w:w="1520"/>
-            <w:shd w:fill="F2F2F2" w:color="auto" w:val="clear"/>
-            <w:tcMar>
-              <w:top w:type="dxa" w:w="60"/>
-              <w:left w:type="dxa" w:w="120"/>
-              <w:bottom w:type="dxa" w:w="60"/>
-              <w:right w:type="dxa" w:w="120"/>
-            </w:tcMar>
-            <w:vAlign w:val="top"/>
-          </w:tcPr>
-          <w:p>
-            <w:pPr>
-              <w:spacing w:after="40" w:before="0"/>
-              <w:jc w:val="left"/>
-            </w:pPr>
-            <w:r>
-              <w:rPr>
-                <w:rFonts w:ascii="Arial" w:cs="Arial" w:eastAsia="Arial" w:hAnsi="Arial"/>
-                <w:b/>
-                <w:bCs/>
-                <w:i w:val="false"/>
-                <w:iCs w:val="false"/>
-                <w:color w:val="000000"/>
-                <w:sz w:val="18"/>
-                <w:szCs w:val="18"/>
-              </w:rPr>
-              <w:t xml:space="preserve">Phase 4 — Driving Question Board (DQB) Update (10 minutes)</w:t>
+            <w:shd w:fill="FCE4D6" w:color="auto" w:val="clear"/>
+            <w:tcMar>
+              <w:top w:type="dxa" w:w="60"/>
+              <w:left w:type="dxa" w:w="120"/>
+              <w:bottom w:type="dxa" w:w="60"/>
+              <w:right w:type="dxa" w:w="120"/>
+            </w:tcMar>
+            <w:vAlign w:val="top"/>
+          </w:tcPr>
+          <w:p>
+            <w:pPr>
+              <w:spacing w:after="40" w:before="0"/>
+              <w:jc w:val="left"/>
+            </w:pPr>
+            <w:r>
+              <w:rPr>
+                <w:rFonts w:ascii="Arial" w:cs="Arial" w:eastAsia="Arial" w:hAnsi="Arial"/>
+                <w:b/>
+                <w:bCs/>
+                <w:i w:val="false"/>
+                <w:iCs w:val="false"/>
+                <w:color w:val="000000"/>
+                <w:sz w:val="18"/>
+                <w:szCs w:val="18"/>
+              </w:rPr>
+              <w:t xml:space="preserve">Driving Question Board (DQB) Creation</w:t>
             </w:r>
           </w:p>
           <w:p>
@@ -6787,7 +6805,7 @@
             <w:pPr>
               <w:spacing w:after="20" w:before="0"/>
             </w:pPr>
-            <w:hyperlink w:history="1" r:id="rIdnjp367429kae7ljfme1a_">
+            <w:hyperlink w:history="1" r:id="rIda34xoapwlqitudybhpxa9">
               <w:r>
                 <w:rPr>
                   <w:rFonts w:ascii="Arial" w:cs="Arial" w:eastAsia="Arial" w:hAnsi="Arial"/>
@@ -6820,7 +6838,7 @@
               <w:spacing w:after="10" w:before="0"/>
               <w:ind w:left="120"/>
             </w:pPr>
-            <w:hyperlink w:history="1" r:id="rIdqcvpmllja8ksd41d-jb1u">
+            <w:hyperlink w:history="1" r:id="rId-rqj4fzt5ikyx72owgzdf">
               <w:r>
                 <w:rPr>
                   <w:rFonts w:ascii="Arial" w:cs="Arial" w:eastAsia="Arial" w:hAnsi="Arial"/>
@@ -6865,7 +6883,7 @@
             <w:pPr>
               <w:spacing w:after="20" w:before="0"/>
             </w:pPr>
-            <w:hyperlink w:history="1" r:id="rIdz_7k2nlpef6k_uxsxdpy8">
+            <w:hyperlink w:history="1" r:id="rIdwhggv1_sw6o88rubeni3w">
               <w:r>
                 <w:rPr>
                   <w:rFonts w:ascii="Arial" w:cs="Arial" w:eastAsia="Arial" w:hAnsi="Arial"/>
@@ -6898,7 +6916,7 @@
               <w:spacing w:after="10" w:before="0"/>
               <w:ind w:left="120"/>
             </w:pPr>
-            <w:hyperlink w:history="1" r:id="rIdmrdhrja5kixqqasrneqxt">
+            <w:hyperlink w:history="1" r:id="rId0bsqi0yhrigcrrtq-4vc9">
               <w:r>
                 <w:rPr>
                   <w:rFonts w:ascii="Arial" w:cs="Arial" w:eastAsia="Arial" w:hAnsi="Arial"/>
@@ -7045,32 +7063,32 @@
         <w:tc>
           <w:tcPr>
             <w:tcW w:type="dxa" w:w="1520"/>
-            <w:shd w:fill="F2F2F2" w:color="auto" w:val="clear"/>
-            <w:tcMar>
-              <w:top w:type="dxa" w:w="60"/>
-              <w:left w:type="dxa" w:w="120"/>
-              <w:bottom w:type="dxa" w:w="60"/>
-              <w:right w:type="dxa" w:w="120"/>
-            </w:tcMar>
-            <w:vAlign w:val="top"/>
-          </w:tcPr>
-          <w:p>
-            <w:pPr>
-              <w:spacing w:after="40" w:before="0"/>
-              <w:jc w:val="left"/>
-            </w:pPr>
-            <w:r>
-              <w:rPr>
-                <w:rFonts w:ascii="Arial" w:cs="Arial" w:eastAsia="Arial" w:hAnsi="Arial"/>
-                <w:b/>
-                <w:bCs/>
-                <w:i w:val="false"/>
-                <w:iCs w:val="false"/>
-                <w:color w:val="000000"/>
-                <w:sz w:val="18"/>
-                <w:szCs w:val="18"/>
-              </w:rPr>
-              <w:t xml:space="preserve">Phase 5 — Model Building (15 minutes)</w:t>
+            <w:shd w:fill="D5E8F0" w:color="auto" w:val="clear"/>
+            <w:tcMar>
+              <w:top w:type="dxa" w:w="60"/>
+              <w:left w:type="dxa" w:w="120"/>
+              <w:bottom w:type="dxa" w:w="60"/>
+              <w:right w:type="dxa" w:w="120"/>
+            </w:tcMar>
+            <w:vAlign w:val="top"/>
+          </w:tcPr>
+          <w:p>
+            <w:pPr>
+              <w:spacing w:after="40" w:before="0"/>
+              <w:jc w:val="left"/>
+            </w:pPr>
+            <w:r>
+              <w:rPr>
+                <w:rFonts w:ascii="Arial" w:cs="Arial" w:eastAsia="Arial" w:hAnsi="Arial"/>
+                <w:b/>
+                <w:bCs/>
+                <w:i w:val="false"/>
+                <w:iCs w:val="false"/>
+                <w:color w:val="000000"/>
+                <w:sz w:val="18"/>
+                <w:szCs w:val="18"/>
+              </w:rPr>
+              <w:t xml:space="preserve">Model Building Phase</w:t>
             </w:r>
           </w:p>
           <w:p>
@@ -7093,7 +7111,7 @@
             <w:pPr>
               <w:spacing w:after="20" w:before="0"/>
             </w:pPr>
-            <w:hyperlink w:history="1" r:id="rIdaef2vt4lfiz1vyurrftiy">
+            <w:hyperlink w:history="1" r:id="rIdw6sacrdqdtstm4z3faruu">
               <w:r>
                 <w:rPr>
                   <w:rFonts w:ascii="Arial" w:cs="Arial" w:eastAsia="Arial" w:hAnsi="Arial"/>
@@ -7126,7 +7144,7 @@
               <w:spacing w:after="10" w:before="0"/>
               <w:ind w:left="120"/>
             </w:pPr>
-            <w:hyperlink w:history="1" r:id="rId4dkxs3cxw-gf1vyjjp9lt">
+            <w:hyperlink w:history="1" r:id="rIdjpineok-8ld6g-gzz8mi6">
               <w:r>
                 <w:rPr>
                   <w:rFonts w:ascii="Arial" w:cs="Arial" w:eastAsia="Arial" w:hAnsi="Arial"/>
@@ -7171,7 +7189,7 @@
             <w:pPr>
               <w:spacing w:after="20" w:before="0"/>
             </w:pPr>
-            <w:hyperlink w:history="1" r:id="rIdqxpbatl8ojr_1amimscl4">
+            <w:hyperlink w:history="1" r:id="rId4lpuhfl9m3zsksng1hboh">
               <w:r>
                 <w:rPr>
                   <w:rFonts w:ascii="Arial" w:cs="Arial" w:eastAsia="Arial" w:hAnsi="Arial"/>
@@ -7204,7 +7222,7 @@
               <w:spacing w:after="10" w:before="0"/>
               <w:ind w:left="120"/>
             </w:pPr>
-            <w:hyperlink w:history="1" r:id="rId4lt3eqtxleefre634vwyr">
+            <w:hyperlink w:history="1" r:id="rIdsvro4e6neqqnr4gg2n-n4">
               <w:r>
                 <w:rPr>
                   <w:rFonts w:ascii="Arial" w:cs="Arial" w:eastAsia="Arial" w:hAnsi="Arial"/>
@@ -8738,32 +8756,32 @@
         <w:tc>
           <w:tcPr>
             <w:tcW w:type="dxa" w:w="1520"/>
-            <w:shd w:fill="F2F2F2" w:color="auto" w:val="clear"/>
-            <w:tcMar>
-              <w:top w:type="dxa" w:w="60"/>
-              <w:left w:type="dxa" w:w="120"/>
-              <w:bottom w:type="dxa" w:w="60"/>
-              <w:right w:type="dxa" w:w="120"/>
-            </w:tcMar>
-            <w:vAlign w:val="top"/>
-          </w:tcPr>
-          <w:p>
-            <w:pPr>
-              <w:spacing w:after="40" w:before="0"/>
-              <w:jc w:val="left"/>
-            </w:pPr>
-            <w:r>
-              <w:rPr>
-                <w:rFonts w:ascii="Arial" w:cs="Arial" w:eastAsia="Arial" w:hAnsi="Arial"/>
-                <w:b/>
-                <w:bCs/>
-                <w:i w:val="false"/>
-                <w:iCs w:val="false"/>
-                <w:color w:val="000000"/>
-                <w:sz w:val="18"/>
-                <w:szCs w:val="18"/>
-              </w:rPr>
-              <w:t xml:space="preserve">1 — Predict</w:t>
+            <w:shd w:fill="EAD1F5" w:color="auto" w:val="clear"/>
+            <w:tcMar>
+              <w:top w:type="dxa" w:w="60"/>
+              <w:left w:type="dxa" w:w="120"/>
+              <w:bottom w:type="dxa" w:w="60"/>
+              <w:right w:type="dxa" w:w="120"/>
+            </w:tcMar>
+            <w:vAlign w:val="top"/>
+          </w:tcPr>
+          <w:p>
+            <w:pPr>
+              <w:spacing w:after="40" w:before="0"/>
+              <w:jc w:val="left"/>
+            </w:pPr>
+            <w:r>
+              <w:rPr>
+                <w:rFonts w:ascii="Arial" w:cs="Arial" w:eastAsia="Arial" w:hAnsi="Arial"/>
+                <w:b/>
+                <w:bCs/>
+                <w:i w:val="false"/>
+                <w:iCs w:val="false"/>
+                <w:color w:val="000000"/>
+                <w:sz w:val="18"/>
+                <w:szCs w:val="18"/>
+              </w:rPr>
+              <w:t xml:space="preserve">Predict Phase</w:t>
             </w:r>
           </w:p>
           <w:p>
@@ -8786,7 +8804,7 @@
             <w:pPr>
               <w:spacing w:after="20" w:before="0"/>
             </w:pPr>
-            <w:hyperlink w:history="1" r:id="rIdq96pysfn6rzofqyjvwutj">
+            <w:hyperlink w:history="1" r:id="rIdzrfsqpr8oltskcwrilxws">
               <w:r>
                 <w:rPr>
                   <w:rFonts w:ascii="Arial" w:cs="Arial" w:eastAsia="Arial" w:hAnsi="Arial"/>
@@ -8819,7 +8837,7 @@
               <w:spacing w:after="10" w:before="0"/>
               <w:ind w:left="120"/>
             </w:pPr>
-            <w:hyperlink w:history="1" r:id="rIdlfmvtyyktopjzqrudislx">
+            <w:hyperlink w:history="1" r:id="rIde-6xagmlm4-blqnwplpqd">
               <w:r>
                 <w:rPr>
                   <w:rFonts w:ascii="Arial" w:cs="Arial" w:eastAsia="Arial" w:hAnsi="Arial"/>
@@ -8864,7 +8882,7 @@
             <w:pPr>
               <w:spacing w:after="20" w:before="0"/>
             </w:pPr>
-            <w:hyperlink w:history="1" r:id="rIdoefntqxkdkq22xoc5jw-i">
+            <w:hyperlink w:history="1" r:id="rIdprx6cflplnuth_fbx6gs-">
               <w:r>
                 <w:rPr>
                   <w:rFonts w:ascii="Arial" w:cs="Arial" w:eastAsia="Arial" w:hAnsi="Arial"/>
@@ -8897,7 +8915,7 @@
               <w:spacing w:after="10" w:before="0"/>
               <w:ind w:left="120"/>
             </w:pPr>
-            <w:hyperlink w:history="1" r:id="rIdv8qc15ir8l5k8rs5l7fnw">
+            <w:hyperlink w:history="1" r:id="rIdmkx05xswsz7miid2yhrdg">
               <w:r>
                 <w:rPr>
                   <w:rFonts w:ascii="Arial" w:cs="Arial" w:eastAsia="Arial" w:hAnsi="Arial"/>
@@ -9044,32 +9062,32 @@
         <w:tc>
           <w:tcPr>
             <w:tcW w:type="dxa" w:w="1520"/>
-            <w:shd w:fill="F2F2F2" w:color="auto" w:val="clear"/>
-            <w:tcMar>
-              <w:top w:type="dxa" w:w="60"/>
-              <w:left w:type="dxa" w:w="120"/>
-              <w:bottom w:type="dxa" w:w="60"/>
-              <w:right w:type="dxa" w:w="120"/>
-            </w:tcMar>
-            <w:vAlign w:val="top"/>
-          </w:tcPr>
-          <w:p>
-            <w:pPr>
-              <w:spacing w:after="40" w:before="0"/>
-              <w:jc w:val="left"/>
-            </w:pPr>
-            <w:r>
-              <w:rPr>
-                <w:rFonts w:ascii="Arial" w:cs="Arial" w:eastAsia="Arial" w:hAnsi="Arial"/>
-                <w:b/>
-                <w:bCs/>
-                <w:i w:val="false"/>
-                <w:iCs w:val="false"/>
-                <w:color w:val="000000"/>
-                <w:sz w:val="18"/>
-                <w:szCs w:val="18"/>
-              </w:rPr>
-              <w:t xml:space="preserve">2 — Observe</w:t>
+            <w:shd w:fill="D9EEF1" w:color="auto" w:val="clear"/>
+            <w:tcMar>
+              <w:top w:type="dxa" w:w="60"/>
+              <w:left w:type="dxa" w:w="120"/>
+              <w:bottom w:type="dxa" w:w="60"/>
+              <w:right w:type="dxa" w:w="120"/>
+            </w:tcMar>
+            <w:vAlign w:val="top"/>
+          </w:tcPr>
+          <w:p>
+            <w:pPr>
+              <w:spacing w:after="40" w:before="0"/>
+              <w:jc w:val="left"/>
+            </w:pPr>
+            <w:r>
+              <w:rPr>
+                <w:rFonts w:ascii="Arial" w:cs="Arial" w:eastAsia="Arial" w:hAnsi="Arial"/>
+                <w:b/>
+                <w:bCs/>
+                <w:i w:val="false"/>
+                <w:iCs w:val="false"/>
+                <w:color w:val="000000"/>
+                <w:sz w:val="18"/>
+                <w:szCs w:val="18"/>
+              </w:rPr>
+              <w:t xml:space="preserve">Observe Phase</w:t>
             </w:r>
           </w:p>
           <w:p>
@@ -9092,7 +9110,7 @@
             <w:pPr>
               <w:spacing w:after="20" w:before="0"/>
             </w:pPr>
-            <w:hyperlink w:history="1" r:id="rIdrypkeaft6ygfaaknts3l5">
+            <w:hyperlink w:history="1" r:id="rIds9k6uuyvww_laep-bschh">
               <w:r>
                 <w:rPr>
                   <w:rFonts w:ascii="Arial" w:cs="Arial" w:eastAsia="Arial" w:hAnsi="Arial"/>
@@ -9125,7 +9143,7 @@
               <w:spacing w:after="10" w:before="0"/>
               <w:ind w:left="120"/>
             </w:pPr>
-            <w:hyperlink w:history="1" r:id="rIdtste26lvr_leedxp8w_yl">
+            <w:hyperlink w:history="1" r:id="rIdyyewdgwpbqeg-fm1pw5rs">
               <w:r>
                 <w:rPr>
                   <w:rFonts w:ascii="Arial" w:cs="Arial" w:eastAsia="Arial" w:hAnsi="Arial"/>
@@ -9170,7 +9188,7 @@
             <w:pPr>
               <w:spacing w:after="20" w:before="0"/>
             </w:pPr>
-            <w:hyperlink w:history="1" r:id="rId_8dbtuam65pn2hxtr4xrw">
+            <w:hyperlink w:history="1" r:id="rIdy-pcxen2acz-gnwhltl-6">
               <w:r>
                 <w:rPr>
                   <w:rFonts w:ascii="Arial" w:cs="Arial" w:eastAsia="Arial" w:hAnsi="Arial"/>
@@ -9203,7 +9221,7 @@
               <w:spacing w:after="10" w:before="0"/>
               <w:ind w:left="120"/>
             </w:pPr>
-            <w:hyperlink w:history="1" r:id="rIduz14umwye0e8knj_d1wbl">
+            <w:hyperlink w:history="1" r:id="rId9duhjqte7kctsgjhs8z2f">
               <w:r>
                 <w:rPr>
                   <w:rFonts w:ascii="Arial" w:cs="Arial" w:eastAsia="Arial" w:hAnsi="Arial"/>
@@ -9350,32 +9368,32 @@
         <w:tc>
           <w:tcPr>
             <w:tcW w:type="dxa" w:w="1520"/>
-            <w:shd w:fill="F2F2F2" w:color="auto" w:val="clear"/>
-            <w:tcMar>
-              <w:top w:type="dxa" w:w="60"/>
-              <w:left w:type="dxa" w:w="120"/>
-              <w:bottom w:type="dxa" w:w="60"/>
-              <w:right w:type="dxa" w:w="120"/>
-            </w:tcMar>
-            <w:vAlign w:val="top"/>
-          </w:tcPr>
-          <w:p>
-            <w:pPr>
-              <w:spacing w:after="40" w:before="0"/>
-              <w:jc w:val="left"/>
-            </w:pPr>
-            <w:r>
-              <w:rPr>
-                <w:rFonts w:ascii="Arial" w:cs="Arial" w:eastAsia="Arial" w:hAnsi="Arial"/>
-                <w:b/>
-                <w:bCs/>
-                <w:i w:val="false"/>
-                <w:iCs w:val="false"/>
-                <w:color w:val="000000"/>
-                <w:sz w:val="18"/>
-                <w:szCs w:val="18"/>
-              </w:rPr>
-              <w:t xml:space="preserve">3 — Explain</w:t>
+            <w:shd w:fill="E2EFDA" w:color="auto" w:val="clear"/>
+            <w:tcMar>
+              <w:top w:type="dxa" w:w="60"/>
+              <w:left w:type="dxa" w:w="120"/>
+              <w:bottom w:type="dxa" w:w="60"/>
+              <w:right w:type="dxa" w:w="120"/>
+            </w:tcMar>
+            <w:vAlign w:val="top"/>
+          </w:tcPr>
+          <w:p>
+            <w:pPr>
+              <w:spacing w:after="40" w:before="0"/>
+              <w:jc w:val="left"/>
+            </w:pPr>
+            <w:r>
+              <w:rPr>
+                <w:rFonts w:ascii="Arial" w:cs="Arial" w:eastAsia="Arial" w:hAnsi="Arial"/>
+                <w:b/>
+                <w:bCs/>
+                <w:i w:val="false"/>
+                <w:iCs w:val="false"/>
+                <w:color w:val="000000"/>
+                <w:sz w:val="18"/>
+                <w:szCs w:val="18"/>
+              </w:rPr>
+              <w:t xml:space="preserve">Explain Phase</w:t>
             </w:r>
           </w:p>
           <w:p>
@@ -9398,7 +9416,7 @@
             <w:pPr>
               <w:spacing w:after="20" w:before="0"/>
             </w:pPr>
-            <w:hyperlink w:history="1" r:id="rIdhfnmgifbfn_7homvrccfn">
+            <w:hyperlink w:history="1" r:id="rIdx0r7jmehfsxsfxi--ntff">
               <w:r>
                 <w:rPr>
                   <w:rFonts w:ascii="Arial" w:cs="Arial" w:eastAsia="Arial" w:hAnsi="Arial"/>
@@ -9431,7 +9449,7 @@
               <w:spacing w:after="10" w:before="0"/>
               <w:ind w:left="120"/>
             </w:pPr>
-            <w:hyperlink w:history="1" r:id="rIdgjz4szfkelv-4dusikvj3">
+            <w:hyperlink w:history="1" r:id="rIdbjycclfhbospcjnhaljfz">
               <w:r>
                 <w:rPr>
                   <w:rFonts w:ascii="Arial" w:cs="Arial" w:eastAsia="Arial" w:hAnsi="Arial"/>
@@ -9476,7 +9494,7 @@
             <w:pPr>
               <w:spacing w:after="20" w:before="0"/>
             </w:pPr>
-            <w:hyperlink w:history="1" r:id="rId20f-pxlup_xm46hkcound">
+            <w:hyperlink w:history="1" r:id="rIdpcm1wzvl-mqmefc1ir5dt">
               <w:r>
                 <w:rPr>
                   <w:rFonts w:ascii="Arial" w:cs="Arial" w:eastAsia="Arial" w:hAnsi="Arial"/>
@@ -9509,7 +9527,7 @@
               <w:spacing w:after="10" w:before="0"/>
               <w:ind w:left="120"/>
             </w:pPr>
-            <w:hyperlink w:history="1" r:id="rIdow2swf_3kzwur2_tetpu0">
+            <w:hyperlink w:history="1" r:id="rIdt_ukefxxk5n1r5m0qhyt5">
               <w:r>
                 <w:rPr>
                   <w:rFonts w:ascii="Arial" w:cs="Arial" w:eastAsia="Arial" w:hAnsi="Arial"/>
@@ -9656,32 +9674,32 @@
         <w:tc>
           <w:tcPr>
             <w:tcW w:type="dxa" w:w="1520"/>
-            <w:shd w:fill="F2F2F2" w:color="auto" w:val="clear"/>
-            <w:tcMar>
-              <w:top w:type="dxa" w:w="60"/>
-              <w:left w:type="dxa" w:w="120"/>
-              <w:bottom w:type="dxa" w:w="60"/>
-              <w:right w:type="dxa" w:w="120"/>
-            </w:tcMar>
-            <w:vAlign w:val="top"/>
-          </w:tcPr>
-          <w:p>
-            <w:pPr>
-              <w:spacing w:after="40" w:before="0"/>
-              <w:jc w:val="left"/>
-            </w:pPr>
-            <w:r>
-              <w:rPr>
-                <w:rFonts w:ascii="Arial" w:cs="Arial" w:eastAsia="Arial" w:hAnsi="Arial"/>
-                <w:b/>
-                <w:bCs/>
-                <w:i w:val="false"/>
-                <w:iCs w:val="false"/>
-                <w:color w:val="000000"/>
-                <w:sz w:val="18"/>
-                <w:szCs w:val="18"/>
-              </w:rPr>
-              <w:t xml:space="preserve">4 — Driving Question Board (DQB) Update</w:t>
+            <w:shd w:fill="FCE4D6" w:color="auto" w:val="clear"/>
+            <w:tcMar>
+              <w:top w:type="dxa" w:w="60"/>
+              <w:left w:type="dxa" w:w="120"/>
+              <w:bottom w:type="dxa" w:w="60"/>
+              <w:right w:type="dxa" w:w="120"/>
+            </w:tcMar>
+            <w:vAlign w:val="top"/>
+          </w:tcPr>
+          <w:p>
+            <w:pPr>
+              <w:spacing w:after="40" w:before="0"/>
+              <w:jc w:val="left"/>
+            </w:pPr>
+            <w:r>
+              <w:rPr>
+                <w:rFonts w:ascii="Arial" w:cs="Arial" w:eastAsia="Arial" w:hAnsi="Arial"/>
+                <w:b/>
+                <w:bCs/>
+                <w:i w:val="false"/>
+                <w:iCs w:val="false"/>
+                <w:color w:val="000000"/>
+                <w:sz w:val="18"/>
+                <w:szCs w:val="18"/>
+              </w:rPr>
+              <w:t xml:space="preserve">Driving Question Board (DQB) Creation</w:t>
             </w:r>
           </w:p>
           <w:p>
@@ -9704,7 +9722,7 @@
             <w:pPr>
               <w:spacing w:after="20" w:before="0"/>
             </w:pPr>
-            <w:hyperlink w:history="1" r:id="rIddifmfxzbbxz8vnpcaebq8">
+            <w:hyperlink w:history="1" r:id="rIdyhrt6vmdw_frdjr3ylurm">
               <w:r>
                 <w:rPr>
                   <w:rFonts w:ascii="Arial" w:cs="Arial" w:eastAsia="Arial" w:hAnsi="Arial"/>
@@ -9737,7 +9755,7 @@
               <w:spacing w:after="10" w:before="0"/>
               <w:ind w:left="120"/>
             </w:pPr>
-            <w:hyperlink w:history="1" r:id="rId-hln8oionuh_mbljzwoes">
+            <w:hyperlink w:history="1" r:id="rIdee1chy9smknc77_u_4d8a">
               <w:r>
                 <w:rPr>
                   <w:rFonts w:ascii="Arial" w:cs="Arial" w:eastAsia="Arial" w:hAnsi="Arial"/>
@@ -9782,7 +9800,7 @@
             <w:pPr>
               <w:spacing w:after="20" w:before="0"/>
             </w:pPr>
-            <w:hyperlink w:history="1" r:id="rIddpvqenp16qtrdsbsgyahw">
+            <w:hyperlink w:history="1" r:id="rIdg3e5aa00auu2boinsnypr">
               <w:r>
                 <w:rPr>
                   <w:rFonts w:ascii="Arial" w:cs="Arial" w:eastAsia="Arial" w:hAnsi="Arial"/>
@@ -9815,7 +9833,7 @@
               <w:spacing w:after="10" w:before="0"/>
               <w:ind w:left="120"/>
             </w:pPr>
-            <w:hyperlink w:history="1" r:id="rIdzenqdfng6cskl1_s12htk">
+            <w:hyperlink w:history="1" r:id="rIdglohhj28gc15me8gqjt58">
               <w:r>
                 <w:rPr>
                   <w:rFonts w:ascii="Arial" w:cs="Arial" w:eastAsia="Arial" w:hAnsi="Arial"/>
@@ -9962,32 +9980,32 @@
         <w:tc>
           <w:tcPr>
             <w:tcW w:type="dxa" w:w="1520"/>
-            <w:shd w:fill="F2F2F2" w:color="auto" w:val="clear"/>
-            <w:tcMar>
-              <w:top w:type="dxa" w:w="60"/>
-              <w:left w:type="dxa" w:w="120"/>
-              <w:bottom w:type="dxa" w:w="60"/>
-              <w:right w:type="dxa" w:w="120"/>
-            </w:tcMar>
-            <w:vAlign w:val="top"/>
-          </w:tcPr>
-          <w:p>
-            <w:pPr>
-              <w:spacing w:after="40" w:before="0"/>
-              <w:jc w:val="left"/>
-            </w:pPr>
-            <w:r>
-              <w:rPr>
-                <w:rFonts w:ascii="Arial" w:cs="Arial" w:eastAsia="Arial" w:hAnsi="Arial"/>
-                <w:b/>
-                <w:bCs/>
-                <w:i w:val="false"/>
-                <w:iCs w:val="false"/>
-                <w:color w:val="000000"/>
-                <w:sz w:val="18"/>
-                <w:szCs w:val="18"/>
-              </w:rPr>
-              <w:t xml:space="preserve">5 — Model Building</w:t>
+            <w:shd w:fill="D5E8F0" w:color="auto" w:val="clear"/>
+            <w:tcMar>
+              <w:top w:type="dxa" w:w="60"/>
+              <w:left w:type="dxa" w:w="120"/>
+              <w:bottom w:type="dxa" w:w="60"/>
+              <w:right w:type="dxa" w:w="120"/>
+            </w:tcMar>
+            <w:vAlign w:val="top"/>
+          </w:tcPr>
+          <w:p>
+            <w:pPr>
+              <w:spacing w:after="40" w:before="0"/>
+              <w:jc w:val="left"/>
+            </w:pPr>
+            <w:r>
+              <w:rPr>
+                <w:rFonts w:ascii="Arial" w:cs="Arial" w:eastAsia="Arial" w:hAnsi="Arial"/>
+                <w:b/>
+                <w:bCs/>
+                <w:i w:val="false"/>
+                <w:iCs w:val="false"/>
+                <w:color w:val="000000"/>
+                <w:sz w:val="18"/>
+                <w:szCs w:val="18"/>
+              </w:rPr>
+              <w:t xml:space="preserve">Model Building Phase</w:t>
             </w:r>
           </w:p>
           <w:p>
@@ -10010,7 +10028,7 @@
             <w:pPr>
               <w:spacing w:after="20" w:before="0"/>
             </w:pPr>
-            <w:hyperlink w:history="1" r:id="rId99-ltof8mkbuheurithfe">
+            <w:hyperlink w:history="1" r:id="rIdcwxc1jenesmijqnlr4dlq">
               <w:r>
                 <w:rPr>
                   <w:rFonts w:ascii="Arial" w:cs="Arial" w:eastAsia="Arial" w:hAnsi="Arial"/>
@@ -10043,7 +10061,7 @@
               <w:spacing w:after="10" w:before="0"/>
               <w:ind w:left="120"/>
             </w:pPr>
-            <w:hyperlink w:history="1" r:id="rIdxk-bgvcpkdvattmkms-ei">
+            <w:hyperlink w:history="1" r:id="rId-rsljbix5mvniglxwh895">
               <w:r>
                 <w:rPr>
                   <w:rFonts w:ascii="Arial" w:cs="Arial" w:eastAsia="Arial" w:hAnsi="Arial"/>
@@ -10088,7 +10106,7 @@
             <w:pPr>
               <w:spacing w:after="20" w:before="0"/>
             </w:pPr>
-            <w:hyperlink w:history="1" r:id="rIdwmhi-oasqipt1kckzy4j6">
+            <w:hyperlink w:history="1" r:id="rIdfpi9cjy40gs_wt6kduy-q">
               <w:r>
                 <w:rPr>
                   <w:rFonts w:ascii="Arial" w:cs="Arial" w:eastAsia="Arial" w:hAnsi="Arial"/>
@@ -10121,7 +10139,7 @@
               <w:spacing w:after="10" w:before="0"/>
               <w:ind w:left="120"/>
             </w:pPr>
-            <w:hyperlink w:history="1" r:id="rIdrz-mvxkg1qbvy5x_koqb3">
+            <w:hyperlink w:history="1" r:id="rIdul-zid43kzhbfeilsoxgl">
               <w:r>
                 <w:rPr>
                   <w:rFonts w:ascii="Arial" w:cs="Arial" w:eastAsia="Arial" w:hAnsi="Arial"/>
@@ -11560,32 +11578,32 @@
         <w:tc>
           <w:tcPr>
             <w:tcW w:type="dxa" w:w="1520"/>
-            <w:shd w:fill="F2F2F2" w:color="auto" w:val="clear"/>
-            <w:tcMar>
-              <w:top w:type="dxa" w:w="60"/>
-              <w:left w:type="dxa" w:w="120"/>
-              <w:bottom w:type="dxa" w:w="60"/>
-              <w:right w:type="dxa" w:w="120"/>
-            </w:tcMar>
-            <w:vAlign w:val="top"/>
-          </w:tcPr>
-          <w:p>
-            <w:pPr>
-              <w:spacing w:after="40" w:before="0"/>
-              <w:jc w:val="left"/>
-            </w:pPr>
-            <w:r>
-              <w:rPr>
-                <w:rFonts w:ascii="Arial" w:cs="Arial" w:eastAsia="Arial" w:hAnsi="Arial"/>
-                <w:b/>
-                <w:bCs/>
-                <w:i w:val="false"/>
-                <w:iCs w:val="false"/>
-                <w:color w:val="000000"/>
-                <w:sz w:val="18"/>
-                <w:szCs w:val="18"/>
-              </w:rPr>
-              <w:t xml:space="preserve">Phase 1 — Predict</w:t>
+            <w:shd w:fill="EAD1F5" w:color="auto" w:val="clear"/>
+            <w:tcMar>
+              <w:top w:type="dxa" w:w="60"/>
+              <w:left w:type="dxa" w:w="120"/>
+              <w:bottom w:type="dxa" w:w="60"/>
+              <w:right w:type="dxa" w:w="120"/>
+            </w:tcMar>
+            <w:vAlign w:val="top"/>
+          </w:tcPr>
+          <w:p>
+            <w:pPr>
+              <w:spacing w:after="40" w:before="0"/>
+              <w:jc w:val="left"/>
+            </w:pPr>
+            <w:r>
+              <w:rPr>
+                <w:rFonts w:ascii="Arial" w:cs="Arial" w:eastAsia="Arial" w:hAnsi="Arial"/>
+                <w:b/>
+                <w:bCs/>
+                <w:i w:val="false"/>
+                <w:iCs w:val="false"/>
+                <w:color w:val="000000"/>
+                <w:sz w:val="18"/>
+                <w:szCs w:val="18"/>
+              </w:rPr>
+              <w:t xml:space="preserve">Predict Phase</w:t>
             </w:r>
           </w:p>
           <w:p>
@@ -11608,7 +11626,7 @@
             <w:pPr>
               <w:spacing w:after="20" w:before="0"/>
             </w:pPr>
-            <w:hyperlink w:history="1" r:id="rIdih5af5lww4wvk71wft7tf">
+            <w:hyperlink w:history="1" r:id="rIdxhvvhiqiwvwm76fprcywm">
               <w:r>
                 <w:rPr>
                   <w:rFonts w:ascii="Arial" w:cs="Arial" w:eastAsia="Arial" w:hAnsi="Arial"/>
@@ -11641,7 +11659,7 @@
               <w:spacing w:after="10" w:before="0"/>
               <w:ind w:left="120"/>
             </w:pPr>
-            <w:hyperlink w:history="1" r:id="rIdp12u0grtexjhnnxoul_u3">
+            <w:hyperlink w:history="1" r:id="rIdwqm6kd4hvfcot9qixgi1e">
               <w:r>
                 <w:rPr>
                   <w:rFonts w:ascii="Arial" w:cs="Arial" w:eastAsia="Arial" w:hAnsi="Arial"/>
@@ -11686,7 +11704,7 @@
             <w:pPr>
               <w:spacing w:after="20" w:before="0"/>
             </w:pPr>
-            <w:hyperlink w:history="1" r:id="rIdh12golsbjdx4-jhsy9wnt">
+            <w:hyperlink w:history="1" r:id="rIdnk5nfswmv3rm5vjps3adr">
               <w:r>
                 <w:rPr>
                   <w:rFonts w:ascii="Arial" w:cs="Arial" w:eastAsia="Arial" w:hAnsi="Arial"/>
@@ -11719,7 +11737,7 @@
               <w:spacing w:after="10" w:before="0"/>
               <w:ind w:left="120"/>
             </w:pPr>
-            <w:hyperlink w:history="1" r:id="rId3xio2khtgltym7grim1rd">
+            <w:hyperlink w:history="1" r:id="rIdtymzu5sfhu4dvrg_7h_93">
               <w:r>
                 <w:rPr>
                   <w:rFonts w:ascii="Arial" w:cs="Arial" w:eastAsia="Arial" w:hAnsi="Arial"/>
@@ -11999,32 +12017,32 @@
         <w:tc>
           <w:tcPr>
             <w:tcW w:type="dxa" w:w="1520"/>
-            <w:shd w:fill="F2F2F2" w:color="auto" w:val="clear"/>
-            <w:tcMar>
-              <w:top w:type="dxa" w:w="60"/>
-              <w:left w:type="dxa" w:w="120"/>
-              <w:bottom w:type="dxa" w:w="60"/>
-              <w:right w:type="dxa" w:w="120"/>
-            </w:tcMar>
-            <w:vAlign w:val="top"/>
-          </w:tcPr>
-          <w:p>
-            <w:pPr>
-              <w:spacing w:after="40" w:before="0"/>
-              <w:jc w:val="left"/>
-            </w:pPr>
-            <w:r>
-              <w:rPr>
-                <w:rFonts w:ascii="Arial" w:cs="Arial" w:eastAsia="Arial" w:hAnsi="Arial"/>
-                <w:b/>
-                <w:bCs/>
-                <w:i w:val="false"/>
-                <w:iCs w:val="false"/>
-                <w:color w:val="000000"/>
-                <w:sz w:val="18"/>
-                <w:szCs w:val="18"/>
-              </w:rPr>
-              <w:t xml:space="preserve">Phase 2 — Observe (Evidence Gathering)</w:t>
+            <w:shd w:fill="D9EEF1" w:color="auto" w:val="clear"/>
+            <w:tcMar>
+              <w:top w:type="dxa" w:w="60"/>
+              <w:left w:type="dxa" w:w="120"/>
+              <w:bottom w:type="dxa" w:w="60"/>
+              <w:right w:type="dxa" w:w="120"/>
+            </w:tcMar>
+            <w:vAlign w:val="top"/>
+          </w:tcPr>
+          <w:p>
+            <w:pPr>
+              <w:spacing w:after="40" w:before="0"/>
+              <w:jc w:val="left"/>
+            </w:pPr>
+            <w:r>
+              <w:rPr>
+                <w:rFonts w:ascii="Arial" w:cs="Arial" w:eastAsia="Arial" w:hAnsi="Arial"/>
+                <w:b/>
+                <w:bCs/>
+                <w:i w:val="false"/>
+                <w:iCs w:val="false"/>
+                <w:color w:val="000000"/>
+                <w:sz w:val="18"/>
+                <w:szCs w:val="18"/>
+              </w:rPr>
+              <w:t xml:space="preserve">Observe Phase</w:t>
             </w:r>
           </w:p>
           <w:p>
@@ -12047,7 +12065,7 @@
             <w:pPr>
               <w:spacing w:after="20" w:before="0"/>
             </w:pPr>
-            <w:hyperlink w:history="1" r:id="rIdyij6hq3wxppyg0btth8ds">
+            <w:hyperlink w:history="1" r:id="rId30k98ndbpccgdfkcbbr2x">
               <w:r>
                 <w:rPr>
                   <w:rFonts w:ascii="Arial" w:cs="Arial" w:eastAsia="Arial" w:hAnsi="Arial"/>
@@ -12080,7 +12098,7 @@
               <w:spacing w:after="10" w:before="0"/>
               <w:ind w:left="120"/>
             </w:pPr>
-            <w:hyperlink w:history="1" r:id="rIdds91jrp5hqiwacgsn2tiz">
+            <w:hyperlink w:history="1" r:id="rIdrb2hthxcsh6lwowds61hu">
               <w:r>
                 <w:rPr>
                   <w:rFonts w:ascii="Arial" w:cs="Arial" w:eastAsia="Arial" w:hAnsi="Arial"/>
@@ -12125,7 +12143,7 @@
             <w:pPr>
               <w:spacing w:after="20" w:before="0"/>
             </w:pPr>
-            <w:hyperlink w:history="1" r:id="rIdwks3yu0ll9gnbjvshs7ld">
+            <w:hyperlink w:history="1" r:id="rId8g35jqktqbhfq6b16wnhd">
               <w:r>
                 <w:rPr>
                   <w:rFonts w:ascii="Arial" w:cs="Arial" w:eastAsia="Arial" w:hAnsi="Arial"/>
@@ -12158,7 +12176,7 @@
               <w:spacing w:after="10" w:before="0"/>
               <w:ind w:left="120"/>
             </w:pPr>
-            <w:hyperlink w:history="1" r:id="rIdysa5pmcrp9umr6ycfscxf">
+            <w:hyperlink w:history="1" r:id="rIdff_cilvo_j8rfi2wazr89">
               <w:r>
                 <w:rPr>
                   <w:rFonts w:ascii="Arial" w:cs="Arial" w:eastAsia="Arial" w:hAnsi="Arial"/>
@@ -12575,32 +12593,32 @@
         <w:tc>
           <w:tcPr>
             <w:tcW w:type="dxa" w:w="1520"/>
-            <w:shd w:fill="F2F2F2" w:color="auto" w:val="clear"/>
-            <w:tcMar>
-              <w:top w:type="dxa" w:w="60"/>
-              <w:left w:type="dxa" w:w="120"/>
-              <w:bottom w:type="dxa" w:w="60"/>
-              <w:right w:type="dxa" w:w="120"/>
-            </w:tcMar>
-            <w:vAlign w:val="top"/>
-          </w:tcPr>
-          <w:p>
-            <w:pPr>
-              <w:spacing w:after="40" w:before="0"/>
-              <w:jc w:val="left"/>
-            </w:pPr>
-            <w:r>
-              <w:rPr>
-                <w:rFonts w:ascii="Arial" w:cs="Arial" w:eastAsia="Arial" w:hAnsi="Arial"/>
-                <w:b/>
-                <w:bCs/>
-                <w:i w:val="false"/>
-                <w:iCs w:val="false"/>
-                <w:color w:val="000000"/>
-                <w:sz w:val="18"/>
-                <w:szCs w:val="18"/>
-              </w:rPr>
-              <w:t xml:space="preserve">Phase 3 — Explain (Sensemaking)</w:t>
+            <w:shd w:fill="E2EFDA" w:color="auto" w:val="clear"/>
+            <w:tcMar>
+              <w:top w:type="dxa" w:w="60"/>
+              <w:left w:type="dxa" w:w="120"/>
+              <w:bottom w:type="dxa" w:w="60"/>
+              <w:right w:type="dxa" w:w="120"/>
+            </w:tcMar>
+            <w:vAlign w:val="top"/>
+          </w:tcPr>
+          <w:p>
+            <w:pPr>
+              <w:spacing w:after="40" w:before="0"/>
+              <w:jc w:val="left"/>
+            </w:pPr>
+            <w:r>
+              <w:rPr>
+                <w:rFonts w:ascii="Arial" w:cs="Arial" w:eastAsia="Arial" w:hAnsi="Arial"/>
+                <w:b/>
+                <w:bCs/>
+                <w:i w:val="false"/>
+                <w:iCs w:val="false"/>
+                <w:color w:val="000000"/>
+                <w:sz w:val="18"/>
+                <w:szCs w:val="18"/>
+              </w:rPr>
+              <w:t xml:space="preserve">Explain Phase</w:t>
             </w:r>
           </w:p>
           <w:p>
@@ -12623,7 +12641,7 @@
             <w:pPr>
               <w:spacing w:after="20" w:before="0"/>
             </w:pPr>
-            <w:hyperlink w:history="1" r:id="rIdhqzhabn5avynrm0p1ecl4">
+            <w:hyperlink w:history="1" r:id="rIdlyeobs5_ipl2btd1u9mvl">
               <w:r>
                 <w:rPr>
                   <w:rFonts w:ascii="Arial" w:cs="Arial" w:eastAsia="Arial" w:hAnsi="Arial"/>
@@ -12656,7 +12674,7 @@
               <w:spacing w:after="10" w:before="0"/>
               <w:ind w:left="120"/>
             </w:pPr>
-            <w:hyperlink w:history="1" r:id="rId8gde3qz0he91_21xa5o4c">
+            <w:hyperlink w:history="1" r:id="rIdhjliagres5ge2_vwcfhwz">
               <w:r>
                 <w:rPr>
                   <w:rFonts w:ascii="Arial" w:cs="Arial" w:eastAsia="Arial" w:hAnsi="Arial"/>
@@ -12701,7 +12719,7 @@
             <w:pPr>
               <w:spacing w:after="20" w:before="0"/>
             </w:pPr>
-            <w:hyperlink w:history="1" r:id="rIdvmklheoj-ze5t84gnuro_">
+            <w:hyperlink w:history="1" r:id="rIdcpjvcscq0-3enlosrbofn">
               <w:r>
                 <w:rPr>
                   <w:rFonts w:ascii="Arial" w:cs="Arial" w:eastAsia="Arial" w:hAnsi="Arial"/>
@@ -12734,7 +12752,7 @@
               <w:spacing w:after="10" w:before="0"/>
               <w:ind w:left="120"/>
             </w:pPr>
-            <w:hyperlink w:history="1" r:id="rIdjqkl7ceou9edrq2xbb8py">
+            <w:hyperlink w:history="1" r:id="rId58wno05uc7bi8lvon_tjg">
               <w:r>
                 <w:rPr>
                   <w:rFonts w:ascii="Arial" w:cs="Arial" w:eastAsia="Arial" w:hAnsi="Arial"/>
@@ -13033,32 +13051,32 @@
         <w:tc>
           <w:tcPr>
             <w:tcW w:type="dxa" w:w="1520"/>
-            <w:shd w:fill="F2F2F2" w:color="auto" w:val="clear"/>
-            <w:tcMar>
-              <w:top w:type="dxa" w:w="60"/>
-              <w:left w:type="dxa" w:w="120"/>
-              <w:bottom w:type="dxa" w:w="60"/>
-              <w:right w:type="dxa" w:w="120"/>
-            </w:tcMar>
-            <w:vAlign w:val="top"/>
-          </w:tcPr>
-          <w:p>
-            <w:pPr>
-              <w:spacing w:after="40" w:before="0"/>
-              <w:jc w:val="left"/>
-            </w:pPr>
-            <w:r>
-              <w:rPr>
-                <w:rFonts w:ascii="Arial" w:cs="Arial" w:eastAsia="Arial" w:hAnsi="Arial"/>
-                <w:b/>
-                <w:bCs/>
-                <w:i w:val="false"/>
-                <w:iCs w:val="false"/>
-                <w:color w:val="000000"/>
-                <w:sz w:val="18"/>
-                <w:szCs w:val="18"/>
-              </w:rPr>
-              <w:t xml:space="preserve">Phase 4 — Driving Question Board (DQB) Update</w:t>
+            <w:shd w:fill="FCE4D6" w:color="auto" w:val="clear"/>
+            <w:tcMar>
+              <w:top w:type="dxa" w:w="60"/>
+              <w:left w:type="dxa" w:w="120"/>
+              <w:bottom w:type="dxa" w:w="60"/>
+              <w:right w:type="dxa" w:w="120"/>
+            </w:tcMar>
+            <w:vAlign w:val="top"/>
+          </w:tcPr>
+          <w:p>
+            <w:pPr>
+              <w:spacing w:after="40" w:before="0"/>
+              <w:jc w:val="left"/>
+            </w:pPr>
+            <w:r>
+              <w:rPr>
+                <w:rFonts w:ascii="Arial" w:cs="Arial" w:eastAsia="Arial" w:hAnsi="Arial"/>
+                <w:b/>
+                <w:bCs/>
+                <w:i w:val="false"/>
+                <w:iCs w:val="false"/>
+                <w:color w:val="000000"/>
+                <w:sz w:val="18"/>
+                <w:szCs w:val="18"/>
+              </w:rPr>
+              <w:t xml:space="preserve">Driving Question Board (DQB) Creation</w:t>
             </w:r>
           </w:p>
           <w:p>
@@ -13081,7 +13099,7 @@
             <w:pPr>
               <w:spacing w:after="20" w:before="0"/>
             </w:pPr>
-            <w:hyperlink w:history="1" r:id="rIdwxv9suckjsx4xifoexhdh">
+            <w:hyperlink w:history="1" r:id="rIdsjtwyaih3bmis5wudlhdw">
               <w:r>
                 <w:rPr>
                   <w:rFonts w:ascii="Arial" w:cs="Arial" w:eastAsia="Arial" w:hAnsi="Arial"/>
@@ -13114,7 +13132,7 @@
               <w:spacing w:after="10" w:before="0"/>
               <w:ind w:left="120"/>
             </w:pPr>
-            <w:hyperlink w:history="1" r:id="rIdseavto6dypaayspsr3-6w">
+            <w:hyperlink w:history="1" r:id="rIdawkuvp9rv1zg25ku0rvby">
               <w:r>
                 <w:rPr>
                   <w:rFonts w:ascii="Arial" w:cs="Arial" w:eastAsia="Arial" w:hAnsi="Arial"/>
@@ -13159,7 +13177,7 @@
             <w:pPr>
               <w:spacing w:after="20" w:before="0"/>
             </w:pPr>
-            <w:hyperlink w:history="1" r:id="rId99beiguzhsda9mgkn-htq">
+            <w:hyperlink w:history="1" r:id="rIdautc99abv9g-rkl8cf_cf">
               <w:r>
                 <w:rPr>
                   <w:rFonts w:ascii="Arial" w:cs="Arial" w:eastAsia="Arial" w:hAnsi="Arial"/>
@@ -13192,7 +13210,7 @@
               <w:spacing w:after="10" w:before="0"/>
               <w:ind w:left="120"/>
             </w:pPr>
-            <w:hyperlink w:history="1" r:id="rIdeabsdmczwk3hvbafqqhtb">
+            <w:hyperlink w:history="1" r:id="rIdsarj5_nc_zsjrfou_gtxi">
               <w:r>
                 <w:rPr>
                   <w:rFonts w:ascii="Arial" w:cs="Arial" w:eastAsia="Arial" w:hAnsi="Arial"/>
@@ -13475,32 +13493,32 @@
         <w:tc>
           <w:tcPr>
             <w:tcW w:type="dxa" w:w="1520"/>
-            <w:shd w:fill="F2F2F2" w:color="auto" w:val="clear"/>
-            <w:tcMar>
-              <w:top w:type="dxa" w:w="60"/>
-              <w:left w:type="dxa" w:w="120"/>
-              <w:bottom w:type="dxa" w:w="60"/>
-              <w:right w:type="dxa" w:w="120"/>
-            </w:tcMar>
-            <w:vAlign w:val="top"/>
-          </w:tcPr>
-          <w:p>
-            <w:pPr>
-              <w:spacing w:after="40" w:before="0"/>
-              <w:jc w:val="left"/>
-            </w:pPr>
-            <w:r>
-              <w:rPr>
-                <w:rFonts w:ascii="Arial" w:cs="Arial" w:eastAsia="Arial" w:hAnsi="Arial"/>
-                <w:b/>
-                <w:bCs/>
-                <w:i w:val="false"/>
-                <w:iCs w:val="false"/>
-                <w:color w:val="000000"/>
-                <w:sz w:val="18"/>
-                <w:szCs w:val="18"/>
-              </w:rPr>
-              <w:t xml:space="preserve">Phase 5 — Model Building</w:t>
+            <w:shd w:fill="D5E8F0" w:color="auto" w:val="clear"/>
+            <w:tcMar>
+              <w:top w:type="dxa" w:w="60"/>
+              <w:left w:type="dxa" w:w="120"/>
+              <w:bottom w:type="dxa" w:w="60"/>
+              <w:right w:type="dxa" w:w="120"/>
+            </w:tcMar>
+            <w:vAlign w:val="top"/>
+          </w:tcPr>
+          <w:p>
+            <w:pPr>
+              <w:spacing w:after="40" w:before="0"/>
+              <w:jc w:val="left"/>
+            </w:pPr>
+            <w:r>
+              <w:rPr>
+                <w:rFonts w:ascii="Arial" w:cs="Arial" w:eastAsia="Arial" w:hAnsi="Arial"/>
+                <w:b/>
+                <w:bCs/>
+                <w:i w:val="false"/>
+                <w:iCs w:val="false"/>
+                <w:color w:val="000000"/>
+                <w:sz w:val="18"/>
+                <w:szCs w:val="18"/>
+              </w:rPr>
+              <w:t xml:space="preserve">Model Building Phase</w:t>
             </w:r>
           </w:p>
           <w:p>
@@ -13523,7 +13541,7 @@
             <w:pPr>
               <w:spacing w:after="20" w:before="0"/>
             </w:pPr>
-            <w:hyperlink w:history="1" r:id="rId5x9ebntwwq1v0qobljxno">
+            <w:hyperlink w:history="1" r:id="rId5ry_fidyg_w8nmloq0ygi">
               <w:r>
                 <w:rPr>
                   <w:rFonts w:ascii="Arial" w:cs="Arial" w:eastAsia="Arial" w:hAnsi="Arial"/>
@@ -13556,7 +13574,7 @@
               <w:spacing w:after="10" w:before="0"/>
               <w:ind w:left="120"/>
             </w:pPr>
-            <w:hyperlink w:history="1" r:id="rIddctre6pnv77dclwmnjeni">
+            <w:hyperlink w:history="1" r:id="rIdc1jlulxwwcidlemorukbi">
               <w:r>
                 <w:rPr>
                   <w:rFonts w:ascii="Arial" w:cs="Arial" w:eastAsia="Arial" w:hAnsi="Arial"/>
@@ -13601,7 +13619,7 @@
             <w:pPr>
               <w:spacing w:after="20" w:before="0"/>
             </w:pPr>
-            <w:hyperlink w:history="1" r:id="rIdjun8bomkpiutty1h6laei">
+            <w:hyperlink w:history="1" r:id="rIdqmegi5ybid1jyifpbgupu">
               <w:r>
                 <w:rPr>
                   <w:rFonts w:ascii="Arial" w:cs="Arial" w:eastAsia="Arial" w:hAnsi="Arial"/>
@@ -13634,7 +13652,7 @@
               <w:spacing w:after="10" w:before="0"/>
               <w:ind w:left="120"/>
             </w:pPr>
-            <w:hyperlink w:history="1" r:id="rIdmmd9bmiuvowat0n08nbga">
+            <w:hyperlink w:history="1" r:id="rIdg5x_izetpmeu6uocl7sv3">
               <w:r>
                 <w:rPr>
                   <w:rFonts w:ascii="Arial" w:cs="Arial" w:eastAsia="Arial" w:hAnsi="Arial"/>
@@ -14979,7 +14997,25 @@
             </w:tcMar>
             <w:vAlign w:val="top"/>
           </w:tcPr>
-          <w:p/>
+          <w:p>
+            <w:pPr>
+              <w:spacing w:after="40" w:before="0"/>
+              <w:jc w:val="left"/>
+            </w:pPr>
+            <w:r>
+              <w:rPr>
+                <w:rFonts w:ascii="Arial" w:cs="Arial" w:eastAsia="Arial" w:hAnsi="Arial"/>
+                <w:b w:val="false"/>
+                <w:bCs w:val="false"/>
+                <w:i w:val="false"/>
+                <w:iCs w:val="false"/>
+                <w:color w:val="000000"/>
+                <w:sz w:val="18"/>
+                <w:szCs w:val="18"/>
+              </w:rPr>
+              <w:t xml:space="preserve">No physical hazards. Ensure learners do not confuse base-10 logarithms with natural logarithms at this stage; restrict all work to common logarithms (base 10) and base-2 examples from the maize puzzle.</w:t>
+            </w:r>
+          </w:p>
         </w:tc>
       </w:tr>
     </w:tbl>
@@ -15353,7 +15389,7 @@
             <w:pPr>
               <w:spacing w:after="20" w:before="0"/>
             </w:pPr>
-            <w:hyperlink w:history="1" r:id="rIdeuhfidq0mvfz9wlms7uad">
+            <w:hyperlink w:history="1" r:id="rIdxjkxinpvozhsuuvcn1loz">
               <w:r>
                 <w:rPr>
                   <w:rFonts w:ascii="Arial" w:cs="Arial" w:eastAsia="Arial" w:hAnsi="Arial"/>
@@ -15386,7 +15422,7 @@
               <w:spacing w:after="10" w:before="0"/>
               <w:ind w:left="120"/>
             </w:pPr>
-            <w:hyperlink w:history="1" r:id="rIdhgt1spqqszhmy5mrv0bgn">
+            <w:hyperlink w:history="1" r:id="rIdsraytm5duqamkvb5vtzfy">
               <w:r>
                 <w:rPr>
                   <w:rFonts w:ascii="Arial" w:cs="Arial" w:eastAsia="Arial" w:hAnsi="Arial"/>
@@ -15431,7 +15467,7 @@
             <w:pPr>
               <w:spacing w:after="20" w:before="0"/>
             </w:pPr>
-            <w:hyperlink w:history="1" r:id="rIdunduhpa1q3jojrmxldlgb">
+            <w:hyperlink w:history="1" r:id="rIdq6bdksjdbsp4mjr0u4bw_">
               <w:r>
                 <w:rPr>
                   <w:rFonts w:ascii="Arial" w:cs="Arial" w:eastAsia="Arial" w:hAnsi="Arial"/>
@@ -15464,7 +15500,7 @@
               <w:spacing w:after="10" w:before="0"/>
               <w:ind w:left="120"/>
             </w:pPr>
-            <w:hyperlink w:history="1" r:id="rId_vgnowq5d2msjvq37o0-v">
+            <w:hyperlink w:history="1" r:id="rIdzyknwc1ulu1kkn4gxgxl1">
               <w:r>
                 <w:rPr>
                   <w:rFonts w:ascii="Arial" w:cs="Arial" w:eastAsia="Arial" w:hAnsi="Arial"/>
@@ -15659,7 +15695,7 @@
             <w:pPr>
               <w:spacing w:after="20" w:before="0"/>
             </w:pPr>
-            <w:hyperlink w:history="1" r:id="rIdgkqesjxzvkefqhkn-tgwa">
+            <w:hyperlink w:history="1" r:id="rIdlsmgxuuejbddkofbpvddl">
               <w:r>
                 <w:rPr>
                   <w:rFonts w:ascii="Arial" w:cs="Arial" w:eastAsia="Arial" w:hAnsi="Arial"/>
@@ -15692,7 +15728,7 @@
               <w:spacing w:after="10" w:before="0"/>
               <w:ind w:left="120"/>
             </w:pPr>
-            <w:hyperlink w:history="1" r:id="rIdirks81to49dxmz7vl4usj">
+            <w:hyperlink w:history="1" r:id="rIddpx2cau8gcjbmfcuppk1t">
               <w:r>
                 <w:rPr>
                   <w:rFonts w:ascii="Arial" w:cs="Arial" w:eastAsia="Arial" w:hAnsi="Arial"/>
@@ -15737,7 +15773,7 @@
             <w:pPr>
               <w:spacing w:after="20" w:before="0"/>
             </w:pPr>
-            <w:hyperlink w:history="1" r:id="rIdvgnluwilk7mqs3pzw8e4w">
+            <w:hyperlink w:history="1" r:id="rIdhsxguvun6t_emue86gtpt">
               <w:r>
                 <w:rPr>
                   <w:rFonts w:ascii="Arial" w:cs="Arial" w:eastAsia="Arial" w:hAnsi="Arial"/>
@@ -15770,7 +15806,7 @@
               <w:spacing w:after="10" w:before="0"/>
               <w:ind w:left="120"/>
             </w:pPr>
-            <w:hyperlink w:history="1" r:id="rId241s2n_trlbol4zfaqyoe">
+            <w:hyperlink w:history="1" r:id="rIdy_tuaym7y9sxei74k2ytb">
               <w:r>
                 <w:rPr>
                   <w:rFonts w:ascii="Arial" w:cs="Arial" w:eastAsia="Arial" w:hAnsi="Arial"/>
@@ -15965,7 +16001,7 @@
             <w:pPr>
               <w:spacing w:after="20" w:before="0"/>
             </w:pPr>
-            <w:hyperlink w:history="1" r:id="rIdxvrm08j5jfen2p0uiuqgb">
+            <w:hyperlink w:history="1" r:id="rIdhfitcq1kxpbbp7tso1kqs">
               <w:r>
                 <w:rPr>
                   <w:rFonts w:ascii="Arial" w:cs="Arial" w:eastAsia="Arial" w:hAnsi="Arial"/>
@@ -15998,7 +16034,7 @@
               <w:spacing w:after="10" w:before="0"/>
               <w:ind w:left="120"/>
             </w:pPr>
-            <w:hyperlink w:history="1" r:id="rIdjaiiqsdug_u-9num89zx8">
+            <w:hyperlink w:history="1" r:id="rIdr90hxmkd6fc4fxhlvrwzn">
               <w:r>
                 <w:rPr>
                   <w:rFonts w:ascii="Arial" w:cs="Arial" w:eastAsia="Arial" w:hAnsi="Arial"/>
@@ -16043,7 +16079,7 @@
             <w:pPr>
               <w:spacing w:after="20" w:before="0"/>
             </w:pPr>
-            <w:hyperlink w:history="1" r:id="rIdj5wwq7w7k4gt4tkupnvjg">
+            <w:hyperlink w:history="1" r:id="rIdxoswaolxeuk-jgyzpeo1z">
               <w:r>
                 <w:rPr>
                   <w:rFonts w:ascii="Arial" w:cs="Arial" w:eastAsia="Arial" w:hAnsi="Arial"/>
@@ -16076,7 +16112,7 @@
               <w:spacing w:after="10" w:before="0"/>
               <w:ind w:left="120"/>
             </w:pPr>
-            <w:hyperlink w:history="1" r:id="rIdb5wlv2hgahmlf97twb0r3">
+            <w:hyperlink w:history="1" r:id="rIdedqyu8rcnpc8o5vfbwjtv">
               <w:r>
                 <w:rPr>
                   <w:rFonts w:ascii="Arial" w:cs="Arial" w:eastAsia="Arial" w:hAnsi="Arial"/>
@@ -16271,7 +16307,7 @@
             <w:pPr>
               <w:spacing w:after="20" w:before="0"/>
             </w:pPr>
-            <w:hyperlink w:history="1" r:id="rIdizhoaugfvje-j4quu-7rq">
+            <w:hyperlink w:history="1" r:id="rId-gvcnbnvqex0_0rmgwg5g">
               <w:r>
                 <w:rPr>
                   <w:rFonts w:ascii="Arial" w:cs="Arial" w:eastAsia="Arial" w:hAnsi="Arial"/>
@@ -16304,7 +16340,7 @@
               <w:spacing w:after="10" w:before="0"/>
               <w:ind w:left="120"/>
             </w:pPr>
-            <w:hyperlink w:history="1" r:id="rId0pqfo_uqxx5nsyns5le9j">
+            <w:hyperlink w:history="1" r:id="rIdco4-ozjzxzl8o5x1cncay">
               <w:r>
                 <w:rPr>
                   <w:rFonts w:ascii="Arial" w:cs="Arial" w:eastAsia="Arial" w:hAnsi="Arial"/>
@@ -16349,7 +16385,7 @@
             <w:pPr>
               <w:spacing w:after="20" w:before="0"/>
             </w:pPr>
-            <w:hyperlink w:history="1" r:id="rIdg9ms-lzcj-l-x2vv3ioof">
+            <w:hyperlink w:history="1" r:id="rIdq6xb53ps10yikpxdugtjv">
               <w:r>
                 <w:rPr>
                   <w:rFonts w:ascii="Arial" w:cs="Arial" w:eastAsia="Arial" w:hAnsi="Arial"/>
@@ -16382,7 +16418,7 @@
               <w:spacing w:after="10" w:before="0"/>
               <w:ind w:left="120"/>
             </w:pPr>
-            <w:hyperlink w:history="1" r:id="rIdopfqkbzl7m5f2e_hfl3tk">
+            <w:hyperlink w:history="1" r:id="rId4wht3zjb17auedxlqwtg4">
               <w:r>
                 <w:rPr>
                   <w:rFonts w:ascii="Arial" w:cs="Arial" w:eastAsia="Arial" w:hAnsi="Arial"/>
@@ -16577,7 +16613,7 @@
             <w:pPr>
               <w:spacing w:after="20" w:before="0"/>
             </w:pPr>
-            <w:hyperlink w:history="1" r:id="rIdhvyhgiw4u-pikxjj_slyo">
+            <w:hyperlink w:history="1" r:id="rIdmmchlcmyokc5twrrvb0wm">
               <w:r>
                 <w:rPr>
                   <w:rFonts w:ascii="Arial" w:cs="Arial" w:eastAsia="Arial" w:hAnsi="Arial"/>
@@ -16610,7 +16646,7 @@
               <w:spacing w:after="10" w:before="0"/>
               <w:ind w:left="120"/>
             </w:pPr>
-            <w:hyperlink w:history="1" r:id="rIdwghqrggooyj6wnzqhfqm9">
+            <w:hyperlink w:history="1" r:id="rIdj60bz7vtfu6obmd0hf-pn">
               <w:r>
                 <w:rPr>
                   <w:rFonts w:ascii="Arial" w:cs="Arial" w:eastAsia="Arial" w:hAnsi="Arial"/>
@@ -16655,7 +16691,7 @@
             <w:pPr>
               <w:spacing w:after="20" w:before="0"/>
             </w:pPr>
-            <w:hyperlink w:history="1" r:id="rIduxwc5hatpvy-kjp00rhj0">
+            <w:hyperlink w:history="1" r:id="rIdymiwqvng3vmryrybxmx58">
               <w:r>
                 <w:rPr>
                   <w:rFonts w:ascii="Arial" w:cs="Arial" w:eastAsia="Arial" w:hAnsi="Arial"/>
@@ -16688,7 +16724,7 @@
               <w:spacing w:after="10" w:before="0"/>
               <w:ind w:left="120"/>
             </w:pPr>
-            <w:hyperlink w:history="1" r:id="rId5lwnlkzlyojbrcsm4-qpx">
+            <w:hyperlink w:history="1" r:id="rId5iummlubckpcxedjbu7fr">
               <w:r>
                 <w:rPr>
                   <w:rFonts w:ascii="Arial" w:cs="Arial" w:eastAsia="Arial" w:hAnsi="Arial"/>
@@ -17783,7 +17819,25 @@
             </w:tcMar>
             <w:vAlign w:val="top"/>
           </w:tcPr>
-          <w:p/>
+          <w:p>
+            <w:pPr>
+              <w:spacing w:after="40" w:before="0"/>
+              <w:jc w:val="left"/>
+            </w:pPr>
+            <w:r>
+              <w:rPr>
+                <w:rFonts w:ascii="Arial" w:cs="Arial" w:eastAsia="Arial" w:hAnsi="Arial"/>
+                <w:b w:val="false"/>
+                <w:bCs w:val="false"/>
+                <w:i w:val="false"/>
+                <w:iCs w:val="false"/>
+                <w:color w:val="000000"/>
+                <w:sz w:val="18"/>
+                <w:szCs w:val="18"/>
+              </w:rPr>
+              <w:t xml:space="preserve">No physical safety concerns. Remind learners to handle printed log tables carefully to avoid tearing. If calculators are shared, ensure fair rotation so every learner gets hands-on time.</w:t>
+            </w:r>
+          </w:p>
         </w:tc>
       </w:tr>
     </w:tbl>
@@ -18157,7 +18211,7 @@
             <w:pPr>
               <w:spacing w:after="20" w:before="0"/>
             </w:pPr>
-            <w:hyperlink w:history="1" r:id="rId6v6sbfl8m9q71wdluufdc">
+            <w:hyperlink w:history="1" r:id="rIdzl2bbvtcjt1u5-t_oqaxy">
               <w:r>
                 <w:rPr>
                   <w:rFonts w:ascii="Arial" w:cs="Arial" w:eastAsia="Arial" w:hAnsi="Arial"/>
@@ -18190,7 +18244,7 @@
               <w:spacing w:after="10" w:before="0"/>
               <w:ind w:left="120"/>
             </w:pPr>
-            <w:hyperlink w:history="1" r:id="rId9tbqwdo6zq-29ewccq2ji">
+            <w:hyperlink w:history="1" r:id="rIdhqd5ouh0zewsotwzzz4kt">
               <w:r>
                 <w:rPr>
                   <w:rFonts w:ascii="Arial" w:cs="Arial" w:eastAsia="Arial" w:hAnsi="Arial"/>
@@ -18235,7 +18289,7 @@
             <w:pPr>
               <w:spacing w:after="20" w:before="0"/>
             </w:pPr>
-            <w:hyperlink w:history="1" r:id="rIdanwv0hf3tle95zo2-objy">
+            <w:hyperlink w:history="1" r:id="rIdutfffzujxnnzhnr_7gr7c">
               <w:r>
                 <w:rPr>
                   <w:rFonts w:ascii="Arial" w:cs="Arial" w:eastAsia="Arial" w:hAnsi="Arial"/>
@@ -18268,7 +18322,7 @@
               <w:spacing w:after="10" w:before="0"/>
               <w:ind w:left="120"/>
             </w:pPr>
-            <w:hyperlink w:history="1" r:id="rIdg48sm5uacog1xyotktryg">
+            <w:hyperlink w:history="1" r:id="rIdxnculk8rbe-ns6jc736jv">
               <w:r>
                 <w:rPr>
                   <w:rFonts w:ascii="Arial" w:cs="Arial" w:eastAsia="Arial" w:hAnsi="Arial"/>
@@ -18463,7 +18517,7 @@
             <w:pPr>
               <w:spacing w:after="20" w:before="0"/>
             </w:pPr>
-            <w:hyperlink w:history="1" r:id="rIdpkxd8yqhptmoikle2sbrw">
+            <w:hyperlink w:history="1" r:id="rIdi3qxpa-a4nqnzibwocyuw">
               <w:r>
                 <w:rPr>
                   <w:rFonts w:ascii="Arial" w:cs="Arial" w:eastAsia="Arial" w:hAnsi="Arial"/>
@@ -18496,7 +18550,7 @@
               <w:spacing w:after="10" w:before="0"/>
               <w:ind w:left="120"/>
             </w:pPr>
-            <w:hyperlink w:history="1" r:id="rIdtlp7xbk7amy0dgevrzm6_">
+            <w:hyperlink w:history="1" r:id="rIdt1zumu86qomdl274rpvfw">
               <w:r>
                 <w:rPr>
                   <w:rFonts w:ascii="Arial" w:cs="Arial" w:eastAsia="Arial" w:hAnsi="Arial"/>
@@ -18541,7 +18595,7 @@
             <w:pPr>
               <w:spacing w:after="20" w:before="0"/>
             </w:pPr>
-            <w:hyperlink w:history="1" r:id="rId2quvvfjfh2lab8-1yuesa">
+            <w:hyperlink w:history="1" r:id="rId39pnurq5yg95leg4gt0k5">
               <w:r>
                 <w:rPr>
                   <w:rFonts w:ascii="Arial" w:cs="Arial" w:eastAsia="Arial" w:hAnsi="Arial"/>
@@ -18574,7 +18628,7 @@
               <w:spacing w:after="10" w:before="0"/>
               <w:ind w:left="120"/>
             </w:pPr>
-            <w:hyperlink w:history="1" r:id="rIdesyftmwyfyceh97fq1hsq">
+            <w:hyperlink w:history="1" r:id="rIdycgm4us6ws3bgcnqjfa8-">
               <w:r>
                 <w:rPr>
                   <w:rFonts w:ascii="Arial" w:cs="Arial" w:eastAsia="Arial" w:hAnsi="Arial"/>
@@ -18769,7 +18823,7 @@
             <w:pPr>
               <w:spacing w:after="20" w:before="0"/>
             </w:pPr>
-            <w:hyperlink w:history="1" r:id="rIdr0a6tlz6ta7xn_tlts7dh">
+            <w:hyperlink w:history="1" r:id="rIdue_sbb2jlxifqqya_mkx0">
               <w:r>
                 <w:rPr>
                   <w:rFonts w:ascii="Arial" w:cs="Arial" w:eastAsia="Arial" w:hAnsi="Arial"/>
@@ -18802,7 +18856,7 @@
               <w:spacing w:after="10" w:before="0"/>
               <w:ind w:left="120"/>
             </w:pPr>
-            <w:hyperlink w:history="1" r:id="rIdljjivgppb39jcca_hvn-w">
+            <w:hyperlink w:history="1" r:id="rIddtiylwoq5-dbqm1iadk5u">
               <w:r>
                 <w:rPr>
                   <w:rFonts w:ascii="Arial" w:cs="Arial" w:eastAsia="Arial" w:hAnsi="Arial"/>
@@ -18847,7 +18901,7 @@
             <w:pPr>
               <w:spacing w:after="20" w:before="0"/>
             </w:pPr>
-            <w:hyperlink w:history="1" r:id="rIdpsiuvqxpgojbbbhvseiqx">
+            <w:hyperlink w:history="1" r:id="rIdzj2rtxcokeizuwwf-u_52">
               <w:r>
                 <w:rPr>
                   <w:rFonts w:ascii="Arial" w:cs="Arial" w:eastAsia="Arial" w:hAnsi="Arial"/>
@@ -18880,7 +18934,7 @@
               <w:spacing w:after="10" w:before="0"/>
               <w:ind w:left="120"/>
             </w:pPr>
-            <w:hyperlink w:history="1" r:id="rIdmskx8ucj_sngtx8imilt4">
+            <w:hyperlink w:history="1" r:id="rIdxsbudnxsds4f3z0urfvac">
               <w:r>
                 <w:rPr>
                   <w:rFonts w:ascii="Arial" w:cs="Arial" w:eastAsia="Arial" w:hAnsi="Arial"/>
@@ -19075,7 +19129,7 @@
             <w:pPr>
               <w:spacing w:after="20" w:before="0"/>
             </w:pPr>
-            <w:hyperlink w:history="1" r:id="rIdkqjmptqvlble9b53kaotc">
+            <w:hyperlink w:history="1" r:id="rId6y714i-y3kjyybrewp5p5">
               <w:r>
                 <w:rPr>
                   <w:rFonts w:ascii="Arial" w:cs="Arial" w:eastAsia="Arial" w:hAnsi="Arial"/>
@@ -19108,7 +19162,7 @@
               <w:spacing w:after="10" w:before="0"/>
               <w:ind w:left="120"/>
             </w:pPr>
-            <w:hyperlink w:history="1" r:id="rIddhwk7dt4apc7kjlulqcon">
+            <w:hyperlink w:history="1" r:id="rIdhk_jodsstowcwjzqnf3c1">
               <w:r>
                 <w:rPr>
                   <w:rFonts w:ascii="Arial" w:cs="Arial" w:eastAsia="Arial" w:hAnsi="Arial"/>
@@ -19153,7 +19207,7 @@
             <w:pPr>
               <w:spacing w:after="20" w:before="0"/>
             </w:pPr>
-            <w:hyperlink w:history="1" r:id="rIdt0n-dq4qmypfllk48u7cm">
+            <w:hyperlink w:history="1" r:id="rIdj0bms7b1karhk080aque4">
               <w:r>
                 <w:rPr>
                   <w:rFonts w:ascii="Arial" w:cs="Arial" w:eastAsia="Arial" w:hAnsi="Arial"/>
@@ -19186,7 +19240,7 @@
               <w:spacing w:after="10" w:before="0"/>
               <w:ind w:left="120"/>
             </w:pPr>
-            <w:hyperlink w:history="1" r:id="rIdcxqv3eylv8t-pu3zqagrw">
+            <w:hyperlink w:history="1" r:id="rIdelkgwc83nmdnkb5jl08at">
               <w:r>
                 <w:rPr>
                   <w:rFonts w:ascii="Arial" w:cs="Arial" w:eastAsia="Arial" w:hAnsi="Arial"/>
@@ -19381,7 +19435,7 @@
             <w:pPr>
               <w:spacing w:after="20" w:before="0"/>
             </w:pPr>
-            <w:hyperlink w:history="1" r:id="rIdzeufxd5ka8hllyndda4ul">
+            <w:hyperlink w:history="1" r:id="rIdeq-yzbni4aqckyyen1vig">
               <w:r>
                 <w:rPr>
                   <w:rFonts w:ascii="Arial" w:cs="Arial" w:eastAsia="Arial" w:hAnsi="Arial"/>
@@ -19414,7 +19468,7 @@
               <w:spacing w:after="10" w:before="0"/>
               <w:ind w:left="120"/>
             </w:pPr>
-            <w:hyperlink w:history="1" r:id="rIdnw1p75bl3f51cquouerjj">
+            <w:hyperlink w:history="1" r:id="rId6iu6mmg95jv0b97wjrdi3">
               <w:r>
                 <w:rPr>
                   <w:rFonts w:ascii="Arial" w:cs="Arial" w:eastAsia="Arial" w:hAnsi="Arial"/>
@@ -19459,7 +19513,7 @@
             <w:pPr>
               <w:spacing w:after="20" w:before="0"/>
             </w:pPr>
-            <w:hyperlink w:history="1" r:id="rIdpmodnikjgku5p67z3vjhw">
+            <w:hyperlink w:history="1" r:id="rId-g1s0zpd_tvo3fcv0z7fx">
               <w:r>
                 <w:rPr>
                   <w:rFonts w:ascii="Arial" w:cs="Arial" w:eastAsia="Arial" w:hAnsi="Arial"/>
@@ -19492,7 +19546,7 @@
               <w:spacing w:after="10" w:before="0"/>
               <w:ind w:left="120"/>
             </w:pPr>
-            <w:hyperlink w:history="1" r:id="rIdgp0pmit6lco7kqwyubeio">
+            <w:hyperlink w:history="1" r:id="rIdvdgj8qgvs5jvmvzxmhivp">
               <w:r>
                 <w:rPr>
                   <w:rFonts w:ascii="Arial" w:cs="Arial" w:eastAsia="Arial" w:hAnsi="Arial"/>
@@ -20931,32 +20985,32 @@
         <w:tc>
           <w:tcPr>
             <w:tcW w:type="dxa" w:w="1520"/>
-            <w:shd w:fill="F2F2F2" w:color="auto" w:val="clear"/>
-            <w:tcMar>
-              <w:top w:type="dxa" w:w="60"/>
-              <w:left w:type="dxa" w:w="120"/>
-              <w:bottom w:type="dxa" w:w="60"/>
-              <w:right w:type="dxa" w:w="120"/>
-            </w:tcMar>
-            <w:vAlign w:val="top"/>
-          </w:tcPr>
-          <w:p>
-            <w:pPr>
-              <w:spacing w:after="40" w:before="0"/>
-              <w:jc w:val="left"/>
-            </w:pPr>
-            <w:r>
-              <w:rPr>
-                <w:rFonts w:ascii="Arial" w:cs="Arial" w:eastAsia="Arial" w:hAnsi="Arial"/>
-                <w:b/>
-                <w:bCs/>
-                <w:i w:val="false"/>
-                <w:iCs w:val="false"/>
-                <w:color w:val="000000"/>
-                <w:sz w:val="18"/>
-                <w:szCs w:val="18"/>
-              </w:rPr>
-              <w:t xml:space="preserve">Phase 1 — Predict</w:t>
+            <w:shd w:fill="EAD1F5" w:color="auto" w:val="clear"/>
+            <w:tcMar>
+              <w:top w:type="dxa" w:w="60"/>
+              <w:left w:type="dxa" w:w="120"/>
+              <w:bottom w:type="dxa" w:w="60"/>
+              <w:right w:type="dxa" w:w="120"/>
+            </w:tcMar>
+            <w:vAlign w:val="top"/>
+          </w:tcPr>
+          <w:p>
+            <w:pPr>
+              <w:spacing w:after="40" w:before="0"/>
+              <w:jc w:val="left"/>
+            </w:pPr>
+            <w:r>
+              <w:rPr>
+                <w:rFonts w:ascii="Arial" w:cs="Arial" w:eastAsia="Arial" w:hAnsi="Arial"/>
+                <w:b/>
+                <w:bCs/>
+                <w:i w:val="false"/>
+                <w:iCs w:val="false"/>
+                <w:color w:val="000000"/>
+                <w:sz w:val="18"/>
+                <w:szCs w:val="18"/>
+              </w:rPr>
+              <w:t xml:space="preserve">Predict Phase</w:t>
             </w:r>
           </w:p>
           <w:p>
@@ -20979,7 +21033,7 @@
             <w:pPr>
               <w:spacing w:after="20" w:before="0"/>
             </w:pPr>
-            <w:hyperlink w:history="1" r:id="rIdlmcnn_oabbmlyvkxoegky">
+            <w:hyperlink w:history="1" r:id="rId3xqxpiqm7l9vhbgq8az_b">
               <w:r>
                 <w:rPr>
                   <w:rFonts w:ascii="Arial" w:cs="Arial" w:eastAsia="Arial" w:hAnsi="Arial"/>
@@ -21012,7 +21066,7 @@
               <w:spacing w:after="10" w:before="0"/>
               <w:ind w:left="120"/>
             </w:pPr>
-            <w:hyperlink w:history="1" r:id="rIdx1lfhgtgqqmsf4gtybn4t">
+            <w:hyperlink w:history="1" r:id="rIdfpdve35f-ul_k6imxszdc">
               <w:r>
                 <w:rPr>
                   <w:rFonts w:ascii="Arial" w:cs="Arial" w:eastAsia="Arial" w:hAnsi="Arial"/>
@@ -21057,7 +21111,7 @@
             <w:pPr>
               <w:spacing w:after="20" w:before="0"/>
             </w:pPr>
-            <w:hyperlink w:history="1" r:id="rIdobrn8t5k8werwsvebcon9">
+            <w:hyperlink w:history="1" r:id="rIdem8dt-fg9lwnas3bvnm1h">
               <w:r>
                 <w:rPr>
                   <w:rFonts w:ascii="Arial" w:cs="Arial" w:eastAsia="Arial" w:hAnsi="Arial"/>
@@ -21090,7 +21144,7 @@
               <w:spacing w:after="10" w:before="0"/>
               <w:ind w:left="120"/>
             </w:pPr>
-            <w:hyperlink w:history="1" r:id="rIdlvgdwhy8xxjmqcu8yxnst">
+            <w:hyperlink w:history="1" r:id="rIdnqlugdg8jzqi9i6njppqc">
               <w:r>
                 <w:rPr>
                   <w:rFonts w:ascii="Arial" w:cs="Arial" w:eastAsia="Arial" w:hAnsi="Arial"/>
@@ -21237,32 +21291,32 @@
         <w:tc>
           <w:tcPr>
             <w:tcW w:type="dxa" w:w="1520"/>
-            <w:shd w:fill="F2F2F2" w:color="auto" w:val="clear"/>
-            <w:tcMar>
-              <w:top w:type="dxa" w:w="60"/>
-              <w:left w:type="dxa" w:w="120"/>
-              <w:bottom w:type="dxa" w:w="60"/>
-              <w:right w:type="dxa" w:w="120"/>
-            </w:tcMar>
-            <w:vAlign w:val="top"/>
-          </w:tcPr>
-          <w:p>
-            <w:pPr>
-              <w:spacing w:after="40" w:before="0"/>
-              <w:jc w:val="left"/>
-            </w:pPr>
-            <w:r>
-              <w:rPr>
-                <w:rFonts w:ascii="Arial" w:cs="Arial" w:eastAsia="Arial" w:hAnsi="Arial"/>
-                <w:b/>
-                <w:bCs/>
-                <w:i w:val="false"/>
-                <w:iCs w:val="false"/>
-                <w:color w:val="000000"/>
-                <w:sz w:val="18"/>
-                <w:szCs w:val="18"/>
-              </w:rPr>
-              <w:t xml:space="preserve">Phase 2 — Observe</w:t>
+            <w:shd w:fill="D9EEF1" w:color="auto" w:val="clear"/>
+            <w:tcMar>
+              <w:top w:type="dxa" w:w="60"/>
+              <w:left w:type="dxa" w:w="120"/>
+              <w:bottom w:type="dxa" w:w="60"/>
+              <w:right w:type="dxa" w:w="120"/>
+            </w:tcMar>
+            <w:vAlign w:val="top"/>
+          </w:tcPr>
+          <w:p>
+            <w:pPr>
+              <w:spacing w:after="40" w:before="0"/>
+              <w:jc w:val="left"/>
+            </w:pPr>
+            <w:r>
+              <w:rPr>
+                <w:rFonts w:ascii="Arial" w:cs="Arial" w:eastAsia="Arial" w:hAnsi="Arial"/>
+                <w:b/>
+                <w:bCs/>
+                <w:i w:val="false"/>
+                <w:iCs w:val="false"/>
+                <w:color w:val="000000"/>
+                <w:sz w:val="18"/>
+                <w:szCs w:val="18"/>
+              </w:rPr>
+              <w:t xml:space="preserve">Observe Phase</w:t>
             </w:r>
           </w:p>
           <w:p>
@@ -21285,7 +21339,7 @@
             <w:pPr>
               <w:spacing w:after="20" w:before="0"/>
             </w:pPr>
-            <w:hyperlink w:history="1" r:id="rIdp2axkvhjmbvyf8kynrvp4">
+            <w:hyperlink w:history="1" r:id="rId1sjseynjei2rt1hlef2js">
               <w:r>
                 <w:rPr>
                   <w:rFonts w:ascii="Arial" w:cs="Arial" w:eastAsia="Arial" w:hAnsi="Arial"/>
@@ -21318,7 +21372,7 @@
               <w:spacing w:after="10" w:before="0"/>
               <w:ind w:left="120"/>
             </w:pPr>
-            <w:hyperlink w:history="1" r:id="rIdbbx15rp8mrh39lj_w4dtz">
+            <w:hyperlink w:history="1" r:id="rIdlpgmv1t3dctnntsu5qr8y">
               <w:r>
                 <w:rPr>
                   <w:rFonts w:ascii="Arial" w:cs="Arial" w:eastAsia="Arial" w:hAnsi="Arial"/>
@@ -21363,7 +21417,7 @@
             <w:pPr>
               <w:spacing w:after="20" w:before="0"/>
             </w:pPr>
-            <w:hyperlink w:history="1" r:id="rIdu-om8dlrdbhia0yqbwjwd">
+            <w:hyperlink w:history="1" r:id="rIdfllkibvanh4k8dve8j7ej">
               <w:r>
                 <w:rPr>
                   <w:rFonts w:ascii="Arial" w:cs="Arial" w:eastAsia="Arial" w:hAnsi="Arial"/>
@@ -21396,7 +21450,7 @@
               <w:spacing w:after="10" w:before="0"/>
               <w:ind w:left="120"/>
             </w:pPr>
-            <w:hyperlink w:history="1" r:id="rIdv_lfjui_yfmsu2ezzu_2j">
+            <w:hyperlink w:history="1" r:id="rIdq7ne3siqm3ismi9p2wabz">
               <w:r>
                 <w:rPr>
                   <w:rFonts w:ascii="Arial" w:cs="Arial" w:eastAsia="Arial" w:hAnsi="Arial"/>
@@ -21543,32 +21597,32 @@
         <w:tc>
           <w:tcPr>
             <w:tcW w:type="dxa" w:w="1520"/>
-            <w:shd w:fill="F2F2F2" w:color="auto" w:val="clear"/>
-            <w:tcMar>
-              <w:top w:type="dxa" w:w="60"/>
-              <w:left w:type="dxa" w:w="120"/>
-              <w:bottom w:type="dxa" w:w="60"/>
-              <w:right w:type="dxa" w:w="120"/>
-            </w:tcMar>
-            <w:vAlign w:val="top"/>
-          </w:tcPr>
-          <w:p>
-            <w:pPr>
-              <w:spacing w:after="40" w:before="0"/>
-              <w:jc w:val="left"/>
-            </w:pPr>
-            <w:r>
-              <w:rPr>
-                <w:rFonts w:ascii="Arial" w:cs="Arial" w:eastAsia="Arial" w:hAnsi="Arial"/>
-                <w:b/>
-                <w:bCs/>
-                <w:i w:val="false"/>
-                <w:iCs w:val="false"/>
-                <w:color w:val="000000"/>
-                <w:sz w:val="18"/>
-                <w:szCs w:val="18"/>
-              </w:rPr>
-              <w:t xml:space="preserve">Phase 3 — Explain</w:t>
+            <w:shd w:fill="E2EFDA" w:color="auto" w:val="clear"/>
+            <w:tcMar>
+              <w:top w:type="dxa" w:w="60"/>
+              <w:left w:type="dxa" w:w="120"/>
+              <w:bottom w:type="dxa" w:w="60"/>
+              <w:right w:type="dxa" w:w="120"/>
+            </w:tcMar>
+            <w:vAlign w:val="top"/>
+          </w:tcPr>
+          <w:p>
+            <w:pPr>
+              <w:spacing w:after="40" w:before="0"/>
+              <w:jc w:val="left"/>
+            </w:pPr>
+            <w:r>
+              <w:rPr>
+                <w:rFonts w:ascii="Arial" w:cs="Arial" w:eastAsia="Arial" w:hAnsi="Arial"/>
+                <w:b/>
+                <w:bCs/>
+                <w:i w:val="false"/>
+                <w:iCs w:val="false"/>
+                <w:color w:val="000000"/>
+                <w:sz w:val="18"/>
+                <w:szCs w:val="18"/>
+              </w:rPr>
+              <w:t xml:space="preserve">Explain Phase</w:t>
             </w:r>
           </w:p>
           <w:p>
@@ -21591,7 +21645,7 @@
             <w:pPr>
               <w:spacing w:after="20" w:before="0"/>
             </w:pPr>
-            <w:hyperlink w:history="1" r:id="rIdhckdotjw_lttnybx9kv7j">
+            <w:hyperlink w:history="1" r:id="rIda787hvpjgfaenfstnn6kq">
               <w:r>
                 <w:rPr>
                   <w:rFonts w:ascii="Arial" w:cs="Arial" w:eastAsia="Arial" w:hAnsi="Arial"/>
@@ -21624,7 +21678,7 @@
               <w:spacing w:after="10" w:before="0"/>
               <w:ind w:left="120"/>
             </w:pPr>
-            <w:hyperlink w:history="1" r:id="rIdzopp30tm_ij4rvamn1trd">
+            <w:hyperlink w:history="1" r:id="rIdciqasrreazr6yqnm-l8qa">
               <w:r>
                 <w:rPr>
                   <w:rFonts w:ascii="Arial" w:cs="Arial" w:eastAsia="Arial" w:hAnsi="Arial"/>
@@ -21669,7 +21723,7 @@
             <w:pPr>
               <w:spacing w:after="20" w:before="0"/>
             </w:pPr>
-            <w:hyperlink w:history="1" r:id="rIdbefcvdinjgh3fuvehpoou">
+            <w:hyperlink w:history="1" r:id="rIdk6bdb2zmjscmdr7-311b_">
               <w:r>
                 <w:rPr>
                   <w:rFonts w:ascii="Arial" w:cs="Arial" w:eastAsia="Arial" w:hAnsi="Arial"/>
@@ -21702,7 +21756,7 @@
               <w:spacing w:after="10" w:before="0"/>
               <w:ind w:left="120"/>
             </w:pPr>
-            <w:hyperlink w:history="1" r:id="rId4bloiyvo9uwacuirqy0rm">
+            <w:hyperlink w:history="1" r:id="rId0uv_kv-5opx4h6qhif0ze">
               <w:r>
                 <w:rPr>
                   <w:rFonts w:ascii="Arial" w:cs="Arial" w:eastAsia="Arial" w:hAnsi="Arial"/>
@@ -21849,32 +21903,32 @@
         <w:tc>
           <w:tcPr>
             <w:tcW w:type="dxa" w:w="1520"/>
-            <w:shd w:fill="F2F2F2" w:color="auto" w:val="clear"/>
-            <w:tcMar>
-              <w:top w:type="dxa" w:w="60"/>
-              <w:left w:type="dxa" w:w="120"/>
-              <w:bottom w:type="dxa" w:w="60"/>
-              <w:right w:type="dxa" w:w="120"/>
-            </w:tcMar>
-            <w:vAlign w:val="top"/>
-          </w:tcPr>
-          <w:p>
-            <w:pPr>
-              <w:spacing w:after="40" w:before="0"/>
-              <w:jc w:val="left"/>
-            </w:pPr>
-            <w:r>
-              <w:rPr>
-                <w:rFonts w:ascii="Arial" w:cs="Arial" w:eastAsia="Arial" w:hAnsi="Arial"/>
-                <w:b/>
-                <w:bCs/>
-                <w:i w:val="false"/>
-                <w:iCs w:val="false"/>
-                <w:color w:val="000000"/>
-                <w:sz w:val="18"/>
-                <w:szCs w:val="18"/>
-              </w:rPr>
-              <w:t xml:space="preserve">Phase 4 — Driving Question Board (DQB) Update</w:t>
+            <w:shd w:fill="FCE4D6" w:color="auto" w:val="clear"/>
+            <w:tcMar>
+              <w:top w:type="dxa" w:w="60"/>
+              <w:left w:type="dxa" w:w="120"/>
+              <w:bottom w:type="dxa" w:w="60"/>
+              <w:right w:type="dxa" w:w="120"/>
+            </w:tcMar>
+            <w:vAlign w:val="top"/>
+          </w:tcPr>
+          <w:p>
+            <w:pPr>
+              <w:spacing w:after="40" w:before="0"/>
+              <w:jc w:val="left"/>
+            </w:pPr>
+            <w:r>
+              <w:rPr>
+                <w:rFonts w:ascii="Arial" w:cs="Arial" w:eastAsia="Arial" w:hAnsi="Arial"/>
+                <w:b/>
+                <w:bCs/>
+                <w:i w:val="false"/>
+                <w:iCs w:val="false"/>
+                <w:color w:val="000000"/>
+                <w:sz w:val="18"/>
+                <w:szCs w:val="18"/>
+              </w:rPr>
+              <w:t xml:space="preserve">Driving Question Board (DQB) Creation</w:t>
             </w:r>
           </w:p>
           <w:p>
@@ -21897,7 +21951,7 @@
             <w:pPr>
               <w:spacing w:after="20" w:before="0"/>
             </w:pPr>
-            <w:hyperlink w:history="1" r:id="rIdg6e2pjhikdrbtznpjizlg">
+            <w:hyperlink w:history="1" r:id="rIdblq8cli84vj7kfmy1ucy7">
               <w:r>
                 <w:rPr>
                   <w:rFonts w:ascii="Arial" w:cs="Arial" w:eastAsia="Arial" w:hAnsi="Arial"/>
@@ -21930,7 +21984,7 @@
               <w:spacing w:after="10" w:before="0"/>
               <w:ind w:left="120"/>
             </w:pPr>
-            <w:hyperlink w:history="1" r:id="rIdz0r3glg0nkntainaouab3">
+            <w:hyperlink w:history="1" r:id="rIdzqosmtsizmysqxqll9hlv">
               <w:r>
                 <w:rPr>
                   <w:rFonts w:ascii="Arial" w:cs="Arial" w:eastAsia="Arial" w:hAnsi="Arial"/>
@@ -21975,7 +22029,7 @@
             <w:pPr>
               <w:spacing w:after="20" w:before="0"/>
             </w:pPr>
-            <w:hyperlink w:history="1" r:id="rIdoidqrxtuwcfgci2bsqsig">
+            <w:hyperlink w:history="1" r:id="rIduazkfmv3ksmmfd4aiuugx">
               <w:r>
                 <w:rPr>
                   <w:rFonts w:ascii="Arial" w:cs="Arial" w:eastAsia="Arial" w:hAnsi="Arial"/>
@@ -22008,7 +22062,7 @@
               <w:spacing w:after="10" w:before="0"/>
               <w:ind w:left="120"/>
             </w:pPr>
-            <w:hyperlink w:history="1" r:id="rIdz-nesstcxn54bdstm3mek">
+            <w:hyperlink w:history="1" r:id="rIdlkkyxqoo1thvod39i5cor">
               <w:r>
                 <w:rPr>
                   <w:rFonts w:ascii="Arial" w:cs="Arial" w:eastAsia="Arial" w:hAnsi="Arial"/>
@@ -22155,32 +22209,32 @@
         <w:tc>
           <w:tcPr>
             <w:tcW w:type="dxa" w:w="1520"/>
-            <w:shd w:fill="F2F2F2" w:color="auto" w:val="clear"/>
-            <w:tcMar>
-              <w:top w:type="dxa" w:w="60"/>
-              <w:left w:type="dxa" w:w="120"/>
-              <w:bottom w:type="dxa" w:w="60"/>
-              <w:right w:type="dxa" w:w="120"/>
-            </w:tcMar>
-            <w:vAlign w:val="top"/>
-          </w:tcPr>
-          <w:p>
-            <w:pPr>
-              <w:spacing w:after="40" w:before="0"/>
-              <w:jc w:val="left"/>
-            </w:pPr>
-            <w:r>
-              <w:rPr>
-                <w:rFonts w:ascii="Arial" w:cs="Arial" w:eastAsia="Arial" w:hAnsi="Arial"/>
-                <w:b/>
-                <w:bCs/>
-                <w:i w:val="false"/>
-                <w:iCs w:val="false"/>
-                <w:color w:val="000000"/>
-                <w:sz w:val="18"/>
-                <w:szCs w:val="18"/>
-              </w:rPr>
-              <w:t xml:space="preserve">Phase 5 — Model Building</w:t>
+            <w:shd w:fill="D5E8F0" w:color="auto" w:val="clear"/>
+            <w:tcMar>
+              <w:top w:type="dxa" w:w="60"/>
+              <w:left w:type="dxa" w:w="120"/>
+              <w:bottom w:type="dxa" w:w="60"/>
+              <w:right w:type="dxa" w:w="120"/>
+            </w:tcMar>
+            <w:vAlign w:val="top"/>
+          </w:tcPr>
+          <w:p>
+            <w:pPr>
+              <w:spacing w:after="40" w:before="0"/>
+              <w:jc w:val="left"/>
+            </w:pPr>
+            <w:r>
+              <w:rPr>
+                <w:rFonts w:ascii="Arial" w:cs="Arial" w:eastAsia="Arial" w:hAnsi="Arial"/>
+                <w:b/>
+                <w:bCs/>
+                <w:i w:val="false"/>
+                <w:iCs w:val="false"/>
+                <w:color w:val="000000"/>
+                <w:sz w:val="18"/>
+                <w:szCs w:val="18"/>
+              </w:rPr>
+              <w:t xml:space="preserve">Model Building Phase</w:t>
             </w:r>
           </w:p>
           <w:p>
@@ -22203,7 +22257,7 @@
             <w:pPr>
               <w:spacing w:after="20" w:before="0"/>
             </w:pPr>
-            <w:hyperlink w:history="1" r:id="rIdtlvp7shpb4vfp2mtt0ctt">
+            <w:hyperlink w:history="1" r:id="rIdwpdri2h1r5kebmt7xnhtd">
               <w:r>
                 <w:rPr>
                   <w:rFonts w:ascii="Arial" w:cs="Arial" w:eastAsia="Arial" w:hAnsi="Arial"/>
@@ -22236,7 +22290,7 @@
               <w:spacing w:after="10" w:before="0"/>
               <w:ind w:left="120"/>
             </w:pPr>
-            <w:hyperlink w:history="1" r:id="rId-to0aachz8wmfwhqnv5be">
+            <w:hyperlink w:history="1" r:id="rIdupqgv7g7nlu1kqrg1i1h-">
               <w:r>
                 <w:rPr>
                   <w:rFonts w:ascii="Arial" w:cs="Arial" w:eastAsia="Arial" w:hAnsi="Arial"/>
@@ -22281,7 +22335,7 @@
             <w:pPr>
               <w:spacing w:after="20" w:before="0"/>
             </w:pPr>
-            <w:hyperlink w:history="1" r:id="rIdel8fujfiossn1mcsi96z1">
+            <w:hyperlink w:history="1" r:id="rIdtsnd81qbvvcouphxkvgmo">
               <w:r>
                 <w:rPr>
                   <w:rFonts w:ascii="Arial" w:cs="Arial" w:eastAsia="Arial" w:hAnsi="Arial"/>
@@ -22314,7 +22368,7 @@
               <w:spacing w:after="10" w:before="0"/>
               <w:ind w:left="120"/>
             </w:pPr>
-            <w:hyperlink w:history="1" r:id="rIdj9jx7mk6kgidgn1u1ms22">
+            <w:hyperlink w:history="1" r:id="rIdb4v2pvqogb65evkfo_mqc">
               <w:r>
                 <w:rPr>
                   <w:rFonts w:ascii="Arial" w:cs="Arial" w:eastAsia="Arial" w:hAnsi="Arial"/>
@@ -23753,32 +23807,32 @@
         <w:tc>
           <w:tcPr>
             <w:tcW w:type="dxa" w:w="1520"/>
-            <w:shd w:fill="F2F2F2" w:color="auto" w:val="clear"/>
-            <w:tcMar>
-              <w:top w:type="dxa" w:w="60"/>
-              <w:left w:type="dxa" w:w="120"/>
-              <w:bottom w:type="dxa" w:w="60"/>
-              <w:right w:type="dxa" w:w="120"/>
-            </w:tcMar>
-            <w:vAlign w:val="top"/>
-          </w:tcPr>
-          <w:p>
-            <w:pPr>
-              <w:spacing w:after="40" w:before="0"/>
-              <w:jc w:val="left"/>
-            </w:pPr>
-            <w:r>
-              <w:rPr>
-                <w:rFonts w:ascii="Arial" w:cs="Arial" w:eastAsia="Arial" w:hAnsi="Arial"/>
-                <w:b/>
-                <w:bCs/>
-                <w:i w:val="false"/>
-                <w:iCs w:val="false"/>
-                <w:color w:val="000000"/>
-                <w:sz w:val="18"/>
-                <w:szCs w:val="18"/>
-              </w:rPr>
-              <w:t xml:space="preserve">Phase 1 — Predict (Silent Activation, 5 minutes)</w:t>
+            <w:shd w:fill="EAD1F5" w:color="auto" w:val="clear"/>
+            <w:tcMar>
+              <w:top w:type="dxa" w:w="60"/>
+              <w:left w:type="dxa" w:w="120"/>
+              <w:bottom w:type="dxa" w:w="60"/>
+              <w:right w:type="dxa" w:w="120"/>
+            </w:tcMar>
+            <w:vAlign w:val="top"/>
+          </w:tcPr>
+          <w:p>
+            <w:pPr>
+              <w:spacing w:after="40" w:before="0"/>
+              <w:jc w:val="left"/>
+            </w:pPr>
+            <w:r>
+              <w:rPr>
+                <w:rFonts w:ascii="Arial" w:cs="Arial" w:eastAsia="Arial" w:hAnsi="Arial"/>
+                <w:b/>
+                <w:bCs/>
+                <w:i w:val="false"/>
+                <w:iCs w:val="false"/>
+                <w:color w:val="000000"/>
+                <w:sz w:val="18"/>
+                <w:szCs w:val="18"/>
+              </w:rPr>
+              <w:t xml:space="preserve">Predict Phase</w:t>
             </w:r>
           </w:p>
           <w:p>
@@ -23801,7 +23855,7 @@
             <w:pPr>
               <w:spacing w:after="20" w:before="0"/>
             </w:pPr>
-            <w:hyperlink w:history="1" r:id="rIdbovvbp54niugb085t77cq">
+            <w:hyperlink w:history="1" r:id="rIdandafw8o7d4wnhlwqxiea">
               <w:r>
                 <w:rPr>
                   <w:rFonts w:ascii="Arial" w:cs="Arial" w:eastAsia="Arial" w:hAnsi="Arial"/>
@@ -23834,7 +23888,7 @@
               <w:spacing w:after="10" w:before="0"/>
               <w:ind w:left="120"/>
             </w:pPr>
-            <w:hyperlink w:history="1" r:id="rId10npf_gsbbn06duyihjgu">
+            <w:hyperlink w:history="1" r:id="rId_37dnhp85whfrafqnjfvz">
               <w:r>
                 <w:rPr>
                   <w:rFonts w:ascii="Arial" w:cs="Arial" w:eastAsia="Arial" w:hAnsi="Arial"/>
@@ -23879,7 +23933,7 @@
             <w:pPr>
               <w:spacing w:after="20" w:before="0"/>
             </w:pPr>
-            <w:hyperlink w:history="1" r:id="rIdatzcdmurk6aqpbrti3gs8">
+            <w:hyperlink w:history="1" r:id="rIdam9jj2e633ul9-no6vda3">
               <w:r>
                 <w:rPr>
                   <w:rFonts w:ascii="Arial" w:cs="Arial" w:eastAsia="Arial" w:hAnsi="Arial"/>
@@ -23912,7 +23966,7 @@
               <w:spacing w:after="10" w:before="0"/>
               <w:ind w:left="120"/>
             </w:pPr>
-            <w:hyperlink w:history="1" r:id="rIdegmjj4c8qvgmrc0_jvnc2">
+            <w:hyperlink w:history="1" r:id="rIdxn2fhkecepv-pdkphgoco">
               <w:r>
                 <w:rPr>
                   <w:rFonts w:ascii="Arial" w:cs="Arial" w:eastAsia="Arial" w:hAnsi="Arial"/>
@@ -24059,32 +24113,32 @@
         <w:tc>
           <w:tcPr>
             <w:tcW w:type="dxa" w:w="1520"/>
-            <w:shd w:fill="F2F2F2" w:color="auto" w:val="clear"/>
-            <w:tcMar>
-              <w:top w:type="dxa" w:w="60"/>
-              <w:left w:type="dxa" w:w="120"/>
-              <w:bottom w:type="dxa" w:w="60"/>
-              <w:right w:type="dxa" w:w="120"/>
-            </w:tcMar>
-            <w:vAlign w:val="top"/>
-          </w:tcPr>
-          <w:p>
-            <w:pPr>
-              <w:spacing w:after="40" w:before="0"/>
-              <w:jc w:val="left"/>
-            </w:pPr>
-            <w:r>
-              <w:rPr>
-                <w:rFonts w:ascii="Arial" w:cs="Arial" w:eastAsia="Arial" w:hAnsi="Arial"/>
-                <w:b/>
-                <w:bCs/>
-                <w:i w:val="false"/>
-                <w:iCs w:val="false"/>
-                <w:color w:val="000000"/>
-                <w:sz w:val="18"/>
-                <w:szCs w:val="18"/>
-              </w:rPr>
-              <w:t xml:space="preserve">Phase 2 — Observe / Summative Assessment (30 minutes)</w:t>
+            <w:shd w:fill="D9EEF1" w:color="auto" w:val="clear"/>
+            <w:tcMar>
+              <w:top w:type="dxa" w:w="60"/>
+              <w:left w:type="dxa" w:w="120"/>
+              <w:bottom w:type="dxa" w:w="60"/>
+              <w:right w:type="dxa" w:w="120"/>
+            </w:tcMar>
+            <w:vAlign w:val="top"/>
+          </w:tcPr>
+          <w:p>
+            <w:pPr>
+              <w:spacing w:after="40" w:before="0"/>
+              <w:jc w:val="left"/>
+            </w:pPr>
+            <w:r>
+              <w:rPr>
+                <w:rFonts w:ascii="Arial" w:cs="Arial" w:eastAsia="Arial" w:hAnsi="Arial"/>
+                <w:b/>
+                <w:bCs/>
+                <w:i w:val="false"/>
+                <w:iCs w:val="false"/>
+                <w:color w:val="000000"/>
+                <w:sz w:val="18"/>
+                <w:szCs w:val="18"/>
+              </w:rPr>
+              <w:t xml:space="preserve">Observe Phase</w:t>
             </w:r>
           </w:p>
           <w:p>
@@ -24107,7 +24161,7 @@
             <w:pPr>
               <w:spacing w:after="20" w:before="0"/>
             </w:pPr>
-            <w:hyperlink w:history="1" r:id="rIdx-cvro7-ae8x-vf2dbqa5">
+            <w:hyperlink w:history="1" r:id="rIdcxs5mk-o2mxjqa5eoszjq">
               <w:r>
                 <w:rPr>
                   <w:rFonts w:ascii="Arial" w:cs="Arial" w:eastAsia="Arial" w:hAnsi="Arial"/>
@@ -24140,7 +24194,7 @@
               <w:spacing w:after="10" w:before="0"/>
               <w:ind w:left="120"/>
             </w:pPr>
-            <w:hyperlink w:history="1" r:id="rIdr0fnz8lurxkaekjyfsg5l">
+            <w:hyperlink w:history="1" r:id="rIdzwmpx21ghvgebuj6sus26">
               <w:r>
                 <w:rPr>
                   <w:rFonts w:ascii="Arial" w:cs="Arial" w:eastAsia="Arial" w:hAnsi="Arial"/>
@@ -24185,7 +24239,7 @@
             <w:pPr>
               <w:spacing w:after="20" w:before="0"/>
             </w:pPr>
-            <w:hyperlink w:history="1" r:id="rIdxinrukvqff1sfhdsth3nn">
+            <w:hyperlink w:history="1" r:id="rIdjzudqliuam3grrijomqcm">
               <w:r>
                 <w:rPr>
                   <w:rFonts w:ascii="Arial" w:cs="Arial" w:eastAsia="Arial" w:hAnsi="Arial"/>
@@ -24218,7 +24272,7 @@
               <w:spacing w:after="10" w:before="0"/>
               <w:ind w:left="120"/>
             </w:pPr>
-            <w:hyperlink w:history="1" r:id="rIdvho9fnvpedgsr2wjgz7tj">
+            <w:hyperlink w:history="1" r:id="rIdjfg4kz6ycitacd4rp0gkp">
               <w:r>
                 <w:rPr>
                   <w:rFonts w:ascii="Arial" w:cs="Arial" w:eastAsia="Arial" w:hAnsi="Arial"/>
@@ -24593,32 +24647,32 @@
         <w:tc>
           <w:tcPr>
             <w:tcW w:type="dxa" w:w="1520"/>
-            <w:shd w:fill="F2F2F2" w:color="auto" w:val="clear"/>
-            <w:tcMar>
-              <w:top w:type="dxa" w:w="60"/>
-              <w:left w:type="dxa" w:w="120"/>
-              <w:bottom w:type="dxa" w:w="60"/>
-              <w:right w:type="dxa" w:w="120"/>
-            </w:tcMar>
-            <w:vAlign w:val="top"/>
-          </w:tcPr>
-          <w:p>
-            <w:pPr>
-              <w:spacing w:after="40" w:before="0"/>
-              <w:jc w:val="left"/>
-            </w:pPr>
-            <w:r>
-              <w:rPr>
-                <w:rFonts w:ascii="Arial" w:cs="Arial" w:eastAsia="Arial" w:hAnsi="Arial"/>
-                <w:b/>
-                <w:bCs/>
-                <w:i w:val="false"/>
-                <w:iCs w:val="false"/>
-                <w:color w:val="000000"/>
-                <w:sz w:val="18"/>
-                <w:szCs w:val="18"/>
-              </w:rPr>
-              <w:t xml:space="preserve">Phase 3 — Explain: Final Explanation Writing (20 minutes)</w:t>
+            <w:shd w:fill="E2EFDA" w:color="auto" w:val="clear"/>
+            <w:tcMar>
+              <w:top w:type="dxa" w:w="60"/>
+              <w:left w:type="dxa" w:w="120"/>
+              <w:bottom w:type="dxa" w:w="60"/>
+              <w:right w:type="dxa" w:w="120"/>
+            </w:tcMar>
+            <w:vAlign w:val="top"/>
+          </w:tcPr>
+          <w:p>
+            <w:pPr>
+              <w:spacing w:after="40" w:before="0"/>
+              <w:jc w:val="left"/>
+            </w:pPr>
+            <w:r>
+              <w:rPr>
+                <w:rFonts w:ascii="Arial" w:cs="Arial" w:eastAsia="Arial" w:hAnsi="Arial"/>
+                <w:b/>
+                <w:bCs/>
+                <w:i w:val="false"/>
+                <w:iCs w:val="false"/>
+                <w:color w:val="000000"/>
+                <w:sz w:val="18"/>
+                <w:szCs w:val="18"/>
+              </w:rPr>
+              <w:t xml:space="preserve">Explain Phase</w:t>
             </w:r>
           </w:p>
           <w:p>
@@ -24641,7 +24695,7 @@
             <w:pPr>
               <w:spacing w:after="20" w:before="0"/>
             </w:pPr>
-            <w:hyperlink w:history="1" r:id="rIdrotani8euq0bucxkmfmxa">
+            <w:hyperlink w:history="1" r:id="rIdobv_a9os-1w_dvw7064qc">
               <w:r>
                 <w:rPr>
                   <w:rFonts w:ascii="Arial" w:cs="Arial" w:eastAsia="Arial" w:hAnsi="Arial"/>
@@ -24674,7 +24728,7 @@
               <w:spacing w:after="10" w:before="0"/>
               <w:ind w:left="120"/>
             </w:pPr>
-            <w:hyperlink w:history="1" r:id="rIdsqno-jaqjwlajsyqza_9-">
+            <w:hyperlink w:history="1" r:id="rIdinqi6gstclaf749cbo9oj">
               <w:r>
                 <w:rPr>
                   <w:rFonts w:ascii="Arial" w:cs="Arial" w:eastAsia="Arial" w:hAnsi="Arial"/>
@@ -24719,7 +24773,7 @@
             <w:pPr>
               <w:spacing w:after="20" w:before="0"/>
             </w:pPr>
-            <w:hyperlink w:history="1" r:id="rId5upy9oyun2irymobfvaum">
+            <w:hyperlink w:history="1" r:id="rId1tn8hunv9sljhmaklspad">
               <w:r>
                 <w:rPr>
                   <w:rFonts w:ascii="Arial" w:cs="Arial" w:eastAsia="Arial" w:hAnsi="Arial"/>
@@ -24752,7 +24806,7 @@
               <w:spacing w:after="10" w:before="0"/>
               <w:ind w:left="120"/>
             </w:pPr>
-            <w:hyperlink w:history="1" r:id="rIdubf_3-qo8u122npyaxt0c">
+            <w:hyperlink w:history="1" r:id="rIdshxoup11zfrpfgpjumpuu">
               <w:r>
                 <w:rPr>
                   <w:rFonts w:ascii="Arial" w:cs="Arial" w:eastAsia="Arial" w:hAnsi="Arial"/>
@@ -24899,32 +24953,32 @@
         <w:tc>
           <w:tcPr>
             <w:tcW w:type="dxa" w:w="1520"/>
-            <w:shd w:fill="F2F2F2" w:color="auto" w:val="clear"/>
-            <w:tcMar>
-              <w:top w:type="dxa" w:w="60"/>
-              <w:left w:type="dxa" w:w="120"/>
-              <w:bottom w:type="dxa" w:w="60"/>
-              <w:right w:type="dxa" w:w="120"/>
-            </w:tcMar>
-            <w:vAlign w:val="top"/>
-          </w:tcPr>
-          <w:p>
-            <w:pPr>
-              <w:spacing w:after="40" w:before="0"/>
-              <w:jc w:val="left"/>
-            </w:pPr>
-            <w:r>
-              <w:rPr>
-                <w:rFonts w:ascii="Arial" w:cs="Arial" w:eastAsia="Arial" w:hAnsi="Arial"/>
-                <w:b/>
-                <w:bCs/>
-                <w:i w:val="false"/>
-                <w:iCs w:val="false"/>
-                <w:color w:val="000000"/>
-                <w:sz w:val="18"/>
-                <w:szCs w:val="18"/>
-              </w:rPr>
-              <w:t xml:space="preserve">Phase 4 — Driving Question Board Completion (10 minutes)</w:t>
+            <w:shd w:fill="FCE4D6" w:color="auto" w:val="clear"/>
+            <w:tcMar>
+              <w:top w:type="dxa" w:w="60"/>
+              <w:left w:type="dxa" w:w="120"/>
+              <w:bottom w:type="dxa" w:w="60"/>
+              <w:right w:type="dxa" w:w="120"/>
+            </w:tcMar>
+            <w:vAlign w:val="top"/>
+          </w:tcPr>
+          <w:p>
+            <w:pPr>
+              <w:spacing w:after="40" w:before="0"/>
+              <w:jc w:val="left"/>
+            </w:pPr>
+            <w:r>
+              <w:rPr>
+                <w:rFonts w:ascii="Arial" w:cs="Arial" w:eastAsia="Arial" w:hAnsi="Arial"/>
+                <w:b/>
+                <w:bCs/>
+                <w:i w:val="false"/>
+                <w:iCs w:val="false"/>
+                <w:color w:val="000000"/>
+                <w:sz w:val="18"/>
+                <w:szCs w:val="18"/>
+              </w:rPr>
+              <w:t xml:space="preserve">Driving Question Board (DQB) Creation</w:t>
             </w:r>
           </w:p>
           <w:p>
@@ -24947,7 +25001,7 @@
             <w:pPr>
               <w:spacing w:after="20" w:before="0"/>
             </w:pPr>
-            <w:hyperlink w:history="1" r:id="rIdncfo9ic2z4rlphaoedkwi">
+            <w:hyperlink w:history="1" r:id="rIdkzvohzdp7y0kli03auvi5">
               <w:r>
                 <w:rPr>
                   <w:rFonts w:ascii="Arial" w:cs="Arial" w:eastAsia="Arial" w:hAnsi="Arial"/>
@@ -24980,7 +25034,7 @@
               <w:spacing w:after="10" w:before="0"/>
               <w:ind w:left="120"/>
             </w:pPr>
-            <w:hyperlink w:history="1" r:id="rIdjq4nv2cnqpge9ifjz7pfw">
+            <w:hyperlink w:history="1" r:id="rIdagag0pkvtznucklq_coqz">
               <w:r>
                 <w:rPr>
                   <w:rFonts w:ascii="Arial" w:cs="Arial" w:eastAsia="Arial" w:hAnsi="Arial"/>
@@ -25025,7 +25079,7 @@
             <w:pPr>
               <w:spacing w:after="20" w:before="0"/>
             </w:pPr>
-            <w:hyperlink w:history="1" r:id="rIdniq8oyusyy5isrlphoz_l">
+            <w:hyperlink w:history="1" r:id="rIdpn6hefqktcomtqgbr13gd">
               <w:r>
                 <w:rPr>
                   <w:rFonts w:ascii="Arial" w:cs="Arial" w:eastAsia="Arial" w:hAnsi="Arial"/>
@@ -25058,7 +25112,7 @@
               <w:spacing w:after="10" w:before="0"/>
               <w:ind w:left="120"/>
             </w:pPr>
-            <w:hyperlink w:history="1" r:id="rIddj0jsppduxjhh56k5gc33">
+            <w:hyperlink w:history="1" r:id="rId5ygh4op0ekdmnawmmbk1l">
               <w:r>
                 <w:rPr>
                   <w:rFonts w:ascii="Arial" w:cs="Arial" w:eastAsia="Arial" w:hAnsi="Arial"/>
@@ -25205,32 +25259,32 @@
         <w:tc>
           <w:tcPr>
             <w:tcW w:type="dxa" w:w="1520"/>
-            <w:shd w:fill="F2F2F2" w:color="auto" w:val="clear"/>
-            <w:tcMar>
-              <w:top w:type="dxa" w:w="60"/>
-              <w:left w:type="dxa" w:w="120"/>
-              <w:bottom w:type="dxa" w:w="60"/>
-              <w:right w:type="dxa" w:w="120"/>
-            </w:tcMar>
-            <w:vAlign w:val="top"/>
-          </w:tcPr>
-          <w:p>
-            <w:pPr>
-              <w:spacing w:after="40" w:before="0"/>
-              <w:jc w:val="left"/>
-            </w:pPr>
-            <w:r>
-              <w:rPr>
-                <w:rFonts w:ascii="Arial" w:cs="Arial" w:eastAsia="Arial" w:hAnsi="Arial"/>
-                <w:b/>
-                <w:bCs/>
-                <w:i w:val="false"/>
-                <w:iCs w:val="false"/>
-                <w:color w:val="000000"/>
-                <w:sz w:val="18"/>
-                <w:szCs w:val="18"/>
-              </w:rPr>
-              <w:t xml:space="preserve">Phase 5 — Model Building: L1 vs Final Model Comparison (15 minutes)</w:t>
+            <w:shd w:fill="D5E8F0" w:color="auto" w:val="clear"/>
+            <w:tcMar>
+              <w:top w:type="dxa" w:w="60"/>
+              <w:left w:type="dxa" w:w="120"/>
+              <w:bottom w:type="dxa" w:w="60"/>
+              <w:right w:type="dxa" w:w="120"/>
+            </w:tcMar>
+            <w:vAlign w:val="top"/>
+          </w:tcPr>
+          <w:p>
+            <w:pPr>
+              <w:spacing w:after="40" w:before="0"/>
+              <w:jc w:val="left"/>
+            </w:pPr>
+            <w:r>
+              <w:rPr>
+                <w:rFonts w:ascii="Arial" w:cs="Arial" w:eastAsia="Arial" w:hAnsi="Arial"/>
+                <w:b/>
+                <w:bCs/>
+                <w:i w:val="false"/>
+                <w:iCs w:val="false"/>
+                <w:color w:val="000000"/>
+                <w:sz w:val="18"/>
+                <w:szCs w:val="18"/>
+              </w:rPr>
+              <w:t xml:space="preserve">Model Building Phase</w:t>
             </w:r>
           </w:p>
           <w:p>
@@ -25253,7 +25307,7 @@
             <w:pPr>
               <w:spacing w:after="20" w:before="0"/>
             </w:pPr>
-            <w:hyperlink w:history="1" r:id="rIdnf3h03aac8cf7ooemb7wb">
+            <w:hyperlink w:history="1" r:id="rId2qclihh0crmofcyyrtr0a">
               <w:r>
                 <w:rPr>
                   <w:rFonts w:ascii="Arial" w:cs="Arial" w:eastAsia="Arial" w:hAnsi="Arial"/>
@@ -25286,7 +25340,7 @@
               <w:spacing w:after="10" w:before="0"/>
               <w:ind w:left="120"/>
             </w:pPr>
-            <w:hyperlink w:history="1" r:id="rIdcjscctittmmnyihppis_u">
+            <w:hyperlink w:history="1" r:id="rIdg96gchxw5dsusutz81evd">
               <w:r>
                 <w:rPr>
                   <w:rFonts w:ascii="Arial" w:cs="Arial" w:eastAsia="Arial" w:hAnsi="Arial"/>
@@ -25331,7 +25385,7 @@
             <w:pPr>
               <w:spacing w:after="20" w:before="0"/>
             </w:pPr>
-            <w:hyperlink w:history="1" r:id="rIdr17rh01rgxsyjqzp3g1yj">
+            <w:hyperlink w:history="1" r:id="rIdrash81pwtel0lwijidrpy">
               <w:r>
                 <w:rPr>
                   <w:rFonts w:ascii="Arial" w:cs="Arial" w:eastAsia="Arial" w:hAnsi="Arial"/>
@@ -25364,7 +25418,7 @@
               <w:spacing w:after="10" w:before="0"/>
               <w:ind w:left="120"/>
             </w:pPr>
-            <w:hyperlink w:history="1" r:id="rIdre921n74ppbtviz987d7_">
+            <w:hyperlink w:history="1" r:id="rIdc_djveacbljgsgz0uuvmp">
               <w:r>
                 <w:rPr>
                   <w:rFonts w:ascii="Arial" w:cs="Arial" w:eastAsia="Arial" w:hAnsi="Arial"/>

--- a/data/outputs/v2/Maths/SS1.2_Indices/Mathematics_Indices_CBE_LessonSequence.docx
+++ b/data/outputs/v2/Maths/SS1.2_Indices/Mathematics_Indices_CBE_LessonSequence.docx
@@ -3065,7 +3065,7 @@
             <w:pPr>
               <w:spacing w:after="20" w:before="0"/>
             </w:pPr>
-            <w:hyperlink w:history="1" r:id="rId45ddpo9iuem-izthqnqcr">
+            <w:hyperlink w:history="1" r:id="rIdfgstr-qrmjmghlydscopx">
               <w:r>
                 <w:rPr>
                   <w:rFonts w:ascii="Arial" w:cs="Arial" w:eastAsia="Arial" w:hAnsi="Arial"/>
@@ -3098,7 +3098,7 @@
               <w:spacing w:after="10" w:before="0"/>
               <w:ind w:left="120"/>
             </w:pPr>
-            <w:hyperlink w:history="1" r:id="rIdli0n_gdxpnik6_zvj_3hn">
+            <w:hyperlink w:history="1" r:id="rIdius-yhtrobvudjai0quas">
               <w:r>
                 <w:rPr>
                   <w:rFonts w:ascii="Arial" w:cs="Arial" w:eastAsia="Arial" w:hAnsi="Arial"/>
@@ -3143,7 +3143,7 @@
             <w:pPr>
               <w:spacing w:after="20" w:before="0"/>
             </w:pPr>
-            <w:hyperlink w:history="1" r:id="rIdblruy7pmkp74iwj8fyq2a">
+            <w:hyperlink w:history="1" r:id="rId-xrexis3jtyshkjxptoxk">
               <w:r>
                 <w:rPr>
                   <w:rFonts w:ascii="Arial" w:cs="Arial" w:eastAsia="Arial" w:hAnsi="Arial"/>
@@ -3176,7 +3176,7 @@
               <w:spacing w:after="10" w:before="0"/>
               <w:ind w:left="120"/>
             </w:pPr>
-            <w:hyperlink w:history="1" r:id="rIdzrojwzzlyn1hlegxhtdt2">
+            <w:hyperlink w:history="1" r:id="rId3szgvd9wpzm8zvuddljur">
               <w:r>
                 <w:rPr>
                   <w:rFonts w:ascii="Arial" w:cs="Arial" w:eastAsia="Arial" w:hAnsi="Arial"/>
@@ -3371,7 +3371,7 @@
             <w:pPr>
               <w:spacing w:after="20" w:before="0"/>
             </w:pPr>
-            <w:hyperlink w:history="1" r:id="rIdrgkhmoa7njwe_ob7xrsmh">
+            <w:hyperlink w:history="1" r:id="rIddwthlkfuf_f9gjc1bflh6">
               <w:r>
                 <w:rPr>
                   <w:rFonts w:ascii="Arial" w:cs="Arial" w:eastAsia="Arial" w:hAnsi="Arial"/>
@@ -3404,7 +3404,7 @@
               <w:spacing w:after="10" w:before="0"/>
               <w:ind w:left="120"/>
             </w:pPr>
-            <w:hyperlink w:history="1" r:id="rIdbp4mbqm7_bmrb4ghjlbvk">
+            <w:hyperlink w:history="1" r:id="rIdqfandijlaklmgxbfv5bp3">
               <w:r>
                 <w:rPr>
                   <w:rFonts w:ascii="Arial" w:cs="Arial" w:eastAsia="Arial" w:hAnsi="Arial"/>
@@ -3449,7 +3449,7 @@
             <w:pPr>
               <w:spacing w:after="20" w:before="0"/>
             </w:pPr>
-            <w:hyperlink w:history="1" r:id="rIdg-lya8fay6i7twge_f5-t">
+            <w:hyperlink w:history="1" r:id="rIdgrhmnbj1pj8in-plw9z_8">
               <w:r>
                 <w:rPr>
                   <w:rFonts w:ascii="Arial" w:cs="Arial" w:eastAsia="Arial" w:hAnsi="Arial"/>
@@ -3482,7 +3482,7 @@
               <w:spacing w:after="10" w:before="0"/>
               <w:ind w:left="120"/>
             </w:pPr>
-            <w:hyperlink w:history="1" r:id="rIdu0ph8nm0so2xlt7_s5mi2">
+            <w:hyperlink w:history="1" r:id="rIdmnlmyr3h-mjdszhqfafaa">
               <w:r>
                 <w:rPr>
                   <w:rFonts w:ascii="Arial" w:cs="Arial" w:eastAsia="Arial" w:hAnsi="Arial"/>
@@ -3677,7 +3677,7 @@
             <w:pPr>
               <w:spacing w:after="20" w:before="0"/>
             </w:pPr>
-            <w:hyperlink w:history="1" r:id="rIdflroved9ojyudar9oqhlx">
+            <w:hyperlink w:history="1" r:id="rIdmf1apgxj4fmndeaiolpup">
               <w:r>
                 <w:rPr>
                   <w:rFonts w:ascii="Arial" w:cs="Arial" w:eastAsia="Arial" w:hAnsi="Arial"/>
@@ -3710,7 +3710,7 @@
               <w:spacing w:after="10" w:before="0"/>
               <w:ind w:left="120"/>
             </w:pPr>
-            <w:hyperlink w:history="1" r:id="rIdeheamrwy2rduyvv_dfscc">
+            <w:hyperlink w:history="1" r:id="rIdsmg2fgqlqlsmoi5j114da">
               <w:r>
                 <w:rPr>
                   <w:rFonts w:ascii="Arial" w:cs="Arial" w:eastAsia="Arial" w:hAnsi="Arial"/>
@@ -3755,7 +3755,7 @@
             <w:pPr>
               <w:spacing w:after="20" w:before="0"/>
             </w:pPr>
-            <w:hyperlink w:history="1" r:id="rIdwsfpdalcturk-tds7mvkp">
+            <w:hyperlink w:history="1" r:id="rIdurooucmj0lwawoptklml2">
               <w:r>
                 <w:rPr>
                   <w:rFonts w:ascii="Arial" w:cs="Arial" w:eastAsia="Arial" w:hAnsi="Arial"/>
@@ -3788,7 +3788,7 @@
               <w:spacing w:after="10" w:before="0"/>
               <w:ind w:left="120"/>
             </w:pPr>
-            <w:hyperlink w:history="1" r:id="rIdgza7-qv3ayml67v1eo_lu">
+            <w:hyperlink w:history="1" r:id="rIdhwm73fk64dvnveqaeends">
               <w:r>
                 <w:rPr>
                   <w:rFonts w:ascii="Arial" w:cs="Arial" w:eastAsia="Arial" w:hAnsi="Arial"/>
@@ -3983,7 +3983,7 @@
             <w:pPr>
               <w:spacing w:after="20" w:before="0"/>
             </w:pPr>
-            <w:hyperlink w:history="1" r:id="rId4dmbaltqb_vvk-6kmabmr">
+            <w:hyperlink w:history="1" r:id="rIdtmctyd5g75nggiiidhqqp">
               <w:r>
                 <w:rPr>
                   <w:rFonts w:ascii="Arial" w:cs="Arial" w:eastAsia="Arial" w:hAnsi="Arial"/>
@@ -4016,7 +4016,7 @@
               <w:spacing w:after="10" w:before="0"/>
               <w:ind w:left="120"/>
             </w:pPr>
-            <w:hyperlink w:history="1" r:id="rIdt1iels-9fengszsc8itg9">
+            <w:hyperlink w:history="1" r:id="rIdwf4imfbtxuiqupndzjxzc">
               <w:r>
                 <w:rPr>
                   <w:rFonts w:ascii="Arial" w:cs="Arial" w:eastAsia="Arial" w:hAnsi="Arial"/>
@@ -4061,7 +4061,7 @@
             <w:pPr>
               <w:spacing w:after="20" w:before="0"/>
             </w:pPr>
-            <w:hyperlink w:history="1" r:id="rIdbgblkjnwy-5jkut_lmgcg">
+            <w:hyperlink w:history="1" r:id="rIdgqoxjm16-x_ju0cgeqbku">
               <w:r>
                 <w:rPr>
                   <w:rFonts w:ascii="Arial" w:cs="Arial" w:eastAsia="Arial" w:hAnsi="Arial"/>
@@ -4094,7 +4094,7 @@
               <w:spacing w:after="10" w:before="0"/>
               <w:ind w:left="120"/>
             </w:pPr>
-            <w:hyperlink w:history="1" r:id="rIdlg0kopdovmrjq7qptmgkm">
+            <w:hyperlink w:history="1" r:id="rIdgdw2as33us0kbpy5lee4y">
               <w:r>
                 <w:rPr>
                   <w:rFonts w:ascii="Arial" w:cs="Arial" w:eastAsia="Arial" w:hAnsi="Arial"/>
@@ -4289,7 +4289,7 @@
             <w:pPr>
               <w:spacing w:after="20" w:before="0"/>
             </w:pPr>
-            <w:hyperlink w:history="1" r:id="rIdiprl7mu7tiib56yvko4ct">
+            <w:hyperlink w:history="1" r:id="rIdcpqojdnwebvqm9lox0ptw">
               <w:r>
                 <w:rPr>
                   <w:rFonts w:ascii="Arial" w:cs="Arial" w:eastAsia="Arial" w:hAnsi="Arial"/>
@@ -4322,7 +4322,7 @@
               <w:spacing w:after="10" w:before="0"/>
               <w:ind w:left="120"/>
             </w:pPr>
-            <w:hyperlink w:history="1" r:id="rIdcemy2wufwure4fv4xy3px">
+            <w:hyperlink w:history="1" r:id="rIdi_7qua00i-ru3-coofplc">
               <w:r>
                 <w:rPr>
                   <w:rFonts w:ascii="Arial" w:cs="Arial" w:eastAsia="Arial" w:hAnsi="Arial"/>
@@ -4367,7 +4367,7 @@
             <w:pPr>
               <w:spacing w:after="20" w:before="0"/>
             </w:pPr>
-            <w:hyperlink w:history="1" r:id="rIdufwtzvwjfbghosdpjvsza">
+            <w:hyperlink w:history="1" r:id="rIdzwpf4pi-f84oj09uaatpj">
               <w:r>
                 <w:rPr>
                   <w:rFonts w:ascii="Arial" w:cs="Arial" w:eastAsia="Arial" w:hAnsi="Arial"/>
@@ -4400,7 +4400,7 @@
               <w:spacing w:after="10" w:before="0"/>
               <w:ind w:left="120"/>
             </w:pPr>
-            <w:hyperlink w:history="1" r:id="rIdfln58dmzuelj7ijyxjneg">
+            <w:hyperlink w:history="1" r:id="rIdecb3cebuah30aa-pcjhfs">
               <w:r>
                 <w:rPr>
                   <w:rFonts w:ascii="Arial" w:cs="Arial" w:eastAsia="Arial" w:hAnsi="Arial"/>
@@ -5887,7 +5887,7 @@
             <w:pPr>
               <w:spacing w:after="20" w:before="0"/>
             </w:pPr>
-            <w:hyperlink w:history="1" r:id="rId3ucqzluyrupdsupn7jp-f">
+            <w:hyperlink w:history="1" r:id="rIdj0rwnzf_950hzo_0ka9mh">
               <w:r>
                 <w:rPr>
                   <w:rFonts w:ascii="Arial" w:cs="Arial" w:eastAsia="Arial" w:hAnsi="Arial"/>
@@ -5920,7 +5920,7 @@
               <w:spacing w:after="10" w:before="0"/>
               <w:ind w:left="120"/>
             </w:pPr>
-            <w:hyperlink w:history="1" r:id="rIdd5ip5gnqyqwc0apfiqcik">
+            <w:hyperlink w:history="1" r:id="rIdufldtixebsw5p3rbt7gce">
               <w:r>
                 <w:rPr>
                   <w:rFonts w:ascii="Arial" w:cs="Arial" w:eastAsia="Arial" w:hAnsi="Arial"/>
@@ -5965,7 +5965,7 @@
             <w:pPr>
               <w:spacing w:after="20" w:before="0"/>
             </w:pPr>
-            <w:hyperlink w:history="1" r:id="rIdeifxotnjabarxx_rgtk1b">
+            <w:hyperlink w:history="1" r:id="rId71ocj1lx7onyz7cb79zvb">
               <w:r>
                 <w:rPr>
                   <w:rFonts w:ascii="Arial" w:cs="Arial" w:eastAsia="Arial" w:hAnsi="Arial"/>
@@ -5998,7 +5998,7 @@
               <w:spacing w:after="10" w:before="0"/>
               <w:ind w:left="120"/>
             </w:pPr>
-            <w:hyperlink w:history="1" r:id="rIddyajee9wucr93zs4hr1di">
+            <w:hyperlink w:history="1" r:id="rIdfk0pwwfiou85udnishodn">
               <w:r>
                 <w:rPr>
                   <w:rFonts w:ascii="Arial" w:cs="Arial" w:eastAsia="Arial" w:hAnsi="Arial"/>
@@ -6193,7 +6193,7 @@
             <w:pPr>
               <w:spacing w:after="20" w:before="0"/>
             </w:pPr>
-            <w:hyperlink w:history="1" r:id="rIdeivhlnrwgdvjpmd3rqjop">
+            <w:hyperlink w:history="1" r:id="rId4fveepuhq613siz_k37kt">
               <w:r>
                 <w:rPr>
                   <w:rFonts w:ascii="Arial" w:cs="Arial" w:eastAsia="Arial" w:hAnsi="Arial"/>
@@ -6226,7 +6226,7 @@
               <w:spacing w:after="10" w:before="0"/>
               <w:ind w:left="120"/>
             </w:pPr>
-            <w:hyperlink w:history="1" r:id="rIdhiqc7_h1oqrpxuzrb6vdu">
+            <w:hyperlink w:history="1" r:id="rIdiltcpavsx7x8jfqx9shge">
               <w:r>
                 <w:rPr>
                   <w:rFonts w:ascii="Arial" w:cs="Arial" w:eastAsia="Arial" w:hAnsi="Arial"/>
@@ -6271,7 +6271,7 @@
             <w:pPr>
               <w:spacing w:after="20" w:before="0"/>
             </w:pPr>
-            <w:hyperlink w:history="1" r:id="rIdmaalmntehyg9mtb9nyjjk">
+            <w:hyperlink w:history="1" r:id="rIddkk2ko8dnoc_tifm4cc7p">
               <w:r>
                 <w:rPr>
                   <w:rFonts w:ascii="Arial" w:cs="Arial" w:eastAsia="Arial" w:hAnsi="Arial"/>
@@ -6304,7 +6304,7 @@
               <w:spacing w:after="10" w:before="0"/>
               <w:ind w:left="120"/>
             </w:pPr>
-            <w:hyperlink w:history="1" r:id="rIdlhdz23c9s2bqv4489hg9r">
+            <w:hyperlink w:history="1" r:id="rId8xr93m-h2bg7hxvhl7c-u">
               <w:r>
                 <w:rPr>
                   <w:rFonts w:ascii="Arial" w:cs="Arial" w:eastAsia="Arial" w:hAnsi="Arial"/>
@@ -6499,7 +6499,7 @@
             <w:pPr>
               <w:spacing w:after="20" w:before="0"/>
             </w:pPr>
-            <w:hyperlink w:history="1" r:id="rId9bjendp8raovu3otlvocr">
+            <w:hyperlink w:history="1" r:id="rIda0iqhrnxzvzpeahybjeqj">
               <w:r>
                 <w:rPr>
                   <w:rFonts w:ascii="Arial" w:cs="Arial" w:eastAsia="Arial" w:hAnsi="Arial"/>
@@ -6532,7 +6532,7 @@
               <w:spacing w:after="10" w:before="0"/>
               <w:ind w:left="120"/>
             </w:pPr>
-            <w:hyperlink w:history="1" r:id="rIdikjqc4sbamwtql9zjy-th">
+            <w:hyperlink w:history="1" r:id="rIdc-5pr2sa8hv0wzehkzphw">
               <w:r>
                 <w:rPr>
                   <w:rFonts w:ascii="Arial" w:cs="Arial" w:eastAsia="Arial" w:hAnsi="Arial"/>
@@ -6577,7 +6577,7 @@
             <w:pPr>
               <w:spacing w:after="20" w:before="0"/>
             </w:pPr>
-            <w:hyperlink w:history="1" r:id="rIdue8ieojrks4jcmznircjn">
+            <w:hyperlink w:history="1" r:id="rIdn8js2jqk978zpuzzzjwlr">
               <w:r>
                 <w:rPr>
                   <w:rFonts w:ascii="Arial" w:cs="Arial" w:eastAsia="Arial" w:hAnsi="Arial"/>
@@ -6610,7 +6610,7 @@
               <w:spacing w:after="10" w:before="0"/>
               <w:ind w:left="120"/>
             </w:pPr>
-            <w:hyperlink w:history="1" r:id="rIdtdi1s2_vu7zv3t3fmzuxt">
+            <w:hyperlink w:history="1" r:id="rIdppgpgqqlbfievd_joaeos">
               <w:r>
                 <w:rPr>
                   <w:rFonts w:ascii="Arial" w:cs="Arial" w:eastAsia="Arial" w:hAnsi="Arial"/>
@@ -6805,7 +6805,7 @@
             <w:pPr>
               <w:spacing w:after="20" w:before="0"/>
             </w:pPr>
-            <w:hyperlink w:history="1" r:id="rIda34xoapwlqitudybhpxa9">
+            <w:hyperlink w:history="1" r:id="rIdkjnlst-raqc_mr1d_0ra1">
               <w:r>
                 <w:rPr>
                   <w:rFonts w:ascii="Arial" w:cs="Arial" w:eastAsia="Arial" w:hAnsi="Arial"/>
@@ -6838,7 +6838,7 @@
               <w:spacing w:after="10" w:before="0"/>
               <w:ind w:left="120"/>
             </w:pPr>
-            <w:hyperlink w:history="1" r:id="rId-rqj4fzt5ikyx72owgzdf">
+            <w:hyperlink w:history="1" r:id="rIdwywfhtwhu4mgy9ozvqytp">
               <w:r>
                 <w:rPr>
                   <w:rFonts w:ascii="Arial" w:cs="Arial" w:eastAsia="Arial" w:hAnsi="Arial"/>
@@ -6883,7 +6883,7 @@
             <w:pPr>
               <w:spacing w:after="20" w:before="0"/>
             </w:pPr>
-            <w:hyperlink w:history="1" r:id="rIdwhggv1_sw6o88rubeni3w">
+            <w:hyperlink w:history="1" r:id="rIdmqnicuyeugpgxkgboh53c">
               <w:r>
                 <w:rPr>
                   <w:rFonts w:ascii="Arial" w:cs="Arial" w:eastAsia="Arial" w:hAnsi="Arial"/>
@@ -6916,7 +6916,7 @@
               <w:spacing w:after="10" w:before="0"/>
               <w:ind w:left="120"/>
             </w:pPr>
-            <w:hyperlink w:history="1" r:id="rId0bsqi0yhrigcrrtq-4vc9">
+            <w:hyperlink w:history="1" r:id="rIdw1b-tnu7jy7mvava4rbqn">
               <w:r>
                 <w:rPr>
                   <w:rFonts w:ascii="Arial" w:cs="Arial" w:eastAsia="Arial" w:hAnsi="Arial"/>
@@ -7111,7 +7111,7 @@
             <w:pPr>
               <w:spacing w:after="20" w:before="0"/>
             </w:pPr>
-            <w:hyperlink w:history="1" r:id="rIdw6sacrdqdtstm4z3faruu">
+            <w:hyperlink w:history="1" r:id="rIdcxkvtditnx2_7jkiw07hh">
               <w:r>
                 <w:rPr>
                   <w:rFonts w:ascii="Arial" w:cs="Arial" w:eastAsia="Arial" w:hAnsi="Arial"/>
@@ -7144,7 +7144,7 @@
               <w:spacing w:after="10" w:before="0"/>
               <w:ind w:left="120"/>
             </w:pPr>
-            <w:hyperlink w:history="1" r:id="rIdjpineok-8ld6g-gzz8mi6">
+            <w:hyperlink w:history="1" r:id="rId-xhm3whmbn53qmj-sfxs1">
               <w:r>
                 <w:rPr>
                   <w:rFonts w:ascii="Arial" w:cs="Arial" w:eastAsia="Arial" w:hAnsi="Arial"/>
@@ -7189,7 +7189,7 @@
             <w:pPr>
               <w:spacing w:after="20" w:before="0"/>
             </w:pPr>
-            <w:hyperlink w:history="1" r:id="rId4lpuhfl9m3zsksng1hboh">
+            <w:hyperlink w:history="1" r:id="rId0wt5ck5lpur2zmnikliwx">
               <w:r>
                 <w:rPr>
                   <w:rFonts w:ascii="Arial" w:cs="Arial" w:eastAsia="Arial" w:hAnsi="Arial"/>
@@ -7222,7 +7222,7 @@
               <w:spacing w:after="10" w:before="0"/>
               <w:ind w:left="120"/>
             </w:pPr>
-            <w:hyperlink w:history="1" r:id="rIdsvro4e6neqqnr4gg2n-n4">
+            <w:hyperlink w:history="1" r:id="rIdbdclld722tee9ozyyrydt">
               <w:r>
                 <w:rPr>
                   <w:rFonts w:ascii="Arial" w:cs="Arial" w:eastAsia="Arial" w:hAnsi="Arial"/>
@@ -8804,7 +8804,7 @@
             <w:pPr>
               <w:spacing w:after="20" w:before="0"/>
             </w:pPr>
-            <w:hyperlink w:history="1" r:id="rIdzrfsqpr8oltskcwrilxws">
+            <w:hyperlink w:history="1" r:id="rIdgytt_joy0xczb4nsmla3z">
               <w:r>
                 <w:rPr>
                   <w:rFonts w:ascii="Arial" w:cs="Arial" w:eastAsia="Arial" w:hAnsi="Arial"/>
@@ -8837,7 +8837,7 @@
               <w:spacing w:after="10" w:before="0"/>
               <w:ind w:left="120"/>
             </w:pPr>
-            <w:hyperlink w:history="1" r:id="rIde-6xagmlm4-blqnwplpqd">
+            <w:hyperlink w:history="1" r:id="rIdp6dllrbnb5_diu7ez21si">
               <w:r>
                 <w:rPr>
                   <w:rFonts w:ascii="Arial" w:cs="Arial" w:eastAsia="Arial" w:hAnsi="Arial"/>
@@ -8882,7 +8882,7 @@
             <w:pPr>
               <w:spacing w:after="20" w:before="0"/>
             </w:pPr>
-            <w:hyperlink w:history="1" r:id="rIdprx6cflplnuth_fbx6gs-">
+            <w:hyperlink w:history="1" r:id="rIdikb8vulkjcyh3dkwjwgd0">
               <w:r>
                 <w:rPr>
                   <w:rFonts w:ascii="Arial" w:cs="Arial" w:eastAsia="Arial" w:hAnsi="Arial"/>
@@ -8915,7 +8915,7 @@
               <w:spacing w:after="10" w:before="0"/>
               <w:ind w:left="120"/>
             </w:pPr>
-            <w:hyperlink w:history="1" r:id="rIdmkx05xswsz7miid2yhrdg">
+            <w:hyperlink w:history="1" r:id="rIdhvldtlpo8c4uhahrgd2e0">
               <w:r>
                 <w:rPr>
                   <w:rFonts w:ascii="Arial" w:cs="Arial" w:eastAsia="Arial" w:hAnsi="Arial"/>
@@ -9110,7 +9110,7 @@
             <w:pPr>
               <w:spacing w:after="20" w:before="0"/>
             </w:pPr>
-            <w:hyperlink w:history="1" r:id="rIds9k6uuyvww_laep-bschh">
+            <w:hyperlink w:history="1" r:id="rIdocr-tare-krhk5-7uu5yx">
               <w:r>
                 <w:rPr>
                   <w:rFonts w:ascii="Arial" w:cs="Arial" w:eastAsia="Arial" w:hAnsi="Arial"/>
@@ -9143,7 +9143,7 @@
               <w:spacing w:after="10" w:before="0"/>
               <w:ind w:left="120"/>
             </w:pPr>
-            <w:hyperlink w:history="1" r:id="rIdyyewdgwpbqeg-fm1pw5rs">
+            <w:hyperlink w:history="1" r:id="rIdcaqjldhqmgd2eilswryhh">
               <w:r>
                 <w:rPr>
                   <w:rFonts w:ascii="Arial" w:cs="Arial" w:eastAsia="Arial" w:hAnsi="Arial"/>
@@ -9188,7 +9188,7 @@
             <w:pPr>
               <w:spacing w:after="20" w:before="0"/>
             </w:pPr>
-            <w:hyperlink w:history="1" r:id="rIdy-pcxen2acz-gnwhltl-6">
+            <w:hyperlink w:history="1" r:id="rId4-a0ysjuzk4mqhy7huco-">
               <w:r>
                 <w:rPr>
                   <w:rFonts w:ascii="Arial" w:cs="Arial" w:eastAsia="Arial" w:hAnsi="Arial"/>
@@ -9221,7 +9221,7 @@
               <w:spacing w:after="10" w:before="0"/>
               <w:ind w:left="120"/>
             </w:pPr>
-            <w:hyperlink w:history="1" r:id="rId9duhjqte7kctsgjhs8z2f">
+            <w:hyperlink w:history="1" r:id="rId4h2sxjyoous_haim5uoyn">
               <w:r>
                 <w:rPr>
                   <w:rFonts w:ascii="Arial" w:cs="Arial" w:eastAsia="Arial" w:hAnsi="Arial"/>
@@ -9416,7 +9416,7 @@
             <w:pPr>
               <w:spacing w:after="20" w:before="0"/>
             </w:pPr>
-            <w:hyperlink w:history="1" r:id="rIdx0r7jmehfsxsfxi--ntff">
+            <w:hyperlink w:history="1" r:id="rIdgkqmlmcvdxx1pubhlpbwf">
               <w:r>
                 <w:rPr>
                   <w:rFonts w:ascii="Arial" w:cs="Arial" w:eastAsia="Arial" w:hAnsi="Arial"/>
@@ -9449,7 +9449,7 @@
               <w:spacing w:after="10" w:before="0"/>
               <w:ind w:left="120"/>
             </w:pPr>
-            <w:hyperlink w:history="1" r:id="rIdbjycclfhbospcjnhaljfz">
+            <w:hyperlink w:history="1" r:id="rIdwabrck-mnbzhphcru5ema">
               <w:r>
                 <w:rPr>
                   <w:rFonts w:ascii="Arial" w:cs="Arial" w:eastAsia="Arial" w:hAnsi="Arial"/>
@@ -9494,7 +9494,7 @@
             <w:pPr>
               <w:spacing w:after="20" w:before="0"/>
             </w:pPr>
-            <w:hyperlink w:history="1" r:id="rIdpcm1wzvl-mqmefc1ir5dt">
+            <w:hyperlink w:history="1" r:id="rIdtzxogdlahffsffwptgfve">
               <w:r>
                 <w:rPr>
                   <w:rFonts w:ascii="Arial" w:cs="Arial" w:eastAsia="Arial" w:hAnsi="Arial"/>
@@ -9527,7 +9527,7 @@
               <w:spacing w:after="10" w:before="0"/>
               <w:ind w:left="120"/>
             </w:pPr>
-            <w:hyperlink w:history="1" r:id="rIdt_ukefxxk5n1r5m0qhyt5">
+            <w:hyperlink w:history="1" r:id="rIdnma_7s6uym2pwxb_8nonr">
               <w:r>
                 <w:rPr>
                   <w:rFonts w:ascii="Arial" w:cs="Arial" w:eastAsia="Arial" w:hAnsi="Arial"/>
@@ -9722,7 +9722,7 @@
             <w:pPr>
               <w:spacing w:after="20" w:before="0"/>
             </w:pPr>
-            <w:hyperlink w:history="1" r:id="rIdyhrt6vmdw_frdjr3ylurm">
+            <w:hyperlink w:history="1" r:id="rIdy3g0svlwjsdamd5rcaszs">
               <w:r>
                 <w:rPr>
                   <w:rFonts w:ascii="Arial" w:cs="Arial" w:eastAsia="Arial" w:hAnsi="Arial"/>
@@ -9755,7 +9755,7 @@
               <w:spacing w:after="10" w:before="0"/>
               <w:ind w:left="120"/>
             </w:pPr>
-            <w:hyperlink w:history="1" r:id="rIdee1chy9smknc77_u_4d8a">
+            <w:hyperlink w:history="1" r:id="rId5xholdq-hcgqr124hzjar">
               <w:r>
                 <w:rPr>
                   <w:rFonts w:ascii="Arial" w:cs="Arial" w:eastAsia="Arial" w:hAnsi="Arial"/>
@@ -9800,7 +9800,7 @@
             <w:pPr>
               <w:spacing w:after="20" w:before="0"/>
             </w:pPr>
-            <w:hyperlink w:history="1" r:id="rIdg3e5aa00auu2boinsnypr">
+            <w:hyperlink w:history="1" r:id="rId4y0cv9isrssffhffnzxhg">
               <w:r>
                 <w:rPr>
                   <w:rFonts w:ascii="Arial" w:cs="Arial" w:eastAsia="Arial" w:hAnsi="Arial"/>
@@ -9833,7 +9833,7 @@
               <w:spacing w:after="10" w:before="0"/>
               <w:ind w:left="120"/>
             </w:pPr>
-            <w:hyperlink w:history="1" r:id="rIdglohhj28gc15me8gqjt58">
+            <w:hyperlink w:history="1" r:id="rIdobg_nmsq92xc65z800n7f">
               <w:r>
                 <w:rPr>
                   <w:rFonts w:ascii="Arial" w:cs="Arial" w:eastAsia="Arial" w:hAnsi="Arial"/>
@@ -10028,7 +10028,7 @@
             <w:pPr>
               <w:spacing w:after="20" w:before="0"/>
             </w:pPr>
-            <w:hyperlink w:history="1" r:id="rIdcwxc1jenesmijqnlr4dlq">
+            <w:hyperlink w:history="1" r:id="rIdjoo0n-i-3ygzgzpdlgxnz">
               <w:r>
                 <w:rPr>
                   <w:rFonts w:ascii="Arial" w:cs="Arial" w:eastAsia="Arial" w:hAnsi="Arial"/>
@@ -10061,7 +10061,7 @@
               <w:spacing w:after="10" w:before="0"/>
               <w:ind w:left="120"/>
             </w:pPr>
-            <w:hyperlink w:history="1" r:id="rId-rsljbix5mvniglxwh895">
+            <w:hyperlink w:history="1" r:id="rIdn_3huea5oy7ql0f9_x-xt">
               <w:r>
                 <w:rPr>
                   <w:rFonts w:ascii="Arial" w:cs="Arial" w:eastAsia="Arial" w:hAnsi="Arial"/>
@@ -10106,7 +10106,7 @@
             <w:pPr>
               <w:spacing w:after="20" w:before="0"/>
             </w:pPr>
-            <w:hyperlink w:history="1" r:id="rIdfpi9cjy40gs_wt6kduy-q">
+            <w:hyperlink w:history="1" r:id="rId9uregxvgzkfyxng8iwf_6">
               <w:r>
                 <w:rPr>
                   <w:rFonts w:ascii="Arial" w:cs="Arial" w:eastAsia="Arial" w:hAnsi="Arial"/>
@@ -10139,7 +10139,7 @@
               <w:spacing w:after="10" w:before="0"/>
               <w:ind w:left="120"/>
             </w:pPr>
-            <w:hyperlink w:history="1" r:id="rIdul-zid43kzhbfeilsoxgl">
+            <w:hyperlink w:history="1" r:id="rIdfmawmmo1avtdkmdjvjnkl">
               <w:r>
                 <w:rPr>
                   <w:rFonts w:ascii="Arial" w:cs="Arial" w:eastAsia="Arial" w:hAnsi="Arial"/>
@@ -11626,7 +11626,7 @@
             <w:pPr>
               <w:spacing w:after="20" w:before="0"/>
             </w:pPr>
-            <w:hyperlink w:history="1" r:id="rIdxhvvhiqiwvwm76fprcywm">
+            <w:hyperlink w:history="1" r:id="rId-cuzcpblu6tzjexluct3d">
               <w:r>
                 <w:rPr>
                   <w:rFonts w:ascii="Arial" w:cs="Arial" w:eastAsia="Arial" w:hAnsi="Arial"/>
@@ -11659,7 +11659,7 @@
               <w:spacing w:after="10" w:before="0"/>
               <w:ind w:left="120"/>
             </w:pPr>
-            <w:hyperlink w:history="1" r:id="rIdwqm6kd4hvfcot9qixgi1e">
+            <w:hyperlink w:history="1" r:id="rId7thndtuyumcat9dy8m1eb">
               <w:r>
                 <w:rPr>
                   <w:rFonts w:ascii="Arial" w:cs="Arial" w:eastAsia="Arial" w:hAnsi="Arial"/>
@@ -11704,7 +11704,7 @@
             <w:pPr>
               <w:spacing w:after="20" w:before="0"/>
             </w:pPr>
-            <w:hyperlink w:history="1" r:id="rIdnk5nfswmv3rm5vjps3adr">
+            <w:hyperlink w:history="1" r:id="rId__wko8qv5o80ojj5il-cc">
               <w:r>
                 <w:rPr>
                   <w:rFonts w:ascii="Arial" w:cs="Arial" w:eastAsia="Arial" w:hAnsi="Arial"/>
@@ -11737,7 +11737,7 @@
               <w:spacing w:after="10" w:before="0"/>
               <w:ind w:left="120"/>
             </w:pPr>
-            <w:hyperlink w:history="1" r:id="rIdtymzu5sfhu4dvrg_7h_93">
+            <w:hyperlink w:history="1" r:id="rIddiwbuiuvkloym4cznwtud">
               <w:r>
                 <w:rPr>
                   <w:rFonts w:ascii="Arial" w:cs="Arial" w:eastAsia="Arial" w:hAnsi="Arial"/>
@@ -12065,7 +12065,7 @@
             <w:pPr>
               <w:spacing w:after="20" w:before="0"/>
             </w:pPr>
-            <w:hyperlink w:history="1" r:id="rId30k98ndbpccgdfkcbbr2x">
+            <w:hyperlink w:history="1" r:id="rIde7lbn764yptoyerbvvywm">
               <w:r>
                 <w:rPr>
                   <w:rFonts w:ascii="Arial" w:cs="Arial" w:eastAsia="Arial" w:hAnsi="Arial"/>
@@ -12098,7 +12098,7 @@
               <w:spacing w:after="10" w:before="0"/>
               <w:ind w:left="120"/>
             </w:pPr>
-            <w:hyperlink w:history="1" r:id="rIdrb2hthxcsh6lwowds61hu">
+            <w:hyperlink w:history="1" r:id="rId5nj4pz0anblw8and9fdye">
               <w:r>
                 <w:rPr>
                   <w:rFonts w:ascii="Arial" w:cs="Arial" w:eastAsia="Arial" w:hAnsi="Arial"/>
@@ -12143,7 +12143,7 @@
             <w:pPr>
               <w:spacing w:after="20" w:before="0"/>
             </w:pPr>
-            <w:hyperlink w:history="1" r:id="rId8g35jqktqbhfq6b16wnhd">
+            <w:hyperlink w:history="1" r:id="rIdek5f1tc5eebttshcel0xi">
               <w:r>
                 <w:rPr>
                   <w:rFonts w:ascii="Arial" w:cs="Arial" w:eastAsia="Arial" w:hAnsi="Arial"/>
@@ -12176,7 +12176,7 @@
               <w:spacing w:after="10" w:before="0"/>
               <w:ind w:left="120"/>
             </w:pPr>
-            <w:hyperlink w:history="1" r:id="rIdff_cilvo_j8rfi2wazr89">
+            <w:hyperlink w:history="1" r:id="rIdgi9xoyxg84bokjq976m6a">
               <w:r>
                 <w:rPr>
                   <w:rFonts w:ascii="Arial" w:cs="Arial" w:eastAsia="Arial" w:hAnsi="Arial"/>
@@ -12641,7 +12641,7 @@
             <w:pPr>
               <w:spacing w:after="20" w:before="0"/>
             </w:pPr>
-            <w:hyperlink w:history="1" r:id="rIdlyeobs5_ipl2btd1u9mvl">
+            <w:hyperlink w:history="1" r:id="rIdf9efephpz_mkahqd9wm0e">
               <w:r>
                 <w:rPr>
                   <w:rFonts w:ascii="Arial" w:cs="Arial" w:eastAsia="Arial" w:hAnsi="Arial"/>
@@ -12674,7 +12674,7 @@
               <w:spacing w:after="10" w:before="0"/>
               <w:ind w:left="120"/>
             </w:pPr>
-            <w:hyperlink w:history="1" r:id="rIdhjliagres5ge2_vwcfhwz">
+            <w:hyperlink w:history="1" r:id="rIdsfjsfqcak1bytcegszkgh">
               <w:r>
                 <w:rPr>
                   <w:rFonts w:ascii="Arial" w:cs="Arial" w:eastAsia="Arial" w:hAnsi="Arial"/>
@@ -12719,7 +12719,7 @@
             <w:pPr>
               <w:spacing w:after="20" w:before="0"/>
             </w:pPr>
-            <w:hyperlink w:history="1" r:id="rIdcpjvcscq0-3enlosrbofn">
+            <w:hyperlink w:history="1" r:id="rIdg64sbqqj3mjxs33zmvu-e">
               <w:r>
                 <w:rPr>
                   <w:rFonts w:ascii="Arial" w:cs="Arial" w:eastAsia="Arial" w:hAnsi="Arial"/>
@@ -12752,7 +12752,7 @@
               <w:spacing w:after="10" w:before="0"/>
               <w:ind w:left="120"/>
             </w:pPr>
-            <w:hyperlink w:history="1" r:id="rId58wno05uc7bi8lvon_tjg">
+            <w:hyperlink w:history="1" r:id="rIdc3bt1u72imnxdczl9vb8o">
               <w:r>
                 <w:rPr>
                   <w:rFonts w:ascii="Arial" w:cs="Arial" w:eastAsia="Arial" w:hAnsi="Arial"/>
@@ -13099,7 +13099,7 @@
             <w:pPr>
               <w:spacing w:after="20" w:before="0"/>
             </w:pPr>
-            <w:hyperlink w:history="1" r:id="rIdsjtwyaih3bmis5wudlhdw">
+            <w:hyperlink w:history="1" r:id="rIdet5he4dgbxjgzmeekxict">
               <w:r>
                 <w:rPr>
                   <w:rFonts w:ascii="Arial" w:cs="Arial" w:eastAsia="Arial" w:hAnsi="Arial"/>
@@ -13132,7 +13132,7 @@
               <w:spacing w:after="10" w:before="0"/>
               <w:ind w:left="120"/>
             </w:pPr>
-            <w:hyperlink w:history="1" r:id="rIdawkuvp9rv1zg25ku0rvby">
+            <w:hyperlink w:history="1" r:id="rIdyc3sy4gcbpp7ckq9i76au">
               <w:r>
                 <w:rPr>
                   <w:rFonts w:ascii="Arial" w:cs="Arial" w:eastAsia="Arial" w:hAnsi="Arial"/>
@@ -13177,7 +13177,7 @@
             <w:pPr>
               <w:spacing w:after="20" w:before="0"/>
             </w:pPr>
-            <w:hyperlink w:history="1" r:id="rIdautc99abv9g-rkl8cf_cf">
+            <w:hyperlink w:history="1" r:id="rIdiv5m_ktilolkxni2rd137">
               <w:r>
                 <w:rPr>
                   <w:rFonts w:ascii="Arial" w:cs="Arial" w:eastAsia="Arial" w:hAnsi="Arial"/>
@@ -13210,7 +13210,7 @@
               <w:spacing w:after="10" w:before="0"/>
               <w:ind w:left="120"/>
             </w:pPr>
-            <w:hyperlink w:history="1" r:id="rIdsarj5_nc_zsjrfou_gtxi">
+            <w:hyperlink w:history="1" r:id="rIdij3jzr6pb7wzrj5o119ds">
               <w:r>
                 <w:rPr>
                   <w:rFonts w:ascii="Arial" w:cs="Arial" w:eastAsia="Arial" w:hAnsi="Arial"/>
@@ -13541,7 +13541,7 @@
             <w:pPr>
               <w:spacing w:after="20" w:before="0"/>
             </w:pPr>
-            <w:hyperlink w:history="1" r:id="rId5ry_fidyg_w8nmloq0ygi">
+            <w:hyperlink w:history="1" r:id="rIdoevmbphzdebxozx5a-pyt">
               <w:r>
                 <w:rPr>
                   <w:rFonts w:ascii="Arial" w:cs="Arial" w:eastAsia="Arial" w:hAnsi="Arial"/>
@@ -13574,7 +13574,7 @@
               <w:spacing w:after="10" w:before="0"/>
               <w:ind w:left="120"/>
             </w:pPr>
-            <w:hyperlink w:history="1" r:id="rIdc1jlulxwwcidlemorukbi">
+            <w:hyperlink w:history="1" r:id="rIdp2lhvguofeycuwksp29bs">
               <w:r>
                 <w:rPr>
                   <w:rFonts w:ascii="Arial" w:cs="Arial" w:eastAsia="Arial" w:hAnsi="Arial"/>
@@ -13619,7 +13619,7 @@
             <w:pPr>
               <w:spacing w:after="20" w:before="0"/>
             </w:pPr>
-            <w:hyperlink w:history="1" r:id="rIdqmegi5ybid1jyifpbgupu">
+            <w:hyperlink w:history="1" r:id="rIdycwq7n18yyltkg1qzjltf">
               <w:r>
                 <w:rPr>
                   <w:rFonts w:ascii="Arial" w:cs="Arial" w:eastAsia="Arial" w:hAnsi="Arial"/>
@@ -13652,7 +13652,7 @@
               <w:spacing w:after="10" w:before="0"/>
               <w:ind w:left="120"/>
             </w:pPr>
-            <w:hyperlink w:history="1" r:id="rIdg5x_izetpmeu6uocl7sv3">
+            <w:hyperlink w:history="1" r:id="rIdba78zwv1wnope488fojhn">
               <w:r>
                 <w:rPr>
                   <w:rFonts w:ascii="Arial" w:cs="Arial" w:eastAsia="Arial" w:hAnsi="Arial"/>
@@ -15389,7 +15389,7 @@
             <w:pPr>
               <w:spacing w:after="20" w:before="0"/>
             </w:pPr>
-            <w:hyperlink w:history="1" r:id="rIdxjkxinpvozhsuuvcn1loz">
+            <w:hyperlink w:history="1" r:id="rIdnxdkut_qqt3m9dxl8r2d9">
               <w:r>
                 <w:rPr>
                   <w:rFonts w:ascii="Arial" w:cs="Arial" w:eastAsia="Arial" w:hAnsi="Arial"/>
@@ -15422,7 +15422,7 @@
               <w:spacing w:after="10" w:before="0"/>
               <w:ind w:left="120"/>
             </w:pPr>
-            <w:hyperlink w:history="1" r:id="rIdsraytm5duqamkvb5vtzfy">
+            <w:hyperlink w:history="1" r:id="rIdkomcuk4cqkys6ruslcefj">
               <w:r>
                 <w:rPr>
                   <w:rFonts w:ascii="Arial" w:cs="Arial" w:eastAsia="Arial" w:hAnsi="Arial"/>
@@ -15467,7 +15467,7 @@
             <w:pPr>
               <w:spacing w:after="20" w:before="0"/>
             </w:pPr>
-            <w:hyperlink w:history="1" r:id="rIdq6bdksjdbsp4mjr0u4bw_">
+            <w:hyperlink w:history="1" r:id="rId8xkv2dcg_dbcen-ynoct8">
               <w:r>
                 <w:rPr>
                   <w:rFonts w:ascii="Arial" w:cs="Arial" w:eastAsia="Arial" w:hAnsi="Arial"/>
@@ -15500,7 +15500,7 @@
               <w:spacing w:after="10" w:before="0"/>
               <w:ind w:left="120"/>
             </w:pPr>
-            <w:hyperlink w:history="1" r:id="rIdzyknwc1ulu1kkn4gxgxl1">
+            <w:hyperlink w:history="1" r:id="rIdj0nn9ubslkx58oj5olxw7">
               <w:r>
                 <w:rPr>
                   <w:rFonts w:ascii="Arial" w:cs="Arial" w:eastAsia="Arial" w:hAnsi="Arial"/>
@@ -15695,7 +15695,7 @@
             <w:pPr>
               <w:spacing w:after="20" w:before="0"/>
             </w:pPr>
-            <w:hyperlink w:history="1" r:id="rIdlsmgxuuejbddkofbpvddl">
+            <w:hyperlink w:history="1" r:id="rIda-rsybsbyzujz1exme-vy">
               <w:r>
                 <w:rPr>
                   <w:rFonts w:ascii="Arial" w:cs="Arial" w:eastAsia="Arial" w:hAnsi="Arial"/>
@@ -15728,7 +15728,7 @@
               <w:spacing w:after="10" w:before="0"/>
               <w:ind w:left="120"/>
             </w:pPr>
-            <w:hyperlink w:history="1" r:id="rIddpx2cau8gcjbmfcuppk1t">
+            <w:hyperlink w:history="1" r:id="rId9onv4ey32j5dcflypxt6f">
               <w:r>
                 <w:rPr>
                   <w:rFonts w:ascii="Arial" w:cs="Arial" w:eastAsia="Arial" w:hAnsi="Arial"/>
@@ -15773,7 +15773,7 @@
             <w:pPr>
               <w:spacing w:after="20" w:before="0"/>
             </w:pPr>
-            <w:hyperlink w:history="1" r:id="rIdhsxguvun6t_emue86gtpt">
+            <w:hyperlink w:history="1" r:id="rIdm0khs7s_eef1po3juaipc">
               <w:r>
                 <w:rPr>
                   <w:rFonts w:ascii="Arial" w:cs="Arial" w:eastAsia="Arial" w:hAnsi="Arial"/>
@@ -15806,7 +15806,7 @@
               <w:spacing w:after="10" w:before="0"/>
               <w:ind w:left="120"/>
             </w:pPr>
-            <w:hyperlink w:history="1" r:id="rIdy_tuaym7y9sxei74k2ytb">
+            <w:hyperlink w:history="1" r:id="rIdv5bm-7uccnmkeodwb-kst">
               <w:r>
                 <w:rPr>
                   <w:rFonts w:ascii="Arial" w:cs="Arial" w:eastAsia="Arial" w:hAnsi="Arial"/>
@@ -16001,7 +16001,7 @@
             <w:pPr>
               <w:spacing w:after="20" w:before="0"/>
             </w:pPr>
-            <w:hyperlink w:history="1" r:id="rIdhfitcq1kxpbbp7tso1kqs">
+            <w:hyperlink w:history="1" r:id="rId7qxdhk2j5-jmlo8lys_bq">
               <w:r>
                 <w:rPr>
                   <w:rFonts w:ascii="Arial" w:cs="Arial" w:eastAsia="Arial" w:hAnsi="Arial"/>
@@ -16034,7 +16034,7 @@
               <w:spacing w:after="10" w:before="0"/>
               <w:ind w:left="120"/>
             </w:pPr>
-            <w:hyperlink w:history="1" r:id="rIdr90hxmkd6fc4fxhlvrwzn">
+            <w:hyperlink w:history="1" r:id="rIdrru4jqeejdl7e2mde8ku8">
               <w:r>
                 <w:rPr>
                   <w:rFonts w:ascii="Arial" w:cs="Arial" w:eastAsia="Arial" w:hAnsi="Arial"/>
@@ -16079,7 +16079,7 @@
             <w:pPr>
               <w:spacing w:after="20" w:before="0"/>
             </w:pPr>
-            <w:hyperlink w:history="1" r:id="rIdxoswaolxeuk-jgyzpeo1z">
+            <w:hyperlink w:history="1" r:id="rIdbpzvlsygp1tyw8wkzdtfy">
               <w:r>
                 <w:rPr>
                   <w:rFonts w:ascii="Arial" w:cs="Arial" w:eastAsia="Arial" w:hAnsi="Arial"/>
@@ -16112,7 +16112,7 @@
               <w:spacing w:after="10" w:before="0"/>
               <w:ind w:left="120"/>
             </w:pPr>
-            <w:hyperlink w:history="1" r:id="rIdedqyu8rcnpc8o5vfbwjtv">
+            <w:hyperlink w:history="1" r:id="rIdq4q4dyiiidosir4aahumn">
               <w:r>
                 <w:rPr>
                   <w:rFonts w:ascii="Arial" w:cs="Arial" w:eastAsia="Arial" w:hAnsi="Arial"/>
@@ -16307,7 +16307,7 @@
             <w:pPr>
               <w:spacing w:after="20" w:before="0"/>
             </w:pPr>
-            <w:hyperlink w:history="1" r:id="rId-gvcnbnvqex0_0rmgwg5g">
+            <w:hyperlink w:history="1" r:id="rId3ralaeeezb6icwocwsrpo">
               <w:r>
                 <w:rPr>
                   <w:rFonts w:ascii="Arial" w:cs="Arial" w:eastAsia="Arial" w:hAnsi="Arial"/>
@@ -16340,7 +16340,7 @@
               <w:spacing w:after="10" w:before="0"/>
               <w:ind w:left="120"/>
             </w:pPr>
-            <w:hyperlink w:history="1" r:id="rIdco4-ozjzxzl8o5x1cncay">
+            <w:hyperlink w:history="1" r:id="rIdbv71ncva8g7sxtfzmm4tb">
               <w:r>
                 <w:rPr>
                   <w:rFonts w:ascii="Arial" w:cs="Arial" w:eastAsia="Arial" w:hAnsi="Arial"/>
@@ -16385,7 +16385,7 @@
             <w:pPr>
               <w:spacing w:after="20" w:before="0"/>
             </w:pPr>
-            <w:hyperlink w:history="1" r:id="rIdq6xb53ps10yikpxdugtjv">
+            <w:hyperlink w:history="1" r:id="rIdnirx7esulb5nk6xz5sm5n">
               <w:r>
                 <w:rPr>
                   <w:rFonts w:ascii="Arial" w:cs="Arial" w:eastAsia="Arial" w:hAnsi="Arial"/>
@@ -16418,7 +16418,7 @@
               <w:spacing w:after="10" w:before="0"/>
               <w:ind w:left="120"/>
             </w:pPr>
-            <w:hyperlink w:history="1" r:id="rId4wht3zjb17auedxlqwtg4">
+            <w:hyperlink w:history="1" r:id="rIdezawxiubwq-3iry_txv6z">
               <w:r>
                 <w:rPr>
                   <w:rFonts w:ascii="Arial" w:cs="Arial" w:eastAsia="Arial" w:hAnsi="Arial"/>
@@ -16613,7 +16613,7 @@
             <w:pPr>
               <w:spacing w:after="20" w:before="0"/>
             </w:pPr>
-            <w:hyperlink w:history="1" r:id="rIdmmchlcmyokc5twrrvb0wm">
+            <w:hyperlink w:history="1" r:id="rIdnjurmhaqgf435obgeqeyw">
               <w:r>
                 <w:rPr>
                   <w:rFonts w:ascii="Arial" w:cs="Arial" w:eastAsia="Arial" w:hAnsi="Arial"/>
@@ -16646,7 +16646,7 @@
               <w:spacing w:after="10" w:before="0"/>
               <w:ind w:left="120"/>
             </w:pPr>
-            <w:hyperlink w:history="1" r:id="rIdj60bz7vtfu6obmd0hf-pn">
+            <w:hyperlink w:history="1" r:id="rIdnjhnbaruhfdliirogdmsq">
               <w:r>
                 <w:rPr>
                   <w:rFonts w:ascii="Arial" w:cs="Arial" w:eastAsia="Arial" w:hAnsi="Arial"/>
@@ -16691,7 +16691,7 @@
             <w:pPr>
               <w:spacing w:after="20" w:before="0"/>
             </w:pPr>
-            <w:hyperlink w:history="1" r:id="rIdymiwqvng3vmryrybxmx58">
+            <w:hyperlink w:history="1" r:id="rId2aaiw8_mucfeswet5ibee">
               <w:r>
                 <w:rPr>
                   <w:rFonts w:ascii="Arial" w:cs="Arial" w:eastAsia="Arial" w:hAnsi="Arial"/>
@@ -16724,7 +16724,7 @@
               <w:spacing w:after="10" w:before="0"/>
               <w:ind w:left="120"/>
             </w:pPr>
-            <w:hyperlink w:history="1" r:id="rId5iummlubckpcxedjbu7fr">
+            <w:hyperlink w:history="1" r:id="rId52tvtj4kjkmpo7f0c2_oj">
               <w:r>
                 <w:rPr>
                   <w:rFonts w:ascii="Arial" w:cs="Arial" w:eastAsia="Arial" w:hAnsi="Arial"/>
@@ -18211,7 +18211,7 @@
             <w:pPr>
               <w:spacing w:after="20" w:before="0"/>
             </w:pPr>
-            <w:hyperlink w:history="1" r:id="rIdzl2bbvtcjt1u5-t_oqaxy">
+            <w:hyperlink w:history="1" r:id="rIdydy8ugto3dk3zzuhwzrci">
               <w:r>
                 <w:rPr>
                   <w:rFonts w:ascii="Arial" w:cs="Arial" w:eastAsia="Arial" w:hAnsi="Arial"/>
@@ -18244,7 +18244,7 @@
               <w:spacing w:after="10" w:before="0"/>
               <w:ind w:left="120"/>
             </w:pPr>
-            <w:hyperlink w:history="1" r:id="rIdhqd5ouh0zewsotwzzz4kt">
+            <w:hyperlink w:history="1" r:id="rIdbu1tncawcckqiyh-ama4k">
               <w:r>
                 <w:rPr>
                   <w:rFonts w:ascii="Arial" w:cs="Arial" w:eastAsia="Arial" w:hAnsi="Arial"/>
@@ -18289,7 +18289,7 @@
             <w:pPr>
               <w:spacing w:after="20" w:before="0"/>
             </w:pPr>
-            <w:hyperlink w:history="1" r:id="rIdutfffzujxnnzhnr_7gr7c">
+            <w:hyperlink w:history="1" r:id="rId5xoekx5v4hgcrcikwvhjj">
               <w:r>
                 <w:rPr>
                   <w:rFonts w:ascii="Arial" w:cs="Arial" w:eastAsia="Arial" w:hAnsi="Arial"/>
@@ -18322,7 +18322,7 @@
               <w:spacing w:after="10" w:before="0"/>
               <w:ind w:left="120"/>
             </w:pPr>
-            <w:hyperlink w:history="1" r:id="rIdxnculk8rbe-ns6jc736jv">
+            <w:hyperlink w:history="1" r:id="rIdr1riw9dbadhnlfkwvd1rk">
               <w:r>
                 <w:rPr>
                   <w:rFonts w:ascii="Arial" w:cs="Arial" w:eastAsia="Arial" w:hAnsi="Arial"/>
@@ -18517,7 +18517,7 @@
             <w:pPr>
               <w:spacing w:after="20" w:before="0"/>
             </w:pPr>
-            <w:hyperlink w:history="1" r:id="rIdi3qxpa-a4nqnzibwocyuw">
+            <w:hyperlink w:history="1" r:id="rId5ufryianiibwa4pvl23oe">
               <w:r>
                 <w:rPr>
                   <w:rFonts w:ascii="Arial" w:cs="Arial" w:eastAsia="Arial" w:hAnsi="Arial"/>
@@ -18550,7 +18550,7 @@
               <w:spacing w:after="10" w:before="0"/>
               <w:ind w:left="120"/>
             </w:pPr>
-            <w:hyperlink w:history="1" r:id="rIdt1zumu86qomdl274rpvfw">
+            <w:hyperlink w:history="1" r:id="rIdj7zuguqecnfhzl7xc8rmr">
               <w:r>
                 <w:rPr>
                   <w:rFonts w:ascii="Arial" w:cs="Arial" w:eastAsia="Arial" w:hAnsi="Arial"/>
@@ -18595,7 +18595,7 @@
             <w:pPr>
               <w:spacing w:after="20" w:before="0"/>
             </w:pPr>
-            <w:hyperlink w:history="1" r:id="rId39pnurq5yg95leg4gt0k5">
+            <w:hyperlink w:history="1" r:id="rIdpl3uqbo0iksjowvx80ajt">
               <w:r>
                 <w:rPr>
                   <w:rFonts w:ascii="Arial" w:cs="Arial" w:eastAsia="Arial" w:hAnsi="Arial"/>
@@ -18628,7 +18628,7 @@
               <w:spacing w:after="10" w:before="0"/>
               <w:ind w:left="120"/>
             </w:pPr>
-            <w:hyperlink w:history="1" r:id="rIdycgm4us6ws3bgcnqjfa8-">
+            <w:hyperlink w:history="1" r:id="rIdrtimlqaqdppwc5w6stcf9">
               <w:r>
                 <w:rPr>
                   <w:rFonts w:ascii="Arial" w:cs="Arial" w:eastAsia="Arial" w:hAnsi="Arial"/>
@@ -18823,7 +18823,7 @@
             <w:pPr>
               <w:spacing w:after="20" w:before="0"/>
             </w:pPr>
-            <w:hyperlink w:history="1" r:id="rIdue_sbb2jlxifqqya_mkx0">
+            <w:hyperlink w:history="1" r:id="rIds-hyc4k-eak4bma8wzwuu">
               <w:r>
                 <w:rPr>
                   <w:rFonts w:ascii="Arial" w:cs="Arial" w:eastAsia="Arial" w:hAnsi="Arial"/>
@@ -18856,7 +18856,7 @@
               <w:spacing w:after="10" w:before="0"/>
               <w:ind w:left="120"/>
             </w:pPr>
-            <w:hyperlink w:history="1" r:id="rIddtiylwoq5-dbqm1iadk5u">
+            <w:hyperlink w:history="1" r:id="rIdbjrf4n1fd8900lzwiobak">
               <w:r>
                 <w:rPr>
                   <w:rFonts w:ascii="Arial" w:cs="Arial" w:eastAsia="Arial" w:hAnsi="Arial"/>
@@ -18901,7 +18901,7 @@
             <w:pPr>
               <w:spacing w:after="20" w:before="0"/>
             </w:pPr>
-            <w:hyperlink w:history="1" r:id="rIdzj2rtxcokeizuwwf-u_52">
+            <w:hyperlink w:history="1" r:id="rIdaopttp2niuogl0wqgai8k">
               <w:r>
                 <w:rPr>
                   <w:rFonts w:ascii="Arial" w:cs="Arial" w:eastAsia="Arial" w:hAnsi="Arial"/>
@@ -18934,7 +18934,7 @@
               <w:spacing w:after="10" w:before="0"/>
               <w:ind w:left="120"/>
             </w:pPr>
-            <w:hyperlink w:history="1" r:id="rIdxsbudnxsds4f3z0urfvac">
+            <w:hyperlink w:history="1" r:id="rIdkeermjnauowecwd2wa4wu">
               <w:r>
                 <w:rPr>
                   <w:rFonts w:ascii="Arial" w:cs="Arial" w:eastAsia="Arial" w:hAnsi="Arial"/>
@@ -19129,7 +19129,7 @@
             <w:pPr>
               <w:spacing w:after="20" w:before="0"/>
             </w:pPr>
-            <w:hyperlink w:history="1" r:id="rId6y714i-y3kjyybrewp5p5">
+            <w:hyperlink w:history="1" r:id="rId3t9mxwgj2mqwtvkg9nkis">
               <w:r>
                 <w:rPr>
                   <w:rFonts w:ascii="Arial" w:cs="Arial" w:eastAsia="Arial" w:hAnsi="Arial"/>
@@ -19162,7 +19162,7 @@
               <w:spacing w:after="10" w:before="0"/>
               <w:ind w:left="120"/>
             </w:pPr>
-            <w:hyperlink w:history="1" r:id="rIdhk_jodsstowcwjzqnf3c1">
+            <w:hyperlink w:history="1" r:id="rId_vn365tufx-fna3r6wy_j">
               <w:r>
                 <w:rPr>
                   <w:rFonts w:ascii="Arial" w:cs="Arial" w:eastAsia="Arial" w:hAnsi="Arial"/>
@@ -19207,7 +19207,7 @@
             <w:pPr>
               <w:spacing w:after="20" w:before="0"/>
             </w:pPr>
-            <w:hyperlink w:history="1" r:id="rIdj0bms7b1karhk080aque4">
+            <w:hyperlink w:history="1" r:id="rId4zgqjbxpkc4fz7bmh8dy8">
               <w:r>
                 <w:rPr>
                   <w:rFonts w:ascii="Arial" w:cs="Arial" w:eastAsia="Arial" w:hAnsi="Arial"/>
@@ -19240,7 +19240,7 @@
               <w:spacing w:after="10" w:before="0"/>
               <w:ind w:left="120"/>
             </w:pPr>
-            <w:hyperlink w:history="1" r:id="rIdelkgwc83nmdnkb5jl08at">
+            <w:hyperlink w:history="1" r:id="rIdat4ba3lnqv0ukt2xupi0r">
               <w:r>
                 <w:rPr>
                   <w:rFonts w:ascii="Arial" w:cs="Arial" w:eastAsia="Arial" w:hAnsi="Arial"/>
@@ -19435,7 +19435,7 @@
             <w:pPr>
               <w:spacing w:after="20" w:before="0"/>
             </w:pPr>
-            <w:hyperlink w:history="1" r:id="rIdeq-yzbni4aqckyyen1vig">
+            <w:hyperlink w:history="1" r:id="rIdydv0xas5n7z0bcpucwxix">
               <w:r>
                 <w:rPr>
                   <w:rFonts w:ascii="Arial" w:cs="Arial" w:eastAsia="Arial" w:hAnsi="Arial"/>
@@ -19468,7 +19468,7 @@
               <w:spacing w:after="10" w:before="0"/>
               <w:ind w:left="120"/>
             </w:pPr>
-            <w:hyperlink w:history="1" r:id="rId6iu6mmg95jv0b97wjrdi3">
+            <w:hyperlink w:history="1" r:id="rIdg-4uq48bx76murx-xv8r6">
               <w:r>
                 <w:rPr>
                   <w:rFonts w:ascii="Arial" w:cs="Arial" w:eastAsia="Arial" w:hAnsi="Arial"/>
@@ -19513,7 +19513,7 @@
             <w:pPr>
               <w:spacing w:after="20" w:before="0"/>
             </w:pPr>
-            <w:hyperlink w:history="1" r:id="rId-g1s0zpd_tvo3fcv0z7fx">
+            <w:hyperlink w:history="1" r:id="rIde9jyvsrpaofsvwzd3myhc">
               <w:r>
                 <w:rPr>
                   <w:rFonts w:ascii="Arial" w:cs="Arial" w:eastAsia="Arial" w:hAnsi="Arial"/>
@@ -19546,7 +19546,7 @@
               <w:spacing w:after="10" w:before="0"/>
               <w:ind w:left="120"/>
             </w:pPr>
-            <w:hyperlink w:history="1" r:id="rIdvdgj8qgvs5jvmvzxmhivp">
+            <w:hyperlink w:history="1" r:id="rIdrvideopg4rwcze8iwvv1w">
               <w:r>
                 <w:rPr>
                   <w:rFonts w:ascii="Arial" w:cs="Arial" w:eastAsia="Arial" w:hAnsi="Arial"/>
@@ -21033,7 +21033,7 @@
             <w:pPr>
               <w:spacing w:after="20" w:before="0"/>
             </w:pPr>
-            <w:hyperlink w:history="1" r:id="rId3xqxpiqm7l9vhbgq8az_b">
+            <w:hyperlink w:history="1" r:id="rIdrrnrjczssd5b5ejh5ylwz">
               <w:r>
                 <w:rPr>
                   <w:rFonts w:ascii="Arial" w:cs="Arial" w:eastAsia="Arial" w:hAnsi="Arial"/>
@@ -21066,7 +21066,7 @@
               <w:spacing w:after="10" w:before="0"/>
               <w:ind w:left="120"/>
             </w:pPr>
-            <w:hyperlink w:history="1" r:id="rIdfpdve35f-ul_k6imxszdc">
+            <w:hyperlink w:history="1" r:id="rIdtsjz6jbqofsuzp8iaymtq">
               <w:r>
                 <w:rPr>
                   <w:rFonts w:ascii="Arial" w:cs="Arial" w:eastAsia="Arial" w:hAnsi="Arial"/>
@@ -21111,7 +21111,7 @@
             <w:pPr>
               <w:spacing w:after="20" w:before="0"/>
             </w:pPr>
-            <w:hyperlink w:history="1" r:id="rIdem8dt-fg9lwnas3bvnm1h">
+            <w:hyperlink w:history="1" r:id="rIdotekcmce3tb5rlpq76kwv">
               <w:r>
                 <w:rPr>
                   <w:rFonts w:ascii="Arial" w:cs="Arial" w:eastAsia="Arial" w:hAnsi="Arial"/>
@@ -21144,7 +21144,7 @@
               <w:spacing w:after="10" w:before="0"/>
               <w:ind w:left="120"/>
             </w:pPr>
-            <w:hyperlink w:history="1" r:id="rIdnqlugdg8jzqi9i6njppqc">
+            <w:hyperlink w:history="1" r:id="rIdiywkorne3xhk9rsn_d09d">
               <w:r>
                 <w:rPr>
                   <w:rFonts w:ascii="Arial" w:cs="Arial" w:eastAsia="Arial" w:hAnsi="Arial"/>
@@ -21339,7 +21339,7 @@
             <w:pPr>
               <w:spacing w:after="20" w:before="0"/>
             </w:pPr>
-            <w:hyperlink w:history="1" r:id="rId1sjseynjei2rt1hlef2js">
+            <w:hyperlink w:history="1" r:id="rId35hoxg-9u_hm0e-uwqywc">
               <w:r>
                 <w:rPr>
                   <w:rFonts w:ascii="Arial" w:cs="Arial" w:eastAsia="Arial" w:hAnsi="Arial"/>
@@ -21372,7 +21372,7 @@
               <w:spacing w:after="10" w:before="0"/>
               <w:ind w:left="120"/>
             </w:pPr>
-            <w:hyperlink w:history="1" r:id="rIdlpgmv1t3dctnntsu5qr8y">
+            <w:hyperlink w:history="1" r:id="rIdlxhamtntegmjsr1p7zsij">
               <w:r>
                 <w:rPr>
                   <w:rFonts w:ascii="Arial" w:cs="Arial" w:eastAsia="Arial" w:hAnsi="Arial"/>
@@ -21417,7 +21417,7 @@
             <w:pPr>
               <w:spacing w:after="20" w:before="0"/>
             </w:pPr>
-            <w:hyperlink w:history="1" r:id="rIdfllkibvanh4k8dve8j7ej">
+            <w:hyperlink w:history="1" r:id="rIdsk003rkzfrt-_akqpnpgz">
               <w:r>
                 <w:rPr>
                   <w:rFonts w:ascii="Arial" w:cs="Arial" w:eastAsia="Arial" w:hAnsi="Arial"/>
@@ -21450,7 +21450,7 @@
               <w:spacing w:after="10" w:before="0"/>
               <w:ind w:left="120"/>
             </w:pPr>
-            <w:hyperlink w:history="1" r:id="rIdq7ne3siqm3ismi9p2wabz">
+            <w:hyperlink w:history="1" r:id="rIdt8x03jr_uhu0kmrfcldw0">
               <w:r>
                 <w:rPr>
                   <w:rFonts w:ascii="Arial" w:cs="Arial" w:eastAsia="Arial" w:hAnsi="Arial"/>
@@ -21645,7 +21645,7 @@
             <w:pPr>
               <w:spacing w:after="20" w:before="0"/>
             </w:pPr>
-            <w:hyperlink w:history="1" r:id="rIda787hvpjgfaenfstnn6kq">
+            <w:hyperlink w:history="1" r:id="rIdpmnp_ybujmfpbcsrhil6o">
               <w:r>
                 <w:rPr>
                   <w:rFonts w:ascii="Arial" w:cs="Arial" w:eastAsia="Arial" w:hAnsi="Arial"/>
@@ -21678,7 +21678,7 @@
               <w:spacing w:after="10" w:before="0"/>
               <w:ind w:left="120"/>
             </w:pPr>
-            <w:hyperlink w:history="1" r:id="rIdciqasrreazr6yqnm-l8qa">
+            <w:hyperlink w:history="1" r:id="rIddf1uaym8lsjvcrxbem88m">
               <w:r>
                 <w:rPr>
                   <w:rFonts w:ascii="Arial" w:cs="Arial" w:eastAsia="Arial" w:hAnsi="Arial"/>
@@ -21723,7 +21723,7 @@
             <w:pPr>
               <w:spacing w:after="20" w:before="0"/>
             </w:pPr>
-            <w:hyperlink w:history="1" r:id="rIdk6bdb2zmjscmdr7-311b_">
+            <w:hyperlink w:history="1" r:id="rIdlpwjocvdmwyswb2yomkzx">
               <w:r>
                 <w:rPr>
                   <w:rFonts w:ascii="Arial" w:cs="Arial" w:eastAsia="Arial" w:hAnsi="Arial"/>
@@ -21756,7 +21756,7 @@
               <w:spacing w:after="10" w:before="0"/>
               <w:ind w:left="120"/>
             </w:pPr>
-            <w:hyperlink w:history="1" r:id="rId0uv_kv-5opx4h6qhif0ze">
+            <w:hyperlink w:history="1" r:id="rIdtav9ucshvnvuyajv_dzrq">
               <w:r>
                 <w:rPr>
                   <w:rFonts w:ascii="Arial" w:cs="Arial" w:eastAsia="Arial" w:hAnsi="Arial"/>
@@ -21951,7 +21951,7 @@
             <w:pPr>
               <w:spacing w:after="20" w:before="0"/>
             </w:pPr>
-            <w:hyperlink w:history="1" r:id="rIdblq8cli84vj7kfmy1ucy7">
+            <w:hyperlink w:history="1" r:id="rIdhsjuml_jnluc1obtaddjn">
               <w:r>
                 <w:rPr>
                   <w:rFonts w:ascii="Arial" w:cs="Arial" w:eastAsia="Arial" w:hAnsi="Arial"/>
@@ -21984,7 +21984,7 @@
               <w:spacing w:after="10" w:before="0"/>
               <w:ind w:left="120"/>
             </w:pPr>
-            <w:hyperlink w:history="1" r:id="rIdzqosmtsizmysqxqll9hlv">
+            <w:hyperlink w:history="1" r:id="rIdc5gj3vqiyiv2-qavexvt3">
               <w:r>
                 <w:rPr>
                   <w:rFonts w:ascii="Arial" w:cs="Arial" w:eastAsia="Arial" w:hAnsi="Arial"/>
@@ -22029,7 +22029,7 @@
             <w:pPr>
               <w:spacing w:after="20" w:before="0"/>
             </w:pPr>
-            <w:hyperlink w:history="1" r:id="rIduazkfmv3ksmmfd4aiuugx">
+            <w:hyperlink w:history="1" r:id="rIdn8uopvb690w_oozf1pf56">
               <w:r>
                 <w:rPr>
                   <w:rFonts w:ascii="Arial" w:cs="Arial" w:eastAsia="Arial" w:hAnsi="Arial"/>
@@ -22062,7 +22062,7 @@
               <w:spacing w:after="10" w:before="0"/>
               <w:ind w:left="120"/>
             </w:pPr>
-            <w:hyperlink w:history="1" r:id="rIdlkkyxqoo1thvod39i5cor">
+            <w:hyperlink w:history="1" r:id="rId6nxwvxym8dcggvrn8huc0">
               <w:r>
                 <w:rPr>
                   <w:rFonts w:ascii="Arial" w:cs="Arial" w:eastAsia="Arial" w:hAnsi="Arial"/>
@@ -22257,7 +22257,7 @@
             <w:pPr>
               <w:spacing w:after="20" w:before="0"/>
             </w:pPr>
-            <w:hyperlink w:history="1" r:id="rIdwpdri2h1r5kebmt7xnhtd">
+            <w:hyperlink w:history="1" r:id="rId-id675smfegqprnp5kogr">
               <w:r>
                 <w:rPr>
                   <w:rFonts w:ascii="Arial" w:cs="Arial" w:eastAsia="Arial" w:hAnsi="Arial"/>
@@ -22290,7 +22290,7 @@
               <w:spacing w:after="10" w:before="0"/>
               <w:ind w:left="120"/>
             </w:pPr>
-            <w:hyperlink w:history="1" r:id="rIdupqgv7g7nlu1kqrg1i1h-">
+            <w:hyperlink w:history="1" r:id="rIdb8tchfj7ryavajommavl7">
               <w:r>
                 <w:rPr>
                   <w:rFonts w:ascii="Arial" w:cs="Arial" w:eastAsia="Arial" w:hAnsi="Arial"/>
@@ -22335,7 +22335,7 @@
             <w:pPr>
               <w:spacing w:after="20" w:before="0"/>
             </w:pPr>
-            <w:hyperlink w:history="1" r:id="rIdtsnd81qbvvcouphxkvgmo">
+            <w:hyperlink w:history="1" r:id="rIdgexqwdgxtxodui3_pib4k">
               <w:r>
                 <w:rPr>
                   <w:rFonts w:ascii="Arial" w:cs="Arial" w:eastAsia="Arial" w:hAnsi="Arial"/>
@@ -22368,7 +22368,7 @@
               <w:spacing w:after="10" w:before="0"/>
               <w:ind w:left="120"/>
             </w:pPr>
-            <w:hyperlink w:history="1" r:id="rIdb4v2pvqogb65evkfo_mqc">
+            <w:hyperlink w:history="1" r:id="rIdp8pk0t54h-garl5otag3b">
               <w:r>
                 <w:rPr>
                   <w:rFonts w:ascii="Arial" w:cs="Arial" w:eastAsia="Arial" w:hAnsi="Arial"/>
@@ -23855,7 +23855,7 @@
             <w:pPr>
               <w:spacing w:after="20" w:before="0"/>
             </w:pPr>
-            <w:hyperlink w:history="1" r:id="rIdandafw8o7d4wnhlwqxiea">
+            <w:hyperlink w:history="1" r:id="rId9t_hzwi-8tuncooyzwkv6">
               <w:r>
                 <w:rPr>
                   <w:rFonts w:ascii="Arial" w:cs="Arial" w:eastAsia="Arial" w:hAnsi="Arial"/>
@@ -23888,7 +23888,7 @@
               <w:spacing w:after="10" w:before="0"/>
               <w:ind w:left="120"/>
             </w:pPr>
-            <w:hyperlink w:history="1" r:id="rId_37dnhp85whfrafqnjfvz">
+            <w:hyperlink w:history="1" r:id="rIdzhbz4cjylkemuhyxjsh4k">
               <w:r>
                 <w:rPr>
                   <w:rFonts w:ascii="Arial" w:cs="Arial" w:eastAsia="Arial" w:hAnsi="Arial"/>
@@ -23933,7 +23933,7 @@
             <w:pPr>
               <w:spacing w:after="20" w:before="0"/>
             </w:pPr>
-            <w:hyperlink w:history="1" r:id="rIdam9jj2e633ul9-no6vda3">
+            <w:hyperlink w:history="1" r:id="rIdrxi9ru6q_25bjz7ruhcng">
               <w:r>
                 <w:rPr>
                   <w:rFonts w:ascii="Arial" w:cs="Arial" w:eastAsia="Arial" w:hAnsi="Arial"/>
@@ -23966,7 +23966,7 @@
               <w:spacing w:after="10" w:before="0"/>
               <w:ind w:left="120"/>
             </w:pPr>
-            <w:hyperlink w:history="1" r:id="rIdxn2fhkecepv-pdkphgoco">
+            <w:hyperlink w:history="1" r:id="rIdv48wrzczorcd76fwhd5hf">
               <w:r>
                 <w:rPr>
                   <w:rFonts w:ascii="Arial" w:cs="Arial" w:eastAsia="Arial" w:hAnsi="Arial"/>
@@ -24161,7 +24161,7 @@
             <w:pPr>
               <w:spacing w:after="20" w:before="0"/>
             </w:pPr>
-            <w:hyperlink w:history="1" r:id="rIdcxs5mk-o2mxjqa5eoszjq">
+            <w:hyperlink w:history="1" r:id="rIdrgjcsoaqcevbha1yti2sy">
               <w:r>
                 <w:rPr>
                   <w:rFonts w:ascii="Arial" w:cs="Arial" w:eastAsia="Arial" w:hAnsi="Arial"/>
@@ -24194,7 +24194,7 @@
               <w:spacing w:after="10" w:before="0"/>
               <w:ind w:left="120"/>
             </w:pPr>
-            <w:hyperlink w:history="1" r:id="rIdzwmpx21ghvgebuj6sus26">
+            <w:hyperlink w:history="1" r:id="rIdseto4e8lyh_kzpjle6q8g">
               <w:r>
                 <w:rPr>
                   <w:rFonts w:ascii="Arial" w:cs="Arial" w:eastAsia="Arial" w:hAnsi="Arial"/>
@@ -24239,7 +24239,7 @@
             <w:pPr>
               <w:spacing w:after="20" w:before="0"/>
             </w:pPr>
-            <w:hyperlink w:history="1" r:id="rIdjzudqliuam3grrijomqcm">
+            <w:hyperlink w:history="1" r:id="rIdguehoviejsrje1rwhtcvj">
               <w:r>
                 <w:rPr>
                   <w:rFonts w:ascii="Arial" w:cs="Arial" w:eastAsia="Arial" w:hAnsi="Arial"/>
@@ -24272,7 +24272,7 @@
               <w:spacing w:after="10" w:before="0"/>
               <w:ind w:left="120"/>
             </w:pPr>
-            <w:hyperlink w:history="1" r:id="rIdjfg4kz6ycitacd4rp0gkp">
+            <w:hyperlink w:history="1" r:id="rIdpo6sgbdui3nnaoyaefg_h">
               <w:r>
                 <w:rPr>
                   <w:rFonts w:ascii="Arial" w:cs="Arial" w:eastAsia="Arial" w:hAnsi="Arial"/>
@@ -24695,7 +24695,7 @@
             <w:pPr>
               <w:spacing w:after="20" w:before="0"/>
             </w:pPr>
-            <w:hyperlink w:history="1" r:id="rIdobv_a9os-1w_dvw7064qc">
+            <w:hyperlink w:history="1" r:id="rIdzyyfhwltpvxnvwpbnoyvp">
               <w:r>
                 <w:rPr>
                   <w:rFonts w:ascii="Arial" w:cs="Arial" w:eastAsia="Arial" w:hAnsi="Arial"/>
@@ -24728,7 +24728,7 @@
               <w:spacing w:after="10" w:before="0"/>
               <w:ind w:left="120"/>
             </w:pPr>
-            <w:hyperlink w:history="1" r:id="rIdinqi6gstclaf749cbo9oj">
+            <w:hyperlink w:history="1" r:id="rId36ow_flcp0k4nsygkzrwe">
               <w:r>
                 <w:rPr>
                   <w:rFonts w:ascii="Arial" w:cs="Arial" w:eastAsia="Arial" w:hAnsi="Arial"/>
@@ -24773,7 +24773,7 @@
             <w:pPr>
               <w:spacing w:after="20" w:before="0"/>
             </w:pPr>
-            <w:hyperlink w:history="1" r:id="rId1tn8hunv9sljhmaklspad">
+            <w:hyperlink w:history="1" r:id="rIdjikl8f1cmv9x5k4m4rqtw">
               <w:r>
                 <w:rPr>
                   <w:rFonts w:ascii="Arial" w:cs="Arial" w:eastAsia="Arial" w:hAnsi="Arial"/>
@@ -24806,7 +24806,7 @@
               <w:spacing w:after="10" w:before="0"/>
               <w:ind w:left="120"/>
             </w:pPr>
-            <w:hyperlink w:history="1" r:id="rIdshxoup11zfrpfgpjumpuu">
+            <w:hyperlink w:history="1" r:id="rIdmyxnot2mcfjr5b8jf8sk8">
               <w:r>
                 <w:rPr>
                   <w:rFonts w:ascii="Arial" w:cs="Arial" w:eastAsia="Arial" w:hAnsi="Arial"/>
@@ -25001,7 +25001,7 @@
             <w:pPr>
               <w:spacing w:after="20" w:before="0"/>
             </w:pPr>
-            <w:hyperlink w:history="1" r:id="rIdkzvohzdp7y0kli03auvi5">
+            <w:hyperlink w:history="1" r:id="rIdxyhflqpk2yqv44trqw-h4">
               <w:r>
                 <w:rPr>
                   <w:rFonts w:ascii="Arial" w:cs="Arial" w:eastAsia="Arial" w:hAnsi="Arial"/>
@@ -25034,7 +25034,7 @@
               <w:spacing w:after="10" w:before="0"/>
               <w:ind w:left="120"/>
             </w:pPr>
-            <w:hyperlink w:history="1" r:id="rIdagag0pkvtznucklq_coqz">
+            <w:hyperlink w:history="1" r:id="rIddnn-z_a4izps2ccjoko1s">
               <w:r>
                 <w:rPr>
                   <w:rFonts w:ascii="Arial" w:cs="Arial" w:eastAsia="Arial" w:hAnsi="Arial"/>
@@ -25079,7 +25079,7 @@
             <w:pPr>
               <w:spacing w:after="20" w:before="0"/>
             </w:pPr>
-            <w:hyperlink w:history="1" r:id="rIdpn6hefqktcomtqgbr13gd">
+            <w:hyperlink w:history="1" r:id="rIdju6zjvfhv8enejnnc6neg">
               <w:r>
                 <w:rPr>
                   <w:rFonts w:ascii="Arial" w:cs="Arial" w:eastAsia="Arial" w:hAnsi="Arial"/>
@@ -25112,7 +25112,7 @@
               <w:spacing w:after="10" w:before="0"/>
               <w:ind w:left="120"/>
             </w:pPr>
-            <w:hyperlink w:history="1" r:id="rId5ygh4op0ekdmnawmmbk1l">
+            <w:hyperlink w:history="1" r:id="rIdf0a62nz931xf_oh04-ryj">
               <w:r>
                 <w:rPr>
                   <w:rFonts w:ascii="Arial" w:cs="Arial" w:eastAsia="Arial" w:hAnsi="Arial"/>
@@ -25307,7 +25307,7 @@
             <w:pPr>
               <w:spacing w:after="20" w:before="0"/>
             </w:pPr>
-            <w:hyperlink w:history="1" r:id="rId2qclihh0crmofcyyrtr0a">
+            <w:hyperlink w:history="1" r:id="rId-poxkupqs7a1obhgijjpd">
               <w:r>
                 <w:rPr>
                   <w:rFonts w:ascii="Arial" w:cs="Arial" w:eastAsia="Arial" w:hAnsi="Arial"/>
@@ -25340,7 +25340,7 @@
               <w:spacing w:after="10" w:before="0"/>
               <w:ind w:left="120"/>
             </w:pPr>
-            <w:hyperlink w:history="1" r:id="rIdg96gchxw5dsusutz81evd">
+            <w:hyperlink w:history="1" r:id="rIdevnibwfapbpurv_4qk7az">
               <w:r>
                 <w:rPr>
                   <w:rFonts w:ascii="Arial" w:cs="Arial" w:eastAsia="Arial" w:hAnsi="Arial"/>
@@ -25385,7 +25385,7 @@
             <w:pPr>
               <w:spacing w:after="20" w:before="0"/>
             </w:pPr>
-            <w:hyperlink w:history="1" r:id="rIdrash81pwtel0lwijidrpy">
+            <w:hyperlink w:history="1" r:id="rIdqohnoaleqxcowmm61zmob">
               <w:r>
                 <w:rPr>
                   <w:rFonts w:ascii="Arial" w:cs="Arial" w:eastAsia="Arial" w:hAnsi="Arial"/>
@@ -25418,7 +25418,7 @@
               <w:spacing w:after="10" w:before="0"/>
               <w:ind w:left="120"/>
             </w:pPr>
-            <w:hyperlink w:history="1" r:id="rIdc_djveacbljgsgz0uuvmp">
+            <w:hyperlink w:history="1" r:id="rIdua6t3jqte3_bmqlohdm90">
               <w:r>
                 <w:rPr>
                   <w:rFonts w:ascii="Arial" w:cs="Arial" w:eastAsia="Arial" w:hAnsi="Arial"/>

--- a/data/outputs/v2/Maths/SS1.2_Indices/Mathematics_Indices_CBE_LessonSequence.docx
+++ b/data/outputs/v2/Maths/SS1.2_Indices/Mathematics_Indices_CBE_LessonSequence.docx
@@ -3065,7 +3065,7 @@
             <w:pPr>
               <w:spacing w:after="20" w:before="0"/>
             </w:pPr>
-            <w:hyperlink w:history="1" r:id="rIdfgstr-qrmjmghlydscopx">
+            <w:hyperlink w:history="1" r:id="rIdnwiqg1zexvpsfjyk_kiil">
               <w:r>
                 <w:rPr>
                   <w:rFonts w:ascii="Arial" w:cs="Arial" w:eastAsia="Arial" w:hAnsi="Arial"/>
@@ -3098,7 +3098,7 @@
               <w:spacing w:after="10" w:before="0"/>
               <w:ind w:left="120"/>
             </w:pPr>
-            <w:hyperlink w:history="1" r:id="rIdius-yhtrobvudjai0quas">
+            <w:hyperlink w:history="1" r:id="rIdcgyu0zec-muzagvxih9h1">
               <w:r>
                 <w:rPr>
                   <w:rFonts w:ascii="Arial" w:cs="Arial" w:eastAsia="Arial" w:hAnsi="Arial"/>
@@ -3143,7 +3143,7 @@
             <w:pPr>
               <w:spacing w:after="20" w:before="0"/>
             </w:pPr>
-            <w:hyperlink w:history="1" r:id="rId-xrexis3jtyshkjxptoxk">
+            <w:hyperlink w:history="1" r:id="rId6irflhxkn9uz4v9lpuqmk">
               <w:r>
                 <w:rPr>
                   <w:rFonts w:ascii="Arial" w:cs="Arial" w:eastAsia="Arial" w:hAnsi="Arial"/>
@@ -3176,7 +3176,7 @@
               <w:spacing w:after="10" w:before="0"/>
               <w:ind w:left="120"/>
             </w:pPr>
-            <w:hyperlink w:history="1" r:id="rId3szgvd9wpzm8zvuddljur">
+            <w:hyperlink w:history="1" r:id="rIdxhuwseyoa4pzkwrbxhs5e">
               <w:r>
                 <w:rPr>
                   <w:rFonts w:ascii="Arial" w:cs="Arial" w:eastAsia="Arial" w:hAnsi="Arial"/>
@@ -3371,7 +3371,7 @@
             <w:pPr>
               <w:spacing w:after="20" w:before="0"/>
             </w:pPr>
-            <w:hyperlink w:history="1" r:id="rIddwthlkfuf_f9gjc1bflh6">
+            <w:hyperlink w:history="1" r:id="rIdkazpio-d0mjtqpxsinand">
               <w:r>
                 <w:rPr>
                   <w:rFonts w:ascii="Arial" w:cs="Arial" w:eastAsia="Arial" w:hAnsi="Arial"/>
@@ -3404,7 +3404,7 @@
               <w:spacing w:after="10" w:before="0"/>
               <w:ind w:left="120"/>
             </w:pPr>
-            <w:hyperlink w:history="1" r:id="rIdqfandijlaklmgxbfv5bp3">
+            <w:hyperlink w:history="1" r:id="rIdirde-io7ewg42azyrlr_q">
               <w:r>
                 <w:rPr>
                   <w:rFonts w:ascii="Arial" w:cs="Arial" w:eastAsia="Arial" w:hAnsi="Arial"/>
@@ -3449,7 +3449,7 @@
             <w:pPr>
               <w:spacing w:after="20" w:before="0"/>
             </w:pPr>
-            <w:hyperlink w:history="1" r:id="rIdgrhmnbj1pj8in-plw9z_8">
+            <w:hyperlink w:history="1" r:id="rIdyht7b_5en9hrfflxtlguk">
               <w:r>
                 <w:rPr>
                   <w:rFonts w:ascii="Arial" w:cs="Arial" w:eastAsia="Arial" w:hAnsi="Arial"/>
@@ -3482,7 +3482,7 @@
               <w:spacing w:after="10" w:before="0"/>
               <w:ind w:left="120"/>
             </w:pPr>
-            <w:hyperlink w:history="1" r:id="rIdmnlmyr3h-mjdszhqfafaa">
+            <w:hyperlink w:history="1" r:id="rIdlxbsoyzq2lklmoikojlfk">
               <w:r>
                 <w:rPr>
                   <w:rFonts w:ascii="Arial" w:cs="Arial" w:eastAsia="Arial" w:hAnsi="Arial"/>
@@ -3677,7 +3677,7 @@
             <w:pPr>
               <w:spacing w:after="20" w:before="0"/>
             </w:pPr>
-            <w:hyperlink w:history="1" r:id="rIdmf1apgxj4fmndeaiolpup">
+            <w:hyperlink w:history="1" r:id="rIdiim4pth25bx_pzdmwvmsl">
               <w:r>
                 <w:rPr>
                   <w:rFonts w:ascii="Arial" w:cs="Arial" w:eastAsia="Arial" w:hAnsi="Arial"/>
@@ -3710,7 +3710,7 @@
               <w:spacing w:after="10" w:before="0"/>
               <w:ind w:left="120"/>
             </w:pPr>
-            <w:hyperlink w:history="1" r:id="rIdsmg2fgqlqlsmoi5j114da">
+            <w:hyperlink w:history="1" r:id="rId6-90oo1cxcbwildtrzjd3">
               <w:r>
                 <w:rPr>
                   <w:rFonts w:ascii="Arial" w:cs="Arial" w:eastAsia="Arial" w:hAnsi="Arial"/>
@@ -3755,7 +3755,7 @@
             <w:pPr>
               <w:spacing w:after="20" w:before="0"/>
             </w:pPr>
-            <w:hyperlink w:history="1" r:id="rIdurooucmj0lwawoptklml2">
+            <w:hyperlink w:history="1" r:id="rIdj3kujqvymzoii6dao09an">
               <w:r>
                 <w:rPr>
                   <w:rFonts w:ascii="Arial" w:cs="Arial" w:eastAsia="Arial" w:hAnsi="Arial"/>
@@ -3788,7 +3788,7 @@
               <w:spacing w:after="10" w:before="0"/>
               <w:ind w:left="120"/>
             </w:pPr>
-            <w:hyperlink w:history="1" r:id="rIdhwm73fk64dvnveqaeends">
+            <w:hyperlink w:history="1" r:id="rIdbl7_femf4lm6jofoftdzi">
               <w:r>
                 <w:rPr>
                   <w:rFonts w:ascii="Arial" w:cs="Arial" w:eastAsia="Arial" w:hAnsi="Arial"/>
@@ -3983,7 +3983,7 @@
             <w:pPr>
               <w:spacing w:after="20" w:before="0"/>
             </w:pPr>
-            <w:hyperlink w:history="1" r:id="rIdtmctyd5g75nggiiidhqqp">
+            <w:hyperlink w:history="1" r:id="rIdlob5ti4bvs0zsgk5pzoai">
               <w:r>
                 <w:rPr>
                   <w:rFonts w:ascii="Arial" w:cs="Arial" w:eastAsia="Arial" w:hAnsi="Arial"/>
@@ -4016,7 +4016,7 @@
               <w:spacing w:after="10" w:before="0"/>
               <w:ind w:left="120"/>
             </w:pPr>
-            <w:hyperlink w:history="1" r:id="rIdwf4imfbtxuiqupndzjxzc">
+            <w:hyperlink w:history="1" r:id="rId2pemu-2jae6dfqa1j8gef">
               <w:r>
                 <w:rPr>
                   <w:rFonts w:ascii="Arial" w:cs="Arial" w:eastAsia="Arial" w:hAnsi="Arial"/>
@@ -4061,7 +4061,7 @@
             <w:pPr>
               <w:spacing w:after="20" w:before="0"/>
             </w:pPr>
-            <w:hyperlink w:history="1" r:id="rIdgqoxjm16-x_ju0cgeqbku">
+            <w:hyperlink w:history="1" r:id="rId5shmweqtl4705j_z9olkq">
               <w:r>
                 <w:rPr>
                   <w:rFonts w:ascii="Arial" w:cs="Arial" w:eastAsia="Arial" w:hAnsi="Arial"/>
@@ -4094,7 +4094,7 @@
               <w:spacing w:after="10" w:before="0"/>
               <w:ind w:left="120"/>
             </w:pPr>
-            <w:hyperlink w:history="1" r:id="rIdgdw2as33us0kbpy5lee4y">
+            <w:hyperlink w:history="1" r:id="rIdc3asdxrpbj1uxxpqupwvz">
               <w:r>
                 <w:rPr>
                   <w:rFonts w:ascii="Arial" w:cs="Arial" w:eastAsia="Arial" w:hAnsi="Arial"/>
@@ -4289,7 +4289,7 @@
             <w:pPr>
               <w:spacing w:after="20" w:before="0"/>
             </w:pPr>
-            <w:hyperlink w:history="1" r:id="rIdcpqojdnwebvqm9lox0ptw">
+            <w:hyperlink w:history="1" r:id="rIdbo8czuyzzvfbxzgaklnfj">
               <w:r>
                 <w:rPr>
                   <w:rFonts w:ascii="Arial" w:cs="Arial" w:eastAsia="Arial" w:hAnsi="Arial"/>
@@ -4322,7 +4322,7 @@
               <w:spacing w:after="10" w:before="0"/>
               <w:ind w:left="120"/>
             </w:pPr>
-            <w:hyperlink w:history="1" r:id="rIdi_7qua00i-ru3-coofplc">
+            <w:hyperlink w:history="1" r:id="rIdoielpmyvvsy73sue4o8qo">
               <w:r>
                 <w:rPr>
                   <w:rFonts w:ascii="Arial" w:cs="Arial" w:eastAsia="Arial" w:hAnsi="Arial"/>
@@ -4367,7 +4367,7 @@
             <w:pPr>
               <w:spacing w:after="20" w:before="0"/>
             </w:pPr>
-            <w:hyperlink w:history="1" r:id="rIdzwpf4pi-f84oj09uaatpj">
+            <w:hyperlink w:history="1" r:id="rIdc3umrnrwjetcem5qa20qc">
               <w:r>
                 <w:rPr>
                   <w:rFonts w:ascii="Arial" w:cs="Arial" w:eastAsia="Arial" w:hAnsi="Arial"/>
@@ -4400,7 +4400,7 @@
               <w:spacing w:after="10" w:before="0"/>
               <w:ind w:left="120"/>
             </w:pPr>
-            <w:hyperlink w:history="1" r:id="rIdecb3cebuah30aa-pcjhfs">
+            <w:hyperlink w:history="1" r:id="rId_gq1ggb_ncbofpqsmvavb">
               <w:r>
                 <w:rPr>
                   <w:rFonts w:ascii="Arial" w:cs="Arial" w:eastAsia="Arial" w:hAnsi="Arial"/>
@@ -5887,7 +5887,7 @@
             <w:pPr>
               <w:spacing w:after="20" w:before="0"/>
             </w:pPr>
-            <w:hyperlink w:history="1" r:id="rIdj0rwnzf_950hzo_0ka9mh">
+            <w:hyperlink w:history="1" r:id="rIddsknuioqp9uxgs_ml_9sm">
               <w:r>
                 <w:rPr>
                   <w:rFonts w:ascii="Arial" w:cs="Arial" w:eastAsia="Arial" w:hAnsi="Arial"/>
@@ -5920,7 +5920,7 @@
               <w:spacing w:after="10" w:before="0"/>
               <w:ind w:left="120"/>
             </w:pPr>
-            <w:hyperlink w:history="1" r:id="rIdufldtixebsw5p3rbt7gce">
+            <w:hyperlink w:history="1" r:id="rIdenploear3ffw0oyc_l7ec">
               <w:r>
                 <w:rPr>
                   <w:rFonts w:ascii="Arial" w:cs="Arial" w:eastAsia="Arial" w:hAnsi="Arial"/>
@@ -5965,7 +5965,7 @@
             <w:pPr>
               <w:spacing w:after="20" w:before="0"/>
             </w:pPr>
-            <w:hyperlink w:history="1" r:id="rId71ocj1lx7onyz7cb79zvb">
+            <w:hyperlink w:history="1" r:id="rIdckcjinvctz5fqovgbggas">
               <w:r>
                 <w:rPr>
                   <w:rFonts w:ascii="Arial" w:cs="Arial" w:eastAsia="Arial" w:hAnsi="Arial"/>
@@ -5998,7 +5998,7 @@
               <w:spacing w:after="10" w:before="0"/>
               <w:ind w:left="120"/>
             </w:pPr>
-            <w:hyperlink w:history="1" r:id="rIdfk0pwwfiou85udnishodn">
+            <w:hyperlink w:history="1" r:id="rIdwizmpyjdbvsxmqkvxxapu">
               <w:r>
                 <w:rPr>
                   <w:rFonts w:ascii="Arial" w:cs="Arial" w:eastAsia="Arial" w:hAnsi="Arial"/>
@@ -6193,7 +6193,7 @@
             <w:pPr>
               <w:spacing w:after="20" w:before="0"/>
             </w:pPr>
-            <w:hyperlink w:history="1" r:id="rId4fveepuhq613siz_k37kt">
+            <w:hyperlink w:history="1" r:id="rIdgrd3te-cllz29wqyq6ggn">
               <w:r>
                 <w:rPr>
                   <w:rFonts w:ascii="Arial" w:cs="Arial" w:eastAsia="Arial" w:hAnsi="Arial"/>
@@ -6226,7 +6226,7 @@
               <w:spacing w:after="10" w:before="0"/>
               <w:ind w:left="120"/>
             </w:pPr>
-            <w:hyperlink w:history="1" r:id="rIdiltcpavsx7x8jfqx9shge">
+            <w:hyperlink w:history="1" r:id="rIdof8ecshub9nqa1xwmpkje">
               <w:r>
                 <w:rPr>
                   <w:rFonts w:ascii="Arial" w:cs="Arial" w:eastAsia="Arial" w:hAnsi="Arial"/>
@@ -6271,7 +6271,7 @@
             <w:pPr>
               <w:spacing w:after="20" w:before="0"/>
             </w:pPr>
-            <w:hyperlink w:history="1" r:id="rIddkk2ko8dnoc_tifm4cc7p">
+            <w:hyperlink w:history="1" r:id="rIdjnml1ueoqgu5ugonpfefk">
               <w:r>
                 <w:rPr>
                   <w:rFonts w:ascii="Arial" w:cs="Arial" w:eastAsia="Arial" w:hAnsi="Arial"/>
@@ -6304,7 +6304,7 @@
               <w:spacing w:after="10" w:before="0"/>
               <w:ind w:left="120"/>
             </w:pPr>
-            <w:hyperlink w:history="1" r:id="rId8xr93m-h2bg7hxvhl7c-u">
+            <w:hyperlink w:history="1" r:id="rIdcz58fz7i5ys2occ9ueuga">
               <w:r>
                 <w:rPr>
                   <w:rFonts w:ascii="Arial" w:cs="Arial" w:eastAsia="Arial" w:hAnsi="Arial"/>
@@ -6499,7 +6499,7 @@
             <w:pPr>
               <w:spacing w:after="20" w:before="0"/>
             </w:pPr>
-            <w:hyperlink w:history="1" r:id="rIda0iqhrnxzvzpeahybjeqj">
+            <w:hyperlink w:history="1" r:id="rIdyoakttgmbho9jauhbzmpz">
               <w:r>
                 <w:rPr>
                   <w:rFonts w:ascii="Arial" w:cs="Arial" w:eastAsia="Arial" w:hAnsi="Arial"/>
@@ -6532,7 +6532,7 @@
               <w:spacing w:after="10" w:before="0"/>
               <w:ind w:left="120"/>
             </w:pPr>
-            <w:hyperlink w:history="1" r:id="rIdc-5pr2sa8hv0wzehkzphw">
+            <w:hyperlink w:history="1" r:id="rIdumjotqjaghzla5t1mkdp6">
               <w:r>
                 <w:rPr>
                   <w:rFonts w:ascii="Arial" w:cs="Arial" w:eastAsia="Arial" w:hAnsi="Arial"/>
@@ -6577,7 +6577,7 @@
             <w:pPr>
               <w:spacing w:after="20" w:before="0"/>
             </w:pPr>
-            <w:hyperlink w:history="1" r:id="rIdn8js2jqk978zpuzzzjwlr">
+            <w:hyperlink w:history="1" r:id="rIdvt8ekhkbgiqvzbkw2gu6h">
               <w:r>
                 <w:rPr>
                   <w:rFonts w:ascii="Arial" w:cs="Arial" w:eastAsia="Arial" w:hAnsi="Arial"/>
@@ -6610,7 +6610,7 @@
               <w:spacing w:after="10" w:before="0"/>
               <w:ind w:left="120"/>
             </w:pPr>
-            <w:hyperlink w:history="1" r:id="rIdppgpgqqlbfievd_joaeos">
+            <w:hyperlink w:history="1" r:id="rIdhmb73mnx0mfdxbrmrfb_v">
               <w:r>
                 <w:rPr>
                   <w:rFonts w:ascii="Arial" w:cs="Arial" w:eastAsia="Arial" w:hAnsi="Arial"/>
@@ -6805,7 +6805,7 @@
             <w:pPr>
               <w:spacing w:after="20" w:before="0"/>
             </w:pPr>
-            <w:hyperlink w:history="1" r:id="rIdkjnlst-raqc_mr1d_0ra1">
+            <w:hyperlink w:history="1" r:id="rIdumvuymkciu8nmzvf-uz2u">
               <w:r>
                 <w:rPr>
                   <w:rFonts w:ascii="Arial" w:cs="Arial" w:eastAsia="Arial" w:hAnsi="Arial"/>
@@ -6838,7 +6838,7 @@
               <w:spacing w:after="10" w:before="0"/>
               <w:ind w:left="120"/>
             </w:pPr>
-            <w:hyperlink w:history="1" r:id="rIdwywfhtwhu4mgy9ozvqytp">
+            <w:hyperlink w:history="1" r:id="rIdfn-ep6s7isytmnrgijev1">
               <w:r>
                 <w:rPr>
                   <w:rFonts w:ascii="Arial" w:cs="Arial" w:eastAsia="Arial" w:hAnsi="Arial"/>
@@ -6883,7 +6883,7 @@
             <w:pPr>
               <w:spacing w:after="20" w:before="0"/>
             </w:pPr>
-            <w:hyperlink w:history="1" r:id="rIdmqnicuyeugpgxkgboh53c">
+            <w:hyperlink w:history="1" r:id="rIdh0qbkmuydzbl66pt9ng9s">
               <w:r>
                 <w:rPr>
                   <w:rFonts w:ascii="Arial" w:cs="Arial" w:eastAsia="Arial" w:hAnsi="Arial"/>
@@ -6916,7 +6916,7 @@
               <w:spacing w:after="10" w:before="0"/>
               <w:ind w:left="120"/>
             </w:pPr>
-            <w:hyperlink w:history="1" r:id="rIdw1b-tnu7jy7mvava4rbqn">
+            <w:hyperlink w:history="1" r:id="rIdh15tnnkt0ehmvgxw9lea4">
               <w:r>
                 <w:rPr>
                   <w:rFonts w:ascii="Arial" w:cs="Arial" w:eastAsia="Arial" w:hAnsi="Arial"/>
@@ -7111,7 +7111,7 @@
             <w:pPr>
               <w:spacing w:after="20" w:before="0"/>
             </w:pPr>
-            <w:hyperlink w:history="1" r:id="rIdcxkvtditnx2_7jkiw07hh">
+            <w:hyperlink w:history="1" r:id="rIdb9ssjvrx1k0crfq2pqxzi">
               <w:r>
                 <w:rPr>
                   <w:rFonts w:ascii="Arial" w:cs="Arial" w:eastAsia="Arial" w:hAnsi="Arial"/>
@@ -7144,7 +7144,7 @@
               <w:spacing w:after="10" w:before="0"/>
               <w:ind w:left="120"/>
             </w:pPr>
-            <w:hyperlink w:history="1" r:id="rId-xhm3whmbn53qmj-sfxs1">
+            <w:hyperlink w:history="1" r:id="rIdjbnn5vysnerwyz1bpvkoh">
               <w:r>
                 <w:rPr>
                   <w:rFonts w:ascii="Arial" w:cs="Arial" w:eastAsia="Arial" w:hAnsi="Arial"/>
@@ -7189,7 +7189,7 @@
             <w:pPr>
               <w:spacing w:after="20" w:before="0"/>
             </w:pPr>
-            <w:hyperlink w:history="1" r:id="rId0wt5ck5lpur2zmnikliwx">
+            <w:hyperlink w:history="1" r:id="rIdeu7gjjnw_xz1fcmf0n4gi">
               <w:r>
                 <w:rPr>
                   <w:rFonts w:ascii="Arial" w:cs="Arial" w:eastAsia="Arial" w:hAnsi="Arial"/>
@@ -7222,7 +7222,7 @@
               <w:spacing w:after="10" w:before="0"/>
               <w:ind w:left="120"/>
             </w:pPr>
-            <w:hyperlink w:history="1" r:id="rIdbdclld722tee9ozyyrydt">
+            <w:hyperlink w:history="1" r:id="rIdp2ifjkw0fy5sumy8owzsk">
               <w:r>
                 <w:rPr>
                   <w:rFonts w:ascii="Arial" w:cs="Arial" w:eastAsia="Arial" w:hAnsi="Arial"/>
@@ -8804,7 +8804,7 @@
             <w:pPr>
               <w:spacing w:after="20" w:before="0"/>
             </w:pPr>
-            <w:hyperlink w:history="1" r:id="rIdgytt_joy0xczb4nsmla3z">
+            <w:hyperlink w:history="1" r:id="rIdovubekhrqcqbskviuaue7">
               <w:r>
                 <w:rPr>
                   <w:rFonts w:ascii="Arial" w:cs="Arial" w:eastAsia="Arial" w:hAnsi="Arial"/>
@@ -8837,7 +8837,7 @@
               <w:spacing w:after="10" w:before="0"/>
               <w:ind w:left="120"/>
             </w:pPr>
-            <w:hyperlink w:history="1" r:id="rIdp6dllrbnb5_diu7ez21si">
+            <w:hyperlink w:history="1" r:id="rId--lzavrmzv-nh2eiggjoq">
               <w:r>
                 <w:rPr>
                   <w:rFonts w:ascii="Arial" w:cs="Arial" w:eastAsia="Arial" w:hAnsi="Arial"/>
@@ -8882,7 +8882,7 @@
             <w:pPr>
               <w:spacing w:after="20" w:before="0"/>
             </w:pPr>
-            <w:hyperlink w:history="1" r:id="rIdikb8vulkjcyh3dkwjwgd0">
+            <w:hyperlink w:history="1" r:id="rIdgkzi_nrkxf9vpkcvvxci4">
               <w:r>
                 <w:rPr>
                   <w:rFonts w:ascii="Arial" w:cs="Arial" w:eastAsia="Arial" w:hAnsi="Arial"/>
@@ -8915,7 +8915,7 @@
               <w:spacing w:after="10" w:before="0"/>
               <w:ind w:left="120"/>
             </w:pPr>
-            <w:hyperlink w:history="1" r:id="rIdhvldtlpo8c4uhahrgd2e0">
+            <w:hyperlink w:history="1" r:id="rIdkiodmpkdley7ucyhjylid">
               <w:r>
                 <w:rPr>
                   <w:rFonts w:ascii="Arial" w:cs="Arial" w:eastAsia="Arial" w:hAnsi="Arial"/>
@@ -9110,7 +9110,7 @@
             <w:pPr>
               <w:spacing w:after="20" w:before="0"/>
             </w:pPr>
-            <w:hyperlink w:history="1" r:id="rIdocr-tare-krhk5-7uu5yx">
+            <w:hyperlink w:history="1" r:id="rIdwzc4avhhmdxpxlogk8hrp">
               <w:r>
                 <w:rPr>
                   <w:rFonts w:ascii="Arial" w:cs="Arial" w:eastAsia="Arial" w:hAnsi="Arial"/>
@@ -9143,7 +9143,7 @@
               <w:spacing w:after="10" w:before="0"/>
               <w:ind w:left="120"/>
             </w:pPr>
-            <w:hyperlink w:history="1" r:id="rIdcaqjldhqmgd2eilswryhh">
+            <w:hyperlink w:history="1" r:id="rId1nd04zry_qkitpvmjdil9">
               <w:r>
                 <w:rPr>
                   <w:rFonts w:ascii="Arial" w:cs="Arial" w:eastAsia="Arial" w:hAnsi="Arial"/>
@@ -9188,7 +9188,7 @@
             <w:pPr>
               <w:spacing w:after="20" w:before="0"/>
             </w:pPr>
-            <w:hyperlink w:history="1" r:id="rId4-a0ysjuzk4mqhy7huco-">
+            <w:hyperlink w:history="1" r:id="rIdgyx-yehoqngfgyze4xxz3">
               <w:r>
                 <w:rPr>
                   <w:rFonts w:ascii="Arial" w:cs="Arial" w:eastAsia="Arial" w:hAnsi="Arial"/>
@@ -9221,7 +9221,7 @@
               <w:spacing w:after="10" w:before="0"/>
               <w:ind w:left="120"/>
             </w:pPr>
-            <w:hyperlink w:history="1" r:id="rId4h2sxjyoous_haim5uoyn">
+            <w:hyperlink w:history="1" r:id="rIdlr2ueobekavylgwie41ti">
               <w:r>
                 <w:rPr>
                   <w:rFonts w:ascii="Arial" w:cs="Arial" w:eastAsia="Arial" w:hAnsi="Arial"/>
@@ -9416,7 +9416,7 @@
             <w:pPr>
               <w:spacing w:after="20" w:before="0"/>
             </w:pPr>
-            <w:hyperlink w:history="1" r:id="rIdgkqmlmcvdxx1pubhlpbwf">
+            <w:hyperlink w:history="1" r:id="rIdrh87jzjtfqshgf7duiepq">
               <w:r>
                 <w:rPr>
                   <w:rFonts w:ascii="Arial" w:cs="Arial" w:eastAsia="Arial" w:hAnsi="Arial"/>
@@ -9449,7 +9449,7 @@
               <w:spacing w:after="10" w:before="0"/>
               <w:ind w:left="120"/>
             </w:pPr>
-            <w:hyperlink w:history="1" r:id="rIdwabrck-mnbzhphcru5ema">
+            <w:hyperlink w:history="1" r:id="rIdeccncxttdaniup7wlqcmn">
               <w:r>
                 <w:rPr>
                   <w:rFonts w:ascii="Arial" w:cs="Arial" w:eastAsia="Arial" w:hAnsi="Arial"/>
@@ -9494,7 +9494,7 @@
             <w:pPr>
               <w:spacing w:after="20" w:before="0"/>
             </w:pPr>
-            <w:hyperlink w:history="1" r:id="rIdtzxogdlahffsffwptgfve">
+            <w:hyperlink w:history="1" r:id="rIdw1rrdy2xqdarm75kxajkn">
               <w:r>
                 <w:rPr>
                   <w:rFonts w:ascii="Arial" w:cs="Arial" w:eastAsia="Arial" w:hAnsi="Arial"/>
@@ -9527,7 +9527,7 @@
               <w:spacing w:after="10" w:before="0"/>
               <w:ind w:left="120"/>
             </w:pPr>
-            <w:hyperlink w:history="1" r:id="rIdnma_7s6uym2pwxb_8nonr">
+            <w:hyperlink w:history="1" r:id="rIdhfowehl3yx8cehpyame4k">
               <w:r>
                 <w:rPr>
                   <w:rFonts w:ascii="Arial" w:cs="Arial" w:eastAsia="Arial" w:hAnsi="Arial"/>
@@ -9722,7 +9722,7 @@
             <w:pPr>
               <w:spacing w:after="20" w:before="0"/>
             </w:pPr>
-            <w:hyperlink w:history="1" r:id="rIdy3g0svlwjsdamd5rcaszs">
+            <w:hyperlink w:history="1" r:id="rIdu6iz_ezvq6i2qvp1pd97w">
               <w:r>
                 <w:rPr>
                   <w:rFonts w:ascii="Arial" w:cs="Arial" w:eastAsia="Arial" w:hAnsi="Arial"/>
@@ -9755,7 +9755,7 @@
               <w:spacing w:after="10" w:before="0"/>
               <w:ind w:left="120"/>
             </w:pPr>
-            <w:hyperlink w:history="1" r:id="rId5xholdq-hcgqr124hzjar">
+            <w:hyperlink w:history="1" r:id="rIdnqbljoafsw7fzwa_zrujp">
               <w:r>
                 <w:rPr>
                   <w:rFonts w:ascii="Arial" w:cs="Arial" w:eastAsia="Arial" w:hAnsi="Arial"/>
@@ -9800,7 +9800,7 @@
             <w:pPr>
               <w:spacing w:after="20" w:before="0"/>
             </w:pPr>
-            <w:hyperlink w:history="1" r:id="rId4y0cv9isrssffhffnzxhg">
+            <w:hyperlink w:history="1" r:id="rIdf-du3k4yliwqehqoiw2gj">
               <w:r>
                 <w:rPr>
                   <w:rFonts w:ascii="Arial" w:cs="Arial" w:eastAsia="Arial" w:hAnsi="Arial"/>
@@ -9833,7 +9833,7 @@
               <w:spacing w:after="10" w:before="0"/>
               <w:ind w:left="120"/>
             </w:pPr>
-            <w:hyperlink w:history="1" r:id="rIdobg_nmsq92xc65z800n7f">
+            <w:hyperlink w:history="1" r:id="rId74ozz9ahcpwuikxldloex">
               <w:r>
                 <w:rPr>
                   <w:rFonts w:ascii="Arial" w:cs="Arial" w:eastAsia="Arial" w:hAnsi="Arial"/>
@@ -10028,7 +10028,7 @@
             <w:pPr>
               <w:spacing w:after="20" w:before="0"/>
             </w:pPr>
-            <w:hyperlink w:history="1" r:id="rIdjoo0n-i-3ygzgzpdlgxnz">
+            <w:hyperlink w:history="1" r:id="rIdrsvbl1mvjzdoda-vqldhd">
               <w:r>
                 <w:rPr>
                   <w:rFonts w:ascii="Arial" w:cs="Arial" w:eastAsia="Arial" w:hAnsi="Arial"/>
@@ -10061,7 +10061,7 @@
               <w:spacing w:after="10" w:before="0"/>
               <w:ind w:left="120"/>
             </w:pPr>
-            <w:hyperlink w:history="1" r:id="rIdn_3huea5oy7ql0f9_x-xt">
+            <w:hyperlink w:history="1" r:id="rIdr4dkqxiv_l-67jwxyjcln">
               <w:r>
                 <w:rPr>
                   <w:rFonts w:ascii="Arial" w:cs="Arial" w:eastAsia="Arial" w:hAnsi="Arial"/>
@@ -10106,7 +10106,7 @@
             <w:pPr>
               <w:spacing w:after="20" w:before="0"/>
             </w:pPr>
-            <w:hyperlink w:history="1" r:id="rId9uregxvgzkfyxng8iwf_6">
+            <w:hyperlink w:history="1" r:id="rIdwshdwxcnt6qddh41tzxv6">
               <w:r>
                 <w:rPr>
                   <w:rFonts w:ascii="Arial" w:cs="Arial" w:eastAsia="Arial" w:hAnsi="Arial"/>
@@ -10139,7 +10139,7 @@
               <w:spacing w:after="10" w:before="0"/>
               <w:ind w:left="120"/>
             </w:pPr>
-            <w:hyperlink w:history="1" r:id="rIdfmawmmo1avtdkmdjvjnkl">
+            <w:hyperlink w:history="1" r:id="rIds9r71r8hri9ax0bdwtc7r">
               <w:r>
                 <w:rPr>
                   <w:rFonts w:ascii="Arial" w:cs="Arial" w:eastAsia="Arial" w:hAnsi="Arial"/>
@@ -11626,7 +11626,7 @@
             <w:pPr>
               <w:spacing w:after="20" w:before="0"/>
             </w:pPr>
-            <w:hyperlink w:history="1" r:id="rId-cuzcpblu6tzjexluct3d">
+            <w:hyperlink w:history="1" r:id="rIdmg-e3ro2ey9cpxr6e98be">
               <w:r>
                 <w:rPr>
                   <w:rFonts w:ascii="Arial" w:cs="Arial" w:eastAsia="Arial" w:hAnsi="Arial"/>
@@ -11659,7 +11659,7 @@
               <w:spacing w:after="10" w:before="0"/>
               <w:ind w:left="120"/>
             </w:pPr>
-            <w:hyperlink w:history="1" r:id="rId7thndtuyumcat9dy8m1eb">
+            <w:hyperlink w:history="1" r:id="rId2stgeeskcaelnkkxcd07j">
               <w:r>
                 <w:rPr>
                   <w:rFonts w:ascii="Arial" w:cs="Arial" w:eastAsia="Arial" w:hAnsi="Arial"/>
@@ -11704,7 +11704,7 @@
             <w:pPr>
               <w:spacing w:after="20" w:before="0"/>
             </w:pPr>
-            <w:hyperlink w:history="1" r:id="rId__wko8qv5o80ojj5il-cc">
+            <w:hyperlink w:history="1" r:id="rIdaahegizve4fhh2-60-ifw">
               <w:r>
                 <w:rPr>
                   <w:rFonts w:ascii="Arial" w:cs="Arial" w:eastAsia="Arial" w:hAnsi="Arial"/>
@@ -11737,7 +11737,7 @@
               <w:spacing w:after="10" w:before="0"/>
               <w:ind w:left="120"/>
             </w:pPr>
-            <w:hyperlink w:history="1" r:id="rIddiwbuiuvkloym4cznwtud">
+            <w:hyperlink w:history="1" r:id="rIdsj8mpnovhdgfxr1vmkwsw">
               <w:r>
                 <w:rPr>
                   <w:rFonts w:ascii="Arial" w:cs="Arial" w:eastAsia="Arial" w:hAnsi="Arial"/>
@@ -12065,7 +12065,7 @@
             <w:pPr>
               <w:spacing w:after="20" w:before="0"/>
             </w:pPr>
-            <w:hyperlink w:history="1" r:id="rIde7lbn764yptoyerbvvywm">
+            <w:hyperlink w:history="1" r:id="rIdctc6y5emt8imbmjhreltc">
               <w:r>
                 <w:rPr>
                   <w:rFonts w:ascii="Arial" w:cs="Arial" w:eastAsia="Arial" w:hAnsi="Arial"/>
@@ -12098,7 +12098,7 @@
               <w:spacing w:after="10" w:before="0"/>
               <w:ind w:left="120"/>
             </w:pPr>
-            <w:hyperlink w:history="1" r:id="rId5nj4pz0anblw8and9fdye">
+            <w:hyperlink w:history="1" r:id="rIde7avjwomqwva6ifx2auk1">
               <w:r>
                 <w:rPr>
                   <w:rFonts w:ascii="Arial" w:cs="Arial" w:eastAsia="Arial" w:hAnsi="Arial"/>
@@ -12143,7 +12143,7 @@
             <w:pPr>
               <w:spacing w:after="20" w:before="0"/>
             </w:pPr>
-            <w:hyperlink w:history="1" r:id="rIdek5f1tc5eebttshcel0xi">
+            <w:hyperlink w:history="1" r:id="rIddbkb1dsvumuxvykurqqkx">
               <w:r>
                 <w:rPr>
                   <w:rFonts w:ascii="Arial" w:cs="Arial" w:eastAsia="Arial" w:hAnsi="Arial"/>
@@ -12176,7 +12176,7 @@
               <w:spacing w:after="10" w:before="0"/>
               <w:ind w:left="120"/>
             </w:pPr>
-            <w:hyperlink w:history="1" r:id="rIdgi9xoyxg84bokjq976m6a">
+            <w:hyperlink w:history="1" r:id="rIdkukkn0p5z8f72p0ilmndj">
               <w:r>
                 <w:rPr>
                   <w:rFonts w:ascii="Arial" w:cs="Arial" w:eastAsia="Arial" w:hAnsi="Arial"/>
@@ -12641,7 +12641,7 @@
             <w:pPr>
               <w:spacing w:after="20" w:before="0"/>
             </w:pPr>
-            <w:hyperlink w:history="1" r:id="rIdf9efephpz_mkahqd9wm0e">
+            <w:hyperlink w:history="1" r:id="rIdcvcxlfkxyrxo9ioxxcztd">
               <w:r>
                 <w:rPr>
                   <w:rFonts w:ascii="Arial" w:cs="Arial" w:eastAsia="Arial" w:hAnsi="Arial"/>
@@ -12674,7 +12674,7 @@
               <w:spacing w:after="10" w:before="0"/>
               <w:ind w:left="120"/>
             </w:pPr>
-            <w:hyperlink w:history="1" r:id="rIdsfjsfqcak1bytcegszkgh">
+            <w:hyperlink w:history="1" r:id="rIdgigiakc56sun_tkika5vg">
               <w:r>
                 <w:rPr>
                   <w:rFonts w:ascii="Arial" w:cs="Arial" w:eastAsia="Arial" w:hAnsi="Arial"/>
@@ -12719,7 +12719,7 @@
             <w:pPr>
               <w:spacing w:after="20" w:before="0"/>
             </w:pPr>
-            <w:hyperlink w:history="1" r:id="rIdg64sbqqj3mjxs33zmvu-e">
+            <w:hyperlink w:history="1" r:id="rId8xocmqgkbe1s311akhrv7">
               <w:r>
                 <w:rPr>
                   <w:rFonts w:ascii="Arial" w:cs="Arial" w:eastAsia="Arial" w:hAnsi="Arial"/>
@@ -12752,7 +12752,7 @@
               <w:spacing w:after="10" w:before="0"/>
               <w:ind w:left="120"/>
             </w:pPr>
-            <w:hyperlink w:history="1" r:id="rIdc3bt1u72imnxdczl9vb8o">
+            <w:hyperlink w:history="1" r:id="rIdno1_-jxg-bsmh6szl3ehl">
               <w:r>
                 <w:rPr>
                   <w:rFonts w:ascii="Arial" w:cs="Arial" w:eastAsia="Arial" w:hAnsi="Arial"/>
@@ -13099,7 +13099,7 @@
             <w:pPr>
               <w:spacing w:after="20" w:before="0"/>
             </w:pPr>
-            <w:hyperlink w:history="1" r:id="rIdet5he4dgbxjgzmeekxict">
+            <w:hyperlink w:history="1" r:id="rIdsqmw8uegjv_xglz9bp7m_">
               <w:r>
                 <w:rPr>
                   <w:rFonts w:ascii="Arial" w:cs="Arial" w:eastAsia="Arial" w:hAnsi="Arial"/>
@@ -13132,7 +13132,7 @@
               <w:spacing w:after="10" w:before="0"/>
               <w:ind w:left="120"/>
             </w:pPr>
-            <w:hyperlink w:history="1" r:id="rIdyc3sy4gcbpp7ckq9i76au">
+            <w:hyperlink w:history="1" r:id="rIdvnqdbmvcdjgq1iz4w9hk_">
               <w:r>
                 <w:rPr>
                   <w:rFonts w:ascii="Arial" w:cs="Arial" w:eastAsia="Arial" w:hAnsi="Arial"/>
@@ -13177,7 +13177,7 @@
             <w:pPr>
               <w:spacing w:after="20" w:before="0"/>
             </w:pPr>
-            <w:hyperlink w:history="1" r:id="rIdiv5m_ktilolkxni2rd137">
+            <w:hyperlink w:history="1" r:id="rIdppi0fogzanodjl-p4inb-">
               <w:r>
                 <w:rPr>
                   <w:rFonts w:ascii="Arial" w:cs="Arial" w:eastAsia="Arial" w:hAnsi="Arial"/>
@@ -13210,7 +13210,7 @@
               <w:spacing w:after="10" w:before="0"/>
               <w:ind w:left="120"/>
             </w:pPr>
-            <w:hyperlink w:history="1" r:id="rIdij3jzr6pb7wzrj5o119ds">
+            <w:hyperlink w:history="1" r:id="rIdkou0sni9xo4xw8hde7ofn">
               <w:r>
                 <w:rPr>
                   <w:rFonts w:ascii="Arial" w:cs="Arial" w:eastAsia="Arial" w:hAnsi="Arial"/>
@@ -13541,7 +13541,7 @@
             <w:pPr>
               <w:spacing w:after="20" w:before="0"/>
             </w:pPr>
-            <w:hyperlink w:history="1" r:id="rIdoevmbphzdebxozx5a-pyt">
+            <w:hyperlink w:history="1" r:id="rIdwqit5ibs4v67hdxlmcc0v">
               <w:r>
                 <w:rPr>
                   <w:rFonts w:ascii="Arial" w:cs="Arial" w:eastAsia="Arial" w:hAnsi="Arial"/>
@@ -13574,7 +13574,7 @@
               <w:spacing w:after="10" w:before="0"/>
               <w:ind w:left="120"/>
             </w:pPr>
-            <w:hyperlink w:history="1" r:id="rIdp2lhvguofeycuwksp29bs">
+            <w:hyperlink w:history="1" r:id="rId_lbey3ldu-qhmanuadsmg">
               <w:r>
                 <w:rPr>
                   <w:rFonts w:ascii="Arial" w:cs="Arial" w:eastAsia="Arial" w:hAnsi="Arial"/>
@@ -13619,7 +13619,7 @@
             <w:pPr>
               <w:spacing w:after="20" w:before="0"/>
             </w:pPr>
-            <w:hyperlink w:history="1" r:id="rIdycwq7n18yyltkg1qzjltf">
+            <w:hyperlink w:history="1" r:id="rIdnzqamjsiqu2pzyshbm82u">
               <w:r>
                 <w:rPr>
                   <w:rFonts w:ascii="Arial" w:cs="Arial" w:eastAsia="Arial" w:hAnsi="Arial"/>
@@ -13652,7 +13652,7 @@
               <w:spacing w:after="10" w:before="0"/>
               <w:ind w:left="120"/>
             </w:pPr>
-            <w:hyperlink w:history="1" r:id="rIdba78zwv1wnope488fojhn">
+            <w:hyperlink w:history="1" r:id="rIdtmcbruma0syzsic1ealn_">
               <w:r>
                 <w:rPr>
                   <w:rFonts w:ascii="Arial" w:cs="Arial" w:eastAsia="Arial" w:hAnsi="Arial"/>
@@ -15389,7 +15389,7 @@
             <w:pPr>
               <w:spacing w:after="20" w:before="0"/>
             </w:pPr>
-            <w:hyperlink w:history="1" r:id="rIdnxdkut_qqt3m9dxl8r2d9">
+            <w:hyperlink w:history="1" r:id="rIdlv-wo8blwuk2x-gwcjq1l">
               <w:r>
                 <w:rPr>
                   <w:rFonts w:ascii="Arial" w:cs="Arial" w:eastAsia="Arial" w:hAnsi="Arial"/>
@@ -15422,7 +15422,7 @@
               <w:spacing w:after="10" w:before="0"/>
               <w:ind w:left="120"/>
             </w:pPr>
-            <w:hyperlink w:history="1" r:id="rIdkomcuk4cqkys6ruslcefj">
+            <w:hyperlink w:history="1" r:id="rIdk2emdx7kx9xykewh34zd9">
               <w:r>
                 <w:rPr>
                   <w:rFonts w:ascii="Arial" w:cs="Arial" w:eastAsia="Arial" w:hAnsi="Arial"/>
@@ -15467,7 +15467,7 @@
             <w:pPr>
               <w:spacing w:after="20" w:before="0"/>
             </w:pPr>
-            <w:hyperlink w:history="1" r:id="rId8xkv2dcg_dbcen-ynoct8">
+            <w:hyperlink w:history="1" r:id="rIdxuzcenb1utt4crwdxhzel">
               <w:r>
                 <w:rPr>
                   <w:rFonts w:ascii="Arial" w:cs="Arial" w:eastAsia="Arial" w:hAnsi="Arial"/>
@@ -15500,7 +15500,7 @@
               <w:spacing w:after="10" w:before="0"/>
               <w:ind w:left="120"/>
             </w:pPr>
-            <w:hyperlink w:history="1" r:id="rIdj0nn9ubslkx58oj5olxw7">
+            <w:hyperlink w:history="1" r:id="rIdaczavio6m_zhkvxlcubda">
               <w:r>
                 <w:rPr>
                   <w:rFonts w:ascii="Arial" w:cs="Arial" w:eastAsia="Arial" w:hAnsi="Arial"/>
@@ -15695,7 +15695,7 @@
             <w:pPr>
               <w:spacing w:after="20" w:before="0"/>
             </w:pPr>
-            <w:hyperlink w:history="1" r:id="rIda-rsybsbyzujz1exme-vy">
+            <w:hyperlink w:history="1" r:id="rIdn5v4lt2rxhkyuzt_4_sd_">
               <w:r>
                 <w:rPr>
                   <w:rFonts w:ascii="Arial" w:cs="Arial" w:eastAsia="Arial" w:hAnsi="Arial"/>
@@ -15728,7 +15728,7 @@
               <w:spacing w:after="10" w:before="0"/>
               <w:ind w:left="120"/>
             </w:pPr>
-            <w:hyperlink w:history="1" r:id="rId9onv4ey32j5dcflypxt6f">
+            <w:hyperlink w:history="1" r:id="rIdoxtkpblljoo3mwu7roaaq">
               <w:r>
                 <w:rPr>
                   <w:rFonts w:ascii="Arial" w:cs="Arial" w:eastAsia="Arial" w:hAnsi="Arial"/>
@@ -15773,7 +15773,7 @@
             <w:pPr>
               <w:spacing w:after="20" w:before="0"/>
             </w:pPr>
-            <w:hyperlink w:history="1" r:id="rIdm0khs7s_eef1po3juaipc">
+            <w:hyperlink w:history="1" r:id="rId_ql4afbyd6qjwljdhha7h">
               <w:r>
                 <w:rPr>
                   <w:rFonts w:ascii="Arial" w:cs="Arial" w:eastAsia="Arial" w:hAnsi="Arial"/>
@@ -15806,7 +15806,7 @@
               <w:spacing w:after="10" w:before="0"/>
               <w:ind w:left="120"/>
             </w:pPr>
-            <w:hyperlink w:history="1" r:id="rIdv5bm-7uccnmkeodwb-kst">
+            <w:hyperlink w:history="1" r:id="rIdczz-sntgvnfdvuq7_ekv5">
               <w:r>
                 <w:rPr>
                   <w:rFonts w:ascii="Arial" w:cs="Arial" w:eastAsia="Arial" w:hAnsi="Arial"/>
@@ -16001,7 +16001,7 @@
             <w:pPr>
               <w:spacing w:after="20" w:before="0"/>
             </w:pPr>
-            <w:hyperlink w:history="1" r:id="rId7qxdhk2j5-jmlo8lys_bq">
+            <w:hyperlink w:history="1" r:id="rIds5aofpio-uo7nlpdh1ree">
               <w:r>
                 <w:rPr>
                   <w:rFonts w:ascii="Arial" w:cs="Arial" w:eastAsia="Arial" w:hAnsi="Arial"/>
@@ -16034,7 +16034,7 @@
               <w:spacing w:after="10" w:before="0"/>
               <w:ind w:left="120"/>
             </w:pPr>
-            <w:hyperlink w:history="1" r:id="rIdrru4jqeejdl7e2mde8ku8">
+            <w:hyperlink w:history="1" r:id="rIdmyudlf-xj-mo4w2fcbopz">
               <w:r>
                 <w:rPr>
                   <w:rFonts w:ascii="Arial" w:cs="Arial" w:eastAsia="Arial" w:hAnsi="Arial"/>
@@ -16079,7 +16079,7 @@
             <w:pPr>
               <w:spacing w:after="20" w:before="0"/>
             </w:pPr>
-            <w:hyperlink w:history="1" r:id="rIdbpzvlsygp1tyw8wkzdtfy">
+            <w:hyperlink w:history="1" r:id="rIdeixqbewq_f2yu_kgiqwre">
               <w:r>
                 <w:rPr>
                   <w:rFonts w:ascii="Arial" w:cs="Arial" w:eastAsia="Arial" w:hAnsi="Arial"/>
@@ -16112,7 +16112,7 @@
               <w:spacing w:after="10" w:before="0"/>
               <w:ind w:left="120"/>
             </w:pPr>
-            <w:hyperlink w:history="1" r:id="rIdq4q4dyiiidosir4aahumn">
+            <w:hyperlink w:history="1" r:id="rIdguyquaghxx9wjkycjftz8">
               <w:r>
                 <w:rPr>
                   <w:rFonts w:ascii="Arial" w:cs="Arial" w:eastAsia="Arial" w:hAnsi="Arial"/>
@@ -16307,7 +16307,7 @@
             <w:pPr>
               <w:spacing w:after="20" w:before="0"/>
             </w:pPr>
-            <w:hyperlink w:history="1" r:id="rId3ralaeeezb6icwocwsrpo">
+            <w:hyperlink w:history="1" r:id="rIdcjczxsqusbopvnyn0fotw">
               <w:r>
                 <w:rPr>
                   <w:rFonts w:ascii="Arial" w:cs="Arial" w:eastAsia="Arial" w:hAnsi="Arial"/>
@@ -16340,7 +16340,7 @@
               <w:spacing w:after="10" w:before="0"/>
               <w:ind w:left="120"/>
             </w:pPr>
-            <w:hyperlink w:history="1" r:id="rIdbv71ncva8g7sxtfzmm4tb">
+            <w:hyperlink w:history="1" r:id="rIdiqzthddoakwfhk4pkqk-f">
               <w:r>
                 <w:rPr>
                   <w:rFonts w:ascii="Arial" w:cs="Arial" w:eastAsia="Arial" w:hAnsi="Arial"/>
@@ -16385,7 +16385,7 @@
             <w:pPr>
               <w:spacing w:after="20" w:before="0"/>
             </w:pPr>
-            <w:hyperlink w:history="1" r:id="rIdnirx7esulb5nk6xz5sm5n">
+            <w:hyperlink w:history="1" r:id="rIdwpqgurgxx0cm8gxdpzzwk">
               <w:r>
                 <w:rPr>
                   <w:rFonts w:ascii="Arial" w:cs="Arial" w:eastAsia="Arial" w:hAnsi="Arial"/>
@@ -16418,7 +16418,7 @@
               <w:spacing w:after="10" w:before="0"/>
               <w:ind w:left="120"/>
             </w:pPr>
-            <w:hyperlink w:history="1" r:id="rIdezawxiubwq-3iry_txv6z">
+            <w:hyperlink w:history="1" r:id="rIdyoejw8ymmekvztg-zj6ca">
               <w:r>
                 <w:rPr>
                   <w:rFonts w:ascii="Arial" w:cs="Arial" w:eastAsia="Arial" w:hAnsi="Arial"/>
@@ -16613,7 +16613,7 @@
             <w:pPr>
               <w:spacing w:after="20" w:before="0"/>
             </w:pPr>
-            <w:hyperlink w:history="1" r:id="rIdnjurmhaqgf435obgeqeyw">
+            <w:hyperlink w:history="1" r:id="rIdgbyp50vpzbnjfe7i93kuz">
               <w:r>
                 <w:rPr>
                   <w:rFonts w:ascii="Arial" w:cs="Arial" w:eastAsia="Arial" w:hAnsi="Arial"/>
@@ -16646,7 +16646,7 @@
               <w:spacing w:after="10" w:before="0"/>
               <w:ind w:left="120"/>
             </w:pPr>
-            <w:hyperlink w:history="1" r:id="rIdnjhnbaruhfdliirogdmsq">
+            <w:hyperlink w:history="1" r:id="rIdvykzo-xhqs9ox0h8eihf_">
               <w:r>
                 <w:rPr>
                   <w:rFonts w:ascii="Arial" w:cs="Arial" w:eastAsia="Arial" w:hAnsi="Arial"/>
@@ -16691,7 +16691,7 @@
             <w:pPr>
               <w:spacing w:after="20" w:before="0"/>
             </w:pPr>
-            <w:hyperlink w:history="1" r:id="rId2aaiw8_mucfeswet5ibee">
+            <w:hyperlink w:history="1" r:id="rIdoyobkeb-s6rf6w8hrnwti">
               <w:r>
                 <w:rPr>
                   <w:rFonts w:ascii="Arial" w:cs="Arial" w:eastAsia="Arial" w:hAnsi="Arial"/>
@@ -16724,7 +16724,7 @@
               <w:spacing w:after="10" w:before="0"/>
               <w:ind w:left="120"/>
             </w:pPr>
-            <w:hyperlink w:history="1" r:id="rId52tvtj4kjkmpo7f0c2_oj">
+            <w:hyperlink w:history="1" r:id="rIdk_nzfnqq2xp37paij8hlf">
               <w:r>
                 <w:rPr>
                   <w:rFonts w:ascii="Arial" w:cs="Arial" w:eastAsia="Arial" w:hAnsi="Arial"/>
@@ -18211,7 +18211,7 @@
             <w:pPr>
               <w:spacing w:after="20" w:before="0"/>
             </w:pPr>
-            <w:hyperlink w:history="1" r:id="rIdydy8ugto3dk3zzuhwzrci">
+            <w:hyperlink w:history="1" r:id="rIdedpdcdpja8htnb1r1jora">
               <w:r>
                 <w:rPr>
                   <w:rFonts w:ascii="Arial" w:cs="Arial" w:eastAsia="Arial" w:hAnsi="Arial"/>
@@ -18244,7 +18244,7 @@
               <w:spacing w:after="10" w:before="0"/>
               <w:ind w:left="120"/>
             </w:pPr>
-            <w:hyperlink w:history="1" r:id="rIdbu1tncawcckqiyh-ama4k">
+            <w:hyperlink w:history="1" r:id="rId4biobay_drubjkp9ytvz0">
               <w:r>
                 <w:rPr>
                   <w:rFonts w:ascii="Arial" w:cs="Arial" w:eastAsia="Arial" w:hAnsi="Arial"/>
@@ -18289,7 +18289,7 @@
             <w:pPr>
               <w:spacing w:after="20" w:before="0"/>
             </w:pPr>
-            <w:hyperlink w:history="1" r:id="rId5xoekx5v4hgcrcikwvhjj">
+            <w:hyperlink w:history="1" r:id="rIdw_1veoht2obtt8qconio2">
               <w:r>
                 <w:rPr>
                   <w:rFonts w:ascii="Arial" w:cs="Arial" w:eastAsia="Arial" w:hAnsi="Arial"/>
@@ -18322,7 +18322,7 @@
               <w:spacing w:after="10" w:before="0"/>
               <w:ind w:left="120"/>
             </w:pPr>
-            <w:hyperlink w:history="1" r:id="rIdr1riw9dbadhnlfkwvd1rk">
+            <w:hyperlink w:history="1" r:id="rIdzi7naq-0xjorblum7ocuj">
               <w:r>
                 <w:rPr>
                   <w:rFonts w:ascii="Arial" w:cs="Arial" w:eastAsia="Arial" w:hAnsi="Arial"/>
@@ -18517,7 +18517,7 @@
             <w:pPr>
               <w:spacing w:after="20" w:before="0"/>
             </w:pPr>
-            <w:hyperlink w:history="1" r:id="rId5ufryianiibwa4pvl23oe">
+            <w:hyperlink w:history="1" r:id="rIdav-j3vk1hqsfjygec3rek">
               <w:r>
                 <w:rPr>
                   <w:rFonts w:ascii="Arial" w:cs="Arial" w:eastAsia="Arial" w:hAnsi="Arial"/>
@@ -18550,7 +18550,7 @@
               <w:spacing w:after="10" w:before="0"/>
               <w:ind w:left="120"/>
             </w:pPr>
-            <w:hyperlink w:history="1" r:id="rIdj7zuguqecnfhzl7xc8rmr">
+            <w:hyperlink w:history="1" r:id="rIdtfz0mxu-uqx-fyyc5xaif">
               <w:r>
                 <w:rPr>
                   <w:rFonts w:ascii="Arial" w:cs="Arial" w:eastAsia="Arial" w:hAnsi="Arial"/>
@@ -18595,7 +18595,7 @@
             <w:pPr>
               <w:spacing w:after="20" w:before="0"/>
             </w:pPr>
-            <w:hyperlink w:history="1" r:id="rIdpl3uqbo0iksjowvx80ajt">
+            <w:hyperlink w:history="1" r:id="rIdptc0tdhobmyvnh99ezjye">
               <w:r>
                 <w:rPr>
                   <w:rFonts w:ascii="Arial" w:cs="Arial" w:eastAsia="Arial" w:hAnsi="Arial"/>
@@ -18628,7 +18628,7 @@
               <w:spacing w:after="10" w:before="0"/>
               <w:ind w:left="120"/>
             </w:pPr>
-            <w:hyperlink w:history="1" r:id="rIdrtimlqaqdppwc5w6stcf9">
+            <w:hyperlink w:history="1" r:id="rIduvwdddumadfqqgehcked7">
               <w:r>
                 <w:rPr>
                   <w:rFonts w:ascii="Arial" w:cs="Arial" w:eastAsia="Arial" w:hAnsi="Arial"/>
@@ -18823,7 +18823,7 @@
             <w:pPr>
               <w:spacing w:after="20" w:before="0"/>
             </w:pPr>
-            <w:hyperlink w:history="1" r:id="rIds-hyc4k-eak4bma8wzwuu">
+            <w:hyperlink w:history="1" r:id="rIdtee-p6rdukai7dspy674m">
               <w:r>
                 <w:rPr>
                   <w:rFonts w:ascii="Arial" w:cs="Arial" w:eastAsia="Arial" w:hAnsi="Arial"/>
@@ -18856,7 +18856,7 @@
               <w:spacing w:after="10" w:before="0"/>
               <w:ind w:left="120"/>
             </w:pPr>
-            <w:hyperlink w:history="1" r:id="rIdbjrf4n1fd8900lzwiobak">
+            <w:hyperlink w:history="1" r:id="rIdc2_mk0djnukfrt78ejkft">
               <w:r>
                 <w:rPr>
                   <w:rFonts w:ascii="Arial" w:cs="Arial" w:eastAsia="Arial" w:hAnsi="Arial"/>
@@ -18901,7 +18901,7 @@
             <w:pPr>
               <w:spacing w:after="20" w:before="0"/>
             </w:pPr>
-            <w:hyperlink w:history="1" r:id="rIdaopttp2niuogl0wqgai8k">
+            <w:hyperlink w:history="1" r:id="rIdm_6hiwnw3ydpcmmmqjbkf">
               <w:r>
                 <w:rPr>
                   <w:rFonts w:ascii="Arial" w:cs="Arial" w:eastAsia="Arial" w:hAnsi="Arial"/>
@@ -18934,7 +18934,7 @@
               <w:spacing w:after="10" w:before="0"/>
               <w:ind w:left="120"/>
             </w:pPr>
-            <w:hyperlink w:history="1" r:id="rIdkeermjnauowecwd2wa4wu">
+            <w:hyperlink w:history="1" r:id="rIdxpauqscx4bubgdpo1thsq">
               <w:r>
                 <w:rPr>
                   <w:rFonts w:ascii="Arial" w:cs="Arial" w:eastAsia="Arial" w:hAnsi="Arial"/>
@@ -19129,7 +19129,7 @@
             <w:pPr>
               <w:spacing w:after="20" w:before="0"/>
             </w:pPr>
-            <w:hyperlink w:history="1" r:id="rId3t9mxwgj2mqwtvkg9nkis">
+            <w:hyperlink w:history="1" r:id="rIddjuvr0kknpzeb-cbjd6id">
               <w:r>
                 <w:rPr>
                   <w:rFonts w:ascii="Arial" w:cs="Arial" w:eastAsia="Arial" w:hAnsi="Arial"/>
@@ -19162,7 +19162,7 @@
               <w:spacing w:after="10" w:before="0"/>
               <w:ind w:left="120"/>
             </w:pPr>
-            <w:hyperlink w:history="1" r:id="rId_vn365tufx-fna3r6wy_j">
+            <w:hyperlink w:history="1" r:id="rIdw7rssyjz4dn3eo0q3vv_e">
               <w:r>
                 <w:rPr>
                   <w:rFonts w:ascii="Arial" w:cs="Arial" w:eastAsia="Arial" w:hAnsi="Arial"/>
@@ -19207,7 +19207,7 @@
             <w:pPr>
               <w:spacing w:after="20" w:before="0"/>
             </w:pPr>
-            <w:hyperlink w:history="1" r:id="rId4zgqjbxpkc4fz7bmh8dy8">
+            <w:hyperlink w:history="1" r:id="rIdnggew7hovvelzgqh-tk7g">
               <w:r>
                 <w:rPr>
                   <w:rFonts w:ascii="Arial" w:cs="Arial" w:eastAsia="Arial" w:hAnsi="Arial"/>
@@ -19240,7 +19240,7 @@
               <w:spacing w:after="10" w:before="0"/>
               <w:ind w:left="120"/>
             </w:pPr>
-            <w:hyperlink w:history="1" r:id="rIdat4ba3lnqv0ukt2xupi0r">
+            <w:hyperlink w:history="1" r:id="rIdgzg3070txntmbgernexho">
               <w:r>
                 <w:rPr>
                   <w:rFonts w:ascii="Arial" w:cs="Arial" w:eastAsia="Arial" w:hAnsi="Arial"/>
@@ -19435,7 +19435,7 @@
             <w:pPr>
               <w:spacing w:after="20" w:before="0"/>
             </w:pPr>
-            <w:hyperlink w:history="1" r:id="rIdydv0xas5n7z0bcpucwxix">
+            <w:hyperlink w:history="1" r:id="rIdrn38abalk94qvfpceprib">
               <w:r>
                 <w:rPr>
                   <w:rFonts w:ascii="Arial" w:cs="Arial" w:eastAsia="Arial" w:hAnsi="Arial"/>
@@ -19468,7 +19468,7 @@
               <w:spacing w:after="10" w:before="0"/>
               <w:ind w:left="120"/>
             </w:pPr>
-            <w:hyperlink w:history="1" r:id="rIdg-4uq48bx76murx-xv8r6">
+            <w:hyperlink w:history="1" r:id="rIdglnbatldcxcptcprv_ilg">
               <w:r>
                 <w:rPr>
                   <w:rFonts w:ascii="Arial" w:cs="Arial" w:eastAsia="Arial" w:hAnsi="Arial"/>
@@ -19513,7 +19513,7 @@
             <w:pPr>
               <w:spacing w:after="20" w:before="0"/>
             </w:pPr>
-            <w:hyperlink w:history="1" r:id="rIde9jyvsrpaofsvwzd3myhc">
+            <w:hyperlink w:history="1" r:id="rIduzxvsdiyz4lfhpxdmofqx">
               <w:r>
                 <w:rPr>
                   <w:rFonts w:ascii="Arial" w:cs="Arial" w:eastAsia="Arial" w:hAnsi="Arial"/>
@@ -19546,7 +19546,7 @@
               <w:spacing w:after="10" w:before="0"/>
               <w:ind w:left="120"/>
             </w:pPr>
-            <w:hyperlink w:history="1" r:id="rIdrvideopg4rwcze8iwvv1w">
+            <w:hyperlink w:history="1" r:id="rIdlruosrrvsuqbqxoiyya-d">
               <w:r>
                 <w:rPr>
                   <w:rFonts w:ascii="Arial" w:cs="Arial" w:eastAsia="Arial" w:hAnsi="Arial"/>
@@ -21033,7 +21033,7 @@
             <w:pPr>
               <w:spacing w:after="20" w:before="0"/>
             </w:pPr>
-            <w:hyperlink w:history="1" r:id="rIdrrnrjczssd5b5ejh5ylwz">
+            <w:hyperlink w:history="1" r:id="rId9dkjx8qzonia7iw_qe_vz">
               <w:r>
                 <w:rPr>
                   <w:rFonts w:ascii="Arial" w:cs="Arial" w:eastAsia="Arial" w:hAnsi="Arial"/>
@@ -21066,7 +21066,7 @@
               <w:spacing w:after="10" w:before="0"/>
               <w:ind w:left="120"/>
             </w:pPr>
-            <w:hyperlink w:history="1" r:id="rIdtsjz6jbqofsuzp8iaymtq">
+            <w:hyperlink w:history="1" r:id="rIdcd28b0wv9cjz7krm-3svj">
               <w:r>
                 <w:rPr>
                   <w:rFonts w:ascii="Arial" w:cs="Arial" w:eastAsia="Arial" w:hAnsi="Arial"/>
@@ -21111,7 +21111,7 @@
             <w:pPr>
               <w:spacing w:after="20" w:before="0"/>
             </w:pPr>
-            <w:hyperlink w:history="1" r:id="rIdotekcmce3tb5rlpq76kwv">
+            <w:hyperlink w:history="1" r:id="rIdlyb8jxtnqpysgz_xz-khw">
               <w:r>
                 <w:rPr>
                   <w:rFonts w:ascii="Arial" w:cs="Arial" w:eastAsia="Arial" w:hAnsi="Arial"/>
@@ -21144,7 +21144,7 @@
               <w:spacing w:after="10" w:before="0"/>
               <w:ind w:left="120"/>
             </w:pPr>
-            <w:hyperlink w:history="1" r:id="rIdiywkorne3xhk9rsn_d09d">
+            <w:hyperlink w:history="1" r:id="rIdhfp_kwudh7p7pchprgzsl">
               <w:r>
                 <w:rPr>
                   <w:rFonts w:ascii="Arial" w:cs="Arial" w:eastAsia="Arial" w:hAnsi="Arial"/>
@@ -21339,7 +21339,7 @@
             <w:pPr>
               <w:spacing w:after="20" w:before="0"/>
             </w:pPr>
-            <w:hyperlink w:history="1" r:id="rId35hoxg-9u_hm0e-uwqywc">
+            <w:hyperlink w:history="1" r:id="rIdnu8b_nmybkmneru9gadq6">
               <w:r>
                 <w:rPr>
                   <w:rFonts w:ascii="Arial" w:cs="Arial" w:eastAsia="Arial" w:hAnsi="Arial"/>
@@ -21372,7 +21372,7 @@
               <w:spacing w:after="10" w:before="0"/>
               <w:ind w:left="120"/>
             </w:pPr>
-            <w:hyperlink w:history="1" r:id="rIdlxhamtntegmjsr1p7zsij">
+            <w:hyperlink w:history="1" r:id="rId_wgobt_uhfqgoll4eotit">
               <w:r>
                 <w:rPr>
                   <w:rFonts w:ascii="Arial" w:cs="Arial" w:eastAsia="Arial" w:hAnsi="Arial"/>
@@ -21417,7 +21417,7 @@
             <w:pPr>
               <w:spacing w:after="20" w:before="0"/>
             </w:pPr>
-            <w:hyperlink w:history="1" r:id="rIdsk003rkzfrt-_akqpnpgz">
+            <w:hyperlink w:history="1" r:id="rId2gg6paad6pmsbj2d1xqdn">
               <w:r>
                 <w:rPr>
                   <w:rFonts w:ascii="Arial" w:cs="Arial" w:eastAsia="Arial" w:hAnsi="Arial"/>
@@ -21450,7 +21450,7 @@
               <w:spacing w:after="10" w:before="0"/>
               <w:ind w:left="120"/>
             </w:pPr>
-            <w:hyperlink w:history="1" r:id="rIdt8x03jr_uhu0kmrfcldw0">
+            <w:hyperlink w:history="1" r:id="rId3cn7st7vh6vllrcwrdsw6">
               <w:r>
                 <w:rPr>
                   <w:rFonts w:ascii="Arial" w:cs="Arial" w:eastAsia="Arial" w:hAnsi="Arial"/>
@@ -21645,7 +21645,7 @@
             <w:pPr>
               <w:spacing w:after="20" w:before="0"/>
             </w:pPr>
-            <w:hyperlink w:history="1" r:id="rIdpmnp_ybujmfpbcsrhil6o">
+            <w:hyperlink w:history="1" r:id="rIdlwwwqdbmkxwjkdud4hveq">
               <w:r>
                 <w:rPr>
                   <w:rFonts w:ascii="Arial" w:cs="Arial" w:eastAsia="Arial" w:hAnsi="Arial"/>
@@ -21678,7 +21678,7 @@
               <w:spacing w:after="10" w:before="0"/>
               <w:ind w:left="120"/>
             </w:pPr>
-            <w:hyperlink w:history="1" r:id="rIddf1uaym8lsjvcrxbem88m">
+            <w:hyperlink w:history="1" r:id="rIdkxk80bkgriexnjkn7s93r">
               <w:r>
                 <w:rPr>
                   <w:rFonts w:ascii="Arial" w:cs="Arial" w:eastAsia="Arial" w:hAnsi="Arial"/>
@@ -21723,7 +21723,7 @@
             <w:pPr>
               <w:spacing w:after="20" w:before="0"/>
             </w:pPr>
-            <w:hyperlink w:history="1" r:id="rIdlpwjocvdmwyswb2yomkzx">
+            <w:hyperlink w:history="1" r:id="rIdjfozltvhnhfebuh3ez7wu">
               <w:r>
                 <w:rPr>
                   <w:rFonts w:ascii="Arial" w:cs="Arial" w:eastAsia="Arial" w:hAnsi="Arial"/>
@@ -21756,7 +21756,7 @@
               <w:spacing w:after="10" w:before="0"/>
               <w:ind w:left="120"/>
             </w:pPr>
-            <w:hyperlink w:history="1" r:id="rIdtav9ucshvnvuyajv_dzrq">
+            <w:hyperlink w:history="1" r:id="rIdst0sskadaua_ui3xssxvm">
               <w:r>
                 <w:rPr>
                   <w:rFonts w:ascii="Arial" w:cs="Arial" w:eastAsia="Arial" w:hAnsi="Arial"/>
@@ -21951,7 +21951,7 @@
             <w:pPr>
               <w:spacing w:after="20" w:before="0"/>
             </w:pPr>
-            <w:hyperlink w:history="1" r:id="rIdhsjuml_jnluc1obtaddjn">
+            <w:hyperlink w:history="1" r:id="rId7ub1e8dywsey9_hadkcet">
               <w:r>
                 <w:rPr>
                   <w:rFonts w:ascii="Arial" w:cs="Arial" w:eastAsia="Arial" w:hAnsi="Arial"/>
@@ -21984,7 +21984,7 @@
               <w:spacing w:after="10" w:before="0"/>
               <w:ind w:left="120"/>
             </w:pPr>
-            <w:hyperlink w:history="1" r:id="rIdc5gj3vqiyiv2-qavexvt3">
+            <w:hyperlink w:history="1" r:id="rId1tmhkvu4pzvtsroqmghb-">
               <w:r>
                 <w:rPr>
                   <w:rFonts w:ascii="Arial" w:cs="Arial" w:eastAsia="Arial" w:hAnsi="Arial"/>
@@ -22029,7 +22029,7 @@
             <w:pPr>
               <w:spacing w:after="20" w:before="0"/>
             </w:pPr>
-            <w:hyperlink w:history="1" r:id="rIdn8uopvb690w_oozf1pf56">
+            <w:hyperlink w:history="1" r:id="rIdxhxldxewpzujttzqzkdho">
               <w:r>
                 <w:rPr>
                   <w:rFonts w:ascii="Arial" w:cs="Arial" w:eastAsia="Arial" w:hAnsi="Arial"/>
@@ -22062,7 +22062,7 @@
               <w:spacing w:after="10" w:before="0"/>
               <w:ind w:left="120"/>
             </w:pPr>
-            <w:hyperlink w:history="1" r:id="rId6nxwvxym8dcggvrn8huc0">
+            <w:hyperlink w:history="1" r:id="rIdjqppubwtddamn-2osa2ai">
               <w:r>
                 <w:rPr>
                   <w:rFonts w:ascii="Arial" w:cs="Arial" w:eastAsia="Arial" w:hAnsi="Arial"/>
@@ -22257,7 +22257,7 @@
             <w:pPr>
               <w:spacing w:after="20" w:before="0"/>
             </w:pPr>
-            <w:hyperlink w:history="1" r:id="rId-id675smfegqprnp5kogr">
+            <w:hyperlink w:history="1" r:id="rIdk8rn_fhu8cbuxh2hh6yo1">
               <w:r>
                 <w:rPr>
                   <w:rFonts w:ascii="Arial" w:cs="Arial" w:eastAsia="Arial" w:hAnsi="Arial"/>
@@ -22290,7 +22290,7 @@
               <w:spacing w:after="10" w:before="0"/>
               <w:ind w:left="120"/>
             </w:pPr>
-            <w:hyperlink w:history="1" r:id="rIdb8tchfj7ryavajommavl7">
+            <w:hyperlink w:history="1" r:id="rIdibvux5neh0_dyfgukk9w6">
               <w:r>
                 <w:rPr>
                   <w:rFonts w:ascii="Arial" w:cs="Arial" w:eastAsia="Arial" w:hAnsi="Arial"/>
@@ -22335,7 +22335,7 @@
             <w:pPr>
               <w:spacing w:after="20" w:before="0"/>
             </w:pPr>
-            <w:hyperlink w:history="1" r:id="rIdgexqwdgxtxodui3_pib4k">
+            <w:hyperlink w:history="1" r:id="rId7srrf9waqkwblbgpizvwa">
               <w:r>
                 <w:rPr>
                   <w:rFonts w:ascii="Arial" w:cs="Arial" w:eastAsia="Arial" w:hAnsi="Arial"/>
@@ -22368,7 +22368,7 @@
               <w:spacing w:after="10" w:before="0"/>
               <w:ind w:left="120"/>
             </w:pPr>
-            <w:hyperlink w:history="1" r:id="rIdp8pk0t54h-garl5otag3b">
+            <w:hyperlink w:history="1" r:id="rIdz3eg0gvt9fo13hkns1g9s">
               <w:r>
                 <w:rPr>
                   <w:rFonts w:ascii="Arial" w:cs="Arial" w:eastAsia="Arial" w:hAnsi="Arial"/>
@@ -23855,7 +23855,7 @@
             <w:pPr>
               <w:spacing w:after="20" w:before="0"/>
             </w:pPr>
-            <w:hyperlink w:history="1" r:id="rId9t_hzwi-8tuncooyzwkv6">
+            <w:hyperlink w:history="1" r:id="rIdvhcb7xajy2bk6mfhyun9a">
               <w:r>
                 <w:rPr>
                   <w:rFonts w:ascii="Arial" w:cs="Arial" w:eastAsia="Arial" w:hAnsi="Arial"/>
@@ -23888,7 +23888,7 @@
               <w:spacing w:after="10" w:before="0"/>
               <w:ind w:left="120"/>
             </w:pPr>
-            <w:hyperlink w:history="1" r:id="rIdzhbz4cjylkemuhyxjsh4k">
+            <w:hyperlink w:history="1" r:id="rIdznzvxiavdbfc2ffxbmezv">
               <w:r>
                 <w:rPr>
                   <w:rFonts w:ascii="Arial" w:cs="Arial" w:eastAsia="Arial" w:hAnsi="Arial"/>
@@ -23933,7 +23933,7 @@
             <w:pPr>
               <w:spacing w:after="20" w:before="0"/>
             </w:pPr>
-            <w:hyperlink w:history="1" r:id="rIdrxi9ru6q_25bjz7ruhcng">
+            <w:hyperlink w:history="1" r:id="rIdeabjvlakr51xtq85fd6oi">
               <w:r>
                 <w:rPr>
                   <w:rFonts w:ascii="Arial" w:cs="Arial" w:eastAsia="Arial" w:hAnsi="Arial"/>
@@ -23966,7 +23966,7 @@
               <w:spacing w:after="10" w:before="0"/>
               <w:ind w:left="120"/>
             </w:pPr>
-            <w:hyperlink w:history="1" r:id="rIdv48wrzczorcd76fwhd5hf">
+            <w:hyperlink w:history="1" r:id="rIdvgada0aesuhd-zsyyf9pa">
               <w:r>
                 <w:rPr>
                   <w:rFonts w:ascii="Arial" w:cs="Arial" w:eastAsia="Arial" w:hAnsi="Arial"/>
@@ -24161,7 +24161,7 @@
             <w:pPr>
               <w:spacing w:after="20" w:before="0"/>
             </w:pPr>
-            <w:hyperlink w:history="1" r:id="rIdrgjcsoaqcevbha1yti2sy">
+            <w:hyperlink w:history="1" r:id="rIdcwyxrxs9y_mmpg5rd-z8a">
               <w:r>
                 <w:rPr>
                   <w:rFonts w:ascii="Arial" w:cs="Arial" w:eastAsia="Arial" w:hAnsi="Arial"/>
@@ -24194,7 +24194,7 @@
               <w:spacing w:after="10" w:before="0"/>
               <w:ind w:left="120"/>
             </w:pPr>
-            <w:hyperlink w:history="1" r:id="rIdseto4e8lyh_kzpjle6q8g">
+            <w:hyperlink w:history="1" r:id="rIdnvgx6zlgfxpjkbrjvjznv">
               <w:r>
                 <w:rPr>
                   <w:rFonts w:ascii="Arial" w:cs="Arial" w:eastAsia="Arial" w:hAnsi="Arial"/>
@@ -24239,7 +24239,7 @@
             <w:pPr>
               <w:spacing w:after="20" w:before="0"/>
             </w:pPr>
-            <w:hyperlink w:history="1" r:id="rIdguehoviejsrje1rwhtcvj">
+            <w:hyperlink w:history="1" r:id="rIdg5luakhav-48fgkxqazeb">
               <w:r>
                 <w:rPr>
                   <w:rFonts w:ascii="Arial" w:cs="Arial" w:eastAsia="Arial" w:hAnsi="Arial"/>
@@ -24272,7 +24272,7 @@
               <w:spacing w:after="10" w:before="0"/>
               <w:ind w:left="120"/>
             </w:pPr>
-            <w:hyperlink w:history="1" r:id="rIdpo6sgbdui3nnaoyaefg_h">
+            <w:hyperlink w:history="1" r:id="rId8zup-ij5c2vivckamiejs">
               <w:r>
                 <w:rPr>
                   <w:rFonts w:ascii="Arial" w:cs="Arial" w:eastAsia="Arial" w:hAnsi="Arial"/>
@@ -24695,7 +24695,7 @@
             <w:pPr>
               <w:spacing w:after="20" w:before="0"/>
             </w:pPr>
-            <w:hyperlink w:history="1" r:id="rIdzyyfhwltpvxnvwpbnoyvp">
+            <w:hyperlink w:history="1" r:id="rIdgzgyanuiqy10ywtwjscuv">
               <w:r>
                 <w:rPr>
                   <w:rFonts w:ascii="Arial" w:cs="Arial" w:eastAsia="Arial" w:hAnsi="Arial"/>
@@ -24728,7 +24728,7 @@
               <w:spacing w:after="10" w:before="0"/>
               <w:ind w:left="120"/>
             </w:pPr>
-            <w:hyperlink w:history="1" r:id="rId36ow_flcp0k4nsygkzrwe">
+            <w:hyperlink w:history="1" r:id="rIdgtdfniavyfmzbf_64ozqe">
               <w:r>
                 <w:rPr>
                   <w:rFonts w:ascii="Arial" w:cs="Arial" w:eastAsia="Arial" w:hAnsi="Arial"/>
@@ -24773,7 +24773,7 @@
             <w:pPr>
               <w:spacing w:after="20" w:before="0"/>
             </w:pPr>
-            <w:hyperlink w:history="1" r:id="rIdjikl8f1cmv9x5k4m4rqtw">
+            <w:hyperlink w:history="1" r:id="rIdtyk2gblqnbfhtvbqidpp3">
               <w:r>
                 <w:rPr>
                   <w:rFonts w:ascii="Arial" w:cs="Arial" w:eastAsia="Arial" w:hAnsi="Arial"/>
@@ -24806,7 +24806,7 @@
               <w:spacing w:after="10" w:before="0"/>
               <w:ind w:left="120"/>
             </w:pPr>
-            <w:hyperlink w:history="1" r:id="rIdmyxnot2mcfjr5b8jf8sk8">
+            <w:hyperlink w:history="1" r:id="rIdemo8wtkl_1srvjdm3e95z">
               <w:r>
                 <w:rPr>
                   <w:rFonts w:ascii="Arial" w:cs="Arial" w:eastAsia="Arial" w:hAnsi="Arial"/>
@@ -25001,7 +25001,7 @@
             <w:pPr>
               <w:spacing w:after="20" w:before="0"/>
             </w:pPr>
-            <w:hyperlink w:history="1" r:id="rIdxyhflqpk2yqv44trqw-h4">
+            <w:hyperlink w:history="1" r:id="rIdhwb2wtu8ioqdddhltxdj3">
               <w:r>
                 <w:rPr>
                   <w:rFonts w:ascii="Arial" w:cs="Arial" w:eastAsia="Arial" w:hAnsi="Arial"/>
@@ -25034,7 +25034,7 @@
               <w:spacing w:after="10" w:before="0"/>
               <w:ind w:left="120"/>
             </w:pPr>
-            <w:hyperlink w:history="1" r:id="rIddnn-z_a4izps2ccjoko1s">
+            <w:hyperlink w:history="1" r:id="rIdkwnzhn9sj0vkhubgkfomr">
               <w:r>
                 <w:rPr>
                   <w:rFonts w:ascii="Arial" w:cs="Arial" w:eastAsia="Arial" w:hAnsi="Arial"/>
@@ -25079,7 +25079,7 @@
             <w:pPr>
               <w:spacing w:after="20" w:before="0"/>
             </w:pPr>
-            <w:hyperlink w:history="1" r:id="rIdju6zjvfhv8enejnnc6neg">
+            <w:hyperlink w:history="1" r:id="rIdfktfi-ai7d-efhsog4u5e">
               <w:r>
                 <w:rPr>
                   <w:rFonts w:ascii="Arial" w:cs="Arial" w:eastAsia="Arial" w:hAnsi="Arial"/>
@@ -25112,7 +25112,7 @@
               <w:spacing w:after="10" w:before="0"/>
               <w:ind w:left="120"/>
             </w:pPr>
-            <w:hyperlink w:history="1" r:id="rIdf0a62nz931xf_oh04-ryj">
+            <w:hyperlink w:history="1" r:id="rId-1m5ealk512wprfylrkm5">
               <w:r>
                 <w:rPr>
                   <w:rFonts w:ascii="Arial" w:cs="Arial" w:eastAsia="Arial" w:hAnsi="Arial"/>
@@ -25307,7 +25307,7 @@
             <w:pPr>
               <w:spacing w:after="20" w:before="0"/>
             </w:pPr>
-            <w:hyperlink w:history="1" r:id="rId-poxkupqs7a1obhgijjpd">
+            <w:hyperlink w:history="1" r:id="rIdl21-ier_asaqt88-6ekwn">
               <w:r>
                 <w:rPr>
                   <w:rFonts w:ascii="Arial" w:cs="Arial" w:eastAsia="Arial" w:hAnsi="Arial"/>
@@ -25340,7 +25340,7 @@
               <w:spacing w:after="10" w:before="0"/>
               <w:ind w:left="120"/>
             </w:pPr>
-            <w:hyperlink w:history="1" r:id="rIdevnibwfapbpurv_4qk7az">
+            <w:hyperlink w:history="1" r:id="rIdlysafu_r3zcxtol_wmjik">
               <w:r>
                 <w:rPr>
                   <w:rFonts w:ascii="Arial" w:cs="Arial" w:eastAsia="Arial" w:hAnsi="Arial"/>
@@ -25385,7 +25385,7 @@
             <w:pPr>
               <w:spacing w:after="20" w:before="0"/>
             </w:pPr>
-            <w:hyperlink w:history="1" r:id="rIdqohnoaleqxcowmm61zmob">
+            <w:hyperlink w:history="1" r:id="rIdnbjhnoeg6rdh78n3ykkwb">
               <w:r>
                 <w:rPr>
                   <w:rFonts w:ascii="Arial" w:cs="Arial" w:eastAsia="Arial" w:hAnsi="Arial"/>
@@ -25418,7 +25418,7 @@
               <w:spacing w:after="10" w:before="0"/>
               <w:ind w:left="120"/>
             </w:pPr>
-            <w:hyperlink w:history="1" r:id="rIdua6t3jqte3_bmqlohdm90">
+            <w:hyperlink w:history="1" r:id="rIdglxdtncpzbpkwz0ul5nni">
               <w:r>
                 <w:rPr>
                   <w:rFonts w:ascii="Arial" w:cs="Arial" w:eastAsia="Arial" w:hAnsi="Arial"/>

--- a/data/outputs/v2/Maths/SS1.2_Indices/Mathematics_Indices_CBE_LessonSequence.docx
+++ b/data/outputs/v2/Maths/SS1.2_Indices/Mathematics_Indices_CBE_LessonSequence.docx
@@ -3065,7 +3065,7 @@
             <w:pPr>
               <w:spacing w:after="20" w:before="0"/>
             </w:pPr>
-            <w:hyperlink w:history="1" r:id="rIdnwiqg1zexvpsfjyk_kiil">
+            <w:hyperlink w:history="1" r:id="rIdnhb5wq93pxllya7a4hwgq">
               <w:r>
                 <w:rPr>
                   <w:rFonts w:ascii="Arial" w:cs="Arial" w:eastAsia="Arial" w:hAnsi="Arial"/>
@@ -3098,7 +3098,7 @@
               <w:spacing w:after="10" w:before="0"/>
               <w:ind w:left="120"/>
             </w:pPr>
-            <w:hyperlink w:history="1" r:id="rIdcgyu0zec-muzagvxih9h1">
+            <w:hyperlink w:history="1" r:id="rIdd1cdu4xalsk7ub7dba2ls">
               <w:r>
                 <w:rPr>
                   <w:rFonts w:ascii="Arial" w:cs="Arial" w:eastAsia="Arial" w:hAnsi="Arial"/>
@@ -3143,7 +3143,7 @@
             <w:pPr>
               <w:spacing w:after="20" w:before="0"/>
             </w:pPr>
-            <w:hyperlink w:history="1" r:id="rId6irflhxkn9uz4v9lpuqmk">
+            <w:hyperlink w:history="1" r:id="rIdxhxtqsg5hpbkclafjetyg">
               <w:r>
                 <w:rPr>
                   <w:rFonts w:ascii="Arial" w:cs="Arial" w:eastAsia="Arial" w:hAnsi="Arial"/>
@@ -3176,7 +3176,7 @@
               <w:spacing w:after="10" w:before="0"/>
               <w:ind w:left="120"/>
             </w:pPr>
-            <w:hyperlink w:history="1" r:id="rIdxhuwseyoa4pzkwrbxhs5e">
+            <w:hyperlink w:history="1" r:id="rIdropg9jsflja8ppusslfbi">
               <w:r>
                 <w:rPr>
                   <w:rFonts w:ascii="Arial" w:cs="Arial" w:eastAsia="Arial" w:hAnsi="Arial"/>
@@ -3371,7 +3371,7 @@
             <w:pPr>
               <w:spacing w:after="20" w:before="0"/>
             </w:pPr>
-            <w:hyperlink w:history="1" r:id="rIdkazpio-d0mjtqpxsinand">
+            <w:hyperlink w:history="1" r:id="rIdccf5-or1llpenyzy6ptxj">
               <w:r>
                 <w:rPr>
                   <w:rFonts w:ascii="Arial" w:cs="Arial" w:eastAsia="Arial" w:hAnsi="Arial"/>
@@ -3404,7 +3404,7 @@
               <w:spacing w:after="10" w:before="0"/>
               <w:ind w:left="120"/>
             </w:pPr>
-            <w:hyperlink w:history="1" r:id="rIdirde-io7ewg42azyrlr_q">
+            <w:hyperlink w:history="1" r:id="rIdjjnuaixkcubbizof4vfbl">
               <w:r>
                 <w:rPr>
                   <w:rFonts w:ascii="Arial" w:cs="Arial" w:eastAsia="Arial" w:hAnsi="Arial"/>
@@ -3449,7 +3449,7 @@
             <w:pPr>
               <w:spacing w:after="20" w:before="0"/>
             </w:pPr>
-            <w:hyperlink w:history="1" r:id="rIdyht7b_5en9hrfflxtlguk">
+            <w:hyperlink w:history="1" r:id="rIdqcpfjlm9-vknssbzc_asd">
               <w:r>
                 <w:rPr>
                   <w:rFonts w:ascii="Arial" w:cs="Arial" w:eastAsia="Arial" w:hAnsi="Arial"/>
@@ -3482,7 +3482,7 @@
               <w:spacing w:after="10" w:before="0"/>
               <w:ind w:left="120"/>
             </w:pPr>
-            <w:hyperlink w:history="1" r:id="rIdlxbsoyzq2lklmoikojlfk">
+            <w:hyperlink w:history="1" r:id="rIdnoepkasf7elvahwdnt9w9">
               <w:r>
                 <w:rPr>
                   <w:rFonts w:ascii="Arial" w:cs="Arial" w:eastAsia="Arial" w:hAnsi="Arial"/>
@@ -3677,7 +3677,7 @@
             <w:pPr>
               <w:spacing w:after="20" w:before="0"/>
             </w:pPr>
-            <w:hyperlink w:history="1" r:id="rIdiim4pth25bx_pzdmwvmsl">
+            <w:hyperlink w:history="1" r:id="rIdk8lxgqnkv5ro5ncjzzr4e">
               <w:r>
                 <w:rPr>
                   <w:rFonts w:ascii="Arial" w:cs="Arial" w:eastAsia="Arial" w:hAnsi="Arial"/>
@@ -3710,7 +3710,7 @@
               <w:spacing w:after="10" w:before="0"/>
               <w:ind w:left="120"/>
             </w:pPr>
-            <w:hyperlink w:history="1" r:id="rId6-90oo1cxcbwildtrzjd3">
+            <w:hyperlink w:history="1" r:id="rIdm9pnojuuxmvbymnomohwb">
               <w:r>
                 <w:rPr>
                   <w:rFonts w:ascii="Arial" w:cs="Arial" w:eastAsia="Arial" w:hAnsi="Arial"/>
@@ -3755,7 +3755,7 @@
             <w:pPr>
               <w:spacing w:after="20" w:before="0"/>
             </w:pPr>
-            <w:hyperlink w:history="1" r:id="rIdj3kujqvymzoii6dao09an">
+            <w:hyperlink w:history="1" r:id="rIdn7spj_dwfwntbcttkyzhq">
               <w:r>
                 <w:rPr>
                   <w:rFonts w:ascii="Arial" w:cs="Arial" w:eastAsia="Arial" w:hAnsi="Arial"/>
@@ -3788,7 +3788,7 @@
               <w:spacing w:after="10" w:before="0"/>
               <w:ind w:left="120"/>
             </w:pPr>
-            <w:hyperlink w:history="1" r:id="rIdbl7_femf4lm6jofoftdzi">
+            <w:hyperlink w:history="1" r:id="rIdya7q6indoklg11juhwlue">
               <w:r>
                 <w:rPr>
                   <w:rFonts w:ascii="Arial" w:cs="Arial" w:eastAsia="Arial" w:hAnsi="Arial"/>
@@ -3983,7 +3983,7 @@
             <w:pPr>
               <w:spacing w:after="20" w:before="0"/>
             </w:pPr>
-            <w:hyperlink w:history="1" r:id="rIdlob5ti4bvs0zsgk5pzoai">
+            <w:hyperlink w:history="1" r:id="rIdrkrxpzzefiwhji_6owqbe">
               <w:r>
                 <w:rPr>
                   <w:rFonts w:ascii="Arial" w:cs="Arial" w:eastAsia="Arial" w:hAnsi="Arial"/>
@@ -4016,7 +4016,7 @@
               <w:spacing w:after="10" w:before="0"/>
               <w:ind w:left="120"/>
             </w:pPr>
-            <w:hyperlink w:history="1" r:id="rId2pemu-2jae6dfqa1j8gef">
+            <w:hyperlink w:history="1" r:id="rIdikufi-zdrn7fqyi-ny-9b">
               <w:r>
                 <w:rPr>
                   <w:rFonts w:ascii="Arial" w:cs="Arial" w:eastAsia="Arial" w:hAnsi="Arial"/>
@@ -4061,7 +4061,7 @@
             <w:pPr>
               <w:spacing w:after="20" w:before="0"/>
             </w:pPr>
-            <w:hyperlink w:history="1" r:id="rId5shmweqtl4705j_z9olkq">
+            <w:hyperlink w:history="1" r:id="rIdz2tkatz_ulrbuwtmfdqbs">
               <w:r>
                 <w:rPr>
                   <w:rFonts w:ascii="Arial" w:cs="Arial" w:eastAsia="Arial" w:hAnsi="Arial"/>
@@ -4094,7 +4094,7 @@
               <w:spacing w:after="10" w:before="0"/>
               <w:ind w:left="120"/>
             </w:pPr>
-            <w:hyperlink w:history="1" r:id="rIdc3asdxrpbj1uxxpqupwvz">
+            <w:hyperlink w:history="1" r:id="rIdtudsej6a7zz7sx0lexhjt">
               <w:r>
                 <w:rPr>
                   <w:rFonts w:ascii="Arial" w:cs="Arial" w:eastAsia="Arial" w:hAnsi="Arial"/>
@@ -4289,7 +4289,7 @@
             <w:pPr>
               <w:spacing w:after="20" w:before="0"/>
             </w:pPr>
-            <w:hyperlink w:history="1" r:id="rIdbo8czuyzzvfbxzgaklnfj">
+            <w:hyperlink w:history="1" r:id="rId_d01vu1xjmplnucvyhdej">
               <w:r>
                 <w:rPr>
                   <w:rFonts w:ascii="Arial" w:cs="Arial" w:eastAsia="Arial" w:hAnsi="Arial"/>
@@ -4322,7 +4322,7 @@
               <w:spacing w:after="10" w:before="0"/>
               <w:ind w:left="120"/>
             </w:pPr>
-            <w:hyperlink w:history="1" r:id="rIdoielpmyvvsy73sue4o8qo">
+            <w:hyperlink w:history="1" r:id="rIdg2ssyy13qzq9ake_ab69v">
               <w:r>
                 <w:rPr>
                   <w:rFonts w:ascii="Arial" w:cs="Arial" w:eastAsia="Arial" w:hAnsi="Arial"/>
@@ -4367,7 +4367,7 @@
             <w:pPr>
               <w:spacing w:after="20" w:before="0"/>
             </w:pPr>
-            <w:hyperlink w:history="1" r:id="rIdc3umrnrwjetcem5qa20qc">
+            <w:hyperlink w:history="1" r:id="rIdrypqkz7kcuztkwxc5lfir">
               <w:r>
                 <w:rPr>
                   <w:rFonts w:ascii="Arial" w:cs="Arial" w:eastAsia="Arial" w:hAnsi="Arial"/>
@@ -4400,7 +4400,7 @@
               <w:spacing w:after="10" w:before="0"/>
               <w:ind w:left="120"/>
             </w:pPr>
-            <w:hyperlink w:history="1" r:id="rId_gq1ggb_ncbofpqsmvavb">
+            <w:hyperlink w:history="1" r:id="rIdfz1bisyykj58vwjd3xp2c">
               <w:r>
                 <w:rPr>
                   <w:rFonts w:ascii="Arial" w:cs="Arial" w:eastAsia="Arial" w:hAnsi="Arial"/>
@@ -5887,7 +5887,7 @@
             <w:pPr>
               <w:spacing w:after="20" w:before="0"/>
             </w:pPr>
-            <w:hyperlink w:history="1" r:id="rIddsknuioqp9uxgs_ml_9sm">
+            <w:hyperlink w:history="1" r:id="rIdzwfksvyic8hu9fjoklz8z">
               <w:r>
                 <w:rPr>
                   <w:rFonts w:ascii="Arial" w:cs="Arial" w:eastAsia="Arial" w:hAnsi="Arial"/>
@@ -5920,7 +5920,7 @@
               <w:spacing w:after="10" w:before="0"/>
               <w:ind w:left="120"/>
             </w:pPr>
-            <w:hyperlink w:history="1" r:id="rIdenploear3ffw0oyc_l7ec">
+            <w:hyperlink w:history="1" r:id="rIdoaafnb1awnzsd0jd4p6mz">
               <w:r>
                 <w:rPr>
                   <w:rFonts w:ascii="Arial" w:cs="Arial" w:eastAsia="Arial" w:hAnsi="Arial"/>
@@ -5965,7 +5965,7 @@
             <w:pPr>
               <w:spacing w:after="20" w:before="0"/>
             </w:pPr>
-            <w:hyperlink w:history="1" r:id="rIdckcjinvctz5fqovgbggas">
+            <w:hyperlink w:history="1" r:id="rIdg-s0ekjl55ubjfziuz6g_">
               <w:r>
                 <w:rPr>
                   <w:rFonts w:ascii="Arial" w:cs="Arial" w:eastAsia="Arial" w:hAnsi="Arial"/>
@@ -5998,7 +5998,7 @@
               <w:spacing w:after="10" w:before="0"/>
               <w:ind w:left="120"/>
             </w:pPr>
-            <w:hyperlink w:history="1" r:id="rIdwizmpyjdbvsxmqkvxxapu">
+            <w:hyperlink w:history="1" r:id="rIdaupcjhyvwfc4hy4_fexkv">
               <w:r>
                 <w:rPr>
                   <w:rFonts w:ascii="Arial" w:cs="Arial" w:eastAsia="Arial" w:hAnsi="Arial"/>
@@ -6193,7 +6193,7 @@
             <w:pPr>
               <w:spacing w:after="20" w:before="0"/>
             </w:pPr>
-            <w:hyperlink w:history="1" r:id="rIdgrd3te-cllz29wqyq6ggn">
+            <w:hyperlink w:history="1" r:id="rId6l0ux6ef_scczkpgxf9w8">
               <w:r>
                 <w:rPr>
                   <w:rFonts w:ascii="Arial" w:cs="Arial" w:eastAsia="Arial" w:hAnsi="Arial"/>
@@ -6226,7 +6226,7 @@
               <w:spacing w:after="10" w:before="0"/>
               <w:ind w:left="120"/>
             </w:pPr>
-            <w:hyperlink w:history="1" r:id="rIdof8ecshub9nqa1xwmpkje">
+            <w:hyperlink w:history="1" r:id="rIdojfkcaly3gmwxzfxvyddr">
               <w:r>
                 <w:rPr>
                   <w:rFonts w:ascii="Arial" w:cs="Arial" w:eastAsia="Arial" w:hAnsi="Arial"/>
@@ -6271,7 +6271,7 @@
             <w:pPr>
               <w:spacing w:after="20" w:before="0"/>
             </w:pPr>
-            <w:hyperlink w:history="1" r:id="rIdjnml1ueoqgu5ugonpfefk">
+            <w:hyperlink w:history="1" r:id="rIdloslz2qfzbubmen_ezdyh">
               <w:r>
                 <w:rPr>
                   <w:rFonts w:ascii="Arial" w:cs="Arial" w:eastAsia="Arial" w:hAnsi="Arial"/>
@@ -6304,7 +6304,7 @@
               <w:spacing w:after="10" w:before="0"/>
               <w:ind w:left="120"/>
             </w:pPr>
-            <w:hyperlink w:history="1" r:id="rIdcz58fz7i5ys2occ9ueuga">
+            <w:hyperlink w:history="1" r:id="rIdornpqqg1alvyrsr8oryuz">
               <w:r>
                 <w:rPr>
                   <w:rFonts w:ascii="Arial" w:cs="Arial" w:eastAsia="Arial" w:hAnsi="Arial"/>
@@ -6499,7 +6499,7 @@
             <w:pPr>
               <w:spacing w:after="20" w:before="0"/>
             </w:pPr>
-            <w:hyperlink w:history="1" r:id="rIdyoakttgmbho9jauhbzmpz">
+            <w:hyperlink w:history="1" r:id="rId_gbxedwazutpn3v3bcami">
               <w:r>
                 <w:rPr>
                   <w:rFonts w:ascii="Arial" w:cs="Arial" w:eastAsia="Arial" w:hAnsi="Arial"/>
@@ -6532,7 +6532,7 @@
               <w:spacing w:after="10" w:before="0"/>
               <w:ind w:left="120"/>
             </w:pPr>
-            <w:hyperlink w:history="1" r:id="rIdumjotqjaghzla5t1mkdp6">
+            <w:hyperlink w:history="1" r:id="rIdqxoyggaa4utvclkf5sn1t">
               <w:r>
                 <w:rPr>
                   <w:rFonts w:ascii="Arial" w:cs="Arial" w:eastAsia="Arial" w:hAnsi="Arial"/>
@@ -6577,7 +6577,7 @@
             <w:pPr>
               <w:spacing w:after="20" w:before="0"/>
             </w:pPr>
-            <w:hyperlink w:history="1" r:id="rIdvt8ekhkbgiqvzbkw2gu6h">
+            <w:hyperlink w:history="1" r:id="rIdzuptofrwk8fzz0jylxqga">
               <w:r>
                 <w:rPr>
                   <w:rFonts w:ascii="Arial" w:cs="Arial" w:eastAsia="Arial" w:hAnsi="Arial"/>
@@ -6610,7 +6610,7 @@
               <w:spacing w:after="10" w:before="0"/>
               <w:ind w:left="120"/>
             </w:pPr>
-            <w:hyperlink w:history="1" r:id="rIdhmb73mnx0mfdxbrmrfb_v">
+            <w:hyperlink w:history="1" r:id="rId7uqgo5cvs6-fkii9odnjw">
               <w:r>
                 <w:rPr>
                   <w:rFonts w:ascii="Arial" w:cs="Arial" w:eastAsia="Arial" w:hAnsi="Arial"/>
@@ -6805,7 +6805,7 @@
             <w:pPr>
               <w:spacing w:after="20" w:before="0"/>
             </w:pPr>
-            <w:hyperlink w:history="1" r:id="rIdumvuymkciu8nmzvf-uz2u">
+            <w:hyperlink w:history="1" r:id="rIdgn_yvvobzudfjbveb0j55">
               <w:r>
                 <w:rPr>
                   <w:rFonts w:ascii="Arial" w:cs="Arial" w:eastAsia="Arial" w:hAnsi="Arial"/>
@@ -6838,7 +6838,7 @@
               <w:spacing w:after="10" w:before="0"/>
               <w:ind w:left="120"/>
             </w:pPr>
-            <w:hyperlink w:history="1" r:id="rIdfn-ep6s7isytmnrgijev1">
+            <w:hyperlink w:history="1" r:id="rId44_jhgx0zfjdhhaci8adk">
               <w:r>
                 <w:rPr>
                   <w:rFonts w:ascii="Arial" w:cs="Arial" w:eastAsia="Arial" w:hAnsi="Arial"/>
@@ -6883,7 +6883,7 @@
             <w:pPr>
               <w:spacing w:after="20" w:before="0"/>
             </w:pPr>
-            <w:hyperlink w:history="1" r:id="rIdh0qbkmuydzbl66pt9ng9s">
+            <w:hyperlink w:history="1" r:id="rId6e-bgwpdcyrpixzoljzxi">
               <w:r>
                 <w:rPr>
                   <w:rFonts w:ascii="Arial" w:cs="Arial" w:eastAsia="Arial" w:hAnsi="Arial"/>
@@ -6916,7 +6916,7 @@
               <w:spacing w:after="10" w:before="0"/>
               <w:ind w:left="120"/>
             </w:pPr>
-            <w:hyperlink w:history="1" r:id="rIdh15tnnkt0ehmvgxw9lea4">
+            <w:hyperlink w:history="1" r:id="rId2ul_8sihqed1rehjf5cdv">
               <w:r>
                 <w:rPr>
                   <w:rFonts w:ascii="Arial" w:cs="Arial" w:eastAsia="Arial" w:hAnsi="Arial"/>
@@ -7111,7 +7111,7 @@
             <w:pPr>
               <w:spacing w:after="20" w:before="0"/>
             </w:pPr>
-            <w:hyperlink w:history="1" r:id="rIdb9ssjvrx1k0crfq2pqxzi">
+            <w:hyperlink w:history="1" r:id="rIdxjyqr1gqrrfrto10oqrqs">
               <w:r>
                 <w:rPr>
                   <w:rFonts w:ascii="Arial" w:cs="Arial" w:eastAsia="Arial" w:hAnsi="Arial"/>
@@ -7144,7 +7144,7 @@
               <w:spacing w:after="10" w:before="0"/>
               <w:ind w:left="120"/>
             </w:pPr>
-            <w:hyperlink w:history="1" r:id="rIdjbnn5vysnerwyz1bpvkoh">
+            <w:hyperlink w:history="1" r:id="rIdswccndibnyutbjr_2cacs">
               <w:r>
                 <w:rPr>
                   <w:rFonts w:ascii="Arial" w:cs="Arial" w:eastAsia="Arial" w:hAnsi="Arial"/>
@@ -7189,7 +7189,7 @@
             <w:pPr>
               <w:spacing w:after="20" w:before="0"/>
             </w:pPr>
-            <w:hyperlink w:history="1" r:id="rIdeu7gjjnw_xz1fcmf0n4gi">
+            <w:hyperlink w:history="1" r:id="rId-1jcvlhlmmj9p7o8kewrn">
               <w:r>
                 <w:rPr>
                   <w:rFonts w:ascii="Arial" w:cs="Arial" w:eastAsia="Arial" w:hAnsi="Arial"/>
@@ -7222,7 +7222,7 @@
               <w:spacing w:after="10" w:before="0"/>
               <w:ind w:left="120"/>
             </w:pPr>
-            <w:hyperlink w:history="1" r:id="rIdp2ifjkw0fy5sumy8owzsk">
+            <w:hyperlink w:history="1" r:id="rIdwervhxmfqpucvl1oqtizw">
               <w:r>
                 <w:rPr>
                   <w:rFonts w:ascii="Arial" w:cs="Arial" w:eastAsia="Arial" w:hAnsi="Arial"/>
@@ -8804,7 +8804,7 @@
             <w:pPr>
               <w:spacing w:after="20" w:before="0"/>
             </w:pPr>
-            <w:hyperlink w:history="1" r:id="rIdovubekhrqcqbskviuaue7">
+            <w:hyperlink w:history="1" r:id="rIdhqaw7cfn1o-r_adkyrlw4">
               <w:r>
                 <w:rPr>
                   <w:rFonts w:ascii="Arial" w:cs="Arial" w:eastAsia="Arial" w:hAnsi="Arial"/>
@@ -8837,7 +8837,7 @@
               <w:spacing w:after="10" w:before="0"/>
               <w:ind w:left="120"/>
             </w:pPr>
-            <w:hyperlink w:history="1" r:id="rId--lzavrmzv-nh2eiggjoq">
+            <w:hyperlink w:history="1" r:id="rId9f2cxb_fbpshz6hea8gss">
               <w:r>
                 <w:rPr>
                   <w:rFonts w:ascii="Arial" w:cs="Arial" w:eastAsia="Arial" w:hAnsi="Arial"/>
@@ -8882,7 +8882,7 @@
             <w:pPr>
               <w:spacing w:after="20" w:before="0"/>
             </w:pPr>
-            <w:hyperlink w:history="1" r:id="rIdgkzi_nrkxf9vpkcvvxci4">
+            <w:hyperlink w:history="1" r:id="rIdx7oc6g3ukjymaaxpldy2m">
               <w:r>
                 <w:rPr>
                   <w:rFonts w:ascii="Arial" w:cs="Arial" w:eastAsia="Arial" w:hAnsi="Arial"/>
@@ -8915,7 +8915,7 @@
               <w:spacing w:after="10" w:before="0"/>
               <w:ind w:left="120"/>
             </w:pPr>
-            <w:hyperlink w:history="1" r:id="rIdkiodmpkdley7ucyhjylid">
+            <w:hyperlink w:history="1" r:id="rId7jkpcfdxp7ctae9ejj1y-">
               <w:r>
                 <w:rPr>
                   <w:rFonts w:ascii="Arial" w:cs="Arial" w:eastAsia="Arial" w:hAnsi="Arial"/>
@@ -9110,7 +9110,7 @@
             <w:pPr>
               <w:spacing w:after="20" w:before="0"/>
             </w:pPr>
-            <w:hyperlink w:history="1" r:id="rIdwzc4avhhmdxpxlogk8hrp">
+            <w:hyperlink w:history="1" r:id="rIdvjmcje7b0nluucis6vhjn">
               <w:r>
                 <w:rPr>
                   <w:rFonts w:ascii="Arial" w:cs="Arial" w:eastAsia="Arial" w:hAnsi="Arial"/>
@@ -9143,7 +9143,7 @@
               <w:spacing w:after="10" w:before="0"/>
               <w:ind w:left="120"/>
             </w:pPr>
-            <w:hyperlink w:history="1" r:id="rId1nd04zry_qkitpvmjdil9">
+            <w:hyperlink w:history="1" r:id="rIdhzq36wh1z4dtqwjbmaklk">
               <w:r>
                 <w:rPr>
                   <w:rFonts w:ascii="Arial" w:cs="Arial" w:eastAsia="Arial" w:hAnsi="Arial"/>
@@ -9188,7 +9188,7 @@
             <w:pPr>
               <w:spacing w:after="20" w:before="0"/>
             </w:pPr>
-            <w:hyperlink w:history="1" r:id="rIdgyx-yehoqngfgyze4xxz3">
+            <w:hyperlink w:history="1" r:id="rId0extcoy4x6k85lnsurswd">
               <w:r>
                 <w:rPr>
                   <w:rFonts w:ascii="Arial" w:cs="Arial" w:eastAsia="Arial" w:hAnsi="Arial"/>
@@ -9221,7 +9221,7 @@
               <w:spacing w:after="10" w:before="0"/>
               <w:ind w:left="120"/>
             </w:pPr>
-            <w:hyperlink w:history="1" r:id="rIdlr2ueobekavylgwie41ti">
+            <w:hyperlink w:history="1" r:id="rIdx-zxoovetvnpxa8ljtos4">
               <w:r>
                 <w:rPr>
                   <w:rFonts w:ascii="Arial" w:cs="Arial" w:eastAsia="Arial" w:hAnsi="Arial"/>
@@ -9416,7 +9416,7 @@
             <w:pPr>
               <w:spacing w:after="20" w:before="0"/>
             </w:pPr>
-            <w:hyperlink w:history="1" r:id="rIdrh87jzjtfqshgf7duiepq">
+            <w:hyperlink w:history="1" r:id="rId4tvjbdh0dm5wf0b5mf4u4">
               <w:r>
                 <w:rPr>
                   <w:rFonts w:ascii="Arial" w:cs="Arial" w:eastAsia="Arial" w:hAnsi="Arial"/>
@@ -9449,7 +9449,7 @@
               <w:spacing w:after="10" w:before="0"/>
               <w:ind w:left="120"/>
             </w:pPr>
-            <w:hyperlink w:history="1" r:id="rIdeccncxttdaniup7wlqcmn">
+            <w:hyperlink w:history="1" r:id="rIdq9968fsuis_jhcb28piv1">
               <w:r>
                 <w:rPr>
                   <w:rFonts w:ascii="Arial" w:cs="Arial" w:eastAsia="Arial" w:hAnsi="Arial"/>
@@ -9494,7 +9494,7 @@
             <w:pPr>
               <w:spacing w:after="20" w:before="0"/>
             </w:pPr>
-            <w:hyperlink w:history="1" r:id="rIdw1rrdy2xqdarm75kxajkn">
+            <w:hyperlink w:history="1" r:id="rId3iiz_d5ij8ftxuox4aihn">
               <w:r>
                 <w:rPr>
                   <w:rFonts w:ascii="Arial" w:cs="Arial" w:eastAsia="Arial" w:hAnsi="Arial"/>
@@ -9527,7 +9527,7 @@
               <w:spacing w:after="10" w:before="0"/>
               <w:ind w:left="120"/>
             </w:pPr>
-            <w:hyperlink w:history="1" r:id="rIdhfowehl3yx8cehpyame4k">
+            <w:hyperlink w:history="1" r:id="rId9elytbofstjglaslzvpmg">
               <w:r>
                 <w:rPr>
                   <w:rFonts w:ascii="Arial" w:cs="Arial" w:eastAsia="Arial" w:hAnsi="Arial"/>
@@ -9722,7 +9722,7 @@
             <w:pPr>
               <w:spacing w:after="20" w:before="0"/>
             </w:pPr>
-            <w:hyperlink w:history="1" r:id="rIdu6iz_ezvq6i2qvp1pd97w">
+            <w:hyperlink w:history="1" r:id="rIdgfcuc1sinz_2lgcu6pyh0">
               <w:r>
                 <w:rPr>
                   <w:rFonts w:ascii="Arial" w:cs="Arial" w:eastAsia="Arial" w:hAnsi="Arial"/>
@@ -9755,7 +9755,7 @@
               <w:spacing w:after="10" w:before="0"/>
               <w:ind w:left="120"/>
             </w:pPr>
-            <w:hyperlink w:history="1" r:id="rIdnqbljoafsw7fzwa_zrujp">
+            <w:hyperlink w:history="1" r:id="rId5gxesgys4ok_m643e994q">
               <w:r>
                 <w:rPr>
                   <w:rFonts w:ascii="Arial" w:cs="Arial" w:eastAsia="Arial" w:hAnsi="Arial"/>
@@ -9800,7 +9800,7 @@
             <w:pPr>
               <w:spacing w:after="20" w:before="0"/>
             </w:pPr>
-            <w:hyperlink w:history="1" r:id="rIdf-du3k4yliwqehqoiw2gj">
+            <w:hyperlink w:history="1" r:id="rIdggg22gg3yrft-91ebrzn6">
               <w:r>
                 <w:rPr>
                   <w:rFonts w:ascii="Arial" w:cs="Arial" w:eastAsia="Arial" w:hAnsi="Arial"/>
@@ -9833,7 +9833,7 @@
               <w:spacing w:after="10" w:before="0"/>
               <w:ind w:left="120"/>
             </w:pPr>
-            <w:hyperlink w:history="1" r:id="rId74ozz9ahcpwuikxldloex">
+            <w:hyperlink w:history="1" r:id="rIdalksyownetijipko5sclu">
               <w:r>
                 <w:rPr>
                   <w:rFonts w:ascii="Arial" w:cs="Arial" w:eastAsia="Arial" w:hAnsi="Arial"/>
@@ -10028,7 +10028,7 @@
             <w:pPr>
               <w:spacing w:after="20" w:before="0"/>
             </w:pPr>
-            <w:hyperlink w:history="1" r:id="rIdrsvbl1mvjzdoda-vqldhd">
+            <w:hyperlink w:history="1" r:id="rIdtqght_bqlcao0bypkwlnu">
               <w:r>
                 <w:rPr>
                   <w:rFonts w:ascii="Arial" w:cs="Arial" w:eastAsia="Arial" w:hAnsi="Arial"/>
@@ -10061,7 +10061,7 @@
               <w:spacing w:after="10" w:before="0"/>
               <w:ind w:left="120"/>
             </w:pPr>
-            <w:hyperlink w:history="1" r:id="rIdr4dkqxiv_l-67jwxyjcln">
+            <w:hyperlink w:history="1" r:id="rIdnu1v0htebjklbdwds6hl3">
               <w:r>
                 <w:rPr>
                   <w:rFonts w:ascii="Arial" w:cs="Arial" w:eastAsia="Arial" w:hAnsi="Arial"/>
@@ -10106,7 +10106,7 @@
             <w:pPr>
               <w:spacing w:after="20" w:before="0"/>
             </w:pPr>
-            <w:hyperlink w:history="1" r:id="rIdwshdwxcnt6qddh41tzxv6">
+            <w:hyperlink w:history="1" r:id="rIdc3oritlnhvywusgtjevw6">
               <w:r>
                 <w:rPr>
                   <w:rFonts w:ascii="Arial" w:cs="Arial" w:eastAsia="Arial" w:hAnsi="Arial"/>
@@ -10139,7 +10139,7 @@
               <w:spacing w:after="10" w:before="0"/>
               <w:ind w:left="120"/>
             </w:pPr>
-            <w:hyperlink w:history="1" r:id="rIds9r71r8hri9ax0bdwtc7r">
+            <w:hyperlink w:history="1" r:id="rIdqylcspi8xsz3gibuvmtyc">
               <w:r>
                 <w:rPr>
                   <w:rFonts w:ascii="Arial" w:cs="Arial" w:eastAsia="Arial" w:hAnsi="Arial"/>
@@ -11626,7 +11626,7 @@
             <w:pPr>
               <w:spacing w:after="20" w:before="0"/>
             </w:pPr>
-            <w:hyperlink w:history="1" r:id="rIdmg-e3ro2ey9cpxr6e98be">
+            <w:hyperlink w:history="1" r:id="rId4at2erk01cnulat_1oere">
               <w:r>
                 <w:rPr>
                   <w:rFonts w:ascii="Arial" w:cs="Arial" w:eastAsia="Arial" w:hAnsi="Arial"/>
@@ -11659,7 +11659,7 @@
               <w:spacing w:after="10" w:before="0"/>
               <w:ind w:left="120"/>
             </w:pPr>
-            <w:hyperlink w:history="1" r:id="rId2stgeeskcaelnkkxcd07j">
+            <w:hyperlink w:history="1" r:id="rIdoo-hmqvdk-iimr0tmyxoe">
               <w:r>
                 <w:rPr>
                   <w:rFonts w:ascii="Arial" w:cs="Arial" w:eastAsia="Arial" w:hAnsi="Arial"/>
@@ -11704,7 +11704,7 @@
             <w:pPr>
               <w:spacing w:after="20" w:before="0"/>
             </w:pPr>
-            <w:hyperlink w:history="1" r:id="rIdaahegizve4fhh2-60-ifw">
+            <w:hyperlink w:history="1" r:id="rId66rtqxdtwgk2akgphvf-s">
               <w:r>
                 <w:rPr>
                   <w:rFonts w:ascii="Arial" w:cs="Arial" w:eastAsia="Arial" w:hAnsi="Arial"/>
@@ -11737,7 +11737,7 @@
               <w:spacing w:after="10" w:before="0"/>
               <w:ind w:left="120"/>
             </w:pPr>
-            <w:hyperlink w:history="1" r:id="rIdsj8mpnovhdgfxr1vmkwsw">
+            <w:hyperlink w:history="1" r:id="rId7gro47pun3gy8o17vwtwf">
               <w:r>
                 <w:rPr>
                   <w:rFonts w:ascii="Arial" w:cs="Arial" w:eastAsia="Arial" w:hAnsi="Arial"/>
@@ -12065,7 +12065,7 @@
             <w:pPr>
               <w:spacing w:after="20" w:before="0"/>
             </w:pPr>
-            <w:hyperlink w:history="1" r:id="rIdctc6y5emt8imbmjhreltc">
+            <w:hyperlink w:history="1" r:id="rId15yn-cktk0xnjvklegogk">
               <w:r>
                 <w:rPr>
                   <w:rFonts w:ascii="Arial" w:cs="Arial" w:eastAsia="Arial" w:hAnsi="Arial"/>
@@ -12098,7 +12098,7 @@
               <w:spacing w:after="10" w:before="0"/>
               <w:ind w:left="120"/>
             </w:pPr>
-            <w:hyperlink w:history="1" r:id="rIde7avjwomqwva6ifx2auk1">
+            <w:hyperlink w:history="1" r:id="rIdq8oyarkhsflqhif7dayb8">
               <w:r>
                 <w:rPr>
                   <w:rFonts w:ascii="Arial" w:cs="Arial" w:eastAsia="Arial" w:hAnsi="Arial"/>
@@ -12143,7 +12143,7 @@
             <w:pPr>
               <w:spacing w:after="20" w:before="0"/>
             </w:pPr>
-            <w:hyperlink w:history="1" r:id="rIddbkb1dsvumuxvykurqqkx">
+            <w:hyperlink w:history="1" r:id="rIdu0g0g8cacp--r5fk6nhov">
               <w:r>
                 <w:rPr>
                   <w:rFonts w:ascii="Arial" w:cs="Arial" w:eastAsia="Arial" w:hAnsi="Arial"/>
@@ -12176,7 +12176,7 @@
               <w:spacing w:after="10" w:before="0"/>
               <w:ind w:left="120"/>
             </w:pPr>
-            <w:hyperlink w:history="1" r:id="rIdkukkn0p5z8f72p0ilmndj">
+            <w:hyperlink w:history="1" r:id="rId49dqid4cqvy2zz-7b4vyl">
               <w:r>
                 <w:rPr>
                   <w:rFonts w:ascii="Arial" w:cs="Arial" w:eastAsia="Arial" w:hAnsi="Arial"/>
@@ -12641,7 +12641,7 @@
             <w:pPr>
               <w:spacing w:after="20" w:before="0"/>
             </w:pPr>
-            <w:hyperlink w:history="1" r:id="rIdcvcxlfkxyrxo9ioxxcztd">
+            <w:hyperlink w:history="1" r:id="rIdintv7mt-noy-pbztorzv9">
               <w:r>
                 <w:rPr>
                   <w:rFonts w:ascii="Arial" w:cs="Arial" w:eastAsia="Arial" w:hAnsi="Arial"/>
@@ -12674,7 +12674,7 @@
               <w:spacing w:after="10" w:before="0"/>
               <w:ind w:left="120"/>
             </w:pPr>
-            <w:hyperlink w:history="1" r:id="rIdgigiakc56sun_tkika5vg">
+            <w:hyperlink w:history="1" r:id="rId28bjywjhtkgvmiae_iop9">
               <w:r>
                 <w:rPr>
                   <w:rFonts w:ascii="Arial" w:cs="Arial" w:eastAsia="Arial" w:hAnsi="Arial"/>
@@ -12719,7 +12719,7 @@
             <w:pPr>
               <w:spacing w:after="20" w:before="0"/>
             </w:pPr>
-            <w:hyperlink w:history="1" r:id="rId8xocmqgkbe1s311akhrv7">
+            <w:hyperlink w:history="1" r:id="rId6v4t5_0xpa_unr3pleagc">
               <w:r>
                 <w:rPr>
                   <w:rFonts w:ascii="Arial" w:cs="Arial" w:eastAsia="Arial" w:hAnsi="Arial"/>
@@ -12752,7 +12752,7 @@
               <w:spacing w:after="10" w:before="0"/>
               <w:ind w:left="120"/>
             </w:pPr>
-            <w:hyperlink w:history="1" r:id="rIdno1_-jxg-bsmh6szl3ehl">
+            <w:hyperlink w:history="1" r:id="rIdcfjd6novrv_xpeb2fqlyc">
               <w:r>
                 <w:rPr>
                   <w:rFonts w:ascii="Arial" w:cs="Arial" w:eastAsia="Arial" w:hAnsi="Arial"/>
@@ -13099,7 +13099,7 @@
             <w:pPr>
               <w:spacing w:after="20" w:before="0"/>
             </w:pPr>
-            <w:hyperlink w:history="1" r:id="rIdsqmw8uegjv_xglz9bp7m_">
+            <w:hyperlink w:history="1" r:id="rId1dora-jnlpwuctm3hwroh">
               <w:r>
                 <w:rPr>
                   <w:rFonts w:ascii="Arial" w:cs="Arial" w:eastAsia="Arial" w:hAnsi="Arial"/>
@@ -13132,7 +13132,7 @@
               <w:spacing w:after="10" w:before="0"/>
               <w:ind w:left="120"/>
             </w:pPr>
-            <w:hyperlink w:history="1" r:id="rIdvnqdbmvcdjgq1iz4w9hk_">
+            <w:hyperlink w:history="1" r:id="rId1mlc0brmu-xpveccv2mj6">
               <w:r>
                 <w:rPr>
                   <w:rFonts w:ascii="Arial" w:cs="Arial" w:eastAsia="Arial" w:hAnsi="Arial"/>
@@ -13177,7 +13177,7 @@
             <w:pPr>
               <w:spacing w:after="20" w:before="0"/>
             </w:pPr>
-            <w:hyperlink w:history="1" r:id="rIdppi0fogzanodjl-p4inb-">
+            <w:hyperlink w:history="1" r:id="rIddlahqnc-wcfem3jg8edp_">
               <w:r>
                 <w:rPr>
                   <w:rFonts w:ascii="Arial" w:cs="Arial" w:eastAsia="Arial" w:hAnsi="Arial"/>
@@ -13210,7 +13210,7 @@
               <w:spacing w:after="10" w:before="0"/>
               <w:ind w:left="120"/>
             </w:pPr>
-            <w:hyperlink w:history="1" r:id="rIdkou0sni9xo4xw8hde7ofn">
+            <w:hyperlink w:history="1" r:id="rIdwgl2n4ijnta2azsqqtmog">
               <w:r>
                 <w:rPr>
                   <w:rFonts w:ascii="Arial" w:cs="Arial" w:eastAsia="Arial" w:hAnsi="Arial"/>
@@ -13541,7 +13541,7 @@
             <w:pPr>
               <w:spacing w:after="20" w:before="0"/>
             </w:pPr>
-            <w:hyperlink w:history="1" r:id="rIdwqit5ibs4v67hdxlmcc0v">
+            <w:hyperlink w:history="1" r:id="rIdphs7arkapzpkeyosblfsd">
               <w:r>
                 <w:rPr>
                   <w:rFonts w:ascii="Arial" w:cs="Arial" w:eastAsia="Arial" w:hAnsi="Arial"/>
@@ -13574,7 +13574,7 @@
               <w:spacing w:after="10" w:before="0"/>
               <w:ind w:left="120"/>
             </w:pPr>
-            <w:hyperlink w:history="1" r:id="rId_lbey3ldu-qhmanuadsmg">
+            <w:hyperlink w:history="1" r:id="rIdllwxlopf5w_eibma9-zro">
               <w:r>
                 <w:rPr>
                   <w:rFonts w:ascii="Arial" w:cs="Arial" w:eastAsia="Arial" w:hAnsi="Arial"/>
@@ -13619,7 +13619,7 @@
             <w:pPr>
               <w:spacing w:after="20" w:before="0"/>
             </w:pPr>
-            <w:hyperlink w:history="1" r:id="rIdnzqamjsiqu2pzyshbm82u">
+            <w:hyperlink w:history="1" r:id="rIdm22kaz4ocak0gfvhi5mul">
               <w:r>
                 <w:rPr>
                   <w:rFonts w:ascii="Arial" w:cs="Arial" w:eastAsia="Arial" w:hAnsi="Arial"/>
@@ -13652,7 +13652,7 @@
               <w:spacing w:after="10" w:before="0"/>
               <w:ind w:left="120"/>
             </w:pPr>
-            <w:hyperlink w:history="1" r:id="rIdtmcbruma0syzsic1ealn_">
+            <w:hyperlink w:history="1" r:id="rIdw-7xwwwlam2-61bsnwexe">
               <w:r>
                 <w:rPr>
                   <w:rFonts w:ascii="Arial" w:cs="Arial" w:eastAsia="Arial" w:hAnsi="Arial"/>
@@ -15389,7 +15389,7 @@
             <w:pPr>
               <w:spacing w:after="20" w:before="0"/>
             </w:pPr>
-            <w:hyperlink w:history="1" r:id="rIdlv-wo8blwuk2x-gwcjq1l">
+            <w:hyperlink w:history="1" r:id="rIdxylz-guuq5k0fw8tbrauc">
               <w:r>
                 <w:rPr>
                   <w:rFonts w:ascii="Arial" w:cs="Arial" w:eastAsia="Arial" w:hAnsi="Arial"/>
@@ -15422,7 +15422,7 @@
               <w:spacing w:after="10" w:before="0"/>
               <w:ind w:left="120"/>
             </w:pPr>
-            <w:hyperlink w:history="1" r:id="rIdk2emdx7kx9xykewh34zd9">
+            <w:hyperlink w:history="1" r:id="rId3r2k1dm-quph9hdxrptnu">
               <w:r>
                 <w:rPr>
                   <w:rFonts w:ascii="Arial" w:cs="Arial" w:eastAsia="Arial" w:hAnsi="Arial"/>
@@ -15467,7 +15467,7 @@
             <w:pPr>
               <w:spacing w:after="20" w:before="0"/>
             </w:pPr>
-            <w:hyperlink w:history="1" r:id="rIdxuzcenb1utt4crwdxhzel">
+            <w:hyperlink w:history="1" r:id="rIdl9myyb1gjxaax1pscns4t">
               <w:r>
                 <w:rPr>
                   <w:rFonts w:ascii="Arial" w:cs="Arial" w:eastAsia="Arial" w:hAnsi="Arial"/>
@@ -15500,7 +15500,7 @@
               <w:spacing w:after="10" w:before="0"/>
               <w:ind w:left="120"/>
             </w:pPr>
-            <w:hyperlink w:history="1" r:id="rIdaczavio6m_zhkvxlcubda">
+            <w:hyperlink w:history="1" r:id="rIddruv7b57he2jrgp9qkea4">
               <w:r>
                 <w:rPr>
                   <w:rFonts w:ascii="Arial" w:cs="Arial" w:eastAsia="Arial" w:hAnsi="Arial"/>
@@ -15695,7 +15695,7 @@
             <w:pPr>
               <w:spacing w:after="20" w:before="0"/>
             </w:pPr>
-            <w:hyperlink w:history="1" r:id="rIdn5v4lt2rxhkyuzt_4_sd_">
+            <w:hyperlink w:history="1" r:id="rIdi9rtwsndwvfwpfyaw_klq">
               <w:r>
                 <w:rPr>
                   <w:rFonts w:ascii="Arial" w:cs="Arial" w:eastAsia="Arial" w:hAnsi="Arial"/>
@@ -15728,7 +15728,7 @@
               <w:spacing w:after="10" w:before="0"/>
               <w:ind w:left="120"/>
             </w:pPr>
-            <w:hyperlink w:history="1" r:id="rIdoxtkpblljoo3mwu7roaaq">
+            <w:hyperlink w:history="1" r:id="rId-thvkec12l6vjj5yizbdp">
               <w:r>
                 <w:rPr>
                   <w:rFonts w:ascii="Arial" w:cs="Arial" w:eastAsia="Arial" w:hAnsi="Arial"/>
@@ -15773,7 +15773,7 @@
             <w:pPr>
               <w:spacing w:after="20" w:before="0"/>
             </w:pPr>
-            <w:hyperlink w:history="1" r:id="rId_ql4afbyd6qjwljdhha7h">
+            <w:hyperlink w:history="1" r:id="rIdvtwdzjjqtclinkimwnwd-">
               <w:r>
                 <w:rPr>
                   <w:rFonts w:ascii="Arial" w:cs="Arial" w:eastAsia="Arial" w:hAnsi="Arial"/>
@@ -15806,7 +15806,7 @@
               <w:spacing w:after="10" w:before="0"/>
               <w:ind w:left="120"/>
             </w:pPr>
-            <w:hyperlink w:history="1" r:id="rIdczz-sntgvnfdvuq7_ekv5">
+            <w:hyperlink w:history="1" r:id="rIdkth0niaencc6xamteslfd">
               <w:r>
                 <w:rPr>
                   <w:rFonts w:ascii="Arial" w:cs="Arial" w:eastAsia="Arial" w:hAnsi="Arial"/>
@@ -16001,7 +16001,7 @@
             <w:pPr>
               <w:spacing w:after="20" w:before="0"/>
             </w:pPr>
-            <w:hyperlink w:history="1" r:id="rIds5aofpio-uo7nlpdh1ree">
+            <w:hyperlink w:history="1" r:id="rIdxygbsgmgnxatjjlqysnf5">
               <w:r>
                 <w:rPr>
                   <w:rFonts w:ascii="Arial" w:cs="Arial" w:eastAsia="Arial" w:hAnsi="Arial"/>
@@ -16034,7 +16034,7 @@
               <w:spacing w:after="10" w:before="0"/>
               <w:ind w:left="120"/>
             </w:pPr>
-            <w:hyperlink w:history="1" r:id="rIdmyudlf-xj-mo4w2fcbopz">
+            <w:hyperlink w:history="1" r:id="rIdemajqckx-qikoxa2yzrk5">
               <w:r>
                 <w:rPr>
                   <w:rFonts w:ascii="Arial" w:cs="Arial" w:eastAsia="Arial" w:hAnsi="Arial"/>
@@ -16079,7 +16079,7 @@
             <w:pPr>
               <w:spacing w:after="20" w:before="0"/>
             </w:pPr>
-            <w:hyperlink w:history="1" r:id="rIdeixqbewq_f2yu_kgiqwre">
+            <w:hyperlink w:history="1" r:id="rIdtcsc10wbunosfkg8tdjmz">
               <w:r>
                 <w:rPr>
                   <w:rFonts w:ascii="Arial" w:cs="Arial" w:eastAsia="Arial" w:hAnsi="Arial"/>
@@ -16112,7 +16112,7 @@
               <w:spacing w:after="10" w:before="0"/>
               <w:ind w:left="120"/>
             </w:pPr>
-            <w:hyperlink w:history="1" r:id="rIdguyquaghxx9wjkycjftz8">
+            <w:hyperlink w:history="1" r:id="rIdb40yv9bkqffg7cnswdzk1">
               <w:r>
                 <w:rPr>
                   <w:rFonts w:ascii="Arial" w:cs="Arial" w:eastAsia="Arial" w:hAnsi="Arial"/>
@@ -16307,7 +16307,7 @@
             <w:pPr>
               <w:spacing w:after="20" w:before="0"/>
             </w:pPr>
-            <w:hyperlink w:history="1" r:id="rIdcjczxsqusbopvnyn0fotw">
+            <w:hyperlink w:history="1" r:id="rIdupuxleubedsitagkut9xu">
               <w:r>
                 <w:rPr>
                   <w:rFonts w:ascii="Arial" w:cs="Arial" w:eastAsia="Arial" w:hAnsi="Arial"/>
@@ -16340,7 +16340,7 @@
               <w:spacing w:after="10" w:before="0"/>
               <w:ind w:left="120"/>
             </w:pPr>
-            <w:hyperlink w:history="1" r:id="rIdiqzthddoakwfhk4pkqk-f">
+            <w:hyperlink w:history="1" r:id="rId2snjzspx2i-sr_abzskpd">
               <w:r>
                 <w:rPr>
                   <w:rFonts w:ascii="Arial" w:cs="Arial" w:eastAsia="Arial" w:hAnsi="Arial"/>
@@ -16385,7 +16385,7 @@
             <w:pPr>
               <w:spacing w:after="20" w:before="0"/>
             </w:pPr>
-            <w:hyperlink w:history="1" r:id="rIdwpqgurgxx0cm8gxdpzzwk">
+            <w:hyperlink w:history="1" r:id="rIdwjne1xpte8pdym5s9o5ee">
               <w:r>
                 <w:rPr>
                   <w:rFonts w:ascii="Arial" w:cs="Arial" w:eastAsia="Arial" w:hAnsi="Arial"/>
@@ -16418,7 +16418,7 @@
               <w:spacing w:after="10" w:before="0"/>
               <w:ind w:left="120"/>
             </w:pPr>
-            <w:hyperlink w:history="1" r:id="rIdyoejw8ymmekvztg-zj6ca">
+            <w:hyperlink w:history="1" r:id="rIdlvbwd9z2unvxzsq6vik7w">
               <w:r>
                 <w:rPr>
                   <w:rFonts w:ascii="Arial" w:cs="Arial" w:eastAsia="Arial" w:hAnsi="Arial"/>
@@ -16613,7 +16613,7 @@
             <w:pPr>
               <w:spacing w:after="20" w:before="0"/>
             </w:pPr>
-            <w:hyperlink w:history="1" r:id="rIdgbyp50vpzbnjfe7i93kuz">
+            <w:hyperlink w:history="1" r:id="rIdnregcrwxsv7byf3-phogq">
               <w:r>
                 <w:rPr>
                   <w:rFonts w:ascii="Arial" w:cs="Arial" w:eastAsia="Arial" w:hAnsi="Arial"/>
@@ -16646,7 +16646,7 @@
               <w:spacing w:after="10" w:before="0"/>
               <w:ind w:left="120"/>
             </w:pPr>
-            <w:hyperlink w:history="1" r:id="rIdvykzo-xhqs9ox0h8eihf_">
+            <w:hyperlink w:history="1" r:id="rId-gwuccfoec-3k16-619rw">
               <w:r>
                 <w:rPr>
                   <w:rFonts w:ascii="Arial" w:cs="Arial" w:eastAsia="Arial" w:hAnsi="Arial"/>
@@ -16691,7 +16691,7 @@
             <w:pPr>
               <w:spacing w:after="20" w:before="0"/>
             </w:pPr>
-            <w:hyperlink w:history="1" r:id="rIdoyobkeb-s6rf6w8hrnwti">
+            <w:hyperlink w:history="1" r:id="rId_rfodnac36hm35exlf228">
               <w:r>
                 <w:rPr>
                   <w:rFonts w:ascii="Arial" w:cs="Arial" w:eastAsia="Arial" w:hAnsi="Arial"/>
@@ -16724,7 +16724,7 @@
               <w:spacing w:after="10" w:before="0"/>
               <w:ind w:left="120"/>
             </w:pPr>
-            <w:hyperlink w:history="1" r:id="rIdk_nzfnqq2xp37paij8hlf">
+            <w:hyperlink w:history="1" r:id="rIdeucrttt0rtlburh56fv-n">
               <w:r>
                 <w:rPr>
                   <w:rFonts w:ascii="Arial" w:cs="Arial" w:eastAsia="Arial" w:hAnsi="Arial"/>
@@ -18211,7 +18211,7 @@
             <w:pPr>
               <w:spacing w:after="20" w:before="0"/>
             </w:pPr>
-            <w:hyperlink w:history="1" r:id="rIdedpdcdpja8htnb1r1jora">
+            <w:hyperlink w:history="1" r:id="rIdaitgk-jdv9a_nani3xawp">
               <w:r>
                 <w:rPr>
                   <w:rFonts w:ascii="Arial" w:cs="Arial" w:eastAsia="Arial" w:hAnsi="Arial"/>
@@ -18244,7 +18244,7 @@
               <w:spacing w:after="10" w:before="0"/>
               <w:ind w:left="120"/>
             </w:pPr>
-            <w:hyperlink w:history="1" r:id="rId4biobay_drubjkp9ytvz0">
+            <w:hyperlink w:history="1" r:id="rId_5nno2p3ljj4cj13_eeye">
               <w:r>
                 <w:rPr>
                   <w:rFonts w:ascii="Arial" w:cs="Arial" w:eastAsia="Arial" w:hAnsi="Arial"/>
@@ -18289,7 +18289,7 @@
             <w:pPr>
               <w:spacing w:after="20" w:before="0"/>
             </w:pPr>
-            <w:hyperlink w:history="1" r:id="rIdw_1veoht2obtt8qconio2">
+            <w:hyperlink w:history="1" r:id="rIdsghkulxodwxcruhgfhmic">
               <w:r>
                 <w:rPr>
                   <w:rFonts w:ascii="Arial" w:cs="Arial" w:eastAsia="Arial" w:hAnsi="Arial"/>
@@ -18322,7 +18322,7 @@
               <w:spacing w:after="10" w:before="0"/>
               <w:ind w:left="120"/>
             </w:pPr>
-            <w:hyperlink w:history="1" r:id="rIdzi7naq-0xjorblum7ocuj">
+            <w:hyperlink w:history="1" r:id="rIdgidcsppot2vcyq8rpkr8p">
               <w:r>
                 <w:rPr>
                   <w:rFonts w:ascii="Arial" w:cs="Arial" w:eastAsia="Arial" w:hAnsi="Arial"/>
@@ -18517,7 +18517,7 @@
             <w:pPr>
               <w:spacing w:after="20" w:before="0"/>
             </w:pPr>
-            <w:hyperlink w:history="1" r:id="rIdav-j3vk1hqsfjygec3rek">
+            <w:hyperlink w:history="1" r:id="rIdcwah9nh283vjyhixyddcp">
               <w:r>
                 <w:rPr>
                   <w:rFonts w:ascii="Arial" w:cs="Arial" w:eastAsia="Arial" w:hAnsi="Arial"/>
@@ -18550,7 +18550,7 @@
               <w:spacing w:after="10" w:before="0"/>
               <w:ind w:left="120"/>
             </w:pPr>
-            <w:hyperlink w:history="1" r:id="rIdtfz0mxu-uqx-fyyc5xaif">
+            <w:hyperlink w:history="1" r:id="rIdoglgu8eemthytkqhclesm">
               <w:r>
                 <w:rPr>
                   <w:rFonts w:ascii="Arial" w:cs="Arial" w:eastAsia="Arial" w:hAnsi="Arial"/>
@@ -18595,7 +18595,7 @@
             <w:pPr>
               <w:spacing w:after="20" w:before="0"/>
             </w:pPr>
-            <w:hyperlink w:history="1" r:id="rIdptc0tdhobmyvnh99ezjye">
+            <w:hyperlink w:history="1" r:id="rIdykjvsjlpl9wlpy5qgtrsz">
               <w:r>
                 <w:rPr>
                   <w:rFonts w:ascii="Arial" w:cs="Arial" w:eastAsia="Arial" w:hAnsi="Arial"/>
@@ -18628,7 +18628,7 @@
               <w:spacing w:after="10" w:before="0"/>
               <w:ind w:left="120"/>
             </w:pPr>
-            <w:hyperlink w:history="1" r:id="rIduvwdddumadfqqgehcked7">
+            <w:hyperlink w:history="1" r:id="rId2_khtr8yucjokawcrhbfz">
               <w:r>
                 <w:rPr>
                   <w:rFonts w:ascii="Arial" w:cs="Arial" w:eastAsia="Arial" w:hAnsi="Arial"/>
@@ -18823,7 +18823,7 @@
             <w:pPr>
               <w:spacing w:after="20" w:before="0"/>
             </w:pPr>
-            <w:hyperlink w:history="1" r:id="rIdtee-p6rdukai7dspy674m">
+            <w:hyperlink w:history="1" r:id="rIdwtz__uw2telf1vkquyjbi">
               <w:r>
                 <w:rPr>
                   <w:rFonts w:ascii="Arial" w:cs="Arial" w:eastAsia="Arial" w:hAnsi="Arial"/>
@@ -18856,7 +18856,7 @@
               <w:spacing w:after="10" w:before="0"/>
               <w:ind w:left="120"/>
             </w:pPr>
-            <w:hyperlink w:history="1" r:id="rIdc2_mk0djnukfrt78ejkft">
+            <w:hyperlink w:history="1" r:id="rIdaapuzlpyf-xlxwh7d0mx0">
               <w:r>
                 <w:rPr>
                   <w:rFonts w:ascii="Arial" w:cs="Arial" w:eastAsia="Arial" w:hAnsi="Arial"/>
@@ -18901,7 +18901,7 @@
             <w:pPr>
               <w:spacing w:after="20" w:before="0"/>
             </w:pPr>
-            <w:hyperlink w:history="1" r:id="rIdm_6hiwnw3ydpcmmmqjbkf">
+            <w:hyperlink w:history="1" r:id="rIdvwvsum7uedk0cfek0ft4b">
               <w:r>
                 <w:rPr>
                   <w:rFonts w:ascii="Arial" w:cs="Arial" w:eastAsia="Arial" w:hAnsi="Arial"/>
@@ -18934,7 +18934,7 @@
               <w:spacing w:after="10" w:before="0"/>
               <w:ind w:left="120"/>
             </w:pPr>
-            <w:hyperlink w:history="1" r:id="rIdxpauqscx4bubgdpo1thsq">
+            <w:hyperlink w:history="1" r:id="rIdpvjfg3u5gs7r1b3qguo0w">
               <w:r>
                 <w:rPr>
                   <w:rFonts w:ascii="Arial" w:cs="Arial" w:eastAsia="Arial" w:hAnsi="Arial"/>
@@ -19129,7 +19129,7 @@
             <w:pPr>
               <w:spacing w:after="20" w:before="0"/>
             </w:pPr>
-            <w:hyperlink w:history="1" r:id="rIddjuvr0kknpzeb-cbjd6id">
+            <w:hyperlink w:history="1" r:id="rId2vc33mzo2b_6e23zh2rik">
               <w:r>
                 <w:rPr>
                   <w:rFonts w:ascii="Arial" w:cs="Arial" w:eastAsia="Arial" w:hAnsi="Arial"/>
@@ -19162,7 +19162,7 @@
               <w:spacing w:after="10" w:before="0"/>
               <w:ind w:left="120"/>
             </w:pPr>
-            <w:hyperlink w:history="1" r:id="rIdw7rssyjz4dn3eo0q3vv_e">
+            <w:hyperlink w:history="1" r:id="rIdbpsyentmg75rgmxipdjqi">
               <w:r>
                 <w:rPr>
                   <w:rFonts w:ascii="Arial" w:cs="Arial" w:eastAsia="Arial" w:hAnsi="Arial"/>
@@ -19207,7 +19207,7 @@
             <w:pPr>
               <w:spacing w:after="20" w:before="0"/>
             </w:pPr>
-            <w:hyperlink w:history="1" r:id="rIdnggew7hovvelzgqh-tk7g">
+            <w:hyperlink w:history="1" r:id="rIdsa5n7s3nffg4npzc60-ox">
               <w:r>
                 <w:rPr>
                   <w:rFonts w:ascii="Arial" w:cs="Arial" w:eastAsia="Arial" w:hAnsi="Arial"/>
@@ -19240,7 +19240,7 @@
               <w:spacing w:after="10" w:before="0"/>
               <w:ind w:left="120"/>
             </w:pPr>
-            <w:hyperlink w:history="1" r:id="rIdgzg3070txntmbgernexho">
+            <w:hyperlink w:history="1" r:id="rIdtwqrgwfgxzecqldnuygwz">
               <w:r>
                 <w:rPr>
                   <w:rFonts w:ascii="Arial" w:cs="Arial" w:eastAsia="Arial" w:hAnsi="Arial"/>
@@ -19435,7 +19435,7 @@
             <w:pPr>
               <w:spacing w:after="20" w:before="0"/>
             </w:pPr>
-            <w:hyperlink w:history="1" r:id="rIdrn38abalk94qvfpceprib">
+            <w:hyperlink w:history="1" r:id="rIdcmsd6kvyezh2hqc-vze6n">
               <w:r>
                 <w:rPr>
                   <w:rFonts w:ascii="Arial" w:cs="Arial" w:eastAsia="Arial" w:hAnsi="Arial"/>
@@ -19468,7 +19468,7 @@
               <w:spacing w:after="10" w:before="0"/>
               <w:ind w:left="120"/>
             </w:pPr>
-            <w:hyperlink w:history="1" r:id="rIdglnbatldcxcptcprv_ilg">
+            <w:hyperlink w:history="1" r:id="rIdpw9f7zvxmswxznvlxbvlr">
               <w:r>
                 <w:rPr>
                   <w:rFonts w:ascii="Arial" w:cs="Arial" w:eastAsia="Arial" w:hAnsi="Arial"/>
@@ -19513,7 +19513,7 @@
             <w:pPr>
               <w:spacing w:after="20" w:before="0"/>
             </w:pPr>
-            <w:hyperlink w:history="1" r:id="rIduzxvsdiyz4lfhpxdmofqx">
+            <w:hyperlink w:history="1" r:id="rId-nk6ybmq5y4bvboxe51zx">
               <w:r>
                 <w:rPr>
                   <w:rFonts w:ascii="Arial" w:cs="Arial" w:eastAsia="Arial" w:hAnsi="Arial"/>
@@ -19546,7 +19546,7 @@
               <w:spacing w:after="10" w:before="0"/>
               <w:ind w:left="120"/>
             </w:pPr>
-            <w:hyperlink w:history="1" r:id="rIdlruosrrvsuqbqxoiyya-d">
+            <w:hyperlink w:history="1" r:id="rIdi6ql9i7cmdovlgigpx-05">
               <w:r>
                 <w:rPr>
                   <w:rFonts w:ascii="Arial" w:cs="Arial" w:eastAsia="Arial" w:hAnsi="Arial"/>
@@ -21033,7 +21033,7 @@
             <w:pPr>
               <w:spacing w:after="20" w:before="0"/>
             </w:pPr>
-            <w:hyperlink w:history="1" r:id="rId9dkjx8qzonia7iw_qe_vz">
+            <w:hyperlink w:history="1" r:id="rIdam_eopw-ubfwfvqg4k3h7">
               <w:r>
                 <w:rPr>
                   <w:rFonts w:ascii="Arial" w:cs="Arial" w:eastAsia="Arial" w:hAnsi="Arial"/>
@@ -21066,7 +21066,7 @@
               <w:spacing w:after="10" w:before="0"/>
               <w:ind w:left="120"/>
             </w:pPr>
-            <w:hyperlink w:history="1" r:id="rIdcd28b0wv9cjz7krm-3svj">
+            <w:hyperlink w:history="1" r:id="rIdvvpohctbo_iuppuyjkifc">
               <w:r>
                 <w:rPr>
                   <w:rFonts w:ascii="Arial" w:cs="Arial" w:eastAsia="Arial" w:hAnsi="Arial"/>
@@ -21111,7 +21111,7 @@
             <w:pPr>
               <w:spacing w:after="20" w:before="0"/>
             </w:pPr>
-            <w:hyperlink w:history="1" r:id="rIdlyb8jxtnqpysgz_xz-khw">
+            <w:hyperlink w:history="1" r:id="rIdkolcntvfw8sbwqbav38su">
               <w:r>
                 <w:rPr>
                   <w:rFonts w:ascii="Arial" w:cs="Arial" w:eastAsia="Arial" w:hAnsi="Arial"/>
@@ -21144,7 +21144,7 @@
               <w:spacing w:after="10" w:before="0"/>
               <w:ind w:left="120"/>
             </w:pPr>
-            <w:hyperlink w:history="1" r:id="rIdhfp_kwudh7p7pchprgzsl">
+            <w:hyperlink w:history="1" r:id="rId_ocec8bomfczllq7j64qg">
               <w:r>
                 <w:rPr>
                   <w:rFonts w:ascii="Arial" w:cs="Arial" w:eastAsia="Arial" w:hAnsi="Arial"/>
@@ -21339,7 +21339,7 @@
             <w:pPr>
               <w:spacing w:after="20" w:before="0"/>
             </w:pPr>
-            <w:hyperlink w:history="1" r:id="rIdnu8b_nmybkmneru9gadq6">
+            <w:hyperlink w:history="1" r:id="rIdc7eglat22dpvmjc_v67pv">
               <w:r>
                 <w:rPr>
                   <w:rFonts w:ascii="Arial" w:cs="Arial" w:eastAsia="Arial" w:hAnsi="Arial"/>
@@ -21372,7 +21372,7 @@
               <w:spacing w:after="10" w:before="0"/>
               <w:ind w:left="120"/>
             </w:pPr>
-            <w:hyperlink w:history="1" r:id="rId_wgobt_uhfqgoll4eotit">
+            <w:hyperlink w:history="1" r:id="rIdlygsrmfzpgz2zbw_6tsxo">
               <w:r>
                 <w:rPr>
                   <w:rFonts w:ascii="Arial" w:cs="Arial" w:eastAsia="Arial" w:hAnsi="Arial"/>
@@ -21417,7 +21417,7 @@
             <w:pPr>
               <w:spacing w:after="20" w:before="0"/>
             </w:pPr>
-            <w:hyperlink w:history="1" r:id="rId2gg6paad6pmsbj2d1xqdn">
+            <w:hyperlink w:history="1" r:id="rIdptstv07j9duaf55ixlh1x">
               <w:r>
                 <w:rPr>
                   <w:rFonts w:ascii="Arial" w:cs="Arial" w:eastAsia="Arial" w:hAnsi="Arial"/>
@@ -21450,7 +21450,7 @@
               <w:spacing w:after="10" w:before="0"/>
               <w:ind w:left="120"/>
             </w:pPr>
-            <w:hyperlink w:history="1" r:id="rId3cn7st7vh6vllrcwrdsw6">
+            <w:hyperlink w:history="1" r:id="rIddy_ddrat6gsvqm1lt2cyf">
               <w:r>
                 <w:rPr>
                   <w:rFonts w:ascii="Arial" w:cs="Arial" w:eastAsia="Arial" w:hAnsi="Arial"/>
@@ -21645,7 +21645,7 @@
             <w:pPr>
               <w:spacing w:after="20" w:before="0"/>
             </w:pPr>
-            <w:hyperlink w:history="1" r:id="rIdlwwwqdbmkxwjkdud4hveq">
+            <w:hyperlink w:history="1" r:id="rId1hcg2oy8i_nnm9az_z_ui">
               <w:r>
                 <w:rPr>
                   <w:rFonts w:ascii="Arial" w:cs="Arial" w:eastAsia="Arial" w:hAnsi="Arial"/>
@@ -21678,7 +21678,7 @@
               <w:spacing w:after="10" w:before="0"/>
               <w:ind w:left="120"/>
             </w:pPr>
-            <w:hyperlink w:history="1" r:id="rIdkxk80bkgriexnjkn7s93r">
+            <w:hyperlink w:history="1" r:id="rIdnx6mfsz7cvydxsvrllwrw">
               <w:r>
                 <w:rPr>
                   <w:rFonts w:ascii="Arial" w:cs="Arial" w:eastAsia="Arial" w:hAnsi="Arial"/>
@@ -21723,7 +21723,7 @@
             <w:pPr>
               <w:spacing w:after="20" w:before="0"/>
             </w:pPr>
-            <w:hyperlink w:history="1" r:id="rIdjfozltvhnhfebuh3ez7wu">
+            <w:hyperlink w:history="1" r:id="rIdoi7akfcwghgzyqhqjqls9">
               <w:r>
                 <w:rPr>
                   <w:rFonts w:ascii="Arial" w:cs="Arial" w:eastAsia="Arial" w:hAnsi="Arial"/>
@@ -21756,7 +21756,7 @@
               <w:spacing w:after="10" w:before="0"/>
               <w:ind w:left="120"/>
             </w:pPr>
-            <w:hyperlink w:history="1" r:id="rIdst0sskadaua_ui3xssxvm">
+            <w:hyperlink w:history="1" r:id="rIdlmub8pe1e4julsekbq46o">
               <w:r>
                 <w:rPr>
                   <w:rFonts w:ascii="Arial" w:cs="Arial" w:eastAsia="Arial" w:hAnsi="Arial"/>
@@ -21951,7 +21951,7 @@
             <w:pPr>
               <w:spacing w:after="20" w:before="0"/>
             </w:pPr>
-            <w:hyperlink w:history="1" r:id="rId7ub1e8dywsey9_hadkcet">
+            <w:hyperlink w:history="1" r:id="rIdvlm8no_1lus9jdixykw5o">
               <w:r>
                 <w:rPr>
                   <w:rFonts w:ascii="Arial" w:cs="Arial" w:eastAsia="Arial" w:hAnsi="Arial"/>
@@ -21984,7 +21984,7 @@
               <w:spacing w:after="10" w:before="0"/>
               <w:ind w:left="120"/>
             </w:pPr>
-            <w:hyperlink w:history="1" r:id="rId1tmhkvu4pzvtsroqmghb-">
+            <w:hyperlink w:history="1" r:id="rIdq0ytbugon5zaotlwkh_1n">
               <w:r>
                 <w:rPr>
                   <w:rFonts w:ascii="Arial" w:cs="Arial" w:eastAsia="Arial" w:hAnsi="Arial"/>
@@ -22029,7 +22029,7 @@
             <w:pPr>
               <w:spacing w:after="20" w:before="0"/>
             </w:pPr>
-            <w:hyperlink w:history="1" r:id="rIdxhxldxewpzujttzqzkdho">
+            <w:hyperlink w:history="1" r:id="rIdodqey7ap-e8bqngf5nmrj">
               <w:r>
                 <w:rPr>
                   <w:rFonts w:ascii="Arial" w:cs="Arial" w:eastAsia="Arial" w:hAnsi="Arial"/>
@@ -22062,7 +22062,7 @@
               <w:spacing w:after="10" w:before="0"/>
               <w:ind w:left="120"/>
             </w:pPr>
-            <w:hyperlink w:history="1" r:id="rIdjqppubwtddamn-2osa2ai">
+            <w:hyperlink w:history="1" r:id="rIdlsuicdsn-zn11kuwwmcmv">
               <w:r>
                 <w:rPr>
                   <w:rFonts w:ascii="Arial" w:cs="Arial" w:eastAsia="Arial" w:hAnsi="Arial"/>
@@ -22257,7 +22257,7 @@
             <w:pPr>
               <w:spacing w:after="20" w:before="0"/>
             </w:pPr>
-            <w:hyperlink w:history="1" r:id="rIdk8rn_fhu8cbuxh2hh6yo1">
+            <w:hyperlink w:history="1" r:id="rIdv_gzn4wscc4k7hfbyqxxk">
               <w:r>
                 <w:rPr>
                   <w:rFonts w:ascii="Arial" w:cs="Arial" w:eastAsia="Arial" w:hAnsi="Arial"/>
@@ -22290,7 +22290,7 @@
               <w:spacing w:after="10" w:before="0"/>
               <w:ind w:left="120"/>
             </w:pPr>
-            <w:hyperlink w:history="1" r:id="rIdibvux5neh0_dyfgukk9w6">
+            <w:hyperlink w:history="1" r:id="rIdssxctj9lmfv1q_gb0ybie">
               <w:r>
                 <w:rPr>
                   <w:rFonts w:ascii="Arial" w:cs="Arial" w:eastAsia="Arial" w:hAnsi="Arial"/>
@@ -22335,7 +22335,7 @@
             <w:pPr>
               <w:spacing w:after="20" w:before="0"/>
             </w:pPr>
-            <w:hyperlink w:history="1" r:id="rId7srrf9waqkwblbgpizvwa">
+            <w:hyperlink w:history="1" r:id="rIdgovnc6cqaelozbxlyl6r1">
               <w:r>
                 <w:rPr>
                   <w:rFonts w:ascii="Arial" w:cs="Arial" w:eastAsia="Arial" w:hAnsi="Arial"/>
@@ -22368,7 +22368,7 @@
               <w:spacing w:after="10" w:before="0"/>
               <w:ind w:left="120"/>
             </w:pPr>
-            <w:hyperlink w:history="1" r:id="rIdz3eg0gvt9fo13hkns1g9s">
+            <w:hyperlink w:history="1" r:id="rIdnxv3yu0bqupzhkibkzwl2">
               <w:r>
                 <w:rPr>
                   <w:rFonts w:ascii="Arial" w:cs="Arial" w:eastAsia="Arial" w:hAnsi="Arial"/>
@@ -23855,7 +23855,7 @@
             <w:pPr>
               <w:spacing w:after="20" w:before="0"/>
             </w:pPr>
-            <w:hyperlink w:history="1" r:id="rIdvhcb7xajy2bk6mfhyun9a">
+            <w:hyperlink w:history="1" r:id="rIdr-h5yvogzwrmxzqehpbrj">
               <w:r>
                 <w:rPr>
                   <w:rFonts w:ascii="Arial" w:cs="Arial" w:eastAsia="Arial" w:hAnsi="Arial"/>
@@ -23888,7 +23888,7 @@
               <w:spacing w:after="10" w:before="0"/>
               <w:ind w:left="120"/>
             </w:pPr>
-            <w:hyperlink w:history="1" r:id="rIdznzvxiavdbfc2ffxbmezv">
+            <w:hyperlink w:history="1" r:id="rId9herefxwqtqzo1v3ebs5d">
               <w:r>
                 <w:rPr>
                   <w:rFonts w:ascii="Arial" w:cs="Arial" w:eastAsia="Arial" w:hAnsi="Arial"/>
@@ -23933,7 +23933,7 @@
             <w:pPr>
               <w:spacing w:after="20" w:before="0"/>
             </w:pPr>
-            <w:hyperlink w:history="1" r:id="rIdeabjvlakr51xtq85fd6oi">
+            <w:hyperlink w:history="1" r:id="rIdpryfaiodppsdm-tctmltx">
               <w:r>
                 <w:rPr>
                   <w:rFonts w:ascii="Arial" w:cs="Arial" w:eastAsia="Arial" w:hAnsi="Arial"/>
@@ -23966,7 +23966,7 @@
               <w:spacing w:after="10" w:before="0"/>
               <w:ind w:left="120"/>
             </w:pPr>
-            <w:hyperlink w:history="1" r:id="rIdvgada0aesuhd-zsyyf9pa">
+            <w:hyperlink w:history="1" r:id="rIdfanpnx5oakn8rpl528-ci">
               <w:r>
                 <w:rPr>
                   <w:rFonts w:ascii="Arial" w:cs="Arial" w:eastAsia="Arial" w:hAnsi="Arial"/>
@@ -24161,7 +24161,7 @@
             <w:pPr>
               <w:spacing w:after="20" w:before="0"/>
             </w:pPr>
-            <w:hyperlink w:history="1" r:id="rIdcwyxrxs9y_mmpg5rd-z8a">
+            <w:hyperlink w:history="1" r:id="rId04ypviknp-vsfgvccts00">
               <w:r>
                 <w:rPr>
                   <w:rFonts w:ascii="Arial" w:cs="Arial" w:eastAsia="Arial" w:hAnsi="Arial"/>
@@ -24194,7 +24194,7 @@
               <w:spacing w:after="10" w:before="0"/>
               <w:ind w:left="120"/>
             </w:pPr>
-            <w:hyperlink w:history="1" r:id="rIdnvgx6zlgfxpjkbrjvjznv">
+            <w:hyperlink w:history="1" r:id="rId5jvg2gqr8t5ptyjfikqkp">
               <w:r>
                 <w:rPr>
                   <w:rFonts w:ascii="Arial" w:cs="Arial" w:eastAsia="Arial" w:hAnsi="Arial"/>
@@ -24239,7 +24239,7 @@
             <w:pPr>
               <w:spacing w:after="20" w:before="0"/>
             </w:pPr>
-            <w:hyperlink w:history="1" r:id="rIdg5luakhav-48fgkxqazeb">
+            <w:hyperlink w:history="1" r:id="rIddznb5vfpsbxmmsyd8dieo">
               <w:r>
                 <w:rPr>
                   <w:rFonts w:ascii="Arial" w:cs="Arial" w:eastAsia="Arial" w:hAnsi="Arial"/>
@@ -24272,7 +24272,7 @@
               <w:spacing w:after="10" w:before="0"/>
               <w:ind w:left="120"/>
             </w:pPr>
-            <w:hyperlink w:history="1" r:id="rId8zup-ij5c2vivckamiejs">
+            <w:hyperlink w:history="1" r:id="rIdtqh6kyq5hra7u61sppxap">
               <w:r>
                 <w:rPr>
                   <w:rFonts w:ascii="Arial" w:cs="Arial" w:eastAsia="Arial" w:hAnsi="Arial"/>
@@ -24695,7 +24695,7 @@
             <w:pPr>
               <w:spacing w:after="20" w:before="0"/>
             </w:pPr>
-            <w:hyperlink w:history="1" r:id="rIdgzgyanuiqy10ywtwjscuv">
+            <w:hyperlink w:history="1" r:id="rIdxrlqvrjinlu6tjsr5kwbz">
               <w:r>
                 <w:rPr>
                   <w:rFonts w:ascii="Arial" w:cs="Arial" w:eastAsia="Arial" w:hAnsi="Arial"/>
@@ -24728,7 +24728,7 @@
               <w:spacing w:after="10" w:before="0"/>
               <w:ind w:left="120"/>
             </w:pPr>
-            <w:hyperlink w:history="1" r:id="rIdgtdfniavyfmzbf_64ozqe">
+            <w:hyperlink w:history="1" r:id="rIdljkccvlsungumocvqyn-t">
               <w:r>
                 <w:rPr>
                   <w:rFonts w:ascii="Arial" w:cs="Arial" w:eastAsia="Arial" w:hAnsi="Arial"/>
@@ -24773,7 +24773,7 @@
             <w:pPr>
               <w:spacing w:after="20" w:before="0"/>
             </w:pPr>
-            <w:hyperlink w:history="1" r:id="rIdtyk2gblqnbfhtvbqidpp3">
+            <w:hyperlink w:history="1" r:id="rIdhuf6ctgft-tnagzpkplrw">
               <w:r>
                 <w:rPr>
                   <w:rFonts w:ascii="Arial" w:cs="Arial" w:eastAsia="Arial" w:hAnsi="Arial"/>
@@ -24806,7 +24806,7 @@
               <w:spacing w:after="10" w:before="0"/>
               <w:ind w:left="120"/>
             </w:pPr>
-            <w:hyperlink w:history="1" r:id="rIdemo8wtkl_1srvjdm3e95z">
+            <w:hyperlink w:history="1" r:id="rIdsne3wmryjhsq84-gkcwht">
               <w:r>
                 <w:rPr>
                   <w:rFonts w:ascii="Arial" w:cs="Arial" w:eastAsia="Arial" w:hAnsi="Arial"/>
@@ -25001,7 +25001,7 @@
             <w:pPr>
               <w:spacing w:after="20" w:before="0"/>
             </w:pPr>
-            <w:hyperlink w:history="1" r:id="rIdhwb2wtu8ioqdddhltxdj3">
+            <w:hyperlink w:history="1" r:id="rIdc8cc5kujgwqx9d6ihhkr7">
               <w:r>
                 <w:rPr>
                   <w:rFonts w:ascii="Arial" w:cs="Arial" w:eastAsia="Arial" w:hAnsi="Arial"/>
@@ -25034,7 +25034,7 @@
               <w:spacing w:after="10" w:before="0"/>
               <w:ind w:left="120"/>
             </w:pPr>
-            <w:hyperlink w:history="1" r:id="rIdkwnzhn9sj0vkhubgkfomr">
+            <w:hyperlink w:history="1" r:id="rId3tg6kcmcphs0mtdkoegeg">
               <w:r>
                 <w:rPr>
                   <w:rFonts w:ascii="Arial" w:cs="Arial" w:eastAsia="Arial" w:hAnsi="Arial"/>
@@ -25079,7 +25079,7 @@
             <w:pPr>
               <w:spacing w:after="20" w:before="0"/>
             </w:pPr>
-            <w:hyperlink w:history="1" r:id="rIdfktfi-ai7d-efhsog4u5e">
+            <w:hyperlink w:history="1" r:id="rIdo9r3rojedcybvyjpt-aa4">
               <w:r>
                 <w:rPr>
                   <w:rFonts w:ascii="Arial" w:cs="Arial" w:eastAsia="Arial" w:hAnsi="Arial"/>
@@ -25112,7 +25112,7 @@
               <w:spacing w:after="10" w:before="0"/>
               <w:ind w:left="120"/>
             </w:pPr>
-            <w:hyperlink w:history="1" r:id="rId-1m5ealk512wprfylrkm5">
+            <w:hyperlink w:history="1" r:id="rIdmggt89hubkxiavmb-km0z">
               <w:r>
                 <w:rPr>
                   <w:rFonts w:ascii="Arial" w:cs="Arial" w:eastAsia="Arial" w:hAnsi="Arial"/>
@@ -25307,7 +25307,7 @@
             <w:pPr>
               <w:spacing w:after="20" w:before="0"/>
             </w:pPr>
-            <w:hyperlink w:history="1" r:id="rIdl21-ier_asaqt88-6ekwn">
+            <w:hyperlink w:history="1" r:id="rIdk5s3l5xtuwaqouaekiwng">
               <w:r>
                 <w:rPr>
                   <w:rFonts w:ascii="Arial" w:cs="Arial" w:eastAsia="Arial" w:hAnsi="Arial"/>
@@ -25340,7 +25340,7 @@
               <w:spacing w:after="10" w:before="0"/>
               <w:ind w:left="120"/>
             </w:pPr>
-            <w:hyperlink w:history="1" r:id="rIdlysafu_r3zcxtol_wmjik">
+            <w:hyperlink w:history="1" r:id="rIdoujpiicv4szexix9snnqd">
               <w:r>
                 <w:rPr>
                   <w:rFonts w:ascii="Arial" w:cs="Arial" w:eastAsia="Arial" w:hAnsi="Arial"/>
@@ -25385,7 +25385,7 @@
             <w:pPr>
               <w:spacing w:after="20" w:before="0"/>
             </w:pPr>
-            <w:hyperlink w:history="1" r:id="rIdnbjhnoeg6rdh78n3ykkwb">
+            <w:hyperlink w:history="1" r:id="rIdfjfttxd8q2wq24zsqsi7g">
               <w:r>
                 <w:rPr>
                   <w:rFonts w:ascii="Arial" w:cs="Arial" w:eastAsia="Arial" w:hAnsi="Arial"/>
@@ -25418,7 +25418,7 @@
               <w:spacing w:after="10" w:before="0"/>
               <w:ind w:left="120"/>
             </w:pPr>
-            <w:hyperlink w:history="1" r:id="rIdglxdtncpzbpkwz0ul5nni">
+            <w:hyperlink w:history="1" r:id="rIdyuhsxrlgc7tptevk3hgve">
               <w:r>
                 <w:rPr>
                   <w:rFonts w:ascii="Arial" w:cs="Arial" w:eastAsia="Arial" w:hAnsi="Arial"/>

--- a/data/outputs/v2/Maths/SS1.2_Indices/Mathematics_Indices_CBE_LessonSequence.docx
+++ b/data/outputs/v2/Maths/SS1.2_Indices/Mathematics_Indices_CBE_LessonSequence.docx
@@ -3065,7 +3065,7 @@
             <w:pPr>
               <w:spacing w:after="20" w:before="0"/>
             </w:pPr>
-            <w:hyperlink w:history="1" r:id="rIdnhb5wq93pxllya7a4hwgq">
+            <w:hyperlink w:history="1" r:id="rIduphieldxgq4c0yeula_pb">
               <w:r>
                 <w:rPr>
                   <w:rFonts w:ascii="Arial" w:cs="Arial" w:eastAsia="Arial" w:hAnsi="Arial"/>
@@ -3098,7 +3098,7 @@
               <w:spacing w:after="10" w:before="0"/>
               <w:ind w:left="120"/>
             </w:pPr>
-            <w:hyperlink w:history="1" r:id="rIdd1cdu4xalsk7ub7dba2ls">
+            <w:hyperlink w:history="1" r:id="rIdvmgr-n7or150_2hpym-fe">
               <w:r>
                 <w:rPr>
                   <w:rFonts w:ascii="Arial" w:cs="Arial" w:eastAsia="Arial" w:hAnsi="Arial"/>
@@ -3143,7 +3143,7 @@
             <w:pPr>
               <w:spacing w:after="20" w:before="0"/>
             </w:pPr>
-            <w:hyperlink w:history="1" r:id="rIdxhxtqsg5hpbkclafjetyg">
+            <w:hyperlink w:history="1" r:id="rId4jhesqd5ilsi9fz87gvqb">
               <w:r>
                 <w:rPr>
                   <w:rFonts w:ascii="Arial" w:cs="Arial" w:eastAsia="Arial" w:hAnsi="Arial"/>
@@ -3176,7 +3176,7 @@
               <w:spacing w:after="10" w:before="0"/>
               <w:ind w:left="120"/>
             </w:pPr>
-            <w:hyperlink w:history="1" r:id="rIdropg9jsflja8ppusslfbi">
+            <w:hyperlink w:history="1" r:id="rIdq7l9b2mwk5ctz1gvbnh1z">
               <w:r>
                 <w:rPr>
                   <w:rFonts w:ascii="Arial" w:cs="Arial" w:eastAsia="Arial" w:hAnsi="Arial"/>
@@ -3371,7 +3371,7 @@
             <w:pPr>
               <w:spacing w:after="20" w:before="0"/>
             </w:pPr>
-            <w:hyperlink w:history="1" r:id="rIdccf5-or1llpenyzy6ptxj">
+            <w:hyperlink w:history="1" r:id="rId7xskwvhwlx9rxer3wrln7">
               <w:r>
                 <w:rPr>
                   <w:rFonts w:ascii="Arial" w:cs="Arial" w:eastAsia="Arial" w:hAnsi="Arial"/>
@@ -3404,7 +3404,7 @@
               <w:spacing w:after="10" w:before="0"/>
               <w:ind w:left="120"/>
             </w:pPr>
-            <w:hyperlink w:history="1" r:id="rIdjjnuaixkcubbizof4vfbl">
+            <w:hyperlink w:history="1" r:id="rId-6egzkmjj2qenfbwpnutu">
               <w:r>
                 <w:rPr>
                   <w:rFonts w:ascii="Arial" w:cs="Arial" w:eastAsia="Arial" w:hAnsi="Arial"/>
@@ -3449,7 +3449,7 @@
             <w:pPr>
               <w:spacing w:after="20" w:before="0"/>
             </w:pPr>
-            <w:hyperlink w:history="1" r:id="rIdqcpfjlm9-vknssbzc_asd">
+            <w:hyperlink w:history="1" r:id="rIdc9olxwwsn4fz4tjisor-h">
               <w:r>
                 <w:rPr>
                   <w:rFonts w:ascii="Arial" w:cs="Arial" w:eastAsia="Arial" w:hAnsi="Arial"/>
@@ -3482,7 +3482,7 @@
               <w:spacing w:after="10" w:before="0"/>
               <w:ind w:left="120"/>
             </w:pPr>
-            <w:hyperlink w:history="1" r:id="rIdnoepkasf7elvahwdnt9w9">
+            <w:hyperlink w:history="1" r:id="rIdwyyhozclnjro5eeml33i0">
               <w:r>
                 <w:rPr>
                   <w:rFonts w:ascii="Arial" w:cs="Arial" w:eastAsia="Arial" w:hAnsi="Arial"/>
@@ -3677,7 +3677,7 @@
             <w:pPr>
               <w:spacing w:after="20" w:before="0"/>
             </w:pPr>
-            <w:hyperlink w:history="1" r:id="rIdk8lxgqnkv5ro5ncjzzr4e">
+            <w:hyperlink w:history="1" r:id="rIdn-sjoyy-dywahvp0k7udj">
               <w:r>
                 <w:rPr>
                   <w:rFonts w:ascii="Arial" w:cs="Arial" w:eastAsia="Arial" w:hAnsi="Arial"/>
@@ -3710,7 +3710,7 @@
               <w:spacing w:after="10" w:before="0"/>
               <w:ind w:left="120"/>
             </w:pPr>
-            <w:hyperlink w:history="1" r:id="rIdm9pnojuuxmvbymnomohwb">
+            <w:hyperlink w:history="1" r:id="rIdpaj3fs-20z0l23jrzwphl">
               <w:r>
                 <w:rPr>
                   <w:rFonts w:ascii="Arial" w:cs="Arial" w:eastAsia="Arial" w:hAnsi="Arial"/>
@@ -3755,7 +3755,7 @@
             <w:pPr>
               <w:spacing w:after="20" w:before="0"/>
             </w:pPr>
-            <w:hyperlink w:history="1" r:id="rIdn7spj_dwfwntbcttkyzhq">
+            <w:hyperlink w:history="1" r:id="rId6aydcacca6uwx0uoyfgve">
               <w:r>
                 <w:rPr>
                   <w:rFonts w:ascii="Arial" w:cs="Arial" w:eastAsia="Arial" w:hAnsi="Arial"/>
@@ -3788,7 +3788,7 @@
               <w:spacing w:after="10" w:before="0"/>
               <w:ind w:left="120"/>
             </w:pPr>
-            <w:hyperlink w:history="1" r:id="rIdya7q6indoklg11juhwlue">
+            <w:hyperlink w:history="1" r:id="rIdwlq-xhcw2pn_v4e0w08f5">
               <w:r>
                 <w:rPr>
                   <w:rFonts w:ascii="Arial" w:cs="Arial" w:eastAsia="Arial" w:hAnsi="Arial"/>
@@ -3983,7 +3983,7 @@
             <w:pPr>
               <w:spacing w:after="20" w:before="0"/>
             </w:pPr>
-            <w:hyperlink w:history="1" r:id="rIdrkrxpzzefiwhji_6owqbe">
+            <w:hyperlink w:history="1" r:id="rIduqr84dijisdh3tbniecnk">
               <w:r>
                 <w:rPr>
                   <w:rFonts w:ascii="Arial" w:cs="Arial" w:eastAsia="Arial" w:hAnsi="Arial"/>
@@ -4016,7 +4016,7 @@
               <w:spacing w:after="10" w:before="0"/>
               <w:ind w:left="120"/>
             </w:pPr>
-            <w:hyperlink w:history="1" r:id="rIdikufi-zdrn7fqyi-ny-9b">
+            <w:hyperlink w:history="1" r:id="rIdex94xe_-mgq0w2i9kgdyk">
               <w:r>
                 <w:rPr>
                   <w:rFonts w:ascii="Arial" w:cs="Arial" w:eastAsia="Arial" w:hAnsi="Arial"/>
@@ -4061,7 +4061,7 @@
             <w:pPr>
               <w:spacing w:after="20" w:before="0"/>
             </w:pPr>
-            <w:hyperlink w:history="1" r:id="rIdz2tkatz_ulrbuwtmfdqbs">
+            <w:hyperlink w:history="1" r:id="rIdlnrnszi-vhnnhghwpzobm">
               <w:r>
                 <w:rPr>
                   <w:rFonts w:ascii="Arial" w:cs="Arial" w:eastAsia="Arial" w:hAnsi="Arial"/>
@@ -4094,7 +4094,7 @@
               <w:spacing w:after="10" w:before="0"/>
               <w:ind w:left="120"/>
             </w:pPr>
-            <w:hyperlink w:history="1" r:id="rIdtudsej6a7zz7sx0lexhjt">
+            <w:hyperlink w:history="1" r:id="rIdyix2f7d7yjjfocx_9bp3d">
               <w:r>
                 <w:rPr>
                   <w:rFonts w:ascii="Arial" w:cs="Arial" w:eastAsia="Arial" w:hAnsi="Arial"/>
@@ -4289,7 +4289,7 @@
             <w:pPr>
               <w:spacing w:after="20" w:before="0"/>
             </w:pPr>
-            <w:hyperlink w:history="1" r:id="rId_d01vu1xjmplnucvyhdej">
+            <w:hyperlink w:history="1" r:id="rIdg0os8i7xkawmwnhj4whyc">
               <w:r>
                 <w:rPr>
                   <w:rFonts w:ascii="Arial" w:cs="Arial" w:eastAsia="Arial" w:hAnsi="Arial"/>
@@ -4322,7 +4322,7 @@
               <w:spacing w:after="10" w:before="0"/>
               <w:ind w:left="120"/>
             </w:pPr>
-            <w:hyperlink w:history="1" r:id="rIdg2ssyy13qzq9ake_ab69v">
+            <w:hyperlink w:history="1" r:id="rIdmg4exq2vam6ntdt0koc31">
               <w:r>
                 <w:rPr>
                   <w:rFonts w:ascii="Arial" w:cs="Arial" w:eastAsia="Arial" w:hAnsi="Arial"/>
@@ -4367,7 +4367,7 @@
             <w:pPr>
               <w:spacing w:after="20" w:before="0"/>
             </w:pPr>
-            <w:hyperlink w:history="1" r:id="rIdrypqkz7kcuztkwxc5lfir">
+            <w:hyperlink w:history="1" r:id="rIdf9ccgzexj2t-aublfkhq-">
               <w:r>
                 <w:rPr>
                   <w:rFonts w:ascii="Arial" w:cs="Arial" w:eastAsia="Arial" w:hAnsi="Arial"/>
@@ -4400,7 +4400,7 @@
               <w:spacing w:after="10" w:before="0"/>
               <w:ind w:left="120"/>
             </w:pPr>
-            <w:hyperlink w:history="1" r:id="rIdfz1bisyykj58vwjd3xp2c">
+            <w:hyperlink w:history="1" r:id="rIdfxv6ta8j7ynys-z4hnrr2">
               <w:r>
                 <w:rPr>
                   <w:rFonts w:ascii="Arial" w:cs="Arial" w:eastAsia="Arial" w:hAnsi="Arial"/>
@@ -5887,7 +5887,7 @@
             <w:pPr>
               <w:spacing w:after="20" w:before="0"/>
             </w:pPr>
-            <w:hyperlink w:history="1" r:id="rIdzwfksvyic8hu9fjoklz8z">
+            <w:hyperlink w:history="1" r:id="rId9lo0qrpddhbrs5yzh34mx">
               <w:r>
                 <w:rPr>
                   <w:rFonts w:ascii="Arial" w:cs="Arial" w:eastAsia="Arial" w:hAnsi="Arial"/>
@@ -5920,7 +5920,7 @@
               <w:spacing w:after="10" w:before="0"/>
               <w:ind w:left="120"/>
             </w:pPr>
-            <w:hyperlink w:history="1" r:id="rIdoaafnb1awnzsd0jd4p6mz">
+            <w:hyperlink w:history="1" r:id="rIdwcz_unn5cpnifmtw7cukq">
               <w:r>
                 <w:rPr>
                   <w:rFonts w:ascii="Arial" w:cs="Arial" w:eastAsia="Arial" w:hAnsi="Arial"/>
@@ -5965,7 +5965,7 @@
             <w:pPr>
               <w:spacing w:after="20" w:before="0"/>
             </w:pPr>
-            <w:hyperlink w:history="1" r:id="rIdg-s0ekjl55ubjfziuz6g_">
+            <w:hyperlink w:history="1" r:id="rId41ht0oxzwedxnwdsryplr">
               <w:r>
                 <w:rPr>
                   <w:rFonts w:ascii="Arial" w:cs="Arial" w:eastAsia="Arial" w:hAnsi="Arial"/>
@@ -5998,7 +5998,7 @@
               <w:spacing w:after="10" w:before="0"/>
               <w:ind w:left="120"/>
             </w:pPr>
-            <w:hyperlink w:history="1" r:id="rIdaupcjhyvwfc4hy4_fexkv">
+            <w:hyperlink w:history="1" r:id="rIdqmhjwc9oqhe5aydtbqntj">
               <w:r>
                 <w:rPr>
                   <w:rFonts w:ascii="Arial" w:cs="Arial" w:eastAsia="Arial" w:hAnsi="Arial"/>
@@ -6193,7 +6193,7 @@
             <w:pPr>
               <w:spacing w:after="20" w:before="0"/>
             </w:pPr>
-            <w:hyperlink w:history="1" r:id="rId6l0ux6ef_scczkpgxf9w8">
+            <w:hyperlink w:history="1" r:id="rIdxh15_z9xl8pjn3egvuqhq">
               <w:r>
                 <w:rPr>
                   <w:rFonts w:ascii="Arial" w:cs="Arial" w:eastAsia="Arial" w:hAnsi="Arial"/>
@@ -6226,7 +6226,7 @@
               <w:spacing w:after="10" w:before="0"/>
               <w:ind w:left="120"/>
             </w:pPr>
-            <w:hyperlink w:history="1" r:id="rIdojfkcaly3gmwxzfxvyddr">
+            <w:hyperlink w:history="1" r:id="rIdiy6v31hppgkgh5zqpownb">
               <w:r>
                 <w:rPr>
                   <w:rFonts w:ascii="Arial" w:cs="Arial" w:eastAsia="Arial" w:hAnsi="Arial"/>
@@ -6271,7 +6271,7 @@
             <w:pPr>
               <w:spacing w:after="20" w:before="0"/>
             </w:pPr>
-            <w:hyperlink w:history="1" r:id="rIdloslz2qfzbubmen_ezdyh">
+            <w:hyperlink w:history="1" r:id="rIdrqt-ytxtq-5w1j57yjm-f">
               <w:r>
                 <w:rPr>
                   <w:rFonts w:ascii="Arial" w:cs="Arial" w:eastAsia="Arial" w:hAnsi="Arial"/>
@@ -6304,7 +6304,7 @@
               <w:spacing w:after="10" w:before="0"/>
               <w:ind w:left="120"/>
             </w:pPr>
-            <w:hyperlink w:history="1" r:id="rIdornpqqg1alvyrsr8oryuz">
+            <w:hyperlink w:history="1" r:id="rIdw4kuvqh4vr-fumirs3jzc">
               <w:r>
                 <w:rPr>
                   <w:rFonts w:ascii="Arial" w:cs="Arial" w:eastAsia="Arial" w:hAnsi="Arial"/>
@@ -6499,7 +6499,7 @@
             <w:pPr>
               <w:spacing w:after="20" w:before="0"/>
             </w:pPr>
-            <w:hyperlink w:history="1" r:id="rId_gbxedwazutpn3v3bcami">
+            <w:hyperlink w:history="1" r:id="rIdba7se_7kq9lkrkjcigso-">
               <w:r>
                 <w:rPr>
                   <w:rFonts w:ascii="Arial" w:cs="Arial" w:eastAsia="Arial" w:hAnsi="Arial"/>
@@ -6532,7 +6532,7 @@
               <w:spacing w:after="10" w:before="0"/>
               <w:ind w:left="120"/>
             </w:pPr>
-            <w:hyperlink w:history="1" r:id="rIdqxoyggaa4utvclkf5sn1t">
+            <w:hyperlink w:history="1" r:id="rIdtf1orif1r-ps6unr66t3k">
               <w:r>
                 <w:rPr>
                   <w:rFonts w:ascii="Arial" w:cs="Arial" w:eastAsia="Arial" w:hAnsi="Arial"/>
@@ -6577,7 +6577,7 @@
             <w:pPr>
               <w:spacing w:after="20" w:before="0"/>
             </w:pPr>
-            <w:hyperlink w:history="1" r:id="rIdzuptofrwk8fzz0jylxqga">
+            <w:hyperlink w:history="1" r:id="rIdgkqiug67gggey16uq1z1y">
               <w:r>
                 <w:rPr>
                   <w:rFonts w:ascii="Arial" w:cs="Arial" w:eastAsia="Arial" w:hAnsi="Arial"/>
@@ -6610,7 +6610,7 @@
               <w:spacing w:after="10" w:before="0"/>
               <w:ind w:left="120"/>
             </w:pPr>
-            <w:hyperlink w:history="1" r:id="rId7uqgo5cvs6-fkii9odnjw">
+            <w:hyperlink w:history="1" r:id="rIdzk-nkohsimqlvngq2glya">
               <w:r>
                 <w:rPr>
                   <w:rFonts w:ascii="Arial" w:cs="Arial" w:eastAsia="Arial" w:hAnsi="Arial"/>
@@ -6805,7 +6805,7 @@
             <w:pPr>
               <w:spacing w:after="20" w:before="0"/>
             </w:pPr>
-            <w:hyperlink w:history="1" r:id="rIdgn_yvvobzudfjbveb0j55">
+            <w:hyperlink w:history="1" r:id="rId3wz6t1mcnfos48g0lulr6">
               <w:r>
                 <w:rPr>
                   <w:rFonts w:ascii="Arial" w:cs="Arial" w:eastAsia="Arial" w:hAnsi="Arial"/>
@@ -6838,7 +6838,7 @@
               <w:spacing w:after="10" w:before="0"/>
               <w:ind w:left="120"/>
             </w:pPr>
-            <w:hyperlink w:history="1" r:id="rId44_jhgx0zfjdhhaci8adk">
+            <w:hyperlink w:history="1" r:id="rId2ysjfusmcywm07-yohh4m">
               <w:r>
                 <w:rPr>
                   <w:rFonts w:ascii="Arial" w:cs="Arial" w:eastAsia="Arial" w:hAnsi="Arial"/>
@@ -6883,7 +6883,7 @@
             <w:pPr>
               <w:spacing w:after="20" w:before="0"/>
             </w:pPr>
-            <w:hyperlink w:history="1" r:id="rId6e-bgwpdcyrpixzoljzxi">
+            <w:hyperlink w:history="1" r:id="rIdhv0h2wdnkujembadsj6eo">
               <w:r>
                 <w:rPr>
                   <w:rFonts w:ascii="Arial" w:cs="Arial" w:eastAsia="Arial" w:hAnsi="Arial"/>
@@ -6916,7 +6916,7 @@
               <w:spacing w:after="10" w:before="0"/>
               <w:ind w:left="120"/>
             </w:pPr>
-            <w:hyperlink w:history="1" r:id="rId2ul_8sihqed1rehjf5cdv">
+            <w:hyperlink w:history="1" r:id="rIde_q0wcxaja_pxh0fcodzw">
               <w:r>
                 <w:rPr>
                   <w:rFonts w:ascii="Arial" w:cs="Arial" w:eastAsia="Arial" w:hAnsi="Arial"/>
@@ -7111,7 +7111,7 @@
             <w:pPr>
               <w:spacing w:after="20" w:before="0"/>
             </w:pPr>
-            <w:hyperlink w:history="1" r:id="rIdxjyqr1gqrrfrto10oqrqs">
+            <w:hyperlink w:history="1" r:id="rIdt9pfmwamjezkgdoiqzlyt">
               <w:r>
                 <w:rPr>
                   <w:rFonts w:ascii="Arial" w:cs="Arial" w:eastAsia="Arial" w:hAnsi="Arial"/>
@@ -7144,7 +7144,7 @@
               <w:spacing w:after="10" w:before="0"/>
               <w:ind w:left="120"/>
             </w:pPr>
-            <w:hyperlink w:history="1" r:id="rIdswccndibnyutbjr_2cacs">
+            <w:hyperlink w:history="1" r:id="rIdzb31yq1z6jcqy4f2sdrae">
               <w:r>
                 <w:rPr>
                   <w:rFonts w:ascii="Arial" w:cs="Arial" w:eastAsia="Arial" w:hAnsi="Arial"/>
@@ -7189,7 +7189,7 @@
             <w:pPr>
               <w:spacing w:after="20" w:before="0"/>
             </w:pPr>
-            <w:hyperlink w:history="1" r:id="rId-1jcvlhlmmj9p7o8kewrn">
+            <w:hyperlink w:history="1" r:id="rIdxaahqccqn_p4iwn9arjlt">
               <w:r>
                 <w:rPr>
                   <w:rFonts w:ascii="Arial" w:cs="Arial" w:eastAsia="Arial" w:hAnsi="Arial"/>
@@ -7222,7 +7222,7 @@
               <w:spacing w:after="10" w:before="0"/>
               <w:ind w:left="120"/>
             </w:pPr>
-            <w:hyperlink w:history="1" r:id="rIdwervhxmfqpucvl1oqtizw">
+            <w:hyperlink w:history="1" r:id="rIdjxp0h56h5emljepbbnin-">
               <w:r>
                 <w:rPr>
                   <w:rFonts w:ascii="Arial" w:cs="Arial" w:eastAsia="Arial" w:hAnsi="Arial"/>
@@ -8804,7 +8804,7 @@
             <w:pPr>
               <w:spacing w:after="20" w:before="0"/>
             </w:pPr>
-            <w:hyperlink w:history="1" r:id="rIdhqaw7cfn1o-r_adkyrlw4">
+            <w:hyperlink w:history="1" r:id="rId3ikt5jmbxzzafvcmzdy-l">
               <w:r>
                 <w:rPr>
                   <w:rFonts w:ascii="Arial" w:cs="Arial" w:eastAsia="Arial" w:hAnsi="Arial"/>
@@ -8837,7 +8837,7 @@
               <w:spacing w:after="10" w:before="0"/>
               <w:ind w:left="120"/>
             </w:pPr>
-            <w:hyperlink w:history="1" r:id="rId9f2cxb_fbpshz6hea8gss">
+            <w:hyperlink w:history="1" r:id="rIdr8txpuk0hbwceu2_ejh2y">
               <w:r>
                 <w:rPr>
                   <w:rFonts w:ascii="Arial" w:cs="Arial" w:eastAsia="Arial" w:hAnsi="Arial"/>
@@ -8882,7 +8882,7 @@
             <w:pPr>
               <w:spacing w:after="20" w:before="0"/>
             </w:pPr>
-            <w:hyperlink w:history="1" r:id="rIdx7oc6g3ukjymaaxpldy2m">
+            <w:hyperlink w:history="1" r:id="rIdsm5n7ct2of9sdwyhppn2c">
               <w:r>
                 <w:rPr>
                   <w:rFonts w:ascii="Arial" w:cs="Arial" w:eastAsia="Arial" w:hAnsi="Arial"/>
@@ -8915,7 +8915,7 @@
               <w:spacing w:after="10" w:before="0"/>
               <w:ind w:left="120"/>
             </w:pPr>
-            <w:hyperlink w:history="1" r:id="rId7jkpcfdxp7ctae9ejj1y-">
+            <w:hyperlink w:history="1" r:id="rIdx-1z7hj4epgwkaryyetae">
               <w:r>
                 <w:rPr>
                   <w:rFonts w:ascii="Arial" w:cs="Arial" w:eastAsia="Arial" w:hAnsi="Arial"/>
@@ -9110,7 +9110,7 @@
             <w:pPr>
               <w:spacing w:after="20" w:before="0"/>
             </w:pPr>
-            <w:hyperlink w:history="1" r:id="rIdvjmcje7b0nluucis6vhjn">
+            <w:hyperlink w:history="1" r:id="rIdsvqssnzjh_ncjdizmvtzg">
               <w:r>
                 <w:rPr>
                   <w:rFonts w:ascii="Arial" w:cs="Arial" w:eastAsia="Arial" w:hAnsi="Arial"/>
@@ -9143,7 +9143,7 @@
               <w:spacing w:after="10" w:before="0"/>
               <w:ind w:left="120"/>
             </w:pPr>
-            <w:hyperlink w:history="1" r:id="rIdhzq36wh1z4dtqwjbmaklk">
+            <w:hyperlink w:history="1" r:id="rId_qd3mghhehpbu7ru05vly">
               <w:r>
                 <w:rPr>
                   <w:rFonts w:ascii="Arial" w:cs="Arial" w:eastAsia="Arial" w:hAnsi="Arial"/>
@@ -9188,7 +9188,7 @@
             <w:pPr>
               <w:spacing w:after="20" w:before="0"/>
             </w:pPr>
-            <w:hyperlink w:history="1" r:id="rId0extcoy4x6k85lnsurswd">
+            <w:hyperlink w:history="1" r:id="rIdxhsf5aoiufsudbbt6ucif">
               <w:r>
                 <w:rPr>
                   <w:rFonts w:ascii="Arial" w:cs="Arial" w:eastAsia="Arial" w:hAnsi="Arial"/>
@@ -9221,7 +9221,7 @@
               <w:spacing w:after="10" w:before="0"/>
               <w:ind w:left="120"/>
             </w:pPr>
-            <w:hyperlink w:history="1" r:id="rIdx-zxoovetvnpxa8ljtos4">
+            <w:hyperlink w:history="1" r:id="rIdqoop3vidrwgmju-agj-d3">
               <w:r>
                 <w:rPr>
                   <w:rFonts w:ascii="Arial" w:cs="Arial" w:eastAsia="Arial" w:hAnsi="Arial"/>
@@ -9416,7 +9416,7 @@
             <w:pPr>
               <w:spacing w:after="20" w:before="0"/>
             </w:pPr>
-            <w:hyperlink w:history="1" r:id="rId4tvjbdh0dm5wf0b5mf4u4">
+            <w:hyperlink w:history="1" r:id="rIdfgvbfvdvmwwte1yn4pjt3">
               <w:r>
                 <w:rPr>
                   <w:rFonts w:ascii="Arial" w:cs="Arial" w:eastAsia="Arial" w:hAnsi="Arial"/>
@@ -9449,7 +9449,7 @@
               <w:spacing w:after="10" w:before="0"/>
               <w:ind w:left="120"/>
             </w:pPr>
-            <w:hyperlink w:history="1" r:id="rIdq9968fsuis_jhcb28piv1">
+            <w:hyperlink w:history="1" r:id="rIdlnm00jetow0heneaqm9nx">
               <w:r>
                 <w:rPr>
                   <w:rFonts w:ascii="Arial" w:cs="Arial" w:eastAsia="Arial" w:hAnsi="Arial"/>
@@ -9494,7 +9494,7 @@
             <w:pPr>
               <w:spacing w:after="20" w:before="0"/>
             </w:pPr>
-            <w:hyperlink w:history="1" r:id="rId3iiz_d5ij8ftxuox4aihn">
+            <w:hyperlink w:history="1" r:id="rIdbgjvecsf7aukd0_nsvxo1">
               <w:r>
                 <w:rPr>
                   <w:rFonts w:ascii="Arial" w:cs="Arial" w:eastAsia="Arial" w:hAnsi="Arial"/>
@@ -9527,7 +9527,7 @@
               <w:spacing w:after="10" w:before="0"/>
               <w:ind w:left="120"/>
             </w:pPr>
-            <w:hyperlink w:history="1" r:id="rId9elytbofstjglaslzvpmg">
+            <w:hyperlink w:history="1" r:id="rIdr2elpn7y5mzub6xa3mndu">
               <w:r>
                 <w:rPr>
                   <w:rFonts w:ascii="Arial" w:cs="Arial" w:eastAsia="Arial" w:hAnsi="Arial"/>
@@ -9722,7 +9722,7 @@
             <w:pPr>
               <w:spacing w:after="20" w:before="0"/>
             </w:pPr>
-            <w:hyperlink w:history="1" r:id="rIdgfcuc1sinz_2lgcu6pyh0">
+            <w:hyperlink w:history="1" r:id="rIddttxhprcx5gxx4uouv2if">
               <w:r>
                 <w:rPr>
                   <w:rFonts w:ascii="Arial" w:cs="Arial" w:eastAsia="Arial" w:hAnsi="Arial"/>
@@ -9755,7 +9755,7 @@
               <w:spacing w:after="10" w:before="0"/>
               <w:ind w:left="120"/>
             </w:pPr>
-            <w:hyperlink w:history="1" r:id="rId5gxesgys4ok_m643e994q">
+            <w:hyperlink w:history="1" r:id="rId7ljuumvm-jevpatim85zh">
               <w:r>
                 <w:rPr>
                   <w:rFonts w:ascii="Arial" w:cs="Arial" w:eastAsia="Arial" w:hAnsi="Arial"/>
@@ -9800,7 +9800,7 @@
             <w:pPr>
               <w:spacing w:after="20" w:before="0"/>
             </w:pPr>
-            <w:hyperlink w:history="1" r:id="rIdggg22gg3yrft-91ebrzn6">
+            <w:hyperlink w:history="1" r:id="rId8y4xwvwmsavwo8f3gcxdh">
               <w:r>
                 <w:rPr>
                   <w:rFonts w:ascii="Arial" w:cs="Arial" w:eastAsia="Arial" w:hAnsi="Arial"/>
@@ -9833,7 +9833,7 @@
               <w:spacing w:after="10" w:before="0"/>
               <w:ind w:left="120"/>
             </w:pPr>
-            <w:hyperlink w:history="1" r:id="rIdalksyownetijipko5sclu">
+            <w:hyperlink w:history="1" r:id="rIdiwxuetq26bcons_xw-sw_">
               <w:r>
                 <w:rPr>
                   <w:rFonts w:ascii="Arial" w:cs="Arial" w:eastAsia="Arial" w:hAnsi="Arial"/>
@@ -10028,7 +10028,7 @@
             <w:pPr>
               <w:spacing w:after="20" w:before="0"/>
             </w:pPr>
-            <w:hyperlink w:history="1" r:id="rIdtqght_bqlcao0bypkwlnu">
+            <w:hyperlink w:history="1" r:id="rIdwy8pgbl8oywk-wqvojjm1">
               <w:r>
                 <w:rPr>
                   <w:rFonts w:ascii="Arial" w:cs="Arial" w:eastAsia="Arial" w:hAnsi="Arial"/>
@@ -10061,7 +10061,7 @@
               <w:spacing w:after="10" w:before="0"/>
               <w:ind w:left="120"/>
             </w:pPr>
-            <w:hyperlink w:history="1" r:id="rIdnu1v0htebjklbdwds6hl3">
+            <w:hyperlink w:history="1" r:id="rIdmlynpoo9wzxk5-xiz-zc_">
               <w:r>
                 <w:rPr>
                   <w:rFonts w:ascii="Arial" w:cs="Arial" w:eastAsia="Arial" w:hAnsi="Arial"/>
@@ -10106,7 +10106,7 @@
             <w:pPr>
               <w:spacing w:after="20" w:before="0"/>
             </w:pPr>
-            <w:hyperlink w:history="1" r:id="rIdc3oritlnhvywusgtjevw6">
+            <w:hyperlink w:history="1" r:id="rId3n_43vejjfjramyh21bxr">
               <w:r>
                 <w:rPr>
                   <w:rFonts w:ascii="Arial" w:cs="Arial" w:eastAsia="Arial" w:hAnsi="Arial"/>
@@ -10139,7 +10139,7 @@
               <w:spacing w:after="10" w:before="0"/>
               <w:ind w:left="120"/>
             </w:pPr>
-            <w:hyperlink w:history="1" r:id="rIdqylcspi8xsz3gibuvmtyc">
+            <w:hyperlink w:history="1" r:id="rIdv2vwq6rcjuxwsugi9y77n">
               <w:r>
                 <w:rPr>
                   <w:rFonts w:ascii="Arial" w:cs="Arial" w:eastAsia="Arial" w:hAnsi="Arial"/>
@@ -11626,7 +11626,7 @@
             <w:pPr>
               <w:spacing w:after="20" w:before="0"/>
             </w:pPr>
-            <w:hyperlink w:history="1" r:id="rId4at2erk01cnulat_1oere">
+            <w:hyperlink w:history="1" r:id="rIdml474jsihg5nrzowzwdhm">
               <w:r>
                 <w:rPr>
                   <w:rFonts w:ascii="Arial" w:cs="Arial" w:eastAsia="Arial" w:hAnsi="Arial"/>
@@ -11659,7 +11659,7 @@
               <w:spacing w:after="10" w:before="0"/>
               <w:ind w:left="120"/>
             </w:pPr>
-            <w:hyperlink w:history="1" r:id="rIdoo-hmqvdk-iimr0tmyxoe">
+            <w:hyperlink w:history="1" r:id="rIdyll3puhorvva9xllkwohf">
               <w:r>
                 <w:rPr>
                   <w:rFonts w:ascii="Arial" w:cs="Arial" w:eastAsia="Arial" w:hAnsi="Arial"/>
@@ -11704,7 +11704,7 @@
             <w:pPr>
               <w:spacing w:after="20" w:before="0"/>
             </w:pPr>
-            <w:hyperlink w:history="1" r:id="rId66rtqxdtwgk2akgphvf-s">
+            <w:hyperlink w:history="1" r:id="rIdb2fc3ccdiqb5s5imc4gst">
               <w:r>
                 <w:rPr>
                   <w:rFonts w:ascii="Arial" w:cs="Arial" w:eastAsia="Arial" w:hAnsi="Arial"/>
@@ -11737,7 +11737,7 @@
               <w:spacing w:after="10" w:before="0"/>
               <w:ind w:left="120"/>
             </w:pPr>
-            <w:hyperlink w:history="1" r:id="rId7gro47pun3gy8o17vwtwf">
+            <w:hyperlink w:history="1" r:id="rIdmyta50gpqgtoph1j4l7mw">
               <w:r>
                 <w:rPr>
                   <w:rFonts w:ascii="Arial" w:cs="Arial" w:eastAsia="Arial" w:hAnsi="Arial"/>
@@ -12065,7 +12065,7 @@
             <w:pPr>
               <w:spacing w:after="20" w:before="0"/>
             </w:pPr>
-            <w:hyperlink w:history="1" r:id="rId15yn-cktk0xnjvklegogk">
+            <w:hyperlink w:history="1" r:id="rIdildwymlhjwzdujqvwcyeu">
               <w:r>
                 <w:rPr>
                   <w:rFonts w:ascii="Arial" w:cs="Arial" w:eastAsia="Arial" w:hAnsi="Arial"/>
@@ -12098,7 +12098,7 @@
               <w:spacing w:after="10" w:before="0"/>
               <w:ind w:left="120"/>
             </w:pPr>
-            <w:hyperlink w:history="1" r:id="rIdq8oyarkhsflqhif7dayb8">
+            <w:hyperlink w:history="1" r:id="rIdajbmkye2vuljepav500kv">
               <w:r>
                 <w:rPr>
                   <w:rFonts w:ascii="Arial" w:cs="Arial" w:eastAsia="Arial" w:hAnsi="Arial"/>
@@ -12143,7 +12143,7 @@
             <w:pPr>
               <w:spacing w:after="20" w:before="0"/>
             </w:pPr>
-            <w:hyperlink w:history="1" r:id="rIdu0g0g8cacp--r5fk6nhov">
+            <w:hyperlink w:history="1" r:id="rId9lvnm-_hboxwq4h8eph4p">
               <w:r>
                 <w:rPr>
                   <w:rFonts w:ascii="Arial" w:cs="Arial" w:eastAsia="Arial" w:hAnsi="Arial"/>
@@ -12176,7 +12176,7 @@
               <w:spacing w:after="10" w:before="0"/>
               <w:ind w:left="120"/>
             </w:pPr>
-            <w:hyperlink w:history="1" r:id="rId49dqid4cqvy2zz-7b4vyl">
+            <w:hyperlink w:history="1" r:id="rIdikiwd7r0usznwmpf6m8cr">
               <w:r>
                 <w:rPr>
                   <w:rFonts w:ascii="Arial" w:cs="Arial" w:eastAsia="Arial" w:hAnsi="Arial"/>
@@ -12641,7 +12641,7 @@
             <w:pPr>
               <w:spacing w:after="20" w:before="0"/>
             </w:pPr>
-            <w:hyperlink w:history="1" r:id="rIdintv7mt-noy-pbztorzv9">
+            <w:hyperlink w:history="1" r:id="rId4g-toj8lrxcqkp4comwwq">
               <w:r>
                 <w:rPr>
                   <w:rFonts w:ascii="Arial" w:cs="Arial" w:eastAsia="Arial" w:hAnsi="Arial"/>
@@ -12674,7 +12674,7 @@
               <w:spacing w:after="10" w:before="0"/>
               <w:ind w:left="120"/>
             </w:pPr>
-            <w:hyperlink w:history="1" r:id="rId28bjywjhtkgvmiae_iop9">
+            <w:hyperlink w:history="1" r:id="rIdae2gnl7bqxidfxonfhpc9">
               <w:r>
                 <w:rPr>
                   <w:rFonts w:ascii="Arial" w:cs="Arial" w:eastAsia="Arial" w:hAnsi="Arial"/>
@@ -12719,7 +12719,7 @@
             <w:pPr>
               <w:spacing w:after="20" w:before="0"/>
             </w:pPr>
-            <w:hyperlink w:history="1" r:id="rId6v4t5_0xpa_unr3pleagc">
+            <w:hyperlink w:history="1" r:id="rId224krf4gdo4wm1loo7o4p">
               <w:r>
                 <w:rPr>
                   <w:rFonts w:ascii="Arial" w:cs="Arial" w:eastAsia="Arial" w:hAnsi="Arial"/>
@@ -12752,7 +12752,7 @@
               <w:spacing w:after="10" w:before="0"/>
               <w:ind w:left="120"/>
             </w:pPr>
-            <w:hyperlink w:history="1" r:id="rIdcfjd6novrv_xpeb2fqlyc">
+            <w:hyperlink w:history="1" r:id="rId19npi_e8qq0fhywb-uk-s">
               <w:r>
                 <w:rPr>
                   <w:rFonts w:ascii="Arial" w:cs="Arial" w:eastAsia="Arial" w:hAnsi="Arial"/>
@@ -13099,7 +13099,7 @@
             <w:pPr>
               <w:spacing w:after="20" w:before="0"/>
             </w:pPr>
-            <w:hyperlink w:history="1" r:id="rId1dora-jnlpwuctm3hwroh">
+            <w:hyperlink w:history="1" r:id="rIdqeewhsjjocg67znqzftm5">
               <w:r>
                 <w:rPr>
                   <w:rFonts w:ascii="Arial" w:cs="Arial" w:eastAsia="Arial" w:hAnsi="Arial"/>
@@ -13132,7 +13132,7 @@
               <w:spacing w:after="10" w:before="0"/>
               <w:ind w:left="120"/>
             </w:pPr>
-            <w:hyperlink w:history="1" r:id="rId1mlc0brmu-xpveccv2mj6">
+            <w:hyperlink w:history="1" r:id="rId0jibjzj3w4eol5y5jqeme">
               <w:r>
                 <w:rPr>
                   <w:rFonts w:ascii="Arial" w:cs="Arial" w:eastAsia="Arial" w:hAnsi="Arial"/>
@@ -13177,7 +13177,7 @@
             <w:pPr>
               <w:spacing w:after="20" w:before="0"/>
             </w:pPr>
-            <w:hyperlink w:history="1" r:id="rIddlahqnc-wcfem3jg8edp_">
+            <w:hyperlink w:history="1" r:id="rIdwyx0pmryv6s-6gvsgyq1y">
               <w:r>
                 <w:rPr>
                   <w:rFonts w:ascii="Arial" w:cs="Arial" w:eastAsia="Arial" w:hAnsi="Arial"/>
@@ -13210,7 +13210,7 @@
               <w:spacing w:after="10" w:before="0"/>
               <w:ind w:left="120"/>
             </w:pPr>
-            <w:hyperlink w:history="1" r:id="rIdwgl2n4ijnta2azsqqtmog">
+            <w:hyperlink w:history="1" r:id="rIdaxrk7togd-rurs-_p_4-2">
               <w:r>
                 <w:rPr>
                   <w:rFonts w:ascii="Arial" w:cs="Arial" w:eastAsia="Arial" w:hAnsi="Arial"/>
@@ -13541,7 +13541,7 @@
             <w:pPr>
               <w:spacing w:after="20" w:before="0"/>
             </w:pPr>
-            <w:hyperlink w:history="1" r:id="rIdphs7arkapzpkeyosblfsd">
+            <w:hyperlink w:history="1" r:id="rIdu2xrdh57dw889itowrczi">
               <w:r>
                 <w:rPr>
                   <w:rFonts w:ascii="Arial" w:cs="Arial" w:eastAsia="Arial" w:hAnsi="Arial"/>
@@ -13574,7 +13574,7 @@
               <w:spacing w:after="10" w:before="0"/>
               <w:ind w:left="120"/>
             </w:pPr>
-            <w:hyperlink w:history="1" r:id="rIdllwxlopf5w_eibma9-zro">
+            <w:hyperlink w:history="1" r:id="rIdjkm37ymrtc6mfmqx5dc8d">
               <w:r>
                 <w:rPr>
                   <w:rFonts w:ascii="Arial" w:cs="Arial" w:eastAsia="Arial" w:hAnsi="Arial"/>
@@ -13619,7 +13619,7 @@
             <w:pPr>
               <w:spacing w:after="20" w:before="0"/>
             </w:pPr>
-            <w:hyperlink w:history="1" r:id="rIdm22kaz4ocak0gfvhi5mul">
+            <w:hyperlink w:history="1" r:id="rIdsux9e_fbegvqbbox4yva2">
               <w:r>
                 <w:rPr>
                   <w:rFonts w:ascii="Arial" w:cs="Arial" w:eastAsia="Arial" w:hAnsi="Arial"/>
@@ -13652,7 +13652,7 @@
               <w:spacing w:after="10" w:before="0"/>
               <w:ind w:left="120"/>
             </w:pPr>
-            <w:hyperlink w:history="1" r:id="rIdw-7xwwwlam2-61bsnwexe">
+            <w:hyperlink w:history="1" r:id="rIdu8gecl-flm5fj5p6bkpgi">
               <w:r>
                 <w:rPr>
                   <w:rFonts w:ascii="Arial" w:cs="Arial" w:eastAsia="Arial" w:hAnsi="Arial"/>
@@ -15389,7 +15389,7 @@
             <w:pPr>
               <w:spacing w:after="20" w:before="0"/>
             </w:pPr>
-            <w:hyperlink w:history="1" r:id="rIdxylz-guuq5k0fw8tbrauc">
+            <w:hyperlink w:history="1" r:id="rId3o3wzlluminplnncyrvqt">
               <w:r>
                 <w:rPr>
                   <w:rFonts w:ascii="Arial" w:cs="Arial" w:eastAsia="Arial" w:hAnsi="Arial"/>
@@ -15422,7 +15422,7 @@
               <w:spacing w:after="10" w:before="0"/>
               <w:ind w:left="120"/>
             </w:pPr>
-            <w:hyperlink w:history="1" r:id="rId3r2k1dm-quph9hdxrptnu">
+            <w:hyperlink w:history="1" r:id="rIdz173e-tqgsf4zffkcmyu0">
               <w:r>
                 <w:rPr>
                   <w:rFonts w:ascii="Arial" w:cs="Arial" w:eastAsia="Arial" w:hAnsi="Arial"/>
@@ -15467,7 +15467,7 @@
             <w:pPr>
               <w:spacing w:after="20" w:before="0"/>
             </w:pPr>
-            <w:hyperlink w:history="1" r:id="rIdl9myyb1gjxaax1pscns4t">
+            <w:hyperlink w:history="1" r:id="rIdao3bpkfavdef7fi5m3kvp">
               <w:r>
                 <w:rPr>
                   <w:rFonts w:ascii="Arial" w:cs="Arial" w:eastAsia="Arial" w:hAnsi="Arial"/>
@@ -15500,7 +15500,7 @@
               <w:spacing w:after="10" w:before="0"/>
               <w:ind w:left="120"/>
             </w:pPr>
-            <w:hyperlink w:history="1" r:id="rIddruv7b57he2jrgp9qkea4">
+            <w:hyperlink w:history="1" r:id="rIdwkfcgc5gnbocdx4tmrayf">
               <w:r>
                 <w:rPr>
                   <w:rFonts w:ascii="Arial" w:cs="Arial" w:eastAsia="Arial" w:hAnsi="Arial"/>
@@ -15695,7 +15695,7 @@
             <w:pPr>
               <w:spacing w:after="20" w:before="0"/>
             </w:pPr>
-            <w:hyperlink w:history="1" r:id="rIdi9rtwsndwvfwpfyaw_klq">
+            <w:hyperlink w:history="1" r:id="rIdajo8wxdz_ks4r3atov_ac">
               <w:r>
                 <w:rPr>
                   <w:rFonts w:ascii="Arial" w:cs="Arial" w:eastAsia="Arial" w:hAnsi="Arial"/>
@@ -15728,7 +15728,7 @@
               <w:spacing w:after="10" w:before="0"/>
               <w:ind w:left="120"/>
             </w:pPr>
-            <w:hyperlink w:history="1" r:id="rId-thvkec12l6vjj5yizbdp">
+            <w:hyperlink w:history="1" r:id="rIdh_vrby0m9mdgwgpi1wjv4">
               <w:r>
                 <w:rPr>
                   <w:rFonts w:ascii="Arial" w:cs="Arial" w:eastAsia="Arial" w:hAnsi="Arial"/>
@@ -15773,7 +15773,7 @@
             <w:pPr>
               <w:spacing w:after="20" w:before="0"/>
             </w:pPr>
-            <w:hyperlink w:history="1" r:id="rIdvtwdzjjqtclinkimwnwd-">
+            <w:hyperlink w:history="1" r:id="rIdbzpqrla9fhd4jaqahnpzk">
               <w:r>
                 <w:rPr>
                   <w:rFonts w:ascii="Arial" w:cs="Arial" w:eastAsia="Arial" w:hAnsi="Arial"/>
@@ -15806,7 +15806,7 @@
               <w:spacing w:after="10" w:before="0"/>
               <w:ind w:left="120"/>
             </w:pPr>
-            <w:hyperlink w:history="1" r:id="rIdkth0niaencc6xamteslfd">
+            <w:hyperlink w:history="1" r:id="rIdeitxrav041pxljv0sz4dg">
               <w:r>
                 <w:rPr>
                   <w:rFonts w:ascii="Arial" w:cs="Arial" w:eastAsia="Arial" w:hAnsi="Arial"/>
@@ -16001,7 +16001,7 @@
             <w:pPr>
               <w:spacing w:after="20" w:before="0"/>
             </w:pPr>
-            <w:hyperlink w:history="1" r:id="rIdxygbsgmgnxatjjlqysnf5">
+            <w:hyperlink w:history="1" r:id="rIdua1bpxzbirpdtg6fo_qdi">
               <w:r>
                 <w:rPr>
                   <w:rFonts w:ascii="Arial" w:cs="Arial" w:eastAsia="Arial" w:hAnsi="Arial"/>
@@ -16034,7 +16034,7 @@
               <w:spacing w:after="10" w:before="0"/>
               <w:ind w:left="120"/>
             </w:pPr>
-            <w:hyperlink w:history="1" r:id="rIdemajqckx-qikoxa2yzrk5">
+            <w:hyperlink w:history="1" r:id="rIddykggfiyhs2f5azdkqhdb">
               <w:r>
                 <w:rPr>
                   <w:rFonts w:ascii="Arial" w:cs="Arial" w:eastAsia="Arial" w:hAnsi="Arial"/>
@@ -16079,7 +16079,7 @@
             <w:pPr>
               <w:spacing w:after="20" w:before="0"/>
             </w:pPr>
-            <w:hyperlink w:history="1" r:id="rIdtcsc10wbunosfkg8tdjmz">
+            <w:hyperlink w:history="1" r:id="rIdvt2ramfknisbi6ylxmmde">
               <w:r>
                 <w:rPr>
                   <w:rFonts w:ascii="Arial" w:cs="Arial" w:eastAsia="Arial" w:hAnsi="Arial"/>
@@ -16112,7 +16112,7 @@
               <w:spacing w:after="10" w:before="0"/>
               <w:ind w:left="120"/>
             </w:pPr>
-            <w:hyperlink w:history="1" r:id="rIdb40yv9bkqffg7cnswdzk1">
+            <w:hyperlink w:history="1" r:id="rId-nxiw6awtu_isvfs5qw_b">
               <w:r>
                 <w:rPr>
                   <w:rFonts w:ascii="Arial" w:cs="Arial" w:eastAsia="Arial" w:hAnsi="Arial"/>
@@ -16307,7 +16307,7 @@
             <w:pPr>
               <w:spacing w:after="20" w:before="0"/>
             </w:pPr>
-            <w:hyperlink w:history="1" r:id="rIdupuxleubedsitagkut9xu">
+            <w:hyperlink w:history="1" r:id="rIdyinvu_o0jkm8zcbrtxc8u">
               <w:r>
                 <w:rPr>
                   <w:rFonts w:ascii="Arial" w:cs="Arial" w:eastAsia="Arial" w:hAnsi="Arial"/>
@@ -16340,7 +16340,7 @@
               <w:spacing w:after="10" w:before="0"/>
               <w:ind w:left="120"/>
             </w:pPr>
-            <w:hyperlink w:history="1" r:id="rId2snjzspx2i-sr_abzskpd">
+            <w:hyperlink w:history="1" r:id="rIdxiak4plgsxehih_ir9dfk">
               <w:r>
                 <w:rPr>
                   <w:rFonts w:ascii="Arial" w:cs="Arial" w:eastAsia="Arial" w:hAnsi="Arial"/>
@@ -16385,7 +16385,7 @@
             <w:pPr>
               <w:spacing w:after="20" w:before="0"/>
             </w:pPr>
-            <w:hyperlink w:history="1" r:id="rIdwjne1xpte8pdym5s9o5ee">
+            <w:hyperlink w:history="1" r:id="rIdkszp4rt3cvuely_qrxwnz">
               <w:r>
                 <w:rPr>
                   <w:rFonts w:ascii="Arial" w:cs="Arial" w:eastAsia="Arial" w:hAnsi="Arial"/>
@@ -16418,7 +16418,7 @@
               <w:spacing w:after="10" w:before="0"/>
               <w:ind w:left="120"/>
             </w:pPr>
-            <w:hyperlink w:history="1" r:id="rIdlvbwd9z2unvxzsq6vik7w">
+            <w:hyperlink w:history="1" r:id="rIdydsqkv1ttfc--i_yyvgow">
               <w:r>
                 <w:rPr>
                   <w:rFonts w:ascii="Arial" w:cs="Arial" w:eastAsia="Arial" w:hAnsi="Arial"/>
@@ -16613,7 +16613,7 @@
             <w:pPr>
               <w:spacing w:after="20" w:before="0"/>
             </w:pPr>
-            <w:hyperlink w:history="1" r:id="rIdnregcrwxsv7byf3-phogq">
+            <w:hyperlink w:history="1" r:id="rIdozw-3sxliuhjdjtmzo5bw">
               <w:r>
                 <w:rPr>
                   <w:rFonts w:ascii="Arial" w:cs="Arial" w:eastAsia="Arial" w:hAnsi="Arial"/>
@@ -16646,7 +16646,7 @@
               <w:spacing w:after="10" w:before="0"/>
               <w:ind w:left="120"/>
             </w:pPr>
-            <w:hyperlink w:history="1" r:id="rId-gwuccfoec-3k16-619rw">
+            <w:hyperlink w:history="1" r:id="rId-98lzrpcp_g94tuf10cy0">
               <w:r>
                 <w:rPr>
                   <w:rFonts w:ascii="Arial" w:cs="Arial" w:eastAsia="Arial" w:hAnsi="Arial"/>
@@ -16691,7 +16691,7 @@
             <w:pPr>
               <w:spacing w:after="20" w:before="0"/>
             </w:pPr>
-            <w:hyperlink w:history="1" r:id="rId_rfodnac36hm35exlf228">
+            <w:hyperlink w:history="1" r:id="rIdyon0bth73zaiveu6sihmo">
               <w:r>
                 <w:rPr>
                   <w:rFonts w:ascii="Arial" w:cs="Arial" w:eastAsia="Arial" w:hAnsi="Arial"/>
@@ -16724,7 +16724,7 @@
               <w:spacing w:after="10" w:before="0"/>
               <w:ind w:left="120"/>
             </w:pPr>
-            <w:hyperlink w:history="1" r:id="rIdeucrttt0rtlburh56fv-n">
+            <w:hyperlink w:history="1" r:id="rId0kalthi6wqgllz_vsgfuv">
               <w:r>
                 <w:rPr>
                   <w:rFonts w:ascii="Arial" w:cs="Arial" w:eastAsia="Arial" w:hAnsi="Arial"/>
@@ -18211,7 +18211,7 @@
             <w:pPr>
               <w:spacing w:after="20" w:before="0"/>
             </w:pPr>
-            <w:hyperlink w:history="1" r:id="rIdaitgk-jdv9a_nani3xawp">
+            <w:hyperlink w:history="1" r:id="rIddvnnaf2p867dt35d3abk6">
               <w:r>
                 <w:rPr>
                   <w:rFonts w:ascii="Arial" w:cs="Arial" w:eastAsia="Arial" w:hAnsi="Arial"/>
@@ -18244,7 +18244,7 @@
               <w:spacing w:after="10" w:before="0"/>
               <w:ind w:left="120"/>
             </w:pPr>
-            <w:hyperlink w:history="1" r:id="rId_5nno2p3ljj4cj13_eeye">
+            <w:hyperlink w:history="1" r:id="rIdpmtcrkpftk8v56aaqmq2c">
               <w:r>
                 <w:rPr>
                   <w:rFonts w:ascii="Arial" w:cs="Arial" w:eastAsia="Arial" w:hAnsi="Arial"/>
@@ -18289,7 +18289,7 @@
             <w:pPr>
               <w:spacing w:after="20" w:before="0"/>
             </w:pPr>
-            <w:hyperlink w:history="1" r:id="rIdsghkulxodwxcruhgfhmic">
+            <w:hyperlink w:history="1" r:id="rIdr4_3fjjitpp6kpdta3olq">
               <w:r>
                 <w:rPr>
                   <w:rFonts w:ascii="Arial" w:cs="Arial" w:eastAsia="Arial" w:hAnsi="Arial"/>
@@ -18322,7 +18322,7 @@
               <w:spacing w:after="10" w:before="0"/>
               <w:ind w:left="120"/>
             </w:pPr>
-            <w:hyperlink w:history="1" r:id="rIdgidcsppot2vcyq8rpkr8p">
+            <w:hyperlink w:history="1" r:id="rIdsfkcdqhenu9kwv8e2qeoj">
               <w:r>
                 <w:rPr>
                   <w:rFonts w:ascii="Arial" w:cs="Arial" w:eastAsia="Arial" w:hAnsi="Arial"/>
@@ -18517,7 +18517,7 @@
             <w:pPr>
               <w:spacing w:after="20" w:before="0"/>
             </w:pPr>
-            <w:hyperlink w:history="1" r:id="rIdcwah9nh283vjyhixyddcp">
+            <w:hyperlink w:history="1" r:id="rIdysuuwx179enwtluapdvwh">
               <w:r>
                 <w:rPr>
                   <w:rFonts w:ascii="Arial" w:cs="Arial" w:eastAsia="Arial" w:hAnsi="Arial"/>
@@ -18550,7 +18550,7 @@
               <w:spacing w:after="10" w:before="0"/>
               <w:ind w:left="120"/>
             </w:pPr>
-            <w:hyperlink w:history="1" r:id="rIdoglgu8eemthytkqhclesm">
+            <w:hyperlink w:history="1" r:id="rIdzwnh3stwwtqrppih0m9c5">
               <w:r>
                 <w:rPr>
                   <w:rFonts w:ascii="Arial" w:cs="Arial" w:eastAsia="Arial" w:hAnsi="Arial"/>
@@ -18595,7 +18595,7 @@
             <w:pPr>
               <w:spacing w:after="20" w:before="0"/>
             </w:pPr>
-            <w:hyperlink w:history="1" r:id="rIdykjvsjlpl9wlpy5qgtrsz">
+            <w:hyperlink w:history="1" r:id="rIdjeo3e5mwnmzlco_r8l-dj">
               <w:r>
                 <w:rPr>
                   <w:rFonts w:ascii="Arial" w:cs="Arial" w:eastAsia="Arial" w:hAnsi="Arial"/>
@@ -18628,7 +18628,7 @@
               <w:spacing w:after="10" w:before="0"/>
               <w:ind w:left="120"/>
             </w:pPr>
-            <w:hyperlink w:history="1" r:id="rId2_khtr8yucjokawcrhbfz">
+            <w:hyperlink w:history="1" r:id="rId8fi_nzzthdlbk-u-ucds_">
               <w:r>
                 <w:rPr>
                   <w:rFonts w:ascii="Arial" w:cs="Arial" w:eastAsia="Arial" w:hAnsi="Arial"/>
@@ -18823,7 +18823,7 @@
             <w:pPr>
               <w:spacing w:after="20" w:before="0"/>
             </w:pPr>
-            <w:hyperlink w:history="1" r:id="rIdwtz__uw2telf1vkquyjbi">
+            <w:hyperlink w:history="1" r:id="rIdq8av-so3806vjjwg2oq4g">
               <w:r>
                 <w:rPr>
                   <w:rFonts w:ascii="Arial" w:cs="Arial" w:eastAsia="Arial" w:hAnsi="Arial"/>
@@ -18856,7 +18856,7 @@
               <w:spacing w:after="10" w:before="0"/>
               <w:ind w:left="120"/>
             </w:pPr>
-            <w:hyperlink w:history="1" r:id="rIdaapuzlpyf-xlxwh7d0mx0">
+            <w:hyperlink w:history="1" r:id="rIdz4wugmnavptfgkonil2nz">
               <w:r>
                 <w:rPr>
                   <w:rFonts w:ascii="Arial" w:cs="Arial" w:eastAsia="Arial" w:hAnsi="Arial"/>
@@ -18901,7 +18901,7 @@
             <w:pPr>
               <w:spacing w:after="20" w:before="0"/>
             </w:pPr>
-            <w:hyperlink w:history="1" r:id="rIdvwvsum7uedk0cfek0ft4b">
+            <w:hyperlink w:history="1" r:id="rIdkbv8ogamfs6royvuhg3gr">
               <w:r>
                 <w:rPr>
                   <w:rFonts w:ascii="Arial" w:cs="Arial" w:eastAsia="Arial" w:hAnsi="Arial"/>
@@ -18934,7 +18934,7 @@
               <w:spacing w:after="10" w:before="0"/>
               <w:ind w:left="120"/>
             </w:pPr>
-            <w:hyperlink w:history="1" r:id="rIdpvjfg3u5gs7r1b3qguo0w">
+            <w:hyperlink w:history="1" r:id="rIdyajhtpw5pzbxyyjclm6wr">
               <w:r>
                 <w:rPr>
                   <w:rFonts w:ascii="Arial" w:cs="Arial" w:eastAsia="Arial" w:hAnsi="Arial"/>
@@ -19129,7 +19129,7 @@
             <w:pPr>
               <w:spacing w:after="20" w:before="0"/>
             </w:pPr>
-            <w:hyperlink w:history="1" r:id="rId2vc33mzo2b_6e23zh2rik">
+            <w:hyperlink w:history="1" r:id="rIdijhwomqfo_zavvxvr0zq4">
               <w:r>
                 <w:rPr>
                   <w:rFonts w:ascii="Arial" w:cs="Arial" w:eastAsia="Arial" w:hAnsi="Arial"/>
@@ -19162,7 +19162,7 @@
               <w:spacing w:after="10" w:before="0"/>
               <w:ind w:left="120"/>
             </w:pPr>
-            <w:hyperlink w:history="1" r:id="rIdbpsyentmg75rgmxipdjqi">
+            <w:hyperlink w:history="1" r:id="rIdzxazadqious4lwbu-uqlu">
               <w:r>
                 <w:rPr>
                   <w:rFonts w:ascii="Arial" w:cs="Arial" w:eastAsia="Arial" w:hAnsi="Arial"/>
@@ -19207,7 +19207,7 @@
             <w:pPr>
               <w:spacing w:after="20" w:before="0"/>
             </w:pPr>
-            <w:hyperlink w:history="1" r:id="rIdsa5n7s3nffg4npzc60-ox">
+            <w:hyperlink w:history="1" r:id="rIdbnkjqykab0vcocbou8qna">
               <w:r>
                 <w:rPr>
                   <w:rFonts w:ascii="Arial" w:cs="Arial" w:eastAsia="Arial" w:hAnsi="Arial"/>
@@ -19240,7 +19240,7 @@
               <w:spacing w:after="10" w:before="0"/>
               <w:ind w:left="120"/>
             </w:pPr>
-            <w:hyperlink w:history="1" r:id="rIdtwqrgwfgxzecqldnuygwz">
+            <w:hyperlink w:history="1" r:id="rIdeiraain6zhjqrzux1oz29">
               <w:r>
                 <w:rPr>
                   <w:rFonts w:ascii="Arial" w:cs="Arial" w:eastAsia="Arial" w:hAnsi="Arial"/>
@@ -19435,7 +19435,7 @@
             <w:pPr>
               <w:spacing w:after="20" w:before="0"/>
             </w:pPr>
-            <w:hyperlink w:history="1" r:id="rIdcmsd6kvyezh2hqc-vze6n">
+            <w:hyperlink w:history="1" r:id="rIdr1evkqlnkd39doqr7prtc">
               <w:r>
                 <w:rPr>
                   <w:rFonts w:ascii="Arial" w:cs="Arial" w:eastAsia="Arial" w:hAnsi="Arial"/>
@@ -19468,7 +19468,7 @@
               <w:spacing w:after="10" w:before="0"/>
               <w:ind w:left="120"/>
             </w:pPr>
-            <w:hyperlink w:history="1" r:id="rIdpw9f7zvxmswxznvlxbvlr">
+            <w:hyperlink w:history="1" r:id="rId28r6ht_rov06g4tidvn9v">
               <w:r>
                 <w:rPr>
                   <w:rFonts w:ascii="Arial" w:cs="Arial" w:eastAsia="Arial" w:hAnsi="Arial"/>
@@ -19513,7 +19513,7 @@
             <w:pPr>
               <w:spacing w:after="20" w:before="0"/>
             </w:pPr>
-            <w:hyperlink w:history="1" r:id="rId-nk6ybmq5y4bvboxe51zx">
+            <w:hyperlink w:history="1" r:id="rIdffi9zz4iljf9jrtfxzrpf">
               <w:r>
                 <w:rPr>
                   <w:rFonts w:ascii="Arial" w:cs="Arial" w:eastAsia="Arial" w:hAnsi="Arial"/>
@@ -19546,7 +19546,7 @@
               <w:spacing w:after="10" w:before="0"/>
               <w:ind w:left="120"/>
             </w:pPr>
-            <w:hyperlink w:history="1" r:id="rIdi6ql9i7cmdovlgigpx-05">
+            <w:hyperlink w:history="1" r:id="rIdqqf9cstn1phapi0n5lisi">
               <w:r>
                 <w:rPr>
                   <w:rFonts w:ascii="Arial" w:cs="Arial" w:eastAsia="Arial" w:hAnsi="Arial"/>
@@ -21033,7 +21033,7 @@
             <w:pPr>
               <w:spacing w:after="20" w:before="0"/>
             </w:pPr>
-            <w:hyperlink w:history="1" r:id="rIdam_eopw-ubfwfvqg4k3h7">
+            <w:hyperlink w:history="1" r:id="rIde0v_autenabt2etx3-aeu">
               <w:r>
                 <w:rPr>
                   <w:rFonts w:ascii="Arial" w:cs="Arial" w:eastAsia="Arial" w:hAnsi="Arial"/>
@@ -21066,7 +21066,7 @@
               <w:spacing w:after="10" w:before="0"/>
               <w:ind w:left="120"/>
             </w:pPr>
-            <w:hyperlink w:history="1" r:id="rIdvvpohctbo_iuppuyjkifc">
+            <w:hyperlink w:history="1" r:id="rIdexnkpmliuv0-gmdzxmv9e">
               <w:r>
                 <w:rPr>
                   <w:rFonts w:ascii="Arial" w:cs="Arial" w:eastAsia="Arial" w:hAnsi="Arial"/>
@@ -21111,7 +21111,7 @@
             <w:pPr>
               <w:spacing w:after="20" w:before="0"/>
             </w:pPr>
-            <w:hyperlink w:history="1" r:id="rIdkolcntvfw8sbwqbav38su">
+            <w:hyperlink w:history="1" r:id="rIdbwdcuasyak5ukw-6mlyls">
               <w:r>
                 <w:rPr>
                   <w:rFonts w:ascii="Arial" w:cs="Arial" w:eastAsia="Arial" w:hAnsi="Arial"/>
@@ -21144,7 +21144,7 @@
               <w:spacing w:after="10" w:before="0"/>
               <w:ind w:left="120"/>
             </w:pPr>
-            <w:hyperlink w:history="1" r:id="rId_ocec8bomfczllq7j64qg">
+            <w:hyperlink w:history="1" r:id="rIdtncnzmkjkxa6jo-hrfuih">
               <w:r>
                 <w:rPr>
                   <w:rFonts w:ascii="Arial" w:cs="Arial" w:eastAsia="Arial" w:hAnsi="Arial"/>
@@ -21339,7 +21339,7 @@
             <w:pPr>
               <w:spacing w:after="20" w:before="0"/>
             </w:pPr>
-            <w:hyperlink w:history="1" r:id="rIdc7eglat22dpvmjc_v67pv">
+            <w:hyperlink w:history="1" r:id="rIdj4nfm14u5vjkcztaqp5yx">
               <w:r>
                 <w:rPr>
                   <w:rFonts w:ascii="Arial" w:cs="Arial" w:eastAsia="Arial" w:hAnsi="Arial"/>
@@ -21372,7 +21372,7 @@
               <w:spacing w:after="10" w:before="0"/>
               <w:ind w:left="120"/>
             </w:pPr>
-            <w:hyperlink w:history="1" r:id="rIdlygsrmfzpgz2zbw_6tsxo">
+            <w:hyperlink w:history="1" r:id="rId_haeonxa-ap4i27cawufj">
               <w:r>
                 <w:rPr>
                   <w:rFonts w:ascii="Arial" w:cs="Arial" w:eastAsia="Arial" w:hAnsi="Arial"/>
@@ -21417,7 +21417,7 @@
             <w:pPr>
               <w:spacing w:after="20" w:before="0"/>
             </w:pPr>
-            <w:hyperlink w:history="1" r:id="rIdptstv07j9duaf55ixlh1x">
+            <w:hyperlink w:history="1" r:id="rIdxgvbcq6ozhqaugvtvsil9">
               <w:r>
                 <w:rPr>
                   <w:rFonts w:ascii="Arial" w:cs="Arial" w:eastAsia="Arial" w:hAnsi="Arial"/>
@@ -21450,7 +21450,7 @@
               <w:spacing w:after="10" w:before="0"/>
               <w:ind w:left="120"/>
             </w:pPr>
-            <w:hyperlink w:history="1" r:id="rIddy_ddrat6gsvqm1lt2cyf">
+            <w:hyperlink w:history="1" r:id="rIdfiy-dj0mvf06jum4qipbt">
               <w:r>
                 <w:rPr>
                   <w:rFonts w:ascii="Arial" w:cs="Arial" w:eastAsia="Arial" w:hAnsi="Arial"/>
@@ -21645,7 +21645,7 @@
             <w:pPr>
               <w:spacing w:after="20" w:before="0"/>
             </w:pPr>
-            <w:hyperlink w:history="1" r:id="rId1hcg2oy8i_nnm9az_z_ui">
+            <w:hyperlink w:history="1" r:id="rIdriyghcsniktng_xt8dbge">
               <w:r>
                 <w:rPr>
                   <w:rFonts w:ascii="Arial" w:cs="Arial" w:eastAsia="Arial" w:hAnsi="Arial"/>
@@ -21678,7 +21678,7 @@
               <w:spacing w:after="10" w:before="0"/>
               <w:ind w:left="120"/>
             </w:pPr>
-            <w:hyperlink w:history="1" r:id="rIdnx6mfsz7cvydxsvrllwrw">
+            <w:hyperlink w:history="1" r:id="rId4iq6jtzke73yqltwgx9rk">
               <w:r>
                 <w:rPr>
                   <w:rFonts w:ascii="Arial" w:cs="Arial" w:eastAsia="Arial" w:hAnsi="Arial"/>
@@ -21723,7 +21723,7 @@
             <w:pPr>
               <w:spacing w:after="20" w:before="0"/>
             </w:pPr>
-            <w:hyperlink w:history="1" r:id="rIdoi7akfcwghgzyqhqjqls9">
+            <w:hyperlink w:history="1" r:id="rIdvtqwcwrhzpovlshnr5ihv">
               <w:r>
                 <w:rPr>
                   <w:rFonts w:ascii="Arial" w:cs="Arial" w:eastAsia="Arial" w:hAnsi="Arial"/>
@@ -21756,7 +21756,7 @@
               <w:spacing w:after="10" w:before="0"/>
               <w:ind w:left="120"/>
             </w:pPr>
-            <w:hyperlink w:history="1" r:id="rIdlmub8pe1e4julsekbq46o">
+            <w:hyperlink w:history="1" r:id="rIdcs11jc3d_i7o3zkuj96d1">
               <w:r>
                 <w:rPr>
                   <w:rFonts w:ascii="Arial" w:cs="Arial" w:eastAsia="Arial" w:hAnsi="Arial"/>
@@ -21951,7 +21951,7 @@
             <w:pPr>
               <w:spacing w:after="20" w:before="0"/>
             </w:pPr>
-            <w:hyperlink w:history="1" r:id="rIdvlm8no_1lus9jdixykw5o">
+            <w:hyperlink w:history="1" r:id="rIdsnzbtknofsgjdzl8wdbsj">
               <w:r>
                 <w:rPr>
                   <w:rFonts w:ascii="Arial" w:cs="Arial" w:eastAsia="Arial" w:hAnsi="Arial"/>
@@ -21984,7 +21984,7 @@
               <w:spacing w:after="10" w:before="0"/>
               <w:ind w:left="120"/>
             </w:pPr>
-            <w:hyperlink w:history="1" r:id="rIdq0ytbugon5zaotlwkh_1n">
+            <w:hyperlink w:history="1" r:id="rIdtdpbgnh7istwjoi5c3uh_">
               <w:r>
                 <w:rPr>
                   <w:rFonts w:ascii="Arial" w:cs="Arial" w:eastAsia="Arial" w:hAnsi="Arial"/>
@@ -22029,7 +22029,7 @@
             <w:pPr>
               <w:spacing w:after="20" w:before="0"/>
             </w:pPr>
-            <w:hyperlink w:history="1" r:id="rIdodqey7ap-e8bqngf5nmrj">
+            <w:hyperlink w:history="1" r:id="rIdc4gnkbw0r5t-brrnxrmpv">
               <w:r>
                 <w:rPr>
                   <w:rFonts w:ascii="Arial" w:cs="Arial" w:eastAsia="Arial" w:hAnsi="Arial"/>
@@ -22062,7 +22062,7 @@
               <w:spacing w:after="10" w:before="0"/>
               <w:ind w:left="120"/>
             </w:pPr>
-            <w:hyperlink w:history="1" r:id="rIdlsuicdsn-zn11kuwwmcmv">
+            <w:hyperlink w:history="1" r:id="rIdxuhhsdecb920-1o5ddsfv">
               <w:r>
                 <w:rPr>
                   <w:rFonts w:ascii="Arial" w:cs="Arial" w:eastAsia="Arial" w:hAnsi="Arial"/>
@@ -22257,7 +22257,7 @@
             <w:pPr>
               <w:spacing w:after="20" w:before="0"/>
             </w:pPr>
-            <w:hyperlink w:history="1" r:id="rIdv_gzn4wscc4k7hfbyqxxk">
+            <w:hyperlink w:history="1" r:id="rIdpbwxwgwsgzuyqe3kwjpyx">
               <w:r>
                 <w:rPr>
                   <w:rFonts w:ascii="Arial" w:cs="Arial" w:eastAsia="Arial" w:hAnsi="Arial"/>
@@ -22290,7 +22290,7 @@
               <w:spacing w:after="10" w:before="0"/>
               <w:ind w:left="120"/>
             </w:pPr>
-            <w:hyperlink w:history="1" r:id="rIdssxctj9lmfv1q_gb0ybie">
+            <w:hyperlink w:history="1" r:id="rId3ych0ndz8izmocu8zdbhc">
               <w:r>
                 <w:rPr>
                   <w:rFonts w:ascii="Arial" w:cs="Arial" w:eastAsia="Arial" w:hAnsi="Arial"/>
@@ -22335,7 +22335,7 @@
             <w:pPr>
               <w:spacing w:after="20" w:before="0"/>
             </w:pPr>
-            <w:hyperlink w:history="1" r:id="rIdgovnc6cqaelozbxlyl6r1">
+            <w:hyperlink w:history="1" r:id="rIdjvtlfppbqh7thwzpburgk">
               <w:r>
                 <w:rPr>
                   <w:rFonts w:ascii="Arial" w:cs="Arial" w:eastAsia="Arial" w:hAnsi="Arial"/>
@@ -22368,7 +22368,7 @@
               <w:spacing w:after="10" w:before="0"/>
               <w:ind w:left="120"/>
             </w:pPr>
-            <w:hyperlink w:history="1" r:id="rIdnxv3yu0bqupzhkibkzwl2">
+            <w:hyperlink w:history="1" r:id="rIdp0gkfzymbcd5tbmdloapx">
               <w:r>
                 <w:rPr>
                   <w:rFonts w:ascii="Arial" w:cs="Arial" w:eastAsia="Arial" w:hAnsi="Arial"/>
@@ -23855,7 +23855,7 @@
             <w:pPr>
               <w:spacing w:after="20" w:before="0"/>
             </w:pPr>
-            <w:hyperlink w:history="1" r:id="rIdr-h5yvogzwrmxzqehpbrj">
+            <w:hyperlink w:history="1" r:id="rIdmfbzxfh0yzshcdb8bofpd">
               <w:r>
                 <w:rPr>
                   <w:rFonts w:ascii="Arial" w:cs="Arial" w:eastAsia="Arial" w:hAnsi="Arial"/>
@@ -23888,7 +23888,7 @@
               <w:spacing w:after="10" w:before="0"/>
               <w:ind w:left="120"/>
             </w:pPr>
-            <w:hyperlink w:history="1" r:id="rId9herefxwqtqzo1v3ebs5d">
+            <w:hyperlink w:history="1" r:id="rIdl_dn4jqtx9ro6uom1iajm">
               <w:r>
                 <w:rPr>
                   <w:rFonts w:ascii="Arial" w:cs="Arial" w:eastAsia="Arial" w:hAnsi="Arial"/>
@@ -23933,7 +23933,7 @@
             <w:pPr>
               <w:spacing w:after="20" w:before="0"/>
             </w:pPr>
-            <w:hyperlink w:history="1" r:id="rIdpryfaiodppsdm-tctmltx">
+            <w:hyperlink w:history="1" r:id="rId4azwsxiaw0iiu4bwitplf">
               <w:r>
                 <w:rPr>
                   <w:rFonts w:ascii="Arial" w:cs="Arial" w:eastAsia="Arial" w:hAnsi="Arial"/>
@@ -23966,7 +23966,7 @@
               <w:spacing w:after="10" w:before="0"/>
               <w:ind w:left="120"/>
             </w:pPr>
-            <w:hyperlink w:history="1" r:id="rIdfanpnx5oakn8rpl528-ci">
+            <w:hyperlink w:history="1" r:id="rIdendylry4cayhprpvydeht">
               <w:r>
                 <w:rPr>
                   <w:rFonts w:ascii="Arial" w:cs="Arial" w:eastAsia="Arial" w:hAnsi="Arial"/>
@@ -24161,7 +24161,7 @@
             <w:pPr>
               <w:spacing w:after="20" w:before="0"/>
             </w:pPr>
-            <w:hyperlink w:history="1" r:id="rId04ypviknp-vsfgvccts00">
+            <w:hyperlink w:history="1" r:id="rIdurvtv0raslghe-vzeqn-f">
               <w:r>
                 <w:rPr>
                   <w:rFonts w:ascii="Arial" w:cs="Arial" w:eastAsia="Arial" w:hAnsi="Arial"/>
@@ -24194,7 +24194,7 @@
               <w:spacing w:after="10" w:before="0"/>
               <w:ind w:left="120"/>
             </w:pPr>
-            <w:hyperlink w:history="1" r:id="rId5jvg2gqr8t5ptyjfikqkp">
+            <w:hyperlink w:history="1" r:id="rId7o8dbixs91frsbc4khogi">
               <w:r>
                 <w:rPr>
                   <w:rFonts w:ascii="Arial" w:cs="Arial" w:eastAsia="Arial" w:hAnsi="Arial"/>
@@ -24239,7 +24239,7 @@
             <w:pPr>
               <w:spacing w:after="20" w:before="0"/>
             </w:pPr>
-            <w:hyperlink w:history="1" r:id="rIddznb5vfpsbxmmsyd8dieo">
+            <w:hyperlink w:history="1" r:id="rIdxcx6xhs91af2mhcjst9c_">
               <w:r>
                 <w:rPr>
                   <w:rFonts w:ascii="Arial" w:cs="Arial" w:eastAsia="Arial" w:hAnsi="Arial"/>
@@ -24272,7 +24272,7 @@
               <w:spacing w:after="10" w:before="0"/>
               <w:ind w:left="120"/>
             </w:pPr>
-            <w:hyperlink w:history="1" r:id="rIdtqh6kyq5hra7u61sppxap">
+            <w:hyperlink w:history="1" r:id="rIdshzbpacveaodofs3pgqm5">
               <w:r>
                 <w:rPr>
                   <w:rFonts w:ascii="Arial" w:cs="Arial" w:eastAsia="Arial" w:hAnsi="Arial"/>
@@ -24695,7 +24695,7 @@
             <w:pPr>
               <w:spacing w:after="20" w:before="0"/>
             </w:pPr>
-            <w:hyperlink w:history="1" r:id="rIdxrlqvrjinlu6tjsr5kwbz">
+            <w:hyperlink w:history="1" r:id="rIdgwuhgkkexpnicobo1wfb_">
               <w:r>
                 <w:rPr>
                   <w:rFonts w:ascii="Arial" w:cs="Arial" w:eastAsia="Arial" w:hAnsi="Arial"/>
@@ -24728,7 +24728,7 @@
               <w:spacing w:after="10" w:before="0"/>
               <w:ind w:left="120"/>
             </w:pPr>
-            <w:hyperlink w:history="1" r:id="rIdljkccvlsungumocvqyn-t">
+            <w:hyperlink w:history="1" r:id="rIdd4b7xtdt35hmoiuqn2zgm">
               <w:r>
                 <w:rPr>
                   <w:rFonts w:ascii="Arial" w:cs="Arial" w:eastAsia="Arial" w:hAnsi="Arial"/>
@@ -24773,7 +24773,7 @@
             <w:pPr>
               <w:spacing w:after="20" w:before="0"/>
             </w:pPr>
-            <w:hyperlink w:history="1" r:id="rIdhuf6ctgft-tnagzpkplrw">
+            <w:hyperlink w:history="1" r:id="rIdvhwhgs_dn37pzoobkohzi">
               <w:r>
                 <w:rPr>
                   <w:rFonts w:ascii="Arial" w:cs="Arial" w:eastAsia="Arial" w:hAnsi="Arial"/>
@@ -24806,7 +24806,7 @@
               <w:spacing w:after="10" w:before="0"/>
               <w:ind w:left="120"/>
             </w:pPr>
-            <w:hyperlink w:history="1" r:id="rIdsne3wmryjhsq84-gkcwht">
+            <w:hyperlink w:history="1" r:id="rId0glgw2qxnbftkynflhnfv">
               <w:r>
                 <w:rPr>
                   <w:rFonts w:ascii="Arial" w:cs="Arial" w:eastAsia="Arial" w:hAnsi="Arial"/>
@@ -25001,7 +25001,7 @@
             <w:pPr>
               <w:spacing w:after="20" w:before="0"/>
             </w:pPr>
-            <w:hyperlink w:history="1" r:id="rIdc8cc5kujgwqx9d6ihhkr7">
+            <w:hyperlink w:history="1" r:id="rIdy6v8pivbyoxtyrhvketz8">
               <w:r>
                 <w:rPr>
                   <w:rFonts w:ascii="Arial" w:cs="Arial" w:eastAsia="Arial" w:hAnsi="Arial"/>
@@ -25034,7 +25034,7 @@
               <w:spacing w:after="10" w:before="0"/>
               <w:ind w:left="120"/>
             </w:pPr>
-            <w:hyperlink w:history="1" r:id="rId3tg6kcmcphs0mtdkoegeg">
+            <w:hyperlink w:history="1" r:id="rIdjapjywg2-txlomwnkvymk">
               <w:r>
                 <w:rPr>
                   <w:rFonts w:ascii="Arial" w:cs="Arial" w:eastAsia="Arial" w:hAnsi="Arial"/>
@@ -25079,7 +25079,7 @@
             <w:pPr>
               <w:spacing w:after="20" w:before="0"/>
             </w:pPr>
-            <w:hyperlink w:history="1" r:id="rIdo9r3rojedcybvyjpt-aa4">
+            <w:hyperlink w:history="1" r:id="rIdh2rtsgphnhohk1hp53kvw">
               <w:r>
                 <w:rPr>
                   <w:rFonts w:ascii="Arial" w:cs="Arial" w:eastAsia="Arial" w:hAnsi="Arial"/>
@@ -25112,7 +25112,7 @@
               <w:spacing w:after="10" w:before="0"/>
               <w:ind w:left="120"/>
             </w:pPr>
-            <w:hyperlink w:history="1" r:id="rIdmggt89hubkxiavmb-km0z">
+            <w:hyperlink w:history="1" r:id="rIdzhzezxtgg1zunqlhmrbgv">
               <w:r>
                 <w:rPr>
                   <w:rFonts w:ascii="Arial" w:cs="Arial" w:eastAsia="Arial" w:hAnsi="Arial"/>
@@ -25307,7 +25307,7 @@
             <w:pPr>
               <w:spacing w:after="20" w:before="0"/>
             </w:pPr>
-            <w:hyperlink w:history="1" r:id="rIdk5s3l5xtuwaqouaekiwng">
+            <w:hyperlink w:history="1" r:id="rIdbjtvtvzmvmw8biv-2kxzt">
               <w:r>
                 <w:rPr>
                   <w:rFonts w:ascii="Arial" w:cs="Arial" w:eastAsia="Arial" w:hAnsi="Arial"/>
@@ -25340,7 +25340,7 @@
               <w:spacing w:after="10" w:before="0"/>
               <w:ind w:left="120"/>
             </w:pPr>
-            <w:hyperlink w:history="1" r:id="rIdoujpiicv4szexix9snnqd">
+            <w:hyperlink w:history="1" r:id="rId7uloyvb7npwutzn_nctda">
               <w:r>
                 <w:rPr>
                   <w:rFonts w:ascii="Arial" w:cs="Arial" w:eastAsia="Arial" w:hAnsi="Arial"/>
@@ -25385,7 +25385,7 @@
             <w:pPr>
               <w:spacing w:after="20" w:before="0"/>
             </w:pPr>
-            <w:hyperlink w:history="1" r:id="rIdfjfttxd8q2wq24zsqsi7g">
+            <w:hyperlink w:history="1" r:id="rIdvb04gg2uy4ksjrcqzx7m3">
               <w:r>
                 <w:rPr>
                   <w:rFonts w:ascii="Arial" w:cs="Arial" w:eastAsia="Arial" w:hAnsi="Arial"/>
@@ -25418,7 +25418,7 @@
               <w:spacing w:after="10" w:before="0"/>
               <w:ind w:left="120"/>
             </w:pPr>
-            <w:hyperlink w:history="1" r:id="rIdyuhsxrlgc7tptevk3hgve">
+            <w:hyperlink w:history="1" r:id="rIdosfe9cxausdekr90exbbi">
               <w:r>
                 <w:rPr>
                   <w:rFonts w:ascii="Arial" w:cs="Arial" w:eastAsia="Arial" w:hAnsi="Arial"/>

--- a/data/outputs/v2/Maths/SS1.2_Indices/Mathematics_Indices_CBE_LessonSequence.docx
+++ b/data/outputs/v2/Maths/SS1.2_Indices/Mathematics_Indices_CBE_LessonSequence.docx
@@ -3065,7 +3065,7 @@
             <w:pPr>
               <w:spacing w:after="20" w:before="0"/>
             </w:pPr>
-            <w:hyperlink w:history="1" r:id="rIduphieldxgq4c0yeula_pb">
+            <w:hyperlink w:history="1" r:id="rId4ga31xcgrzoywa3l_fl7d">
               <w:r>
                 <w:rPr>
                   <w:rFonts w:ascii="Arial" w:cs="Arial" w:eastAsia="Arial" w:hAnsi="Arial"/>
@@ -3098,7 +3098,7 @@
               <w:spacing w:after="10" w:before="0"/>
               <w:ind w:left="120"/>
             </w:pPr>
-            <w:hyperlink w:history="1" r:id="rIdvmgr-n7or150_2hpym-fe">
+            <w:hyperlink w:history="1" r:id="rIdvps4bp2kosfqwxupgc8ur">
               <w:r>
                 <w:rPr>
                   <w:rFonts w:ascii="Arial" w:cs="Arial" w:eastAsia="Arial" w:hAnsi="Arial"/>
@@ -3143,7 +3143,7 @@
             <w:pPr>
               <w:spacing w:after="20" w:before="0"/>
             </w:pPr>
-            <w:hyperlink w:history="1" r:id="rId4jhesqd5ilsi9fz87gvqb">
+            <w:hyperlink w:history="1" r:id="rIdbyddjovyf5ftcv4ao9_cc">
               <w:r>
                 <w:rPr>
                   <w:rFonts w:ascii="Arial" w:cs="Arial" w:eastAsia="Arial" w:hAnsi="Arial"/>
@@ -3176,7 +3176,7 @@
               <w:spacing w:after="10" w:before="0"/>
               <w:ind w:left="120"/>
             </w:pPr>
-            <w:hyperlink w:history="1" r:id="rIdq7l9b2mwk5ctz1gvbnh1z">
+            <w:hyperlink w:history="1" r:id="rIdy9ypbujv9nc1wcsnizm_l">
               <w:r>
                 <w:rPr>
                   <w:rFonts w:ascii="Arial" w:cs="Arial" w:eastAsia="Arial" w:hAnsi="Arial"/>
@@ -3371,7 +3371,7 @@
             <w:pPr>
               <w:spacing w:after="20" w:before="0"/>
             </w:pPr>
-            <w:hyperlink w:history="1" r:id="rId7xskwvhwlx9rxer3wrln7">
+            <w:hyperlink w:history="1" r:id="rId5gm-enju3ciijugidpze2">
               <w:r>
                 <w:rPr>
                   <w:rFonts w:ascii="Arial" w:cs="Arial" w:eastAsia="Arial" w:hAnsi="Arial"/>
@@ -3404,7 +3404,7 @@
               <w:spacing w:after="10" w:before="0"/>
               <w:ind w:left="120"/>
             </w:pPr>
-            <w:hyperlink w:history="1" r:id="rId-6egzkmjj2qenfbwpnutu">
+            <w:hyperlink w:history="1" r:id="rIdtuektmyh7ki1fwsuky-o1">
               <w:r>
                 <w:rPr>
                   <w:rFonts w:ascii="Arial" w:cs="Arial" w:eastAsia="Arial" w:hAnsi="Arial"/>
@@ -3449,7 +3449,7 @@
             <w:pPr>
               <w:spacing w:after="20" w:before="0"/>
             </w:pPr>
-            <w:hyperlink w:history="1" r:id="rIdc9olxwwsn4fz4tjisor-h">
+            <w:hyperlink w:history="1" r:id="rIdjpj69crns9inl4jin5ehx">
               <w:r>
                 <w:rPr>
                   <w:rFonts w:ascii="Arial" w:cs="Arial" w:eastAsia="Arial" w:hAnsi="Arial"/>
@@ -3482,7 +3482,7 @@
               <w:spacing w:after="10" w:before="0"/>
               <w:ind w:left="120"/>
             </w:pPr>
-            <w:hyperlink w:history="1" r:id="rIdwyyhozclnjro5eeml33i0">
+            <w:hyperlink w:history="1" r:id="rIdveuhljgej2cisalbu-ec2">
               <w:r>
                 <w:rPr>
                   <w:rFonts w:ascii="Arial" w:cs="Arial" w:eastAsia="Arial" w:hAnsi="Arial"/>
@@ -3677,7 +3677,7 @@
             <w:pPr>
               <w:spacing w:after="20" w:before="0"/>
             </w:pPr>
-            <w:hyperlink w:history="1" r:id="rIdn-sjoyy-dywahvp0k7udj">
+            <w:hyperlink w:history="1" r:id="rIdk7l7yveq-qikbtyhgv-87">
               <w:r>
                 <w:rPr>
                   <w:rFonts w:ascii="Arial" w:cs="Arial" w:eastAsia="Arial" w:hAnsi="Arial"/>
@@ -3710,7 +3710,7 @@
               <w:spacing w:after="10" w:before="0"/>
               <w:ind w:left="120"/>
             </w:pPr>
-            <w:hyperlink w:history="1" r:id="rIdpaj3fs-20z0l23jrzwphl">
+            <w:hyperlink w:history="1" r:id="rIdxzm_ifzcsenkjeisz3r5s">
               <w:r>
                 <w:rPr>
                   <w:rFonts w:ascii="Arial" w:cs="Arial" w:eastAsia="Arial" w:hAnsi="Arial"/>
@@ -3755,7 +3755,7 @@
             <w:pPr>
               <w:spacing w:after="20" w:before="0"/>
             </w:pPr>
-            <w:hyperlink w:history="1" r:id="rId6aydcacca6uwx0uoyfgve">
+            <w:hyperlink w:history="1" r:id="rIdvoxp97wl-ka-vkvpxk-q_">
               <w:r>
                 <w:rPr>
                   <w:rFonts w:ascii="Arial" w:cs="Arial" w:eastAsia="Arial" w:hAnsi="Arial"/>
@@ -3788,7 +3788,7 @@
               <w:spacing w:after="10" w:before="0"/>
               <w:ind w:left="120"/>
             </w:pPr>
-            <w:hyperlink w:history="1" r:id="rIdwlq-xhcw2pn_v4e0w08f5">
+            <w:hyperlink w:history="1" r:id="rId66yzywgo-g7vtdfizvjoo">
               <w:r>
                 <w:rPr>
                   <w:rFonts w:ascii="Arial" w:cs="Arial" w:eastAsia="Arial" w:hAnsi="Arial"/>
@@ -3983,7 +3983,7 @@
             <w:pPr>
               <w:spacing w:after="20" w:before="0"/>
             </w:pPr>
-            <w:hyperlink w:history="1" r:id="rIduqr84dijisdh3tbniecnk">
+            <w:hyperlink w:history="1" r:id="rIdzz9igddzp6vnyx_83a_5x">
               <w:r>
                 <w:rPr>
                   <w:rFonts w:ascii="Arial" w:cs="Arial" w:eastAsia="Arial" w:hAnsi="Arial"/>
@@ -4016,7 +4016,7 @@
               <w:spacing w:after="10" w:before="0"/>
               <w:ind w:left="120"/>
             </w:pPr>
-            <w:hyperlink w:history="1" r:id="rIdex94xe_-mgq0w2i9kgdyk">
+            <w:hyperlink w:history="1" r:id="rIdkxsabjqisoiuzib8tseja">
               <w:r>
                 <w:rPr>
                   <w:rFonts w:ascii="Arial" w:cs="Arial" w:eastAsia="Arial" w:hAnsi="Arial"/>
@@ -4061,7 +4061,7 @@
             <w:pPr>
               <w:spacing w:after="20" w:before="0"/>
             </w:pPr>
-            <w:hyperlink w:history="1" r:id="rIdlnrnszi-vhnnhghwpzobm">
+            <w:hyperlink w:history="1" r:id="rIdl1tkodcqxa54xtu1yzn5n">
               <w:r>
                 <w:rPr>
                   <w:rFonts w:ascii="Arial" w:cs="Arial" w:eastAsia="Arial" w:hAnsi="Arial"/>
@@ -4094,7 +4094,7 @@
               <w:spacing w:after="10" w:before="0"/>
               <w:ind w:left="120"/>
             </w:pPr>
-            <w:hyperlink w:history="1" r:id="rIdyix2f7d7yjjfocx_9bp3d">
+            <w:hyperlink w:history="1" r:id="rIdez2gc6a_awwapv06ebc8g">
               <w:r>
                 <w:rPr>
                   <w:rFonts w:ascii="Arial" w:cs="Arial" w:eastAsia="Arial" w:hAnsi="Arial"/>
@@ -4289,7 +4289,7 @@
             <w:pPr>
               <w:spacing w:after="20" w:before="0"/>
             </w:pPr>
-            <w:hyperlink w:history="1" r:id="rIdg0os8i7xkawmwnhj4whyc">
+            <w:hyperlink w:history="1" r:id="rId-ocmxatpa6msus6urlduk">
               <w:r>
                 <w:rPr>
                   <w:rFonts w:ascii="Arial" w:cs="Arial" w:eastAsia="Arial" w:hAnsi="Arial"/>
@@ -4322,7 +4322,7 @@
               <w:spacing w:after="10" w:before="0"/>
               <w:ind w:left="120"/>
             </w:pPr>
-            <w:hyperlink w:history="1" r:id="rIdmg4exq2vam6ntdt0koc31">
+            <w:hyperlink w:history="1" r:id="rIdxhay18qqvqnpike7arn0q">
               <w:r>
                 <w:rPr>
                   <w:rFonts w:ascii="Arial" w:cs="Arial" w:eastAsia="Arial" w:hAnsi="Arial"/>
@@ -4367,7 +4367,7 @@
             <w:pPr>
               <w:spacing w:after="20" w:before="0"/>
             </w:pPr>
-            <w:hyperlink w:history="1" r:id="rIdf9ccgzexj2t-aublfkhq-">
+            <w:hyperlink w:history="1" r:id="rIdcltztbkfmh2ygs5wopt5c">
               <w:r>
                 <w:rPr>
                   <w:rFonts w:ascii="Arial" w:cs="Arial" w:eastAsia="Arial" w:hAnsi="Arial"/>
@@ -4400,7 +4400,7 @@
               <w:spacing w:after="10" w:before="0"/>
               <w:ind w:left="120"/>
             </w:pPr>
-            <w:hyperlink w:history="1" r:id="rIdfxv6ta8j7ynys-z4hnrr2">
+            <w:hyperlink w:history="1" r:id="rIdek_jyxw2okfetzal6yp_o">
               <w:r>
                 <w:rPr>
                   <w:rFonts w:ascii="Arial" w:cs="Arial" w:eastAsia="Arial" w:hAnsi="Arial"/>
@@ -5887,7 +5887,7 @@
             <w:pPr>
               <w:spacing w:after="20" w:before="0"/>
             </w:pPr>
-            <w:hyperlink w:history="1" r:id="rId9lo0qrpddhbrs5yzh34mx">
+            <w:hyperlink w:history="1" r:id="rIdukjspyft4djalxp5h5nzl">
               <w:r>
                 <w:rPr>
                   <w:rFonts w:ascii="Arial" w:cs="Arial" w:eastAsia="Arial" w:hAnsi="Arial"/>
@@ -5920,7 +5920,7 @@
               <w:spacing w:after="10" w:before="0"/>
               <w:ind w:left="120"/>
             </w:pPr>
-            <w:hyperlink w:history="1" r:id="rIdwcz_unn5cpnifmtw7cukq">
+            <w:hyperlink w:history="1" r:id="rIdoz_fwwm74junq7tp_ula5">
               <w:r>
                 <w:rPr>
                   <w:rFonts w:ascii="Arial" w:cs="Arial" w:eastAsia="Arial" w:hAnsi="Arial"/>
@@ -5965,7 +5965,7 @@
             <w:pPr>
               <w:spacing w:after="20" w:before="0"/>
             </w:pPr>
-            <w:hyperlink w:history="1" r:id="rId41ht0oxzwedxnwdsryplr">
+            <w:hyperlink w:history="1" r:id="rIdy7lqfovtuuohia0g2lio1">
               <w:r>
                 <w:rPr>
                   <w:rFonts w:ascii="Arial" w:cs="Arial" w:eastAsia="Arial" w:hAnsi="Arial"/>
@@ -5998,7 +5998,7 @@
               <w:spacing w:after="10" w:before="0"/>
               <w:ind w:left="120"/>
             </w:pPr>
-            <w:hyperlink w:history="1" r:id="rIdqmhjwc9oqhe5aydtbqntj">
+            <w:hyperlink w:history="1" r:id="rIdy9u7cc7oar1ljhurm5flc">
               <w:r>
                 <w:rPr>
                   <w:rFonts w:ascii="Arial" w:cs="Arial" w:eastAsia="Arial" w:hAnsi="Arial"/>
@@ -6193,7 +6193,7 @@
             <w:pPr>
               <w:spacing w:after="20" w:before="0"/>
             </w:pPr>
-            <w:hyperlink w:history="1" r:id="rIdxh15_z9xl8pjn3egvuqhq">
+            <w:hyperlink w:history="1" r:id="rId9bqjylroelo6_zcdkcbpq">
               <w:r>
                 <w:rPr>
                   <w:rFonts w:ascii="Arial" w:cs="Arial" w:eastAsia="Arial" w:hAnsi="Arial"/>
@@ -6226,7 +6226,7 @@
               <w:spacing w:after="10" w:before="0"/>
               <w:ind w:left="120"/>
             </w:pPr>
-            <w:hyperlink w:history="1" r:id="rIdiy6v31hppgkgh5zqpownb">
+            <w:hyperlink w:history="1" r:id="rId6rwii84h0_kexprmnhyoa">
               <w:r>
                 <w:rPr>
                   <w:rFonts w:ascii="Arial" w:cs="Arial" w:eastAsia="Arial" w:hAnsi="Arial"/>
@@ -6271,7 +6271,7 @@
             <w:pPr>
               <w:spacing w:after="20" w:before="0"/>
             </w:pPr>
-            <w:hyperlink w:history="1" r:id="rIdrqt-ytxtq-5w1j57yjm-f">
+            <w:hyperlink w:history="1" r:id="rId4ndqr0umdmeu_ffc9dpxw">
               <w:r>
                 <w:rPr>
                   <w:rFonts w:ascii="Arial" w:cs="Arial" w:eastAsia="Arial" w:hAnsi="Arial"/>
@@ -6304,7 +6304,7 @@
               <w:spacing w:after="10" w:before="0"/>
               <w:ind w:left="120"/>
             </w:pPr>
-            <w:hyperlink w:history="1" r:id="rIdw4kuvqh4vr-fumirs3jzc">
+            <w:hyperlink w:history="1" r:id="rIdmbx1j4_twmpseexqyhawy">
               <w:r>
                 <w:rPr>
                   <w:rFonts w:ascii="Arial" w:cs="Arial" w:eastAsia="Arial" w:hAnsi="Arial"/>
@@ -6499,7 +6499,7 @@
             <w:pPr>
               <w:spacing w:after="20" w:before="0"/>
             </w:pPr>
-            <w:hyperlink w:history="1" r:id="rIdba7se_7kq9lkrkjcigso-">
+            <w:hyperlink w:history="1" r:id="rId50pdt2bhnqapgkcjj_cl_">
               <w:r>
                 <w:rPr>
                   <w:rFonts w:ascii="Arial" w:cs="Arial" w:eastAsia="Arial" w:hAnsi="Arial"/>
@@ -6532,7 +6532,7 @@
               <w:spacing w:after="10" w:before="0"/>
               <w:ind w:left="120"/>
             </w:pPr>
-            <w:hyperlink w:history="1" r:id="rIdtf1orif1r-ps6unr66t3k">
+            <w:hyperlink w:history="1" r:id="rIdif1g17a4pea4dbbannh1b">
               <w:r>
                 <w:rPr>
                   <w:rFonts w:ascii="Arial" w:cs="Arial" w:eastAsia="Arial" w:hAnsi="Arial"/>
@@ -6577,7 +6577,7 @@
             <w:pPr>
               <w:spacing w:after="20" w:before="0"/>
             </w:pPr>
-            <w:hyperlink w:history="1" r:id="rIdgkqiug67gggey16uq1z1y">
+            <w:hyperlink w:history="1" r:id="rIdwupicnzlkez9w5kpmtm6r">
               <w:r>
                 <w:rPr>
                   <w:rFonts w:ascii="Arial" w:cs="Arial" w:eastAsia="Arial" w:hAnsi="Arial"/>
@@ -6610,7 +6610,7 @@
               <w:spacing w:after="10" w:before="0"/>
               <w:ind w:left="120"/>
             </w:pPr>
-            <w:hyperlink w:history="1" r:id="rIdzk-nkohsimqlvngq2glya">
+            <w:hyperlink w:history="1" r:id="rIdersjosqtr20y7tiid_hgx">
               <w:r>
                 <w:rPr>
                   <w:rFonts w:ascii="Arial" w:cs="Arial" w:eastAsia="Arial" w:hAnsi="Arial"/>
@@ -6805,7 +6805,7 @@
             <w:pPr>
               <w:spacing w:after="20" w:before="0"/>
             </w:pPr>
-            <w:hyperlink w:history="1" r:id="rId3wz6t1mcnfos48g0lulr6">
+            <w:hyperlink w:history="1" r:id="rIdx_cfffomzki3xbrcun4ip">
               <w:r>
                 <w:rPr>
                   <w:rFonts w:ascii="Arial" w:cs="Arial" w:eastAsia="Arial" w:hAnsi="Arial"/>
@@ -6838,7 +6838,7 @@
               <w:spacing w:after="10" w:before="0"/>
               <w:ind w:left="120"/>
             </w:pPr>
-            <w:hyperlink w:history="1" r:id="rId2ysjfusmcywm07-yohh4m">
+            <w:hyperlink w:history="1" r:id="rId4hpy5vzwlhquwrg-j97qv">
               <w:r>
                 <w:rPr>
                   <w:rFonts w:ascii="Arial" w:cs="Arial" w:eastAsia="Arial" w:hAnsi="Arial"/>
@@ -6883,7 +6883,7 @@
             <w:pPr>
               <w:spacing w:after="20" w:before="0"/>
             </w:pPr>
-            <w:hyperlink w:history="1" r:id="rIdhv0h2wdnkujembadsj6eo">
+            <w:hyperlink w:history="1" r:id="rId3wkw0tlrflj8gpjzejpfq">
               <w:r>
                 <w:rPr>
                   <w:rFonts w:ascii="Arial" w:cs="Arial" w:eastAsia="Arial" w:hAnsi="Arial"/>
@@ -6916,7 +6916,7 @@
               <w:spacing w:after="10" w:before="0"/>
               <w:ind w:left="120"/>
             </w:pPr>
-            <w:hyperlink w:history="1" r:id="rIde_q0wcxaja_pxh0fcodzw">
+            <w:hyperlink w:history="1" r:id="rIdbqcfj5nernb_gd4d5qz-7">
               <w:r>
                 <w:rPr>
                   <w:rFonts w:ascii="Arial" w:cs="Arial" w:eastAsia="Arial" w:hAnsi="Arial"/>
@@ -7111,7 +7111,7 @@
             <w:pPr>
               <w:spacing w:after="20" w:before="0"/>
             </w:pPr>
-            <w:hyperlink w:history="1" r:id="rIdt9pfmwamjezkgdoiqzlyt">
+            <w:hyperlink w:history="1" r:id="rIdof5nq2v-grfxqaklycxsa">
               <w:r>
                 <w:rPr>
                   <w:rFonts w:ascii="Arial" w:cs="Arial" w:eastAsia="Arial" w:hAnsi="Arial"/>
@@ -7144,7 +7144,7 @@
               <w:spacing w:after="10" w:before="0"/>
               <w:ind w:left="120"/>
             </w:pPr>
-            <w:hyperlink w:history="1" r:id="rIdzb31yq1z6jcqy4f2sdrae">
+            <w:hyperlink w:history="1" r:id="rIdfdq-aas5_hzjwqzisf0ic">
               <w:r>
                 <w:rPr>
                   <w:rFonts w:ascii="Arial" w:cs="Arial" w:eastAsia="Arial" w:hAnsi="Arial"/>
@@ -7189,7 +7189,7 @@
             <w:pPr>
               <w:spacing w:after="20" w:before="0"/>
             </w:pPr>
-            <w:hyperlink w:history="1" r:id="rIdxaahqccqn_p4iwn9arjlt">
+            <w:hyperlink w:history="1" r:id="rIdtnbvivmbazrnwpl1lvei7">
               <w:r>
                 <w:rPr>
                   <w:rFonts w:ascii="Arial" w:cs="Arial" w:eastAsia="Arial" w:hAnsi="Arial"/>
@@ -7222,7 +7222,7 @@
               <w:spacing w:after="10" w:before="0"/>
               <w:ind w:left="120"/>
             </w:pPr>
-            <w:hyperlink w:history="1" r:id="rIdjxp0h56h5emljepbbnin-">
+            <w:hyperlink w:history="1" r:id="rIdt2i5gijhurcaymangiyio">
               <w:r>
                 <w:rPr>
                   <w:rFonts w:ascii="Arial" w:cs="Arial" w:eastAsia="Arial" w:hAnsi="Arial"/>
@@ -8804,7 +8804,7 @@
             <w:pPr>
               <w:spacing w:after="20" w:before="0"/>
             </w:pPr>
-            <w:hyperlink w:history="1" r:id="rId3ikt5jmbxzzafvcmzdy-l">
+            <w:hyperlink w:history="1" r:id="rIdi7i1slov59n3xj39overb">
               <w:r>
                 <w:rPr>
                   <w:rFonts w:ascii="Arial" w:cs="Arial" w:eastAsia="Arial" w:hAnsi="Arial"/>
@@ -8837,7 +8837,7 @@
               <w:spacing w:after="10" w:before="0"/>
               <w:ind w:left="120"/>
             </w:pPr>
-            <w:hyperlink w:history="1" r:id="rIdr8txpuk0hbwceu2_ejh2y">
+            <w:hyperlink w:history="1" r:id="rId00aocydm8sb8bvuetslcl">
               <w:r>
                 <w:rPr>
                   <w:rFonts w:ascii="Arial" w:cs="Arial" w:eastAsia="Arial" w:hAnsi="Arial"/>
@@ -8882,7 +8882,7 @@
             <w:pPr>
               <w:spacing w:after="20" w:before="0"/>
             </w:pPr>
-            <w:hyperlink w:history="1" r:id="rIdsm5n7ct2of9sdwyhppn2c">
+            <w:hyperlink w:history="1" r:id="rIdbudrtg0tqkoblza3dvpn0">
               <w:r>
                 <w:rPr>
                   <w:rFonts w:ascii="Arial" w:cs="Arial" w:eastAsia="Arial" w:hAnsi="Arial"/>
@@ -8915,7 +8915,7 @@
               <w:spacing w:after="10" w:before="0"/>
               <w:ind w:left="120"/>
             </w:pPr>
-            <w:hyperlink w:history="1" r:id="rIdx-1z7hj4epgwkaryyetae">
+            <w:hyperlink w:history="1" r:id="rIdpgljec8hrjfsetgyqwdik">
               <w:r>
                 <w:rPr>
                   <w:rFonts w:ascii="Arial" w:cs="Arial" w:eastAsia="Arial" w:hAnsi="Arial"/>
@@ -9110,7 +9110,7 @@
             <w:pPr>
               <w:spacing w:after="20" w:before="0"/>
             </w:pPr>
-            <w:hyperlink w:history="1" r:id="rIdsvqssnzjh_ncjdizmvtzg">
+            <w:hyperlink w:history="1" r:id="rIdchzmzkhqj38aozz7jqopi">
               <w:r>
                 <w:rPr>
                   <w:rFonts w:ascii="Arial" w:cs="Arial" w:eastAsia="Arial" w:hAnsi="Arial"/>
@@ -9143,7 +9143,7 @@
               <w:spacing w:after="10" w:before="0"/>
               <w:ind w:left="120"/>
             </w:pPr>
-            <w:hyperlink w:history="1" r:id="rId_qd3mghhehpbu7ru05vly">
+            <w:hyperlink w:history="1" r:id="rIdha7aualmsbqj4fgsw4xmg">
               <w:r>
                 <w:rPr>
                   <w:rFonts w:ascii="Arial" w:cs="Arial" w:eastAsia="Arial" w:hAnsi="Arial"/>
@@ -9188,7 +9188,7 @@
             <w:pPr>
               <w:spacing w:after="20" w:before="0"/>
             </w:pPr>
-            <w:hyperlink w:history="1" r:id="rIdxhsf5aoiufsudbbt6ucif">
+            <w:hyperlink w:history="1" r:id="rIdmzyutuarq_cbsxaggaciw">
               <w:r>
                 <w:rPr>
                   <w:rFonts w:ascii="Arial" w:cs="Arial" w:eastAsia="Arial" w:hAnsi="Arial"/>
@@ -9221,7 +9221,7 @@
               <w:spacing w:after="10" w:before="0"/>
               <w:ind w:left="120"/>
             </w:pPr>
-            <w:hyperlink w:history="1" r:id="rIdqoop3vidrwgmju-agj-d3">
+            <w:hyperlink w:history="1" r:id="rId3fypmloydyt5ghtktat7l">
               <w:r>
                 <w:rPr>
                   <w:rFonts w:ascii="Arial" w:cs="Arial" w:eastAsia="Arial" w:hAnsi="Arial"/>
@@ -9416,7 +9416,7 @@
             <w:pPr>
               <w:spacing w:after="20" w:before="0"/>
             </w:pPr>
-            <w:hyperlink w:history="1" r:id="rIdfgvbfvdvmwwte1yn4pjt3">
+            <w:hyperlink w:history="1" r:id="rIdgx4svecp2sospx5gqw6io">
               <w:r>
                 <w:rPr>
                   <w:rFonts w:ascii="Arial" w:cs="Arial" w:eastAsia="Arial" w:hAnsi="Arial"/>
@@ -9449,7 +9449,7 @@
               <w:spacing w:after="10" w:before="0"/>
               <w:ind w:left="120"/>
             </w:pPr>
-            <w:hyperlink w:history="1" r:id="rIdlnm00jetow0heneaqm9nx">
+            <w:hyperlink w:history="1" r:id="rIdeqwp6bgly7tc4kzw0umd-">
               <w:r>
                 <w:rPr>
                   <w:rFonts w:ascii="Arial" w:cs="Arial" w:eastAsia="Arial" w:hAnsi="Arial"/>
@@ -9494,7 +9494,7 @@
             <w:pPr>
               <w:spacing w:after="20" w:before="0"/>
             </w:pPr>
-            <w:hyperlink w:history="1" r:id="rIdbgjvecsf7aukd0_nsvxo1">
+            <w:hyperlink w:history="1" r:id="rIdf_grghu8pglkq7bhkjhja">
               <w:r>
                 <w:rPr>
                   <w:rFonts w:ascii="Arial" w:cs="Arial" w:eastAsia="Arial" w:hAnsi="Arial"/>
@@ -9527,7 +9527,7 @@
               <w:spacing w:after="10" w:before="0"/>
               <w:ind w:left="120"/>
             </w:pPr>
-            <w:hyperlink w:history="1" r:id="rIdr2elpn7y5mzub6xa3mndu">
+            <w:hyperlink w:history="1" r:id="rIdicfc7mfgybxt_xxlkylfr">
               <w:r>
                 <w:rPr>
                   <w:rFonts w:ascii="Arial" w:cs="Arial" w:eastAsia="Arial" w:hAnsi="Arial"/>
@@ -9722,7 +9722,7 @@
             <w:pPr>
               <w:spacing w:after="20" w:before="0"/>
             </w:pPr>
-            <w:hyperlink w:history="1" r:id="rIddttxhprcx5gxx4uouv2if">
+            <w:hyperlink w:history="1" r:id="rIdw2ikc6gd5fvyxofrltbhq">
               <w:r>
                 <w:rPr>
                   <w:rFonts w:ascii="Arial" w:cs="Arial" w:eastAsia="Arial" w:hAnsi="Arial"/>
@@ -9755,7 +9755,7 @@
               <w:spacing w:after="10" w:before="0"/>
               <w:ind w:left="120"/>
             </w:pPr>
-            <w:hyperlink w:history="1" r:id="rId7ljuumvm-jevpatim85zh">
+            <w:hyperlink w:history="1" r:id="rId7vv6vm-43jboqrfehms0c">
               <w:r>
                 <w:rPr>
                   <w:rFonts w:ascii="Arial" w:cs="Arial" w:eastAsia="Arial" w:hAnsi="Arial"/>
@@ -9800,7 +9800,7 @@
             <w:pPr>
               <w:spacing w:after="20" w:before="0"/>
             </w:pPr>
-            <w:hyperlink w:history="1" r:id="rId8y4xwvwmsavwo8f3gcxdh">
+            <w:hyperlink w:history="1" r:id="rIdbvirusdqoos5m1w7gzuew">
               <w:r>
                 <w:rPr>
                   <w:rFonts w:ascii="Arial" w:cs="Arial" w:eastAsia="Arial" w:hAnsi="Arial"/>
@@ -9833,7 +9833,7 @@
               <w:spacing w:after="10" w:before="0"/>
               <w:ind w:left="120"/>
             </w:pPr>
-            <w:hyperlink w:history="1" r:id="rIdiwxuetq26bcons_xw-sw_">
+            <w:hyperlink w:history="1" r:id="rIdplz054okfhdi2o1miughz">
               <w:r>
                 <w:rPr>
                   <w:rFonts w:ascii="Arial" w:cs="Arial" w:eastAsia="Arial" w:hAnsi="Arial"/>
@@ -10028,7 +10028,7 @@
             <w:pPr>
               <w:spacing w:after="20" w:before="0"/>
             </w:pPr>
-            <w:hyperlink w:history="1" r:id="rIdwy8pgbl8oywk-wqvojjm1">
+            <w:hyperlink w:history="1" r:id="rIddv-mvf208kyry17fnezrb">
               <w:r>
                 <w:rPr>
                   <w:rFonts w:ascii="Arial" w:cs="Arial" w:eastAsia="Arial" w:hAnsi="Arial"/>
@@ -10061,7 +10061,7 @@
               <w:spacing w:after="10" w:before="0"/>
               <w:ind w:left="120"/>
             </w:pPr>
-            <w:hyperlink w:history="1" r:id="rIdmlynpoo9wzxk5-xiz-zc_">
+            <w:hyperlink w:history="1" r:id="rId3gy4k0kfuqmsp6pteiu_f">
               <w:r>
                 <w:rPr>
                   <w:rFonts w:ascii="Arial" w:cs="Arial" w:eastAsia="Arial" w:hAnsi="Arial"/>
@@ -10106,7 +10106,7 @@
             <w:pPr>
               <w:spacing w:after="20" w:before="0"/>
             </w:pPr>
-            <w:hyperlink w:history="1" r:id="rId3n_43vejjfjramyh21bxr">
+            <w:hyperlink w:history="1" r:id="rIdckvawdocp1pq29lfc98ii">
               <w:r>
                 <w:rPr>
                   <w:rFonts w:ascii="Arial" w:cs="Arial" w:eastAsia="Arial" w:hAnsi="Arial"/>
@@ -10139,7 +10139,7 @@
               <w:spacing w:after="10" w:before="0"/>
               <w:ind w:left="120"/>
             </w:pPr>
-            <w:hyperlink w:history="1" r:id="rIdv2vwq6rcjuxwsugi9y77n">
+            <w:hyperlink w:history="1" r:id="rIdsbpwncwkgtkvgzluvhp7r">
               <w:r>
                 <w:rPr>
                   <w:rFonts w:ascii="Arial" w:cs="Arial" w:eastAsia="Arial" w:hAnsi="Arial"/>
@@ -11626,7 +11626,7 @@
             <w:pPr>
               <w:spacing w:after="20" w:before="0"/>
             </w:pPr>
-            <w:hyperlink w:history="1" r:id="rIdml474jsihg5nrzowzwdhm">
+            <w:hyperlink w:history="1" r:id="rId-vosebpqf7cx1ehs8cgjg">
               <w:r>
                 <w:rPr>
                   <w:rFonts w:ascii="Arial" w:cs="Arial" w:eastAsia="Arial" w:hAnsi="Arial"/>
@@ -11659,7 +11659,7 @@
               <w:spacing w:after="10" w:before="0"/>
               <w:ind w:left="120"/>
             </w:pPr>
-            <w:hyperlink w:history="1" r:id="rIdyll3puhorvva9xllkwohf">
+            <w:hyperlink w:history="1" r:id="rIdhuelmeg7opgr7mrlyggup">
               <w:r>
                 <w:rPr>
                   <w:rFonts w:ascii="Arial" w:cs="Arial" w:eastAsia="Arial" w:hAnsi="Arial"/>
@@ -11704,7 +11704,7 @@
             <w:pPr>
               <w:spacing w:after="20" w:before="0"/>
             </w:pPr>
-            <w:hyperlink w:history="1" r:id="rIdb2fc3ccdiqb5s5imc4gst">
+            <w:hyperlink w:history="1" r:id="rIdr8iyl2urwjc8z_v7keabb">
               <w:r>
                 <w:rPr>
                   <w:rFonts w:ascii="Arial" w:cs="Arial" w:eastAsia="Arial" w:hAnsi="Arial"/>
@@ -11737,7 +11737,7 @@
               <w:spacing w:after="10" w:before="0"/>
               <w:ind w:left="120"/>
             </w:pPr>
-            <w:hyperlink w:history="1" r:id="rIdmyta50gpqgtoph1j4l7mw">
+            <w:hyperlink w:history="1" r:id="rIdg2mizaiumztxqk21knhrm">
               <w:r>
                 <w:rPr>
                   <w:rFonts w:ascii="Arial" w:cs="Arial" w:eastAsia="Arial" w:hAnsi="Arial"/>
@@ -12065,7 +12065,7 @@
             <w:pPr>
               <w:spacing w:after="20" w:before="0"/>
             </w:pPr>
-            <w:hyperlink w:history="1" r:id="rIdildwymlhjwzdujqvwcyeu">
+            <w:hyperlink w:history="1" r:id="rId6gagwgd3oihiillhdtaug">
               <w:r>
                 <w:rPr>
                   <w:rFonts w:ascii="Arial" w:cs="Arial" w:eastAsia="Arial" w:hAnsi="Arial"/>
@@ -12098,7 +12098,7 @@
               <w:spacing w:after="10" w:before="0"/>
               <w:ind w:left="120"/>
             </w:pPr>
-            <w:hyperlink w:history="1" r:id="rIdajbmkye2vuljepav500kv">
+            <w:hyperlink w:history="1" r:id="rId9q1vwzperb181tkw8p3kt">
               <w:r>
                 <w:rPr>
                   <w:rFonts w:ascii="Arial" w:cs="Arial" w:eastAsia="Arial" w:hAnsi="Arial"/>
@@ -12143,7 +12143,7 @@
             <w:pPr>
               <w:spacing w:after="20" w:before="0"/>
             </w:pPr>
-            <w:hyperlink w:history="1" r:id="rId9lvnm-_hboxwq4h8eph4p">
+            <w:hyperlink w:history="1" r:id="rIdqc-pm64shoehsaplwpzuy">
               <w:r>
                 <w:rPr>
                   <w:rFonts w:ascii="Arial" w:cs="Arial" w:eastAsia="Arial" w:hAnsi="Arial"/>
@@ -12176,7 +12176,7 @@
               <w:spacing w:after="10" w:before="0"/>
               <w:ind w:left="120"/>
             </w:pPr>
-            <w:hyperlink w:history="1" r:id="rIdikiwd7r0usznwmpf6m8cr">
+            <w:hyperlink w:history="1" r:id="rIdldkiizvrqerutwmgzdv9v">
               <w:r>
                 <w:rPr>
                   <w:rFonts w:ascii="Arial" w:cs="Arial" w:eastAsia="Arial" w:hAnsi="Arial"/>
@@ -12641,7 +12641,7 @@
             <w:pPr>
               <w:spacing w:after="20" w:before="0"/>
             </w:pPr>
-            <w:hyperlink w:history="1" r:id="rId4g-toj8lrxcqkp4comwwq">
+            <w:hyperlink w:history="1" r:id="rIdeeb5sunwph9civ0ybo2ut">
               <w:r>
                 <w:rPr>
                   <w:rFonts w:ascii="Arial" w:cs="Arial" w:eastAsia="Arial" w:hAnsi="Arial"/>
@@ -12674,7 +12674,7 @@
               <w:spacing w:after="10" w:before="0"/>
               <w:ind w:left="120"/>
             </w:pPr>
-            <w:hyperlink w:history="1" r:id="rIdae2gnl7bqxidfxonfhpc9">
+            <w:hyperlink w:history="1" r:id="rId9a9c9wwl17srr8kzoyu1v">
               <w:r>
                 <w:rPr>
                   <w:rFonts w:ascii="Arial" w:cs="Arial" w:eastAsia="Arial" w:hAnsi="Arial"/>
@@ -12719,7 +12719,7 @@
             <w:pPr>
               <w:spacing w:after="20" w:before="0"/>
             </w:pPr>
-            <w:hyperlink w:history="1" r:id="rId224krf4gdo4wm1loo7o4p">
+            <w:hyperlink w:history="1" r:id="rIdmyhlemukd-ldoyqddakqp">
               <w:r>
                 <w:rPr>
                   <w:rFonts w:ascii="Arial" w:cs="Arial" w:eastAsia="Arial" w:hAnsi="Arial"/>
@@ -12752,7 +12752,7 @@
               <w:spacing w:after="10" w:before="0"/>
               <w:ind w:left="120"/>
             </w:pPr>
-            <w:hyperlink w:history="1" r:id="rId19npi_e8qq0fhywb-uk-s">
+            <w:hyperlink w:history="1" r:id="rIdhxmbw-gn1eeza2jtr-lhv">
               <w:r>
                 <w:rPr>
                   <w:rFonts w:ascii="Arial" w:cs="Arial" w:eastAsia="Arial" w:hAnsi="Arial"/>
@@ -13099,7 +13099,7 @@
             <w:pPr>
               <w:spacing w:after="20" w:before="0"/>
             </w:pPr>
-            <w:hyperlink w:history="1" r:id="rIdqeewhsjjocg67znqzftm5">
+            <w:hyperlink w:history="1" r:id="rIdg3qsvcmg5ys2tvfmtmxaf">
               <w:r>
                 <w:rPr>
                   <w:rFonts w:ascii="Arial" w:cs="Arial" w:eastAsia="Arial" w:hAnsi="Arial"/>
@@ -13132,7 +13132,7 @@
               <w:spacing w:after="10" w:before="0"/>
               <w:ind w:left="120"/>
             </w:pPr>
-            <w:hyperlink w:history="1" r:id="rId0jibjzj3w4eol5y5jqeme">
+            <w:hyperlink w:history="1" r:id="rIdn646dnu9zufvwvi5kreos">
               <w:r>
                 <w:rPr>
                   <w:rFonts w:ascii="Arial" w:cs="Arial" w:eastAsia="Arial" w:hAnsi="Arial"/>
@@ -13177,7 +13177,7 @@
             <w:pPr>
               <w:spacing w:after="20" w:before="0"/>
             </w:pPr>
-            <w:hyperlink w:history="1" r:id="rIdwyx0pmryv6s-6gvsgyq1y">
+            <w:hyperlink w:history="1" r:id="rIdfms7j4mabvmwaq53xexka">
               <w:r>
                 <w:rPr>
                   <w:rFonts w:ascii="Arial" w:cs="Arial" w:eastAsia="Arial" w:hAnsi="Arial"/>
@@ -13210,7 +13210,7 @@
               <w:spacing w:after="10" w:before="0"/>
               <w:ind w:left="120"/>
             </w:pPr>
-            <w:hyperlink w:history="1" r:id="rIdaxrk7togd-rurs-_p_4-2">
+            <w:hyperlink w:history="1" r:id="rIdco5updwuuyu5gxhnk39jf">
               <w:r>
                 <w:rPr>
                   <w:rFonts w:ascii="Arial" w:cs="Arial" w:eastAsia="Arial" w:hAnsi="Arial"/>
@@ -13541,7 +13541,7 @@
             <w:pPr>
               <w:spacing w:after="20" w:before="0"/>
             </w:pPr>
-            <w:hyperlink w:history="1" r:id="rIdu2xrdh57dw889itowrczi">
+            <w:hyperlink w:history="1" r:id="rIdc8-idxvlumg0htboh3g-o">
               <w:r>
                 <w:rPr>
                   <w:rFonts w:ascii="Arial" w:cs="Arial" w:eastAsia="Arial" w:hAnsi="Arial"/>
@@ -13574,7 +13574,7 @@
               <w:spacing w:after="10" w:before="0"/>
               <w:ind w:left="120"/>
             </w:pPr>
-            <w:hyperlink w:history="1" r:id="rIdjkm37ymrtc6mfmqx5dc8d">
+            <w:hyperlink w:history="1" r:id="rIdovhwzffbnb6aprbjxr4rw">
               <w:r>
                 <w:rPr>
                   <w:rFonts w:ascii="Arial" w:cs="Arial" w:eastAsia="Arial" w:hAnsi="Arial"/>
@@ -13619,7 +13619,7 @@
             <w:pPr>
               <w:spacing w:after="20" w:before="0"/>
             </w:pPr>
-            <w:hyperlink w:history="1" r:id="rIdsux9e_fbegvqbbox4yva2">
+            <w:hyperlink w:history="1" r:id="rIdr2mgpo8o8x0m_tumpcsnv">
               <w:r>
                 <w:rPr>
                   <w:rFonts w:ascii="Arial" w:cs="Arial" w:eastAsia="Arial" w:hAnsi="Arial"/>
@@ -13652,7 +13652,7 @@
               <w:spacing w:after="10" w:before="0"/>
               <w:ind w:left="120"/>
             </w:pPr>
-            <w:hyperlink w:history="1" r:id="rIdu8gecl-flm5fj5p6bkpgi">
+            <w:hyperlink w:history="1" r:id="rIddvu0onw5f0jjifafkg2qh">
               <w:r>
                 <w:rPr>
                   <w:rFonts w:ascii="Arial" w:cs="Arial" w:eastAsia="Arial" w:hAnsi="Arial"/>
@@ -15389,7 +15389,7 @@
             <w:pPr>
               <w:spacing w:after="20" w:before="0"/>
             </w:pPr>
-            <w:hyperlink w:history="1" r:id="rId3o3wzlluminplnncyrvqt">
+            <w:hyperlink w:history="1" r:id="rIdrxlutjmlqgufabn9fl7fn">
               <w:r>
                 <w:rPr>
                   <w:rFonts w:ascii="Arial" w:cs="Arial" w:eastAsia="Arial" w:hAnsi="Arial"/>
@@ -15422,7 +15422,7 @@
               <w:spacing w:after="10" w:before="0"/>
               <w:ind w:left="120"/>
             </w:pPr>
-            <w:hyperlink w:history="1" r:id="rIdz173e-tqgsf4zffkcmyu0">
+            <w:hyperlink w:history="1" r:id="rIdp7rutierdeepnf7y0qehd">
               <w:r>
                 <w:rPr>
                   <w:rFonts w:ascii="Arial" w:cs="Arial" w:eastAsia="Arial" w:hAnsi="Arial"/>
@@ -15467,7 +15467,7 @@
             <w:pPr>
               <w:spacing w:after="20" w:before="0"/>
             </w:pPr>
-            <w:hyperlink w:history="1" r:id="rIdao3bpkfavdef7fi5m3kvp">
+            <w:hyperlink w:history="1" r:id="rIdydbfdjpmtaa8jehait1bh">
               <w:r>
                 <w:rPr>
                   <w:rFonts w:ascii="Arial" w:cs="Arial" w:eastAsia="Arial" w:hAnsi="Arial"/>
@@ -15500,7 +15500,7 @@
               <w:spacing w:after="10" w:before="0"/>
               <w:ind w:left="120"/>
             </w:pPr>
-            <w:hyperlink w:history="1" r:id="rIdwkfcgc5gnbocdx4tmrayf">
+            <w:hyperlink w:history="1" r:id="rIdz-ijxedia46lgsihpogo1">
               <w:r>
                 <w:rPr>
                   <w:rFonts w:ascii="Arial" w:cs="Arial" w:eastAsia="Arial" w:hAnsi="Arial"/>
@@ -15695,7 +15695,7 @@
             <w:pPr>
               <w:spacing w:after="20" w:before="0"/>
             </w:pPr>
-            <w:hyperlink w:history="1" r:id="rIdajo8wxdz_ks4r3atov_ac">
+            <w:hyperlink w:history="1" r:id="rIdcki32j3n8fy8perhpx8f3">
               <w:r>
                 <w:rPr>
                   <w:rFonts w:ascii="Arial" w:cs="Arial" w:eastAsia="Arial" w:hAnsi="Arial"/>
@@ -15728,7 +15728,7 @@
               <w:spacing w:after="10" w:before="0"/>
               <w:ind w:left="120"/>
             </w:pPr>
-            <w:hyperlink w:history="1" r:id="rIdh_vrby0m9mdgwgpi1wjv4">
+            <w:hyperlink w:history="1" r:id="rIdjbvovrudlh24ykkjkaqdp">
               <w:r>
                 <w:rPr>
                   <w:rFonts w:ascii="Arial" w:cs="Arial" w:eastAsia="Arial" w:hAnsi="Arial"/>
@@ -15773,7 +15773,7 @@
             <w:pPr>
               <w:spacing w:after="20" w:before="0"/>
             </w:pPr>
-            <w:hyperlink w:history="1" r:id="rIdbzpqrla9fhd4jaqahnpzk">
+            <w:hyperlink w:history="1" r:id="rId4gw61v-evvfjbdvmmg53r">
               <w:r>
                 <w:rPr>
                   <w:rFonts w:ascii="Arial" w:cs="Arial" w:eastAsia="Arial" w:hAnsi="Arial"/>
@@ -15806,7 +15806,7 @@
               <w:spacing w:after="10" w:before="0"/>
               <w:ind w:left="120"/>
             </w:pPr>
-            <w:hyperlink w:history="1" r:id="rIdeitxrav041pxljv0sz4dg">
+            <w:hyperlink w:history="1" r:id="rIdalgmfhag35j9g3i_4e-q9">
               <w:r>
                 <w:rPr>
                   <w:rFonts w:ascii="Arial" w:cs="Arial" w:eastAsia="Arial" w:hAnsi="Arial"/>
@@ -16001,7 +16001,7 @@
             <w:pPr>
               <w:spacing w:after="20" w:before="0"/>
             </w:pPr>
-            <w:hyperlink w:history="1" r:id="rIdua1bpxzbirpdtg6fo_qdi">
+            <w:hyperlink w:history="1" r:id="rIdzo3hhnq1mtbug-brdhwoc">
               <w:r>
                 <w:rPr>
                   <w:rFonts w:ascii="Arial" w:cs="Arial" w:eastAsia="Arial" w:hAnsi="Arial"/>
@@ -16034,7 +16034,7 @@
               <w:spacing w:after="10" w:before="0"/>
               <w:ind w:left="120"/>
             </w:pPr>
-            <w:hyperlink w:history="1" r:id="rIddykggfiyhs2f5azdkqhdb">
+            <w:hyperlink w:history="1" r:id="rIdzyfessmf8qoelo6w6dssc">
               <w:r>
                 <w:rPr>
                   <w:rFonts w:ascii="Arial" w:cs="Arial" w:eastAsia="Arial" w:hAnsi="Arial"/>
@@ -16079,7 +16079,7 @@
             <w:pPr>
               <w:spacing w:after="20" w:before="0"/>
             </w:pPr>
-            <w:hyperlink w:history="1" r:id="rIdvt2ramfknisbi6ylxmmde">
+            <w:hyperlink w:history="1" r:id="rIdoakqd0ffpvzhibxysogqk">
               <w:r>
                 <w:rPr>
                   <w:rFonts w:ascii="Arial" w:cs="Arial" w:eastAsia="Arial" w:hAnsi="Arial"/>
@@ -16112,7 +16112,7 @@
               <w:spacing w:after="10" w:before="0"/>
               <w:ind w:left="120"/>
             </w:pPr>
-            <w:hyperlink w:history="1" r:id="rId-nxiw6awtu_isvfs5qw_b">
+            <w:hyperlink w:history="1" r:id="rId0uumoi1i5c-goislglxly">
               <w:r>
                 <w:rPr>
                   <w:rFonts w:ascii="Arial" w:cs="Arial" w:eastAsia="Arial" w:hAnsi="Arial"/>
@@ -16307,7 +16307,7 @@
             <w:pPr>
               <w:spacing w:after="20" w:before="0"/>
             </w:pPr>
-            <w:hyperlink w:history="1" r:id="rIdyinvu_o0jkm8zcbrtxc8u">
+            <w:hyperlink w:history="1" r:id="rIdenpjc7xwla4jht1pj7him">
               <w:r>
                 <w:rPr>
                   <w:rFonts w:ascii="Arial" w:cs="Arial" w:eastAsia="Arial" w:hAnsi="Arial"/>
@@ -16340,7 +16340,7 @@
               <w:spacing w:after="10" w:before="0"/>
               <w:ind w:left="120"/>
             </w:pPr>
-            <w:hyperlink w:history="1" r:id="rIdxiak4plgsxehih_ir9dfk">
+            <w:hyperlink w:history="1" r:id="rIdbrnyutxgjujeyaifgfrmy">
               <w:r>
                 <w:rPr>
                   <w:rFonts w:ascii="Arial" w:cs="Arial" w:eastAsia="Arial" w:hAnsi="Arial"/>
@@ -16385,7 +16385,7 @@
             <w:pPr>
               <w:spacing w:after="20" w:before="0"/>
             </w:pPr>
-            <w:hyperlink w:history="1" r:id="rIdkszp4rt3cvuely_qrxwnz">
+            <w:hyperlink w:history="1" r:id="rIdtp5x6_05snna5tezcstoc">
               <w:r>
                 <w:rPr>
                   <w:rFonts w:ascii="Arial" w:cs="Arial" w:eastAsia="Arial" w:hAnsi="Arial"/>
@@ -16418,7 +16418,7 @@
               <w:spacing w:after="10" w:before="0"/>
               <w:ind w:left="120"/>
             </w:pPr>
-            <w:hyperlink w:history="1" r:id="rIdydsqkv1ttfc--i_yyvgow">
+            <w:hyperlink w:history="1" r:id="rIdp-sfed208xdqucipxzjuj">
               <w:r>
                 <w:rPr>
                   <w:rFonts w:ascii="Arial" w:cs="Arial" w:eastAsia="Arial" w:hAnsi="Arial"/>
@@ -16613,7 +16613,7 @@
             <w:pPr>
               <w:spacing w:after="20" w:before="0"/>
             </w:pPr>
-            <w:hyperlink w:history="1" r:id="rIdozw-3sxliuhjdjtmzo5bw">
+            <w:hyperlink w:history="1" r:id="rIds3jn10lbvw8gsasc0tcuw">
               <w:r>
                 <w:rPr>
                   <w:rFonts w:ascii="Arial" w:cs="Arial" w:eastAsia="Arial" w:hAnsi="Arial"/>
@@ -16646,7 +16646,7 @@
               <w:spacing w:after="10" w:before="0"/>
               <w:ind w:left="120"/>
             </w:pPr>
-            <w:hyperlink w:history="1" r:id="rId-98lzrpcp_g94tuf10cy0">
+            <w:hyperlink w:history="1" r:id="rIdaxrevgrb81bzvoxwicwc0">
               <w:r>
                 <w:rPr>
                   <w:rFonts w:ascii="Arial" w:cs="Arial" w:eastAsia="Arial" w:hAnsi="Arial"/>
@@ -16691,7 +16691,7 @@
             <w:pPr>
               <w:spacing w:after="20" w:before="0"/>
             </w:pPr>
-            <w:hyperlink w:history="1" r:id="rIdyon0bth73zaiveu6sihmo">
+            <w:hyperlink w:history="1" r:id="rIdkfaxwthx1pvntss2kyedg">
               <w:r>
                 <w:rPr>
                   <w:rFonts w:ascii="Arial" w:cs="Arial" w:eastAsia="Arial" w:hAnsi="Arial"/>
@@ -16724,7 +16724,7 @@
               <w:spacing w:after="10" w:before="0"/>
               <w:ind w:left="120"/>
             </w:pPr>
-            <w:hyperlink w:history="1" r:id="rId0kalthi6wqgllz_vsgfuv">
+            <w:hyperlink w:history="1" r:id="rIdwmqawdgqf0mqhvpwc1qt-">
               <w:r>
                 <w:rPr>
                   <w:rFonts w:ascii="Arial" w:cs="Arial" w:eastAsia="Arial" w:hAnsi="Arial"/>
@@ -18211,7 +18211,7 @@
             <w:pPr>
               <w:spacing w:after="20" w:before="0"/>
             </w:pPr>
-            <w:hyperlink w:history="1" r:id="rIddvnnaf2p867dt35d3abk6">
+            <w:hyperlink w:history="1" r:id="rIdsry0uiedxstpotsacf4ki">
               <w:r>
                 <w:rPr>
                   <w:rFonts w:ascii="Arial" w:cs="Arial" w:eastAsia="Arial" w:hAnsi="Arial"/>
@@ -18244,7 +18244,7 @@
               <w:spacing w:after="10" w:before="0"/>
               <w:ind w:left="120"/>
             </w:pPr>
-            <w:hyperlink w:history="1" r:id="rIdpmtcrkpftk8v56aaqmq2c">
+            <w:hyperlink w:history="1" r:id="rIdhtbasatikzljmxp1zdtgm">
               <w:r>
                 <w:rPr>
                   <w:rFonts w:ascii="Arial" w:cs="Arial" w:eastAsia="Arial" w:hAnsi="Arial"/>
@@ -18289,7 +18289,7 @@
             <w:pPr>
               <w:spacing w:after="20" w:before="0"/>
             </w:pPr>
-            <w:hyperlink w:history="1" r:id="rIdr4_3fjjitpp6kpdta3olq">
+            <w:hyperlink w:history="1" r:id="rIdq3mue8vt0ogelpmdu9ctr">
               <w:r>
                 <w:rPr>
                   <w:rFonts w:ascii="Arial" w:cs="Arial" w:eastAsia="Arial" w:hAnsi="Arial"/>
@@ -18322,7 +18322,7 @@
               <w:spacing w:after="10" w:before="0"/>
               <w:ind w:left="120"/>
             </w:pPr>
-            <w:hyperlink w:history="1" r:id="rIdsfkcdqhenu9kwv8e2qeoj">
+            <w:hyperlink w:history="1" r:id="rId4vubghasei_-vzagfi3a2">
               <w:r>
                 <w:rPr>
                   <w:rFonts w:ascii="Arial" w:cs="Arial" w:eastAsia="Arial" w:hAnsi="Arial"/>
@@ -18517,7 +18517,7 @@
             <w:pPr>
               <w:spacing w:after="20" w:before="0"/>
             </w:pPr>
-            <w:hyperlink w:history="1" r:id="rIdysuuwx179enwtluapdvwh">
+            <w:hyperlink w:history="1" r:id="rIdgisqyo7ugdmhadjemij2p">
               <w:r>
                 <w:rPr>
                   <w:rFonts w:ascii="Arial" w:cs="Arial" w:eastAsia="Arial" w:hAnsi="Arial"/>
@@ -18550,7 +18550,7 @@
               <w:spacing w:after="10" w:before="0"/>
               <w:ind w:left="120"/>
             </w:pPr>
-            <w:hyperlink w:history="1" r:id="rIdzwnh3stwwtqrppih0m9c5">
+            <w:hyperlink w:history="1" r:id="rId9tz7ydeejm7sgiwngh2o7">
               <w:r>
                 <w:rPr>
                   <w:rFonts w:ascii="Arial" w:cs="Arial" w:eastAsia="Arial" w:hAnsi="Arial"/>
@@ -18595,7 +18595,7 @@
             <w:pPr>
               <w:spacing w:after="20" w:before="0"/>
             </w:pPr>
-            <w:hyperlink w:history="1" r:id="rIdjeo3e5mwnmzlco_r8l-dj">
+            <w:hyperlink w:history="1" r:id="rIduj_rgulo5z9z_ba2p7sro">
               <w:r>
                 <w:rPr>
                   <w:rFonts w:ascii="Arial" w:cs="Arial" w:eastAsia="Arial" w:hAnsi="Arial"/>
@@ -18628,7 +18628,7 @@
               <w:spacing w:after="10" w:before="0"/>
               <w:ind w:left="120"/>
             </w:pPr>
-            <w:hyperlink w:history="1" r:id="rId8fi_nzzthdlbk-u-ucds_">
+            <w:hyperlink w:history="1" r:id="rIdbiz1spruzji1wzpm0-i5i">
               <w:r>
                 <w:rPr>
                   <w:rFonts w:ascii="Arial" w:cs="Arial" w:eastAsia="Arial" w:hAnsi="Arial"/>
@@ -18823,7 +18823,7 @@
             <w:pPr>
               <w:spacing w:after="20" w:before="0"/>
             </w:pPr>
-            <w:hyperlink w:history="1" r:id="rIdq8av-so3806vjjwg2oq4g">
+            <w:hyperlink w:history="1" r:id="rIdkkzwe-u6xpqwd0n3rt7pa">
               <w:r>
                 <w:rPr>
                   <w:rFonts w:ascii="Arial" w:cs="Arial" w:eastAsia="Arial" w:hAnsi="Arial"/>
@@ -18856,7 +18856,7 @@
               <w:spacing w:after="10" w:before="0"/>
               <w:ind w:left="120"/>
             </w:pPr>
-            <w:hyperlink w:history="1" r:id="rIdz4wugmnavptfgkonil2nz">
+            <w:hyperlink w:history="1" r:id="rIdzeaqzggpds-u747lz1rdo">
               <w:r>
                 <w:rPr>
                   <w:rFonts w:ascii="Arial" w:cs="Arial" w:eastAsia="Arial" w:hAnsi="Arial"/>
@@ -18901,7 +18901,7 @@
             <w:pPr>
               <w:spacing w:after="20" w:before="0"/>
             </w:pPr>
-            <w:hyperlink w:history="1" r:id="rIdkbv8ogamfs6royvuhg3gr">
+            <w:hyperlink w:history="1" r:id="rIdvoijnuah85dovfrzcngnf">
               <w:r>
                 <w:rPr>
                   <w:rFonts w:ascii="Arial" w:cs="Arial" w:eastAsia="Arial" w:hAnsi="Arial"/>
@@ -18934,7 +18934,7 @@
               <w:spacing w:after="10" w:before="0"/>
               <w:ind w:left="120"/>
             </w:pPr>
-            <w:hyperlink w:history="1" r:id="rIdyajhtpw5pzbxyyjclm6wr">
+            <w:hyperlink w:history="1" r:id="rIdiqvcjwklcz9cnhjywjicn">
               <w:r>
                 <w:rPr>
                   <w:rFonts w:ascii="Arial" w:cs="Arial" w:eastAsia="Arial" w:hAnsi="Arial"/>
@@ -19129,7 +19129,7 @@
             <w:pPr>
               <w:spacing w:after="20" w:before="0"/>
             </w:pPr>
-            <w:hyperlink w:history="1" r:id="rIdijhwomqfo_zavvxvr0zq4">
+            <w:hyperlink w:history="1" r:id="rIdfcuoveorhle0b815ez63d">
               <w:r>
                 <w:rPr>
                   <w:rFonts w:ascii="Arial" w:cs="Arial" w:eastAsia="Arial" w:hAnsi="Arial"/>
@@ -19162,7 +19162,7 @@
               <w:spacing w:after="10" w:before="0"/>
               <w:ind w:left="120"/>
             </w:pPr>
-            <w:hyperlink w:history="1" r:id="rIdzxazadqious4lwbu-uqlu">
+            <w:hyperlink w:history="1" r:id="rIda38qaolaiqrbskxhehqjo">
               <w:r>
                 <w:rPr>
                   <w:rFonts w:ascii="Arial" w:cs="Arial" w:eastAsia="Arial" w:hAnsi="Arial"/>
@@ -19207,7 +19207,7 @@
             <w:pPr>
               <w:spacing w:after="20" w:before="0"/>
             </w:pPr>
-            <w:hyperlink w:history="1" r:id="rIdbnkjqykab0vcocbou8qna">
+            <w:hyperlink w:history="1" r:id="rIdwgannb0hiit_bcx048d6y">
               <w:r>
                 <w:rPr>
                   <w:rFonts w:ascii="Arial" w:cs="Arial" w:eastAsia="Arial" w:hAnsi="Arial"/>
@@ -19240,7 +19240,7 @@
               <w:spacing w:after="10" w:before="0"/>
               <w:ind w:left="120"/>
             </w:pPr>
-            <w:hyperlink w:history="1" r:id="rIdeiraain6zhjqrzux1oz29">
+            <w:hyperlink w:history="1" r:id="rIdeebrc6cyld6qwfl7fqew5">
               <w:r>
                 <w:rPr>
                   <w:rFonts w:ascii="Arial" w:cs="Arial" w:eastAsia="Arial" w:hAnsi="Arial"/>
@@ -19435,7 +19435,7 @@
             <w:pPr>
               <w:spacing w:after="20" w:before="0"/>
             </w:pPr>
-            <w:hyperlink w:history="1" r:id="rIdr1evkqlnkd39doqr7prtc">
+            <w:hyperlink w:history="1" r:id="rIdpmrih4uyqh5csx828qjd8">
               <w:r>
                 <w:rPr>
                   <w:rFonts w:ascii="Arial" w:cs="Arial" w:eastAsia="Arial" w:hAnsi="Arial"/>
@@ -19468,7 +19468,7 @@
               <w:spacing w:after="10" w:before="0"/>
               <w:ind w:left="120"/>
             </w:pPr>
-            <w:hyperlink w:history="1" r:id="rId28r6ht_rov06g4tidvn9v">
+            <w:hyperlink w:history="1" r:id="rIdapxqq0dumt4v_w0dqze5c">
               <w:r>
                 <w:rPr>
                   <w:rFonts w:ascii="Arial" w:cs="Arial" w:eastAsia="Arial" w:hAnsi="Arial"/>
@@ -19513,7 +19513,7 @@
             <w:pPr>
               <w:spacing w:after="20" w:before="0"/>
             </w:pPr>
-            <w:hyperlink w:history="1" r:id="rIdffi9zz4iljf9jrtfxzrpf">
+            <w:hyperlink w:history="1" r:id="rIdn725blfqm3tgnssd6o_ia">
               <w:r>
                 <w:rPr>
                   <w:rFonts w:ascii="Arial" w:cs="Arial" w:eastAsia="Arial" w:hAnsi="Arial"/>
@@ -19546,7 +19546,7 @@
               <w:spacing w:after="10" w:before="0"/>
               <w:ind w:left="120"/>
             </w:pPr>
-            <w:hyperlink w:history="1" r:id="rIdqqf9cstn1phapi0n5lisi">
+            <w:hyperlink w:history="1" r:id="rIdryggeu2oacaz9nc1cwkej">
               <w:r>
                 <w:rPr>
                   <w:rFonts w:ascii="Arial" w:cs="Arial" w:eastAsia="Arial" w:hAnsi="Arial"/>
@@ -21033,7 +21033,7 @@
             <w:pPr>
               <w:spacing w:after="20" w:before="0"/>
             </w:pPr>
-            <w:hyperlink w:history="1" r:id="rIde0v_autenabt2etx3-aeu">
+            <w:hyperlink w:history="1" r:id="rIdylqorf5s1uc8xwsxeilfm">
               <w:r>
                 <w:rPr>
                   <w:rFonts w:ascii="Arial" w:cs="Arial" w:eastAsia="Arial" w:hAnsi="Arial"/>
@@ -21066,7 +21066,7 @@
               <w:spacing w:after="10" w:before="0"/>
               <w:ind w:left="120"/>
             </w:pPr>
-            <w:hyperlink w:history="1" r:id="rIdexnkpmliuv0-gmdzxmv9e">
+            <w:hyperlink w:history="1" r:id="rIddoptq2nh6mdjyytr-jy0n">
               <w:r>
                 <w:rPr>
                   <w:rFonts w:ascii="Arial" w:cs="Arial" w:eastAsia="Arial" w:hAnsi="Arial"/>
@@ -21111,7 +21111,7 @@
             <w:pPr>
               <w:spacing w:after="20" w:before="0"/>
             </w:pPr>
-            <w:hyperlink w:history="1" r:id="rIdbwdcuasyak5ukw-6mlyls">
+            <w:hyperlink w:history="1" r:id="rIddm1xx9mptmb0ap1jdbm6y">
               <w:r>
                 <w:rPr>
                   <w:rFonts w:ascii="Arial" w:cs="Arial" w:eastAsia="Arial" w:hAnsi="Arial"/>
@@ -21144,7 +21144,7 @@
               <w:spacing w:after="10" w:before="0"/>
               <w:ind w:left="120"/>
             </w:pPr>
-            <w:hyperlink w:history="1" r:id="rIdtncnzmkjkxa6jo-hrfuih">
+            <w:hyperlink w:history="1" r:id="rIdyi5bpopokhvmzlvlrz3t5">
               <w:r>
                 <w:rPr>
                   <w:rFonts w:ascii="Arial" w:cs="Arial" w:eastAsia="Arial" w:hAnsi="Arial"/>
@@ -21339,7 +21339,7 @@
             <w:pPr>
               <w:spacing w:after="20" w:before="0"/>
             </w:pPr>
-            <w:hyperlink w:history="1" r:id="rIdj4nfm14u5vjkcztaqp5yx">
+            <w:hyperlink w:history="1" r:id="rIddc-auqvtnlrwn5grbmibv">
               <w:r>
                 <w:rPr>
                   <w:rFonts w:ascii="Arial" w:cs="Arial" w:eastAsia="Arial" w:hAnsi="Arial"/>
@@ -21372,7 +21372,7 @@
               <w:spacing w:after="10" w:before="0"/>
               <w:ind w:left="120"/>
             </w:pPr>
-            <w:hyperlink w:history="1" r:id="rId_haeonxa-ap4i27cawufj">
+            <w:hyperlink w:history="1" r:id="rIdenf9ezwzo5doltlxvxrpr">
               <w:r>
                 <w:rPr>
                   <w:rFonts w:ascii="Arial" w:cs="Arial" w:eastAsia="Arial" w:hAnsi="Arial"/>
@@ -21417,7 +21417,7 @@
             <w:pPr>
               <w:spacing w:after="20" w:before="0"/>
             </w:pPr>
-            <w:hyperlink w:history="1" r:id="rIdxgvbcq6ozhqaugvtvsil9">
+            <w:hyperlink w:history="1" r:id="rIddqt_vwr6mipfxqssjjwer">
               <w:r>
                 <w:rPr>
                   <w:rFonts w:ascii="Arial" w:cs="Arial" w:eastAsia="Arial" w:hAnsi="Arial"/>
@@ -21450,7 +21450,7 @@
               <w:spacing w:after="10" w:before="0"/>
               <w:ind w:left="120"/>
             </w:pPr>
-            <w:hyperlink w:history="1" r:id="rIdfiy-dj0mvf06jum4qipbt">
+            <w:hyperlink w:history="1" r:id="rIdk-scr8ny4bfsjdtsg2tec">
               <w:r>
                 <w:rPr>
                   <w:rFonts w:ascii="Arial" w:cs="Arial" w:eastAsia="Arial" w:hAnsi="Arial"/>
@@ -21645,7 +21645,7 @@
             <w:pPr>
               <w:spacing w:after="20" w:before="0"/>
             </w:pPr>
-            <w:hyperlink w:history="1" r:id="rIdriyghcsniktng_xt8dbge">
+            <w:hyperlink w:history="1" r:id="rIdpl0i46cigcvuuynnqi6n_">
               <w:r>
                 <w:rPr>
                   <w:rFonts w:ascii="Arial" w:cs="Arial" w:eastAsia="Arial" w:hAnsi="Arial"/>
@@ -21678,7 +21678,7 @@
               <w:spacing w:after="10" w:before="0"/>
               <w:ind w:left="120"/>
             </w:pPr>
-            <w:hyperlink w:history="1" r:id="rId4iq6jtzke73yqltwgx9rk">
+            <w:hyperlink w:history="1" r:id="rId4beixmcuqit0mqg3bpgfr">
               <w:r>
                 <w:rPr>
                   <w:rFonts w:ascii="Arial" w:cs="Arial" w:eastAsia="Arial" w:hAnsi="Arial"/>
@@ -21723,7 +21723,7 @@
             <w:pPr>
               <w:spacing w:after="20" w:before="0"/>
             </w:pPr>
-            <w:hyperlink w:history="1" r:id="rIdvtqwcwrhzpovlshnr5ihv">
+            <w:hyperlink w:history="1" r:id="rIdmwjc3bekkoxqhnswsnlt2">
               <w:r>
                 <w:rPr>
                   <w:rFonts w:ascii="Arial" w:cs="Arial" w:eastAsia="Arial" w:hAnsi="Arial"/>
@@ -21756,7 +21756,7 @@
               <w:spacing w:after="10" w:before="0"/>
               <w:ind w:left="120"/>
             </w:pPr>
-            <w:hyperlink w:history="1" r:id="rIdcs11jc3d_i7o3zkuj96d1">
+            <w:hyperlink w:history="1" r:id="rId8trpsmz4u1oi_57qhc9am">
               <w:r>
                 <w:rPr>
                   <w:rFonts w:ascii="Arial" w:cs="Arial" w:eastAsia="Arial" w:hAnsi="Arial"/>
@@ -21951,7 +21951,7 @@
             <w:pPr>
               <w:spacing w:after="20" w:before="0"/>
             </w:pPr>
-            <w:hyperlink w:history="1" r:id="rIdsnzbtknofsgjdzl8wdbsj">
+            <w:hyperlink w:history="1" r:id="rIdxqtrla0ac7ctnk74tfhhl">
               <w:r>
                 <w:rPr>
                   <w:rFonts w:ascii="Arial" w:cs="Arial" w:eastAsia="Arial" w:hAnsi="Arial"/>
@@ -21984,7 +21984,7 @@
               <w:spacing w:after="10" w:before="0"/>
               <w:ind w:left="120"/>
             </w:pPr>
-            <w:hyperlink w:history="1" r:id="rIdtdpbgnh7istwjoi5c3uh_">
+            <w:hyperlink w:history="1" r:id="rIdi_3q6urossnqvyk0gweb8">
               <w:r>
                 <w:rPr>
                   <w:rFonts w:ascii="Arial" w:cs="Arial" w:eastAsia="Arial" w:hAnsi="Arial"/>
@@ -22029,7 +22029,7 @@
             <w:pPr>
               <w:spacing w:after="20" w:before="0"/>
             </w:pPr>
-            <w:hyperlink w:history="1" r:id="rIdc4gnkbw0r5t-brrnxrmpv">
+            <w:hyperlink w:history="1" r:id="rIdojc6tdxnmzcdperdrvuug">
               <w:r>
                 <w:rPr>
                   <w:rFonts w:ascii="Arial" w:cs="Arial" w:eastAsia="Arial" w:hAnsi="Arial"/>
@@ -22062,7 +22062,7 @@
               <w:spacing w:after="10" w:before="0"/>
               <w:ind w:left="120"/>
             </w:pPr>
-            <w:hyperlink w:history="1" r:id="rIdxuhhsdecb920-1o5ddsfv">
+            <w:hyperlink w:history="1" r:id="rId4cwx1chdv3czf6fk32ahp">
               <w:r>
                 <w:rPr>
                   <w:rFonts w:ascii="Arial" w:cs="Arial" w:eastAsia="Arial" w:hAnsi="Arial"/>
@@ -22257,7 +22257,7 @@
             <w:pPr>
               <w:spacing w:after="20" w:before="0"/>
             </w:pPr>
-            <w:hyperlink w:history="1" r:id="rIdpbwxwgwsgzuyqe3kwjpyx">
+            <w:hyperlink w:history="1" r:id="rIdqxlmsrbv3qfiealmz-_5o">
               <w:r>
                 <w:rPr>
                   <w:rFonts w:ascii="Arial" w:cs="Arial" w:eastAsia="Arial" w:hAnsi="Arial"/>
@@ -22290,7 +22290,7 @@
               <w:spacing w:after="10" w:before="0"/>
               <w:ind w:left="120"/>
             </w:pPr>
-            <w:hyperlink w:history="1" r:id="rId3ych0ndz8izmocu8zdbhc">
+            <w:hyperlink w:history="1" r:id="rId4uocgdstyfsijyr6cyaa-">
               <w:r>
                 <w:rPr>
                   <w:rFonts w:ascii="Arial" w:cs="Arial" w:eastAsia="Arial" w:hAnsi="Arial"/>
@@ -22335,7 +22335,7 @@
             <w:pPr>
               <w:spacing w:after="20" w:before="0"/>
             </w:pPr>
-            <w:hyperlink w:history="1" r:id="rIdjvtlfppbqh7thwzpburgk">
+            <w:hyperlink w:history="1" r:id="rIdmq-rmzu3nt-4_pmggsi8v">
               <w:r>
                 <w:rPr>
                   <w:rFonts w:ascii="Arial" w:cs="Arial" w:eastAsia="Arial" w:hAnsi="Arial"/>
@@ -22368,7 +22368,7 @@
               <w:spacing w:after="10" w:before="0"/>
               <w:ind w:left="120"/>
             </w:pPr>
-            <w:hyperlink w:history="1" r:id="rIdp0gkfzymbcd5tbmdloapx">
+            <w:hyperlink w:history="1" r:id="rIdtnw7gsf-ifa1di6bv1cut">
               <w:r>
                 <w:rPr>
                   <w:rFonts w:ascii="Arial" w:cs="Arial" w:eastAsia="Arial" w:hAnsi="Arial"/>
@@ -23855,7 +23855,7 @@
             <w:pPr>
               <w:spacing w:after="20" w:before="0"/>
             </w:pPr>
-            <w:hyperlink w:history="1" r:id="rIdmfbzxfh0yzshcdb8bofpd">
+            <w:hyperlink w:history="1" r:id="rIdg4dutyschiuxuyyppn4mv">
               <w:r>
                 <w:rPr>
                   <w:rFonts w:ascii="Arial" w:cs="Arial" w:eastAsia="Arial" w:hAnsi="Arial"/>
@@ -23888,7 +23888,7 @@
               <w:spacing w:after="10" w:before="0"/>
               <w:ind w:left="120"/>
             </w:pPr>
-            <w:hyperlink w:history="1" r:id="rIdl_dn4jqtx9ro6uom1iajm">
+            <w:hyperlink w:history="1" r:id="rId40lkuv5eixi75ggv2dpl7">
               <w:r>
                 <w:rPr>
                   <w:rFonts w:ascii="Arial" w:cs="Arial" w:eastAsia="Arial" w:hAnsi="Arial"/>
@@ -23933,7 +23933,7 @@
             <w:pPr>
               <w:spacing w:after="20" w:before="0"/>
             </w:pPr>
-            <w:hyperlink w:history="1" r:id="rId4azwsxiaw0iiu4bwitplf">
+            <w:hyperlink w:history="1" r:id="rIdhlpsoxheft70cnhafndh6">
               <w:r>
                 <w:rPr>
                   <w:rFonts w:ascii="Arial" w:cs="Arial" w:eastAsia="Arial" w:hAnsi="Arial"/>
@@ -23966,7 +23966,7 @@
               <w:spacing w:after="10" w:before="0"/>
               <w:ind w:left="120"/>
             </w:pPr>
-            <w:hyperlink w:history="1" r:id="rIdendylry4cayhprpvydeht">
+            <w:hyperlink w:history="1" r:id="rIdgwhays4v9mxzskpbybszr">
               <w:r>
                 <w:rPr>
                   <w:rFonts w:ascii="Arial" w:cs="Arial" w:eastAsia="Arial" w:hAnsi="Arial"/>
@@ -24161,7 +24161,7 @@
             <w:pPr>
               <w:spacing w:after="20" w:before="0"/>
             </w:pPr>
-            <w:hyperlink w:history="1" r:id="rIdurvtv0raslghe-vzeqn-f">
+            <w:hyperlink w:history="1" r:id="rIdkefqgkxri7oyfozkwk4kf">
               <w:r>
                 <w:rPr>
                   <w:rFonts w:ascii="Arial" w:cs="Arial" w:eastAsia="Arial" w:hAnsi="Arial"/>
@@ -24194,7 +24194,7 @@
               <w:spacing w:after="10" w:before="0"/>
               <w:ind w:left="120"/>
             </w:pPr>
-            <w:hyperlink w:history="1" r:id="rId7o8dbixs91frsbc4khogi">
+            <w:hyperlink w:history="1" r:id="rId8ai8c7lpqzggq8czwf8wc">
               <w:r>
                 <w:rPr>
                   <w:rFonts w:ascii="Arial" w:cs="Arial" w:eastAsia="Arial" w:hAnsi="Arial"/>
@@ -24239,7 +24239,7 @@
             <w:pPr>
               <w:spacing w:after="20" w:before="0"/>
             </w:pPr>
-            <w:hyperlink w:history="1" r:id="rIdxcx6xhs91af2mhcjst9c_">
+            <w:hyperlink w:history="1" r:id="rId0d5hqg6ad119tmzdpbcpr">
               <w:r>
                 <w:rPr>
                   <w:rFonts w:ascii="Arial" w:cs="Arial" w:eastAsia="Arial" w:hAnsi="Arial"/>
@@ -24272,7 +24272,7 @@
               <w:spacing w:after="10" w:before="0"/>
               <w:ind w:left="120"/>
             </w:pPr>
-            <w:hyperlink w:history="1" r:id="rIdshzbpacveaodofs3pgqm5">
+            <w:hyperlink w:history="1" r:id="rId4ck_jhx6tivdzbbs08qcr">
               <w:r>
                 <w:rPr>
                   <w:rFonts w:ascii="Arial" w:cs="Arial" w:eastAsia="Arial" w:hAnsi="Arial"/>
@@ -24695,7 +24695,7 @@
             <w:pPr>
               <w:spacing w:after="20" w:before="0"/>
             </w:pPr>
-            <w:hyperlink w:history="1" r:id="rIdgwuhgkkexpnicobo1wfb_">
+            <w:hyperlink w:history="1" r:id="rIdwu4-gdzrrhiw9qrjci916">
               <w:r>
                 <w:rPr>
                   <w:rFonts w:ascii="Arial" w:cs="Arial" w:eastAsia="Arial" w:hAnsi="Arial"/>
@@ -24728,7 +24728,7 @@
               <w:spacing w:after="10" w:before="0"/>
               <w:ind w:left="120"/>
             </w:pPr>
-            <w:hyperlink w:history="1" r:id="rIdd4b7xtdt35hmoiuqn2zgm">
+            <w:hyperlink w:history="1" r:id="rIddcjfm4s-tfee4u4z3riom">
               <w:r>
                 <w:rPr>
                   <w:rFonts w:ascii="Arial" w:cs="Arial" w:eastAsia="Arial" w:hAnsi="Arial"/>
@@ -24773,7 +24773,7 @@
             <w:pPr>
               <w:spacing w:after="20" w:before="0"/>
             </w:pPr>
-            <w:hyperlink w:history="1" r:id="rIdvhwhgs_dn37pzoobkohzi">
+            <w:hyperlink w:history="1" r:id="rIdk9a__asp8flrmi2cg9khh">
               <w:r>
                 <w:rPr>
                   <w:rFonts w:ascii="Arial" w:cs="Arial" w:eastAsia="Arial" w:hAnsi="Arial"/>
@@ -24806,7 +24806,7 @@
               <w:spacing w:after="10" w:before="0"/>
               <w:ind w:left="120"/>
             </w:pPr>
-            <w:hyperlink w:history="1" r:id="rId0glgw2qxnbftkynflhnfv">
+            <w:hyperlink w:history="1" r:id="rIdl8hnjmay4hj2s8e0qlaod">
               <w:r>
                 <w:rPr>
                   <w:rFonts w:ascii="Arial" w:cs="Arial" w:eastAsia="Arial" w:hAnsi="Arial"/>
@@ -25001,7 +25001,7 @@
             <w:pPr>
               <w:spacing w:after="20" w:before="0"/>
             </w:pPr>
-            <w:hyperlink w:history="1" r:id="rIdy6v8pivbyoxtyrhvketz8">
+            <w:hyperlink w:history="1" r:id="rIdjybxyyfptitcesnk-timk">
               <w:r>
                 <w:rPr>
                   <w:rFonts w:ascii="Arial" w:cs="Arial" w:eastAsia="Arial" w:hAnsi="Arial"/>
@@ -25034,7 +25034,7 @@
               <w:spacing w:after="10" w:before="0"/>
               <w:ind w:left="120"/>
             </w:pPr>
-            <w:hyperlink w:history="1" r:id="rIdjapjywg2-txlomwnkvymk">
+            <w:hyperlink w:history="1" r:id="rId0r2yxhefhta730hjjfqqx">
               <w:r>
                 <w:rPr>
                   <w:rFonts w:ascii="Arial" w:cs="Arial" w:eastAsia="Arial" w:hAnsi="Arial"/>
@@ -25079,7 +25079,7 @@
             <w:pPr>
               <w:spacing w:after="20" w:before="0"/>
             </w:pPr>
-            <w:hyperlink w:history="1" r:id="rIdh2rtsgphnhohk1hp53kvw">
+            <w:hyperlink w:history="1" r:id="rId3024dcgokeksqaj5e7hb6">
               <w:r>
                 <w:rPr>
                   <w:rFonts w:ascii="Arial" w:cs="Arial" w:eastAsia="Arial" w:hAnsi="Arial"/>
@@ -25112,7 +25112,7 @@
               <w:spacing w:after="10" w:before="0"/>
               <w:ind w:left="120"/>
             </w:pPr>
-            <w:hyperlink w:history="1" r:id="rIdzhzezxtgg1zunqlhmrbgv">
+            <w:hyperlink w:history="1" r:id="rIdakjqyms_wikdzthdihfda">
               <w:r>
                 <w:rPr>
                   <w:rFonts w:ascii="Arial" w:cs="Arial" w:eastAsia="Arial" w:hAnsi="Arial"/>
@@ -25307,7 +25307,7 @@
             <w:pPr>
               <w:spacing w:after="20" w:before="0"/>
             </w:pPr>
-            <w:hyperlink w:history="1" r:id="rIdbjtvtvzmvmw8biv-2kxzt">
+            <w:hyperlink w:history="1" r:id="rId3t1bivisluwj8w0dxkdce">
               <w:r>
                 <w:rPr>
                   <w:rFonts w:ascii="Arial" w:cs="Arial" w:eastAsia="Arial" w:hAnsi="Arial"/>
@@ -25340,7 +25340,7 @@
               <w:spacing w:after="10" w:before="0"/>
               <w:ind w:left="120"/>
             </w:pPr>
-            <w:hyperlink w:history="1" r:id="rId7uloyvb7npwutzn_nctda">
+            <w:hyperlink w:history="1" r:id="rId1fucgjvqqwjrvpuioicpo">
               <w:r>
                 <w:rPr>
                   <w:rFonts w:ascii="Arial" w:cs="Arial" w:eastAsia="Arial" w:hAnsi="Arial"/>
@@ -25385,7 +25385,7 @@
             <w:pPr>
               <w:spacing w:after="20" w:before="0"/>
             </w:pPr>
-            <w:hyperlink w:history="1" r:id="rIdvb04gg2uy4ksjrcqzx7m3">
+            <w:hyperlink w:history="1" r:id="rId_um5djqmm3cbmo35x8qed">
               <w:r>
                 <w:rPr>
                   <w:rFonts w:ascii="Arial" w:cs="Arial" w:eastAsia="Arial" w:hAnsi="Arial"/>
@@ -25418,7 +25418,7 @@
               <w:spacing w:after="10" w:before="0"/>
               <w:ind w:left="120"/>
             </w:pPr>
-            <w:hyperlink w:history="1" r:id="rIdosfe9cxausdekr90exbbi">
+            <w:hyperlink w:history="1" r:id="rIdkumzgfnhhjpmwe3iniqsz">
               <w:r>
                 <w:rPr>
                   <w:rFonts w:ascii="Arial" w:cs="Arial" w:eastAsia="Arial" w:hAnsi="Arial"/>
